--- a/6-过程管理/流程制度规范类文件/060101-过程框架设计管理制度.docx
+++ b/6-过程管理/流程制度规范类文件/060101-过程框架设计管理制度.docx
@@ -1,10 +1,11 @@
 
 <file path=word/document.xml><?xml version="1.0" encoding="utf-8"?>
-<w:document xmlns:wpc="http://schemas.microsoft.com/office/word/2010/wordprocessingCanvas" xmlns:mc="http://schemas.openxmlformats.org/markup-compatibility/2006" xmlns:o="urn:schemas-microsoft-com:office:office" xmlns:r="http://schemas.openxmlformats.org/officeDocument/2006/relationships" xmlns:m="http://schemas.openxmlformats.org/officeDocument/2006/math" xmlns:v="urn:schemas-microsoft-com:vml" xmlns:wp14="http://schemas.microsoft.com/office/word/2010/wordprocessingDrawing" xmlns:wp="http://schemas.openxmlformats.org/drawingml/2006/wordprocessingDrawing" xmlns:w="http://schemas.openxmlformats.org/wordprocessingml/2006/main" xmlns:w14="http://schemas.microsoft.com/office/word/2010/wordml" xmlns:w10="urn:schemas-microsoft-com:office:word" xmlns:w15="http://schemas.microsoft.com/office/word/2012/wordml" xmlns:wpg="http://schemas.microsoft.com/office/word/2010/wordprocessingGroup" xmlns:wpi="http://schemas.microsoft.com/office/word/2010/wordprocessingInk" xmlns:wne="http://schemas.microsoft.com/office/word/2006/wordml" xmlns:wps="http://schemas.microsoft.com/office/word/2010/wordprocessingShape" xmlns:wpsCustomData="http://www.wps.cn/officeDocument/2013/wpsCustomData" mc:Ignorable="w14 w15 wp14">
+<w:document xmlns:wpc="http://schemas.microsoft.com/office/word/2010/wordprocessingCanvas" xmlns:mc="http://schemas.openxmlformats.org/markup-compatibility/2006" xmlns:o="urn:schemas-microsoft-com:office:office" xmlns:r="http://schemas.openxmlformats.org/officeDocument/2006/relationships" xmlns:m="http://schemas.openxmlformats.org/officeDocument/2006/math" xmlns:v="urn:schemas-microsoft-com:vml" xmlns:wp14="http://schemas.microsoft.com/office/word/2010/wordprocessingDrawing" xmlns:wp="http://schemas.openxmlformats.org/drawingml/2006/wordprocessingDrawing" xmlns:w10="urn:schemas-microsoft-com:office:word" xmlns:w="http://schemas.openxmlformats.org/wordprocessingml/2006/main" xmlns:w14="http://schemas.microsoft.com/office/word/2010/wordml" xmlns:w15="http://schemas.microsoft.com/office/word/2012/wordml" xmlns:wne="http://schemas.microsoft.com/office/word/2006/wordml" xmlns:wpg="http://schemas.microsoft.com/office/word/2010/wordprocessingGroup" xmlns:wpi="http://schemas.microsoft.com/office/word/2010/wordprocessingInk" xmlns:wps="http://schemas.microsoft.com/office/word/2010/wordprocessingShape" mc:Ignorable="w14 w15 wp14">
+  <!-- Generated by Aspose.Words for .NET 13.3.0.1 -->
   <w:body>
     <w:p>
       <w:pPr>
-        <w:pStyle w:val="35"/>
+        <w:pStyle w:val="a1"/>
         <w:bidi w:val="0"/>
         <w:rPr>
           <w:rFonts w:hint="eastAsia"/>
@@ -15,15 +16,15 @@
     </w:p>
     <w:p>
       <w:pPr>
-        <w:pStyle w:val="35"/>
+        <w:pStyle w:val="a1"/>
         <w:bidi w:val="0"/>
         <w:rPr>
           <w:rFonts w:hint="default"/>
           <w:lang w:val="en-US" w:eastAsia="zh-CN"/>
         </w:rPr>
       </w:pPr>
-      <w:bookmarkStart w:id="16" w:name="_GoBack"/>
-      <w:bookmarkEnd w:id="16"/>
+      <w:bookmarkStart w:id="1" w:name="_GoBack"/>
+      <w:bookmarkEnd w:id="1"/>
       <w:r>
         <w:rPr>
           <w:rFonts w:hint="eastAsia"/>
@@ -35,14 +36,14 @@
     </w:p>
     <w:p>
       <w:pPr>
-        <w:pStyle w:val="36"/>
+        <w:pStyle w:val="a2"/>
         <w:bidi w:val="0"/>
       </w:pPr>
-      <w:bookmarkStart w:id="1" w:name="_Toc11825"/>
-      <w:r>
-        <w:t>甘肃国邦信息科技有限公司</w:t>
-      </w:r>
-      <w:bookmarkEnd w:id="1"/>
+      <w:bookmarkStart w:id="2" w:name="_Toc11825"/>
+      <w:r>
+        <w:t>中达丰集团有限公司</w:t>
+      </w:r>
+      <w:bookmarkEnd w:id="2"/>
     </w:p>
     <w:p>
       <w:pPr>
@@ -50,7 +51,7 @@
         <w:spacing w:before="120" w:after="120"/>
         <w:jc w:val="center"/>
         <w:rPr>
-          <w:rFonts w:ascii="宋体" w:hAnsi="宋体" w:eastAsia="宋体" w:cs="宋体"/>
+          <w:rFonts w:ascii="宋体" w:eastAsia="宋体" w:hAnsi="宋体" w:cs="宋体"/>
           <w:spacing w:val="-2"/>
           <w:sz w:val="36"/>
           <w:szCs w:val="36"/>
@@ -58,7 +59,7 @@
       </w:pPr>
       <w:r>
         <w:rPr>
-          <w:rFonts w:ascii="宋体" w:hAnsi="宋体" w:eastAsia="宋体" w:cs="宋体"/>
+          <w:rFonts w:ascii="宋体" w:eastAsia="宋体" w:hAnsi="宋体" w:cs="宋体"/>
           <w:spacing w:val="-2"/>
           <w:sz w:val="36"/>
           <w:szCs w:val="36"/>
@@ -67,7 +68,7 @@
       </w:r>
       <w:r>
         <w:rPr>
-          <w:rFonts w:hint="eastAsia" w:ascii="宋体" w:hAnsi="宋体" w:cs="宋体"/>
+          <w:rFonts w:ascii="宋体" w:hAnsi="宋体" w:cs="宋体" w:hint="eastAsia"/>
           <w:spacing w:val="-2"/>
           <w:sz w:val="36"/>
           <w:szCs w:val="36"/>
@@ -77,7 +78,7 @@
       </w:r>
       <w:r>
         <w:rPr>
-          <w:rFonts w:ascii="宋体" w:hAnsi="宋体" w:eastAsia="宋体" w:cs="宋体"/>
+          <w:rFonts w:ascii="宋体" w:eastAsia="宋体" w:hAnsi="宋体" w:cs="宋体"/>
           <w:spacing w:val="-2"/>
           <w:sz w:val="36"/>
           <w:szCs w:val="36"/>
@@ -88,7 +89,7 @@
     <w:p>
       <w:pPr>
         <w:rPr>
-          <w:rFonts w:ascii="宋体" w:hAnsi="宋体" w:eastAsia="宋体" w:cs="宋体"/>
+          <w:rFonts w:ascii="宋体" w:eastAsia="宋体" w:hAnsi="宋体" w:cs="宋体"/>
           <w:spacing w:val="-2"/>
           <w:sz w:val="36"/>
           <w:szCs w:val="36"/>
@@ -96,7 +97,7 @@
       </w:pPr>
       <w:r>
         <w:rPr>
-          <w:rFonts w:ascii="宋体" w:hAnsi="宋体" w:eastAsia="宋体" w:cs="宋体"/>
+          <w:rFonts w:ascii="宋体" w:eastAsia="宋体" w:hAnsi="宋体" w:cs="宋体"/>
           <w:spacing w:val="-2"/>
           <w:sz w:val="36"/>
           <w:szCs w:val="36"/>
@@ -110,22 +111,22 @@
         <w:ind w:left="3954"/>
         <w:outlineLvl w:val="0"/>
         <w:rPr>
-          <w:rFonts w:ascii="宋体" w:hAnsi="宋体" w:eastAsia="宋体" w:cs="宋体"/>
+          <w:rFonts w:ascii="宋体" w:eastAsia="宋体" w:hAnsi="宋体" w:cs="宋体"/>
           <w:sz w:val="21"/>
           <w:szCs w:val="21"/>
         </w:rPr>
       </w:pPr>
-      <w:bookmarkStart w:id="2" w:name="_Toc9450"/>
-      <w:r>
-        <w:rPr>
-          <w:rFonts w:ascii="宋体" w:hAnsi="宋体" w:eastAsia="宋体" w:cs="宋体"/>
+      <w:bookmarkStart w:id="3" w:name="_Toc9450"/>
+      <w:r>
+        <w:rPr>
+          <w:rFonts w:ascii="宋体" w:eastAsia="宋体" w:hAnsi="宋体" w:cs="宋体"/>
           <w:spacing w:val="-2"/>
           <w:sz w:val="21"/>
           <w:szCs w:val="21"/>
         </w:rPr>
         <w:t>文档信息</w:t>
       </w:r>
-      <w:bookmarkEnd w:id="2"/>
+      <w:bookmarkEnd w:id="3"/>
     </w:p>
     <w:p>
       <w:pPr>
@@ -134,16 +135,16 @@
     </w:p>
     <w:tbl>
       <w:tblPr>
-        <w:tblStyle w:val="28"/>
+        <w:tblStyle w:val="TableNormal0"/>
         <w:tblW w:w="9071" w:type="dxa"/>
         <w:tblInd w:w="5" w:type="dxa"/>
         <w:tblBorders>
-          <w:top w:val="single" w:color="000000" w:sz="4" w:space="0"/>
-          <w:left w:val="single" w:color="000000" w:sz="4" w:space="0"/>
-          <w:bottom w:val="single" w:color="000000" w:sz="4" w:space="0"/>
-          <w:right w:val="single" w:color="000000" w:sz="4" w:space="0"/>
-          <w:insideH w:val="single" w:color="000000" w:sz="4" w:space="0"/>
-          <w:insideV w:val="single" w:color="000000" w:sz="4" w:space="0"/>
+          <w:top w:val="single" w:sz="4" w:space="0" w:color="000000"/>
+          <w:left w:val="single" w:sz="4" w:space="0" w:color="000000"/>
+          <w:bottom w:val="single" w:sz="4" w:space="0" w:color="000000"/>
+          <w:right w:val="single" w:sz="4" w:space="0" w:color="000000"/>
+          <w:insideH w:val="single" w:sz="4" w:space="0" w:color="000000"/>
+          <w:insideV w:val="single" w:sz="4" w:space="0" w:color="000000"/>
         </w:tblBorders>
         <w:tblLayout w:type="fixed"/>
         <w:tblCellMar>
@@ -162,14 +163,17 @@
       </w:tblGrid>
       <w:tr>
         <w:tblPrEx>
+          <w:tblW w:w="9071" w:type="dxa"/>
+          <w:tblInd w:w="5" w:type="dxa"/>
           <w:tblBorders>
-            <w:top w:val="single" w:color="000000" w:sz="4" w:space="0"/>
-            <w:left w:val="single" w:color="000000" w:sz="4" w:space="0"/>
-            <w:bottom w:val="single" w:color="000000" w:sz="4" w:space="0"/>
-            <w:right w:val="single" w:color="000000" w:sz="4" w:space="0"/>
-            <w:insideH w:val="single" w:color="000000" w:sz="4" w:space="0"/>
-            <w:insideV w:val="single" w:color="000000" w:sz="4" w:space="0"/>
+            <w:top w:val="single" w:sz="4" w:space="0" w:color="000000"/>
+            <w:left w:val="single" w:sz="4" w:space="0" w:color="000000"/>
+            <w:bottom w:val="single" w:sz="4" w:space="0" w:color="000000"/>
+            <w:right w:val="single" w:sz="4" w:space="0" w:color="000000"/>
+            <w:insideH w:val="single" w:sz="4" w:space="0" w:color="000000"/>
+            <w:insideV w:val="single" w:sz="4" w:space="0" w:color="000000"/>
           </w:tblBorders>
+          <w:tblLayout w:type="fixed"/>
           <w:tblCellMar>
             <w:top w:w="0" w:type="dxa"/>
             <w:left w:w="0" w:type="dxa"/>
@@ -178,7 +182,7 @@
           </w:tblCellMar>
         </w:tblPrEx>
         <w:trPr>
-          <w:trHeight w:val="611" w:hRule="atLeast"/>
+          <w:trHeight w:val="611"/>
         </w:trPr>
         <w:tc>
           <w:tcPr>
@@ -186,7 +190,7 @@
           </w:tcPr>
           <w:p>
             <w:pPr>
-              <w:pStyle w:val="29"/>
+              <w:pStyle w:val="TableText"/>
               <w:spacing w:before="199" w:line="220" w:lineRule="auto"/>
               <w:ind w:left="225"/>
             </w:pPr>
@@ -205,13 +209,13 @@
           </w:tcPr>
           <w:p>
             <w:pPr>
-              <w:pStyle w:val="29"/>
+              <w:pStyle w:val="TableText"/>
               <w:spacing w:before="200" w:line="218" w:lineRule="auto"/>
               <w:ind w:left="108"/>
             </w:pPr>
             <w:r>
               <w:rPr>
-                <w:rFonts w:hint="eastAsia" w:eastAsia="宋体"/>
+                <w:rFonts w:eastAsia="宋体" w:hint="eastAsia"/>
                 <w:spacing w:val="-1"/>
                 <w:lang w:val="en-US" w:eastAsia="zh-CN"/>
               </w:rPr>
@@ -229,11 +233,11 @@
               <w:rPr>
                 <w:spacing w:val="-1"/>
               </w:rPr>
-              <w:t>（GSGB-ITSS-</w:t>
+              <w:t>（ZDFJT-ITSS-</w:t>
             </w:r>
             <w:r>
               <w:rPr>
-                <w:rFonts w:hint="eastAsia" w:eastAsia="宋体"/>
+                <w:rFonts w:eastAsia="宋体" w:hint="eastAsia"/>
                 <w:spacing w:val="-1"/>
                 <w:lang w:val="en-US" w:eastAsia="zh-CN"/>
               </w:rPr>
@@ -250,14 +254,9 @@
       </w:tr>
       <w:tr>
         <w:tblPrEx>
-          <w:tblBorders>
-            <w:top w:val="single" w:color="000000" w:sz="4" w:space="0"/>
-            <w:left w:val="single" w:color="000000" w:sz="4" w:space="0"/>
-            <w:bottom w:val="single" w:color="000000" w:sz="4" w:space="0"/>
-            <w:right w:val="single" w:color="000000" w:sz="4" w:space="0"/>
-            <w:insideH w:val="single" w:color="000000" w:sz="4" w:space="0"/>
-            <w:insideV w:val="single" w:color="000000" w:sz="4" w:space="0"/>
-          </w:tblBorders>
+          <w:tblW w:w="9071" w:type="dxa"/>
+          <w:tblInd w:w="5" w:type="dxa"/>
+          <w:tblLayout w:type="fixed"/>
           <w:tblCellMar>
             <w:top w:w="0" w:type="dxa"/>
             <w:left w:w="0" w:type="dxa"/>
@@ -266,7 +265,7 @@
           </w:tblCellMar>
         </w:tblPrEx>
         <w:trPr>
-          <w:trHeight w:val="606" w:hRule="atLeast"/>
+          <w:trHeight w:val="606"/>
         </w:trPr>
         <w:tc>
           <w:tcPr>
@@ -274,7 +273,7 @@
           </w:tcPr>
           <w:p>
             <w:pPr>
-              <w:pStyle w:val="29"/>
+              <w:pStyle w:val="TableText"/>
               <w:spacing w:before="196" w:line="220" w:lineRule="auto"/>
               <w:ind w:left="435"/>
             </w:pPr>
@@ -293,7 +292,7 @@
           </w:tcPr>
           <w:p>
             <w:pPr>
-              <w:pStyle w:val="29"/>
+              <w:pStyle w:val="TableText"/>
               <w:spacing w:before="197" w:line="219" w:lineRule="auto"/>
               <w:ind w:left="108"/>
             </w:pPr>
@@ -301,21 +300,16 @@
               <w:rPr>
                 <w:spacing w:val="-1"/>
               </w:rPr>
-              <w:t>甘肃国邦信息科技有限公司</w:t>
+              <w:t>中达丰集团有限公司</w:t>
             </w:r>
           </w:p>
         </w:tc>
       </w:tr>
       <w:tr>
         <w:tblPrEx>
-          <w:tblBorders>
-            <w:top w:val="single" w:color="000000" w:sz="4" w:space="0"/>
-            <w:left w:val="single" w:color="000000" w:sz="4" w:space="0"/>
-            <w:bottom w:val="single" w:color="000000" w:sz="4" w:space="0"/>
-            <w:right w:val="single" w:color="000000" w:sz="4" w:space="0"/>
-            <w:insideH w:val="single" w:color="000000" w:sz="4" w:space="0"/>
-            <w:insideV w:val="single" w:color="000000" w:sz="4" w:space="0"/>
-          </w:tblBorders>
+          <w:tblW w:w="9071" w:type="dxa"/>
+          <w:tblInd w:w="5" w:type="dxa"/>
+          <w:tblLayout w:type="fixed"/>
           <w:tblCellMar>
             <w:top w:w="0" w:type="dxa"/>
             <w:left w:w="0" w:type="dxa"/>
@@ -324,7 +318,7 @@
           </w:tblCellMar>
         </w:tblPrEx>
         <w:trPr>
-          <w:trHeight w:val="607" w:hRule="atLeast"/>
+          <w:trHeight w:val="607"/>
         </w:trPr>
         <w:tc>
           <w:tcPr>
@@ -332,7 +326,7 @@
           </w:tcPr>
           <w:p>
             <w:pPr>
-              <w:pStyle w:val="29"/>
+              <w:pStyle w:val="TableText"/>
               <w:spacing w:before="199" w:line="219" w:lineRule="auto"/>
               <w:ind w:left="435"/>
             </w:pPr>
@@ -350,7 +344,7 @@
           </w:tcPr>
           <w:p>
             <w:pPr>
-              <w:pStyle w:val="29"/>
+              <w:pStyle w:val="TableText"/>
               <w:spacing w:before="199" w:line="219" w:lineRule="auto"/>
               <w:ind w:left="359"/>
             </w:pPr>
@@ -368,7 +362,7 @@
           </w:tcPr>
           <w:p>
             <w:pPr>
-              <w:pStyle w:val="29"/>
+              <w:pStyle w:val="TableText"/>
               <w:spacing w:before="199" w:line="219" w:lineRule="auto"/>
               <w:ind w:left="735"/>
             </w:pPr>
@@ -386,7 +380,7 @@
           </w:tcPr>
           <w:p>
             <w:pPr>
-              <w:pStyle w:val="29"/>
+              <w:pStyle w:val="TableText"/>
               <w:spacing w:before="199" w:line="220" w:lineRule="auto"/>
               <w:ind w:left="575"/>
             </w:pPr>
@@ -404,7 +398,7 @@
           </w:tcPr>
           <w:p>
             <w:pPr>
-              <w:pStyle w:val="29"/>
+              <w:pStyle w:val="TableText"/>
               <w:spacing w:before="199" w:line="220" w:lineRule="auto"/>
               <w:ind w:left="782"/>
             </w:pPr>
@@ -419,14 +413,9 @@
       </w:tr>
       <w:tr>
         <w:tblPrEx>
-          <w:tblBorders>
-            <w:top w:val="single" w:color="000000" w:sz="4" w:space="0"/>
-            <w:left w:val="single" w:color="000000" w:sz="4" w:space="0"/>
-            <w:bottom w:val="single" w:color="000000" w:sz="4" w:space="0"/>
-            <w:right w:val="single" w:color="000000" w:sz="4" w:space="0"/>
-            <w:insideH w:val="single" w:color="000000" w:sz="4" w:space="0"/>
-            <w:insideV w:val="single" w:color="000000" w:sz="4" w:space="0"/>
-          </w:tblBorders>
+          <w:tblW w:w="9071" w:type="dxa"/>
+          <w:tblInd w:w="5" w:type="dxa"/>
+          <w:tblLayout w:type="fixed"/>
           <w:tblCellMar>
             <w:top w:w="0" w:type="dxa"/>
             <w:left w:w="0" w:type="dxa"/>
@@ -435,7 +424,7 @@
           </w:tblCellMar>
         </w:tblPrEx>
         <w:trPr>
-          <w:trHeight w:val="474" w:hRule="atLeast"/>
+          <w:trHeight w:val="474"/>
         </w:trPr>
         <w:tc>
           <w:tcPr>
@@ -443,7 +432,7 @@
           </w:tcPr>
           <w:p>
             <w:pPr>
-              <w:pStyle w:val="29"/>
+              <w:pStyle w:val="TableText"/>
               <w:spacing w:before="163" w:line="239" w:lineRule="auto"/>
               <w:ind w:left="638"/>
             </w:pPr>
@@ -461,7 +450,7 @@
           </w:tcPr>
           <w:p>
             <w:pPr>
-              <w:pStyle w:val="29"/>
+              <w:pStyle w:val="TableText"/>
               <w:spacing w:before="163"/>
               <w:ind w:left="361"/>
             </w:pPr>
@@ -469,21 +458,7 @@
               <w:rPr>
                 <w:spacing w:val="-2"/>
               </w:rPr>
-              <w:t>20</w:t>
-            </w:r>
-            <w:r>
-              <w:rPr>
-                <w:rFonts w:hint="eastAsia" w:eastAsia="宋体"/>
-                <w:spacing w:val="-2"/>
-                <w:lang w:val="en-US" w:eastAsia="zh-CN"/>
-              </w:rPr>
-              <w:t>25</w:t>
-            </w:r>
-            <w:r>
-              <w:rPr>
-                <w:spacing w:val="-2"/>
-              </w:rPr>
-              <w:t>-1-4</w:t>
+              <w:t>2025-7-4</w:t>
             </w:r>
           </w:p>
         </w:tc>
@@ -493,7 +468,7 @@
           </w:tcPr>
           <w:p>
             <w:pPr>
-              <w:pStyle w:val="29"/>
+              <w:pStyle w:val="TableText"/>
               <w:spacing w:before="133" w:line="219" w:lineRule="auto"/>
               <w:ind w:left="738"/>
             </w:pPr>
@@ -511,11 +486,11 @@
           </w:tcPr>
           <w:p>
             <w:pPr>
-              <w:pStyle w:val="29"/>
+              <w:pStyle w:val="TableText"/>
               <w:spacing w:before="134" w:line="220" w:lineRule="auto"/>
               <w:ind w:left="480"/>
               <w:rPr>
-                <w:rFonts w:hint="default" w:eastAsia="宋体"/>
+                <w:rFonts w:eastAsia="宋体" w:hint="default"/>
                 <w:lang w:val="en-US" w:eastAsia="zh-CN"/>
               </w:rPr>
             </w:pPr>
@@ -524,7 +499,7 @@
                 <w:rFonts w:hint="eastAsia"/>
                 <w:lang w:val="en-US" w:eastAsia="zh-CN"/>
               </w:rPr>
-              <w:t>胡葛鹏宇</w:t>
+              <w:t>肖龙莽</w:t>
             </w:r>
           </w:p>
         </w:tc>
@@ -534,7 +509,7 @@
           </w:tcPr>
           <w:p>
             <w:pPr>
-              <w:pStyle w:val="29"/>
+              <w:pStyle w:val="TableText"/>
               <w:spacing w:before="133" w:line="220" w:lineRule="auto"/>
               <w:ind w:left="672"/>
             </w:pPr>
@@ -542,21 +517,16 @@
               <w:rPr>
                 <w:spacing w:val="-3"/>
               </w:rPr>
-              <w:t>黄益溪</w:t>
+              <w:t>吴向阳</w:t>
             </w:r>
           </w:p>
         </w:tc>
       </w:tr>
       <w:tr>
         <w:tblPrEx>
-          <w:tblBorders>
-            <w:top w:val="single" w:color="000000" w:sz="4" w:space="0"/>
-            <w:left w:val="single" w:color="000000" w:sz="4" w:space="0"/>
-            <w:bottom w:val="single" w:color="000000" w:sz="4" w:space="0"/>
-            <w:right w:val="single" w:color="000000" w:sz="4" w:space="0"/>
-            <w:insideH w:val="single" w:color="000000" w:sz="4" w:space="0"/>
-            <w:insideV w:val="single" w:color="000000" w:sz="4" w:space="0"/>
-          </w:tblBorders>
+          <w:tblW w:w="9071" w:type="dxa"/>
+          <w:tblInd w:w="5" w:type="dxa"/>
+          <w:tblLayout w:type="fixed"/>
           <w:tblCellMar>
             <w:top w:w="0" w:type="dxa"/>
             <w:left w:w="0" w:type="dxa"/>
@@ -565,7 +535,7 @@
           </w:tblCellMar>
         </w:tblPrEx>
         <w:trPr>
-          <w:trHeight w:val="474" w:hRule="atLeast"/>
+          <w:trHeight w:val="474"/>
         </w:trPr>
         <w:tc>
           <w:tcPr>
@@ -573,7 +543,7 @@
           </w:tcPr>
           <w:p>
             <w:pPr>
-              <w:pStyle w:val="29"/>
+              <w:pStyle w:val="TableText"/>
               <w:spacing w:before="164" w:line="239" w:lineRule="auto"/>
               <w:ind w:left="638"/>
             </w:pPr>
@@ -585,7 +555,7 @@
           </w:tcPr>
           <w:p>
             <w:pPr>
-              <w:pStyle w:val="29"/>
+              <w:pStyle w:val="TableText"/>
               <w:spacing w:before="164"/>
               <w:ind w:left="361"/>
             </w:pPr>
@@ -597,7 +567,7 @@
           </w:tcPr>
           <w:p>
             <w:pPr>
-              <w:pStyle w:val="29"/>
+              <w:pStyle w:val="TableText"/>
               <w:spacing w:before="134" w:line="219" w:lineRule="auto"/>
               <w:ind w:left="737"/>
             </w:pPr>
@@ -609,7 +579,7 @@
           </w:tcPr>
           <w:p>
             <w:pPr>
-              <w:pStyle w:val="29"/>
+              <w:pStyle w:val="TableText"/>
               <w:spacing w:before="135" w:line="220" w:lineRule="auto"/>
               <w:ind w:left="480"/>
             </w:pPr>
@@ -621,7 +591,7 @@
           </w:tcPr>
           <w:p>
             <w:pPr>
-              <w:pStyle w:val="29"/>
+              <w:pStyle w:val="TableText"/>
               <w:spacing w:before="134" w:line="220" w:lineRule="auto"/>
               <w:ind w:left="672"/>
             </w:pPr>
@@ -630,14 +600,9 @@
       </w:tr>
       <w:tr>
         <w:tblPrEx>
-          <w:tblBorders>
-            <w:top w:val="single" w:color="000000" w:sz="4" w:space="0"/>
-            <w:left w:val="single" w:color="000000" w:sz="4" w:space="0"/>
-            <w:bottom w:val="single" w:color="000000" w:sz="4" w:space="0"/>
-            <w:right w:val="single" w:color="000000" w:sz="4" w:space="0"/>
-            <w:insideH w:val="single" w:color="000000" w:sz="4" w:space="0"/>
-            <w:insideV w:val="single" w:color="000000" w:sz="4" w:space="0"/>
-          </w:tblBorders>
+          <w:tblW w:w="9071" w:type="dxa"/>
+          <w:tblInd w:w="5" w:type="dxa"/>
+          <w:tblLayout w:type="fixed"/>
           <w:tblCellMar>
             <w:top w:w="0" w:type="dxa"/>
             <w:left w:w="0" w:type="dxa"/>
@@ -646,7 +611,7 @@
           </w:tblCellMar>
         </w:tblPrEx>
         <w:trPr>
-          <w:trHeight w:val="474" w:hRule="atLeast"/>
+          <w:trHeight w:val="474"/>
         </w:trPr>
         <w:tc>
           <w:tcPr>
@@ -654,7 +619,7 @@
           </w:tcPr>
           <w:p>
             <w:pPr>
-              <w:pStyle w:val="29"/>
+              <w:pStyle w:val="TableText"/>
               <w:spacing w:before="165" w:line="239" w:lineRule="auto"/>
               <w:ind w:left="638"/>
             </w:pPr>
@@ -666,7 +631,7 @@
           </w:tcPr>
           <w:p>
             <w:pPr>
-              <w:pStyle w:val="29"/>
+              <w:pStyle w:val="TableText"/>
               <w:spacing w:before="165"/>
               <w:ind w:left="361"/>
             </w:pPr>
@@ -678,7 +643,7 @@
           </w:tcPr>
           <w:p>
             <w:pPr>
-              <w:pStyle w:val="29"/>
+              <w:pStyle w:val="TableText"/>
               <w:spacing w:before="135" w:line="219" w:lineRule="auto"/>
               <w:ind w:left="737"/>
             </w:pPr>
@@ -690,7 +655,7 @@
           </w:tcPr>
           <w:p>
             <w:pPr>
-              <w:pStyle w:val="29"/>
+              <w:pStyle w:val="TableText"/>
               <w:spacing w:before="136" w:line="220" w:lineRule="auto"/>
               <w:ind w:left="480"/>
             </w:pPr>
@@ -702,7 +667,7 @@
           </w:tcPr>
           <w:p>
             <w:pPr>
-              <w:pStyle w:val="29"/>
+              <w:pStyle w:val="TableText"/>
               <w:spacing w:before="135" w:line="220" w:lineRule="auto"/>
               <w:ind w:left="672"/>
             </w:pPr>
@@ -711,14 +676,9 @@
       </w:tr>
       <w:tr>
         <w:tblPrEx>
-          <w:tblBorders>
-            <w:top w:val="single" w:color="000000" w:sz="4" w:space="0"/>
-            <w:left w:val="single" w:color="000000" w:sz="4" w:space="0"/>
-            <w:bottom w:val="single" w:color="000000" w:sz="4" w:space="0"/>
-            <w:right w:val="single" w:color="000000" w:sz="4" w:space="0"/>
-            <w:insideH w:val="single" w:color="000000" w:sz="4" w:space="0"/>
-            <w:insideV w:val="single" w:color="000000" w:sz="4" w:space="0"/>
-          </w:tblBorders>
+          <w:tblW w:w="9071" w:type="dxa"/>
+          <w:tblInd w:w="5" w:type="dxa"/>
+          <w:tblLayout w:type="fixed"/>
           <w:tblCellMar>
             <w:top w:w="0" w:type="dxa"/>
             <w:left w:w="0" w:type="dxa"/>
@@ -727,7 +687,7 @@
           </w:tblCellMar>
         </w:tblPrEx>
         <w:trPr>
-          <w:trHeight w:val="474" w:hRule="atLeast"/>
+          <w:trHeight w:val="474"/>
         </w:trPr>
         <w:tc>
           <w:tcPr>
@@ -735,7 +695,7 @@
           </w:tcPr>
           <w:p>
             <w:pPr>
-              <w:pStyle w:val="29"/>
+              <w:pStyle w:val="TableText"/>
               <w:spacing w:before="166" w:line="239" w:lineRule="auto"/>
               <w:ind w:left="638"/>
             </w:pPr>
@@ -747,7 +707,7 @@
           </w:tcPr>
           <w:p>
             <w:pPr>
-              <w:pStyle w:val="29"/>
+              <w:pStyle w:val="TableText"/>
               <w:spacing w:before="166"/>
               <w:ind w:left="361"/>
             </w:pPr>
@@ -759,7 +719,7 @@
           </w:tcPr>
           <w:p>
             <w:pPr>
-              <w:pStyle w:val="29"/>
+              <w:pStyle w:val="TableText"/>
               <w:spacing w:before="136" w:line="219" w:lineRule="auto"/>
               <w:ind w:left="737"/>
             </w:pPr>
@@ -771,7 +731,7 @@
           </w:tcPr>
           <w:p>
             <w:pPr>
-              <w:pStyle w:val="29"/>
+              <w:pStyle w:val="TableText"/>
               <w:spacing w:before="137" w:line="220" w:lineRule="auto"/>
               <w:ind w:left="480"/>
             </w:pPr>
@@ -783,7 +743,7 @@
           </w:tcPr>
           <w:p>
             <w:pPr>
-              <w:pStyle w:val="29"/>
+              <w:pStyle w:val="TableText"/>
               <w:spacing w:before="136" w:line="220" w:lineRule="auto"/>
               <w:ind w:left="672"/>
             </w:pPr>
@@ -792,14 +752,9 @@
       </w:tr>
       <w:tr>
         <w:tblPrEx>
-          <w:tblBorders>
-            <w:top w:val="single" w:color="000000" w:sz="4" w:space="0"/>
-            <w:left w:val="single" w:color="000000" w:sz="4" w:space="0"/>
-            <w:bottom w:val="single" w:color="000000" w:sz="4" w:space="0"/>
-            <w:right w:val="single" w:color="000000" w:sz="4" w:space="0"/>
-            <w:insideH w:val="single" w:color="000000" w:sz="4" w:space="0"/>
-            <w:insideV w:val="single" w:color="000000" w:sz="4" w:space="0"/>
-          </w:tblBorders>
+          <w:tblW w:w="9071" w:type="dxa"/>
+          <w:tblInd w:w="5" w:type="dxa"/>
+          <w:tblLayout w:type="fixed"/>
           <w:tblCellMar>
             <w:top w:w="0" w:type="dxa"/>
             <w:left w:w="0" w:type="dxa"/>
@@ -808,7 +763,7 @@
           </w:tblCellMar>
         </w:tblPrEx>
         <w:trPr>
-          <w:trHeight w:val="589" w:hRule="atLeast"/>
+          <w:trHeight w:val="589"/>
         </w:trPr>
         <w:tc>
           <w:tcPr>
@@ -915,7 +870,7 @@
     <w:sdt>
       <w:sdtPr>
         <w:rPr>
-          <w:rFonts w:ascii="宋体" w:hAnsi="宋体" w:eastAsia="宋体" w:cs="Times New Roman"/>
+          <w:rFonts w:ascii="宋体" w:eastAsia="宋体" w:hAnsi="宋体" w:cs="Times New Roman"/>
           <w:kern w:val="2"/>
           <w:sz w:val="21"/>
           <w:szCs w:val="24"/>
@@ -929,7 +884,7 @@
       </w:sdtPr>
       <w:sdtEndPr>
         <w:rPr>
-          <w:rFonts w:hint="default" w:ascii="Times New Roman" w:hAnsi="Times New Roman" w:eastAsia="宋体" w:cs="Times New Roman"/>
+          <w:rFonts w:ascii="Times New Roman" w:eastAsia="宋体" w:hAnsi="Times New Roman" w:cs="Times New Roman" w:hint="default"/>
           <w:kern w:val="2"/>
           <w:sz w:val="21"/>
           <w:szCs w:val="24"/>
@@ -940,12 +895,12 @@
         <w:p>
           <w:pPr>
             <w:spacing w:before="0" w:beforeLines="0" w:after="0" w:afterLines="0" w:line="240" w:lineRule="auto"/>
-            <w:ind w:left="0" w:leftChars="0" w:right="0" w:rightChars="0" w:firstLine="0" w:firstLineChars="0"/>
+            <w:ind w:left="0" w:right="0" w:firstLine="0" w:leftChars="0" w:rightChars="0" w:firstLineChars="0"/>
             <w:jc w:val="center"/>
           </w:pPr>
           <w:r>
             <w:rPr>
-              <w:rFonts w:ascii="宋体" w:hAnsi="宋体" w:eastAsia="宋体"/>
+              <w:rFonts w:ascii="宋体" w:eastAsia="宋体" w:hAnsi="宋体"/>
               <w:sz w:val="21"/>
             </w:rPr>
             <w:t>目录</w:t>
@@ -953,7 +908,7 @@
         </w:p>
         <w:p>
           <w:pPr>
-            <w:pStyle w:val="17"/>
+            <w:pStyle w:val="TOC1"/>
             <w:tabs>
               <w:tab w:val="right" w:leader="dot" w:pos="8306"/>
             </w:tabs>
@@ -1038,7 +993,7 @@
         </w:p>
         <w:p>
           <w:pPr>
-            <w:pStyle w:val="17"/>
+            <w:pStyle w:val="TOC1"/>
             <w:tabs>
               <w:tab w:val="right" w:leader="dot" w:pos="8306"/>
             </w:tabs>
@@ -1065,7 +1020,7 @@
             <w:fldChar w:fldCharType="separate"/>
           </w:r>
           <w:r>
-            <w:t>甘肃国邦信息科技有限公司</w:t>
+            <w:t>中达丰集团有限公司</w:t>
           </w:r>
           <w:r>
             <w:tab/>
@@ -1095,7 +1050,7 @@
         </w:p>
         <w:p>
           <w:pPr>
-            <w:pStyle w:val="17"/>
+            <w:pStyle w:val="TOC1"/>
             <w:tabs>
               <w:tab w:val="right" w:leader="dot" w:pos="8306"/>
             </w:tabs>
@@ -1123,7 +1078,7 @@
           </w:r>
           <w:r>
             <w:rPr>
-              <w:rFonts w:ascii="宋体" w:hAnsi="宋体" w:eastAsia="宋体" w:cs="宋体"/>
+              <w:rFonts w:ascii="宋体" w:eastAsia="宋体" w:hAnsi="宋体" w:cs="宋体"/>
               <w:spacing w:val="-2"/>
               <w:szCs w:val="21"/>
             </w:rPr>
@@ -1157,7 +1112,7 @@
         </w:p>
         <w:p>
           <w:pPr>
-            <w:pStyle w:val="17"/>
+            <w:pStyle w:val="TOC1"/>
             <w:tabs>
               <w:tab w:val="right" w:leader="dot" w:pos="8306"/>
             </w:tabs>
@@ -1218,7 +1173,7 @@
         </w:p>
         <w:p>
           <w:pPr>
-            <w:pStyle w:val="17"/>
+            <w:pStyle w:val="TOC1"/>
             <w:tabs>
               <w:tab w:val="right" w:leader="dot" w:pos="8306"/>
             </w:tabs>
@@ -1279,7 +1234,7 @@
         </w:p>
         <w:p>
           <w:pPr>
-            <w:pStyle w:val="17"/>
+            <w:pStyle w:val="TOC1"/>
             <w:tabs>
               <w:tab w:val="right" w:leader="dot" w:pos="8306"/>
             </w:tabs>
@@ -1340,7 +1295,7 @@
         </w:p>
         <w:p>
           <w:pPr>
-            <w:pStyle w:val="18"/>
+            <w:pStyle w:val="TOC2"/>
             <w:tabs>
               <w:tab w:val="right" w:leader="dot" w:pos="8306"/>
             </w:tabs>
@@ -1408,7 +1363,7 @@
         </w:p>
         <w:p>
           <w:pPr>
-            <w:pStyle w:val="18"/>
+            <w:pStyle w:val="TOC2"/>
             <w:tabs>
               <w:tab w:val="right" w:leader="dot" w:pos="8306"/>
             </w:tabs>
@@ -1483,7 +1438,7 @@
         </w:p>
         <w:p>
           <w:pPr>
-            <w:pStyle w:val="17"/>
+            <w:pStyle w:val="TOC1"/>
             <w:tabs>
               <w:tab w:val="right" w:leader="dot" w:pos="8306"/>
             </w:tabs>
@@ -1544,7 +1499,7 @@
         </w:p>
         <w:p>
           <w:pPr>
-            <w:pStyle w:val="18"/>
+            <w:pStyle w:val="TOC2"/>
             <w:tabs>
               <w:tab w:val="right" w:leader="dot" w:pos="8306"/>
             </w:tabs>
@@ -1605,7 +1560,7 @@
         </w:p>
         <w:p>
           <w:pPr>
-            <w:pStyle w:val="18"/>
+            <w:pStyle w:val="TOC2"/>
             <w:tabs>
               <w:tab w:val="right" w:leader="dot" w:pos="8306"/>
             </w:tabs>
@@ -1666,7 +1621,7 @@
         </w:p>
         <w:p>
           <w:pPr>
-            <w:pStyle w:val="18"/>
+            <w:pStyle w:val="TOC2"/>
             <w:tabs>
               <w:tab w:val="right" w:leader="dot" w:pos="8306"/>
             </w:tabs>
@@ -1727,7 +1682,7 @@
         </w:p>
         <w:p>
           <w:pPr>
-            <w:pStyle w:val="18"/>
+            <w:pStyle w:val="TOC2"/>
             <w:tabs>
               <w:tab w:val="right" w:leader="dot" w:pos="8306"/>
             </w:tabs>
@@ -1788,7 +1743,7 @@
         </w:p>
         <w:p>
           <w:pPr>
-            <w:pStyle w:val="17"/>
+            <w:pStyle w:val="TOC1"/>
             <w:tabs>
               <w:tab w:val="right" w:leader="dot" w:pos="8306"/>
             </w:tabs>
@@ -1849,7 +1804,7 @@
         </w:p>
         <w:p>
           <w:pPr>
-            <w:pStyle w:val="17"/>
+            <w:pStyle w:val="TOC1"/>
             <w:tabs>
               <w:tab w:val="right" w:leader="dot" w:pos="8306"/>
             </w:tabs>
@@ -1910,7 +1865,7 @@
         </w:p>
         <w:p>
           <w:pPr>
-            <w:pStyle w:val="17"/>
+            <w:pStyle w:val="TOC1"/>
             <w:tabs>
               <w:tab w:val="right" w:leader="dot" w:pos="8306"/>
             </w:tabs>
@@ -1972,7 +1927,7 @@
         <w:p>
           <w:pPr>
             <w:rPr>
-              <w:rFonts w:hint="default" w:ascii="Times New Roman" w:hAnsi="Times New Roman" w:eastAsia="宋体" w:cs="Times New Roman"/>
+              <w:rFonts w:ascii="Times New Roman" w:eastAsia="宋体" w:hAnsi="Times New Roman" w:cs="Times New Roman" w:hint="default"/>
               <w:kern w:val="2"/>
               <w:sz w:val="21"/>
               <w:szCs w:val="24"/>
@@ -1992,7 +1947,7 @@
     <w:p>
       <w:pPr>
         <w:rPr>
-          <w:rFonts w:hint="default" w:ascii="Times New Roman" w:hAnsi="Times New Roman" w:eastAsia="宋体" w:cs="Times New Roman"/>
+          <w:rFonts w:ascii="Times New Roman" w:eastAsia="宋体" w:hAnsi="Times New Roman" w:cs="Times New Roman" w:hint="default"/>
           <w:kern w:val="2"/>
           <w:sz w:val="21"/>
           <w:szCs w:val="24"/>
@@ -2001,7 +1956,7 @@
       </w:pPr>
       <w:r>
         <w:rPr>
-          <w:rFonts w:hint="default" w:ascii="Times New Roman" w:hAnsi="Times New Roman" w:eastAsia="宋体" w:cs="Times New Roman"/>
+          <w:rFonts w:ascii="Times New Roman" w:eastAsia="宋体" w:hAnsi="Times New Roman" w:cs="Times New Roman" w:hint="default"/>
           <w:kern w:val="2"/>
           <w:sz w:val="21"/>
           <w:szCs w:val="24"/>
@@ -2012,200 +1967,200 @@
     </w:p>
     <w:p>
       <w:pPr>
-        <w:pStyle w:val="30"/>
+        <w:pStyle w:val="1"/>
         <w:bidi w:val="0"/>
         <w:rPr>
           <w:rFonts w:hint="default"/>
           <w:lang w:val="en-US" w:eastAsia="zh-CN"/>
         </w:rPr>
       </w:pPr>
-      <w:bookmarkStart w:id="3" w:name="_Toc6483"/>
+      <w:bookmarkStart w:id="4" w:name="_Toc6483"/>
       <w:r>
         <w:rPr>
           <w:rFonts w:hint="default"/>
           <w:lang w:val="en-US" w:eastAsia="zh-CN"/>
         </w:rPr>
         <w:t>目的</w:t>
-      </w:r>
-      <w:bookmarkEnd w:id="3"/>
-    </w:p>
-    <w:p>
-      <w:pPr>
-        <w:pStyle w:val="31"/>
-        <w:bidi w:val="0"/>
-        <w:rPr>
-          <w:rFonts w:hint="eastAsia"/>
-          <w:lang w:val="en-US" w:eastAsia="zh-CN"/>
-        </w:rPr>
-      </w:pPr>
-      <w:r>
-        <w:rPr>
-          <w:rFonts w:hint="eastAsia"/>
-          <w:lang w:val="en-US" w:eastAsia="zh-CN"/>
-        </w:rPr>
-        <w:t>为确保公司服务过程框架能够满足运维业务和管理需求，以便指导各服务过程的设计和实施，从而提升服务质量、优化服务成本，特制定本制度。</w:t>
-      </w:r>
-    </w:p>
-    <w:p>
-      <w:pPr>
-        <w:pStyle w:val="30"/>
-        <w:bidi w:val="0"/>
-        <w:rPr>
-          <w:rFonts w:hint="default"/>
-          <w:lang w:val="en-US" w:eastAsia="zh-CN"/>
-        </w:rPr>
-      </w:pPr>
-      <w:bookmarkStart w:id="4" w:name="_Toc16010"/>
-      <w:r>
-        <w:rPr>
-          <w:rFonts w:hint="default"/>
-          <w:lang w:val="en-US" w:eastAsia="zh-CN"/>
-        </w:rPr>
-        <w:t>范围</w:t>
       </w:r>
       <w:bookmarkEnd w:id="4"/>
     </w:p>
     <w:p>
       <w:pPr>
-        <w:pStyle w:val="31"/>
+        <w:pStyle w:val="a"/>
         <w:bidi w:val="0"/>
         <w:rPr>
-          <w:rFonts w:hint="default"/>
-          <w:lang w:val="en-US" w:eastAsia="zh-CN"/>
-        </w:rPr>
-      </w:pPr>
-      <w:r>
-        <w:rPr>
-          <w:rFonts w:hint="default"/>
-          <w:lang w:val="en-US" w:eastAsia="zh-CN"/>
-        </w:rPr>
-        <w:t>公司运维服务过程管理。</w:t>
+          <w:rFonts w:hint="eastAsia"/>
+          <w:lang w:val="en-US" w:eastAsia="zh-CN"/>
+        </w:rPr>
+      </w:pPr>
+      <w:r>
+        <w:rPr>
+          <w:rFonts w:hint="eastAsia"/>
+          <w:lang w:val="en-US" w:eastAsia="zh-CN"/>
+        </w:rPr>
+        <w:t>为确保公司服务过程框架能够满足运维业务和管理需求，以便指导各服务过程的设计和实施，从而提升服务质量、优化服务成本，特制定本制度。</w:t>
       </w:r>
     </w:p>
     <w:p>
       <w:pPr>
-        <w:pStyle w:val="30"/>
+        <w:pStyle w:val="1"/>
         <w:bidi w:val="0"/>
         <w:rPr>
           <w:rFonts w:hint="default"/>
           <w:lang w:val="en-US" w:eastAsia="zh-CN"/>
         </w:rPr>
       </w:pPr>
-      <w:bookmarkStart w:id="5" w:name="_Toc25348"/>
-      <w:r>
-        <w:rPr>
-          <w:rFonts w:hint="default"/>
-          <w:lang w:val="en-US" w:eastAsia="zh-CN"/>
-        </w:rPr>
-        <w:t>职责</w:t>
+      <w:bookmarkStart w:id="5" w:name="_Toc16010"/>
+      <w:r>
+        <w:rPr>
+          <w:rFonts w:hint="default"/>
+          <w:lang w:val="en-US" w:eastAsia="zh-CN"/>
+        </w:rPr>
+        <w:t>范围</w:t>
       </w:r>
       <w:bookmarkEnd w:id="5"/>
     </w:p>
     <w:p>
       <w:pPr>
-        <w:pStyle w:val="32"/>
+        <w:pStyle w:val="a"/>
         <w:bidi w:val="0"/>
         <w:rPr>
           <w:rFonts w:hint="default"/>
           <w:lang w:val="en-US" w:eastAsia="zh-CN"/>
         </w:rPr>
       </w:pPr>
-      <w:bookmarkStart w:id="6" w:name="_Toc9959"/>
-      <w:r>
-        <w:rPr>
-          <w:rFonts w:hint="eastAsia"/>
-          <w:lang w:val="en-US" w:eastAsia="zh-CN"/>
-        </w:rPr>
-        <w:t>运维实施工程师</w:t>
+      <w:r>
+        <w:rPr>
+          <w:rFonts w:hint="default"/>
+          <w:lang w:val="en-US" w:eastAsia="zh-CN"/>
+        </w:rPr>
+        <w:t>公司运维服务过程管理。</w:t>
+      </w:r>
+    </w:p>
+    <w:p>
+      <w:pPr>
+        <w:pStyle w:val="1"/>
+        <w:bidi w:val="0"/>
+        <w:rPr>
+          <w:rFonts w:hint="default"/>
+          <w:lang w:val="en-US" w:eastAsia="zh-CN"/>
+        </w:rPr>
+      </w:pPr>
+      <w:bookmarkStart w:id="6" w:name="_Toc25348"/>
+      <w:r>
+        <w:rPr>
+          <w:rFonts w:hint="default"/>
+          <w:lang w:val="en-US" w:eastAsia="zh-CN"/>
+        </w:rPr>
+        <w:t>职责</w:t>
       </w:r>
       <w:bookmarkEnd w:id="6"/>
     </w:p>
     <w:p>
       <w:pPr>
-        <w:pStyle w:val="31"/>
+        <w:pStyle w:val="2"/>
         <w:bidi w:val="0"/>
         <w:rPr>
           <w:rFonts w:hint="default"/>
           <w:lang w:val="en-US" w:eastAsia="zh-CN"/>
         </w:rPr>
       </w:pPr>
-      <w:r>
-        <w:rPr>
-          <w:rFonts w:hint="default"/>
-          <w:lang w:val="en-US" w:eastAsia="zh-CN"/>
-        </w:rPr>
-        <w:t>1、负责开展运维业务需求、管理需求的识别与分析工作，明确过程框架管理范畴。</w:t>
-      </w:r>
-    </w:p>
-    <w:p>
-      <w:pPr>
-        <w:pStyle w:val="31"/>
-        <w:bidi w:val="0"/>
-        <w:rPr>
-          <w:rFonts w:hint="default"/>
-          <w:lang w:val="en-US" w:eastAsia="zh-CN"/>
-        </w:rPr>
-      </w:pPr>
-      <w:r>
-        <w:rPr>
-          <w:rFonts w:hint="default"/>
-          <w:lang w:val="en-US" w:eastAsia="zh-CN"/>
-        </w:rPr>
-        <w:t>2、依据已确认的过程框架设计需求、相关的法律法规与标准，开展服务过程框架设计工作。</w:t>
-      </w:r>
-    </w:p>
-    <w:p>
-      <w:pPr>
-        <w:pStyle w:val="31"/>
-        <w:bidi w:val="0"/>
-        <w:rPr>
-          <w:rFonts w:hint="default"/>
-          <w:lang w:val="en-US" w:eastAsia="zh-CN"/>
-        </w:rPr>
-      </w:pPr>
-      <w:r>
-        <w:rPr>
-          <w:rFonts w:hint="default"/>
-          <w:lang w:val="en-US" w:eastAsia="zh-CN"/>
-        </w:rPr>
-        <w:t>3、定期对服务过程框架进行评价，持续改进。</w:t>
-      </w:r>
-    </w:p>
-    <w:p>
-      <w:pPr>
-        <w:pStyle w:val="32"/>
-        <w:bidi w:val="0"/>
-        <w:rPr>
-          <w:rFonts w:hint="default"/>
-          <w:lang w:val="en-US" w:eastAsia="zh-CN"/>
-        </w:rPr>
-      </w:pPr>
-      <w:bookmarkStart w:id="7" w:name="_Toc15929"/>
+      <w:bookmarkStart w:id="7" w:name="_Toc9959"/>
       <w:r>
         <w:rPr>
           <w:rFonts w:hint="eastAsia"/>
           <w:lang w:val="en-US" w:eastAsia="zh-CN"/>
         </w:rPr>
-        <w:t>运维</w:t>
-      </w:r>
-      <w:r>
-        <w:rPr>
-          <w:rFonts w:hint="default"/>
-          <w:lang w:val="en-US" w:eastAsia="zh-CN"/>
-        </w:rPr>
-        <w:t>项目经理</w:t>
+        <w:t>运维实施工程师</w:t>
       </w:r>
       <w:bookmarkEnd w:id="7"/>
     </w:p>
     <w:p>
       <w:pPr>
-        <w:pStyle w:val="43"/>
+        <w:pStyle w:val="a"/>
+        <w:bidi w:val="0"/>
+        <w:rPr>
+          <w:rFonts w:hint="default"/>
+          <w:lang w:val="en-US" w:eastAsia="zh-CN"/>
+        </w:rPr>
+      </w:pPr>
+      <w:r>
+        <w:rPr>
+          <w:rFonts w:hint="default"/>
+          <w:lang w:val="en-US" w:eastAsia="zh-CN"/>
+        </w:rPr>
+        <w:t>1、负责开展运维业务需求、管理需求的识别与分析工作，明确过程框架管理范畴。</w:t>
+      </w:r>
+    </w:p>
+    <w:p>
+      <w:pPr>
+        <w:pStyle w:val="a"/>
+        <w:bidi w:val="0"/>
+        <w:rPr>
+          <w:rFonts w:hint="default"/>
+          <w:lang w:val="en-US" w:eastAsia="zh-CN"/>
+        </w:rPr>
+      </w:pPr>
+      <w:r>
+        <w:rPr>
+          <w:rFonts w:hint="default"/>
+          <w:lang w:val="en-US" w:eastAsia="zh-CN"/>
+        </w:rPr>
+        <w:t>2、依据已确认的过程框架设计需求、相关的法律法规与标准，开展服务过程框架设计工作。</w:t>
+      </w:r>
+    </w:p>
+    <w:p>
+      <w:pPr>
+        <w:pStyle w:val="a"/>
+        <w:bidi w:val="0"/>
+        <w:rPr>
+          <w:rFonts w:hint="default"/>
+          <w:lang w:val="en-US" w:eastAsia="zh-CN"/>
+        </w:rPr>
+      </w:pPr>
+      <w:r>
+        <w:rPr>
+          <w:rFonts w:hint="default"/>
+          <w:lang w:val="en-US" w:eastAsia="zh-CN"/>
+        </w:rPr>
+        <w:t>3、定期对服务过程框架进行评价，持续改进。</w:t>
+      </w:r>
+    </w:p>
+    <w:p>
+      <w:pPr>
+        <w:pStyle w:val="2"/>
+        <w:bidi w:val="0"/>
+        <w:rPr>
+          <w:rFonts w:hint="default"/>
+          <w:lang w:val="en-US" w:eastAsia="zh-CN"/>
+        </w:rPr>
+      </w:pPr>
+      <w:bookmarkStart w:id="8" w:name="_Toc15929"/>
+      <w:r>
+        <w:rPr>
+          <w:rFonts w:hint="eastAsia"/>
+          <w:lang w:val="en-US" w:eastAsia="zh-CN"/>
+        </w:rPr>
+        <w:t>运维</w:t>
+      </w:r>
+      <w:r>
+        <w:rPr>
+          <w:rFonts w:hint="default"/>
+          <w:lang w:val="en-US" w:eastAsia="zh-CN"/>
+        </w:rPr>
+        <w:t>项目经理</w:t>
+      </w:r>
+      <w:bookmarkEnd w:id="8"/>
+    </w:p>
+    <w:p>
+      <w:pPr>
+        <w:pStyle w:val="a3"/>
         <w:numPr>
           <w:ilvl w:val="0"/>
           <w:numId w:val="2"/>
         </w:numPr>
         <w:bidi w:val="0"/>
-        <w:ind w:left="425" w:leftChars="0" w:hanging="425" w:firstLineChars="0"/>
+        <w:ind w:left="425" w:hanging="425" w:leftChars="0" w:firstLineChars="0"/>
         <w:rPr>
           <w:rFonts w:hint="default"/>
           <w:lang w:val="en-US" w:eastAsia="zh-CN"/>
@@ -2235,13 +2190,13 @@
     </w:p>
     <w:p>
       <w:pPr>
-        <w:pStyle w:val="43"/>
+        <w:pStyle w:val="a3"/>
         <w:numPr>
           <w:ilvl w:val="0"/>
           <w:numId w:val="2"/>
         </w:numPr>
         <w:bidi w:val="0"/>
-        <w:ind w:left="425" w:leftChars="0" w:hanging="425" w:firstLineChars="0"/>
+        <w:ind w:left="425" w:hanging="425" w:leftChars="0" w:firstLineChars="0"/>
         <w:rPr>
           <w:rFonts w:hint="default"/>
           <w:lang w:val="en-US" w:eastAsia="zh-CN"/>
@@ -2271,112 +2226,45 @@
     </w:p>
     <w:p>
       <w:pPr>
-        <w:pStyle w:val="30"/>
+        <w:pStyle w:val="1"/>
         <w:bidi w:val="0"/>
         <w:rPr>
           <w:rFonts w:hint="default"/>
           <w:lang w:val="en-US" w:eastAsia="zh-CN"/>
         </w:rPr>
       </w:pPr>
-      <w:bookmarkStart w:id="8" w:name="_Toc10876"/>
+      <w:bookmarkStart w:id="9" w:name="_Toc10876"/>
       <w:r>
         <w:rPr>
           <w:rFonts w:hint="default"/>
           <w:lang w:val="en-US" w:eastAsia="zh-CN"/>
         </w:rPr>
         <w:t>管理流程</w:t>
-      </w:r>
-      <w:bookmarkEnd w:id="8"/>
-    </w:p>
-    <w:p>
-      <w:pPr>
-        <w:pStyle w:val="32"/>
-        <w:bidi w:val="0"/>
-        <w:rPr>
-          <w:rFonts w:hint="default"/>
-          <w:lang w:val="en-US" w:eastAsia="zh-CN"/>
-        </w:rPr>
-      </w:pPr>
-      <w:bookmarkStart w:id="9" w:name="_Toc32122"/>
-      <w:r>
-        <w:rPr>
-          <w:rFonts w:hint="default"/>
-          <w:lang w:val="en-US" w:eastAsia="zh-CN"/>
-        </w:rPr>
-        <w:t>需求识别与分析</w:t>
       </w:r>
       <w:bookmarkEnd w:id="9"/>
     </w:p>
     <w:p>
       <w:pPr>
-        <w:pStyle w:val="31"/>
+        <w:pStyle w:val="2"/>
         <w:bidi w:val="0"/>
         <w:rPr>
           <w:rFonts w:hint="default"/>
           <w:lang w:val="en-US" w:eastAsia="zh-CN"/>
         </w:rPr>
       </w:pPr>
-      <w:r>
-        <w:rPr>
-          <w:rFonts w:hint="eastAsia"/>
-          <w:lang w:val="en-US" w:eastAsia="zh-CN"/>
-        </w:rPr>
-        <w:t>运维实施工程师</w:t>
-      </w:r>
-      <w:r>
-        <w:rPr>
-          <w:rFonts w:hint="default"/>
-          <w:lang w:val="en-US" w:eastAsia="zh-CN"/>
-        </w:rPr>
-        <w:t>充分收集和分析来自市场、技术、运维、人力、质量等各相关方关于服务需求涉及范围、目标、关键绩效指标等信息，明确过程框架涵盖范围，形成《过程框架设计需求分析报告》。</w:t>
-      </w:r>
-    </w:p>
-    <w:p>
-      <w:pPr>
-        <w:pStyle w:val="31"/>
-        <w:bidi w:val="0"/>
-        <w:rPr>
-          <w:rFonts w:hint="default"/>
-          <w:lang w:val="en-US" w:eastAsia="zh-CN"/>
-        </w:rPr>
-      </w:pPr>
-      <w:r>
-        <w:rPr>
-          <w:rFonts w:hint="eastAsia"/>
-          <w:lang w:val="en-US" w:eastAsia="zh-CN"/>
-        </w:rPr>
-        <w:t>运维</w:t>
-      </w:r>
-      <w:r>
-        <w:rPr>
-          <w:rFonts w:hint="default"/>
-          <w:lang w:val="en-US" w:eastAsia="zh-CN"/>
-        </w:rPr>
-        <w:t>项目经理协调市场、技术、运维、人力、质量等相关方从各方面对《过程框架设计需求分析报告》进行沟通、确认，达成一致的服务过程管理需求。</w:t>
-      </w:r>
-    </w:p>
-    <w:p>
-      <w:pPr>
-        <w:pStyle w:val="32"/>
-        <w:bidi w:val="0"/>
-        <w:rPr>
-          <w:rFonts w:hint="default"/>
-          <w:lang w:val="en-US" w:eastAsia="zh-CN"/>
-        </w:rPr>
-      </w:pPr>
-      <w:bookmarkStart w:id="10" w:name="_Toc29152"/>
-      <w:r>
-        <w:rPr>
-          <w:rFonts w:hint="default"/>
-          <w:lang w:val="en-US" w:eastAsia="zh-CN"/>
-        </w:rPr>
-        <w:t>过程框架设计</w:t>
+      <w:bookmarkStart w:id="10" w:name="_Toc32122"/>
+      <w:r>
+        <w:rPr>
+          <w:rFonts w:hint="default"/>
+          <w:lang w:val="en-US" w:eastAsia="zh-CN"/>
+        </w:rPr>
+        <w:t>需求识别与分析</w:t>
       </w:r>
       <w:bookmarkEnd w:id="10"/>
     </w:p>
     <w:p>
       <w:pPr>
-        <w:pStyle w:val="31"/>
+        <w:pStyle w:val="a"/>
         <w:bidi w:val="0"/>
         <w:rPr>
           <w:rFonts w:hint="default"/>
@@ -2395,31 +2283,55 @@
           <w:rFonts w:hint="default"/>
           <w:lang w:val="en-US" w:eastAsia="zh-CN"/>
         </w:rPr>
-        <w:t>依据确认一致的《过程框架设计需求分析报告》以及相关标准开展服务过程框架设计工作，定义服务过程与管理范畴、服务过程之间的关系与接口、服务过程的输入输出、服务过程的关键指标等信息，形成《过程框架设计方案》。</w:t>
+        <w:t>充分收集和分析来自市场、技术、运维、人力、质量等各相关方关于服务需求涉及范围、目标、关键绩效指标等信息，明确过程框架涵盖范围，形成《过程框架设计需求分析报告》。</w:t>
       </w:r>
     </w:p>
     <w:p>
       <w:pPr>
-        <w:pStyle w:val="32"/>
+        <w:pStyle w:val="a"/>
         <w:bidi w:val="0"/>
         <w:rPr>
           <w:rFonts w:hint="default"/>
           <w:lang w:val="en-US" w:eastAsia="zh-CN"/>
         </w:rPr>
       </w:pPr>
-      <w:bookmarkStart w:id="11" w:name="_Toc28287"/>
-      <w:r>
-        <w:rPr>
-          <w:rFonts w:hint="default"/>
-          <w:lang w:val="en-US" w:eastAsia="zh-CN"/>
-        </w:rPr>
-        <w:t>过程框架评审</w:t>
+      <w:r>
+        <w:rPr>
+          <w:rFonts w:hint="eastAsia"/>
+          <w:lang w:val="en-US" w:eastAsia="zh-CN"/>
+        </w:rPr>
+        <w:t>运维</w:t>
+      </w:r>
+      <w:r>
+        <w:rPr>
+          <w:rFonts w:hint="default"/>
+          <w:lang w:val="en-US" w:eastAsia="zh-CN"/>
+        </w:rPr>
+        <w:t>项目经理协调市场、技术、运维、人力、质量等相关方从各方面对《过程框架设计需求分析报告》进行沟通、确认，达成一致的服务过程管理需求。</w:t>
+      </w:r>
+    </w:p>
+    <w:p>
+      <w:pPr>
+        <w:pStyle w:val="2"/>
+        <w:bidi w:val="0"/>
+        <w:rPr>
+          <w:rFonts w:hint="default"/>
+          <w:lang w:val="en-US" w:eastAsia="zh-CN"/>
+        </w:rPr>
+      </w:pPr>
+      <w:bookmarkStart w:id="11" w:name="_Toc29152"/>
+      <w:r>
+        <w:rPr>
+          <w:rFonts w:hint="default"/>
+          <w:lang w:val="en-US" w:eastAsia="zh-CN"/>
+        </w:rPr>
+        <w:t>过程框架设计</w:t>
       </w:r>
       <w:bookmarkEnd w:id="11"/>
     </w:p>
     <w:p>
       <w:pPr>
-        <w:pStyle w:val="31"/>
+        <w:pStyle w:val="a"/>
         <w:bidi w:val="0"/>
         <w:rPr>
           <w:rFonts w:hint="default"/>
@@ -2431,38 +2343,38 @@
           <w:rFonts w:hint="eastAsia"/>
           <w:lang w:val="en-US" w:eastAsia="zh-CN"/>
         </w:rPr>
-        <w:t>运维</w:t>
-      </w:r>
-      <w:r>
-        <w:rPr>
-          <w:rFonts w:hint="default"/>
-          <w:lang w:val="en-US" w:eastAsia="zh-CN"/>
-        </w:rPr>
-        <w:t>项目经理协调市场、技术、运维、人力、质量等相关方对《过程框架设计方案》进行评审，确保其与运维业务和管理需求的符合性。</w:t>
+        <w:t>运维实施工程师</w:t>
+      </w:r>
+      <w:r>
+        <w:rPr>
+          <w:rFonts w:hint="default"/>
+          <w:lang w:val="en-US" w:eastAsia="zh-CN"/>
+        </w:rPr>
+        <w:t>依据确认一致的《过程框架设计需求分析报告》以及相关标准开展服务过程框架设计工作，定义服务过程与管理范畴、服务过程之间的关系与接口、服务过程的输入输出、服务过程的关键指标等信息，形成《过程框架设计方案》。</w:t>
       </w:r>
     </w:p>
     <w:p>
       <w:pPr>
-        <w:pStyle w:val="32"/>
+        <w:pStyle w:val="2"/>
         <w:bidi w:val="0"/>
         <w:rPr>
           <w:rFonts w:hint="default"/>
           <w:lang w:val="en-US" w:eastAsia="zh-CN"/>
         </w:rPr>
       </w:pPr>
-      <w:bookmarkStart w:id="12" w:name="_Toc17758"/>
-      <w:r>
-        <w:rPr>
-          <w:rFonts w:hint="default"/>
-          <w:lang w:val="en-US" w:eastAsia="zh-CN"/>
-        </w:rPr>
-        <w:t>评价与改进</w:t>
+      <w:bookmarkStart w:id="12" w:name="_Toc28287"/>
+      <w:r>
+        <w:rPr>
+          <w:rFonts w:hint="default"/>
+          <w:lang w:val="en-US" w:eastAsia="zh-CN"/>
+        </w:rPr>
+        <w:t>过程框架评审</w:t>
       </w:r>
       <w:bookmarkEnd w:id="12"/>
     </w:p>
     <w:p>
       <w:pPr>
-        <w:pStyle w:val="31"/>
+        <w:pStyle w:val="a"/>
         <w:bidi w:val="0"/>
         <w:rPr>
           <w:rFonts w:hint="default"/>
@@ -2474,38 +2386,38 @@
           <w:rFonts w:hint="eastAsia"/>
           <w:lang w:val="en-US" w:eastAsia="zh-CN"/>
         </w:rPr>
-        <w:t>运维实施工程师</w:t>
-      </w:r>
-      <w:r>
-        <w:rPr>
-          <w:rFonts w:hint="default"/>
-          <w:lang w:val="en-US" w:eastAsia="zh-CN"/>
-        </w:rPr>
-        <w:t>定期组织市场、技术、运维、人力、质量等相关方对过程框架进行评价，针对发现的问题进行优化改进。</w:t>
+        <w:t>运维</w:t>
+      </w:r>
+      <w:r>
+        <w:rPr>
+          <w:rFonts w:hint="default"/>
+          <w:lang w:val="en-US" w:eastAsia="zh-CN"/>
+        </w:rPr>
+        <w:t>项目经理协调市场、技术、运维、人力、质量等相关方对《过程框架设计方案》进行评审，确保其与运维业务和管理需求的符合性。</w:t>
       </w:r>
     </w:p>
     <w:p>
       <w:pPr>
-        <w:pStyle w:val="30"/>
+        <w:pStyle w:val="2"/>
         <w:bidi w:val="0"/>
         <w:rPr>
           <w:rFonts w:hint="default"/>
           <w:lang w:val="en-US" w:eastAsia="zh-CN"/>
         </w:rPr>
       </w:pPr>
-      <w:bookmarkStart w:id="13" w:name="_Toc3064"/>
-      <w:r>
-        <w:rPr>
-          <w:rFonts w:hint="default"/>
-          <w:lang w:val="en-US" w:eastAsia="zh-CN"/>
-        </w:rPr>
-        <w:t>管理原则</w:t>
+      <w:bookmarkStart w:id="13" w:name="_Toc17758"/>
+      <w:r>
+        <w:rPr>
+          <w:rFonts w:hint="default"/>
+          <w:lang w:val="en-US" w:eastAsia="zh-CN"/>
+        </w:rPr>
+        <w:t>评价与改进</w:t>
       </w:r>
       <w:bookmarkEnd w:id="13"/>
     </w:p>
     <w:p>
       <w:pPr>
-        <w:pStyle w:val="31"/>
+        <w:pStyle w:val="a"/>
         <w:bidi w:val="0"/>
         <w:rPr>
           <w:rFonts w:hint="default"/>
@@ -2514,46 +2426,41 @@
       </w:pPr>
       <w:r>
         <w:rPr>
-          <w:rFonts w:hint="default"/>
-          <w:lang w:val="en-US" w:eastAsia="zh-CN"/>
-        </w:rPr>
-        <w:t>1、过程框架应形成文件化的产出物，指导各服务过程运行。</w:t>
+          <w:rFonts w:hint="eastAsia"/>
+          <w:lang w:val="en-US" w:eastAsia="zh-CN"/>
+        </w:rPr>
+        <w:t>运维实施工程师</w:t>
+      </w:r>
+      <w:r>
+        <w:rPr>
+          <w:rFonts w:hint="default"/>
+          <w:lang w:val="en-US" w:eastAsia="zh-CN"/>
+        </w:rPr>
+        <w:t>定期组织市场、技术、运维、人力、质量等相关方对过程框架进行评价，针对发现的问题进行优化改进。</w:t>
       </w:r>
     </w:p>
     <w:p>
       <w:pPr>
-        <w:pStyle w:val="31"/>
+        <w:pStyle w:val="1"/>
         <w:bidi w:val="0"/>
         <w:rPr>
           <w:rFonts w:hint="default"/>
           <w:lang w:val="en-US" w:eastAsia="zh-CN"/>
         </w:rPr>
       </w:pPr>
-      <w:r>
-        <w:rPr>
-          <w:rFonts w:hint="default"/>
-          <w:lang w:val="en-US" w:eastAsia="zh-CN"/>
-        </w:rPr>
-        <w:t>2、过程框架应至少每</w:t>
-      </w:r>
-      <w:r>
-        <w:rPr>
-          <w:rFonts w:hint="eastAsia"/>
-          <w:lang w:val="en-US" w:eastAsia="zh-CN"/>
-        </w:rPr>
-        <w:t>半年</w:t>
-      </w:r>
-      <w:r>
-        <w:rPr>
-          <w:rFonts w:hint="default"/>
-          <w:lang w:val="en-US" w:eastAsia="zh-CN"/>
-        </w:rPr>
-        <w:t>评价一次，评价范围包含过程运行效能、过程指标的达成等是否满足运维业务和管理需求，视情况加以改进，确保其符合当及未来一段时间内的运维业务和管理需求。</w:t>
-      </w:r>
+      <w:bookmarkStart w:id="14" w:name="_Toc3064"/>
+      <w:r>
+        <w:rPr>
+          <w:rFonts w:hint="default"/>
+          <w:lang w:val="en-US" w:eastAsia="zh-CN"/>
+        </w:rPr>
+        <w:t>管理原则</w:t>
+      </w:r>
+      <w:bookmarkEnd w:id="14"/>
     </w:p>
     <w:p>
       <w:pPr>
-        <w:pStyle w:val="31"/>
+        <w:pStyle w:val="a"/>
         <w:bidi w:val="0"/>
         <w:rPr>
           <w:rFonts w:hint="default"/>
@@ -2562,29 +2469,77 @@
       </w:pPr>
       <w:r>
         <w:rPr>
-          <w:rFonts w:hint="eastAsia"/>
-          <w:lang w:val="en-US" w:eastAsia="zh-CN"/>
-        </w:rPr>
-        <w:t>3</w:t>
-      </w:r>
-      <w:r>
-        <w:rPr>
-          <w:rFonts w:hint="default"/>
-          <w:lang w:val="en-US" w:eastAsia="zh-CN"/>
-        </w:rPr>
-        <w:t>、在服务需求发生重大变化后，应立即开展过程框架的评价与改进工作。</w:t>
+          <w:rFonts w:hint="default"/>
+          <w:lang w:val="en-US" w:eastAsia="zh-CN"/>
+        </w:rPr>
+        <w:t>1、过程框架应形成文件化的产出物，指导各服务过程运行。</w:t>
       </w:r>
     </w:p>
     <w:p>
       <w:pPr>
-        <w:pStyle w:val="30"/>
+        <w:pStyle w:val="a"/>
         <w:bidi w:val="0"/>
         <w:rPr>
           <w:rFonts w:hint="default"/>
           <w:lang w:val="en-US" w:eastAsia="zh-CN"/>
         </w:rPr>
       </w:pPr>
-      <w:bookmarkStart w:id="14" w:name="_Toc566"/>
+      <w:r>
+        <w:rPr>
+          <w:rFonts w:hint="default"/>
+          <w:lang w:val="en-US" w:eastAsia="zh-CN"/>
+        </w:rPr>
+        <w:t>2、过程框架应至少每</w:t>
+      </w:r>
+      <w:r>
+        <w:rPr>
+          <w:rFonts w:hint="eastAsia"/>
+          <w:lang w:val="en-US" w:eastAsia="zh-CN"/>
+        </w:rPr>
+        <w:t>半年</w:t>
+      </w:r>
+      <w:r>
+        <w:rPr>
+          <w:rFonts w:hint="default"/>
+          <w:lang w:val="en-US" w:eastAsia="zh-CN"/>
+        </w:rPr>
+        <w:t>评价一次，评价范围包含过程运行效能、过程指标的达成等是否满足运维业务和管理需求，视情况加以改进，确保其符合当及未来一段时间内的运维业务和管理需求。</w:t>
+      </w:r>
+    </w:p>
+    <w:p>
+      <w:pPr>
+        <w:pStyle w:val="a"/>
+        <w:bidi w:val="0"/>
+        <w:rPr>
+          <w:rFonts w:hint="default"/>
+          <w:lang w:val="en-US" w:eastAsia="zh-CN"/>
+        </w:rPr>
+      </w:pPr>
+      <w:r>
+        <w:rPr>
+          <w:rFonts w:hint="eastAsia"/>
+          <w:lang w:val="en-US" w:eastAsia="zh-CN"/>
+        </w:rPr>
+        <w:t>3</w:t>
+      </w:r>
+      <w:r>
+        <w:rPr>
+          <w:rFonts w:hint="default"/>
+          <w:lang w:val="en-US" w:eastAsia="zh-CN"/>
+        </w:rPr>
+        <w:t>、在服务需求发生重大变化后，应立即开展过程框架的评价与改进工作。</w:t>
+      </w:r>
+    </w:p>
+    <w:p>
+      <w:pPr>
+        <w:pStyle w:val="1"/>
+        <w:bidi w:val="0"/>
+        <w:rPr>
+          <w:rFonts w:hint="default"/>
+          <w:lang w:val="en-US" w:eastAsia="zh-CN"/>
+        </w:rPr>
+      </w:pPr>
+      <w:bookmarkStart w:id="15" w:name="_Toc566"/>
       <w:r>
         <w:rPr>
           <w:rFonts w:hint="default"/>
@@ -2592,20 +2547,20 @@
         </w:rPr>
         <w:t>关键指标</w:t>
       </w:r>
-      <w:bookmarkEnd w:id="14"/>
+      <w:bookmarkEnd w:id="15"/>
     </w:p>
     <w:tbl>
       <w:tblPr>
-        <w:tblStyle w:val="28"/>
+        <w:tblStyle w:val="TableNormal0"/>
         <w:tblW w:w="7585" w:type="dxa"/>
         <w:tblInd w:w="130" w:type="dxa"/>
         <w:tblBorders>
-          <w:top w:val="single" w:color="000000" w:sz="2" w:space="0"/>
-          <w:left w:val="single" w:color="000000" w:sz="2" w:space="0"/>
-          <w:bottom w:val="single" w:color="000000" w:sz="2" w:space="0"/>
-          <w:right w:val="single" w:color="000000" w:sz="2" w:space="0"/>
-          <w:insideH w:val="single" w:color="000000" w:sz="2" w:space="0"/>
-          <w:insideV w:val="single" w:color="000000" w:sz="2" w:space="0"/>
+          <w:top w:val="single" w:sz="2" w:space="0" w:color="000000"/>
+          <w:left w:val="single" w:sz="2" w:space="0" w:color="000000"/>
+          <w:bottom w:val="single" w:sz="2" w:space="0" w:color="000000"/>
+          <w:right w:val="single" w:sz="2" w:space="0" w:color="000000"/>
+          <w:insideH w:val="single" w:sz="2" w:space="0" w:color="000000"/>
+          <w:insideV w:val="single" w:sz="2" w:space="0" w:color="000000"/>
         </w:tblBorders>
         <w:tblLayout w:type="fixed"/>
         <w:tblCellMar>
@@ -2624,14 +2579,17 @@
       </w:tblGrid>
       <w:tr>
         <w:tblPrEx>
+          <w:tblW w:w="7585" w:type="dxa"/>
+          <w:tblInd w:w="130" w:type="dxa"/>
           <w:tblBorders>
-            <w:top w:val="single" w:color="000000" w:sz="2" w:space="0"/>
-            <w:left w:val="single" w:color="000000" w:sz="2" w:space="0"/>
-            <w:bottom w:val="single" w:color="000000" w:sz="2" w:space="0"/>
-            <w:right w:val="single" w:color="000000" w:sz="2" w:space="0"/>
-            <w:insideH w:val="single" w:color="000000" w:sz="2" w:space="0"/>
-            <w:insideV w:val="single" w:color="000000" w:sz="2" w:space="0"/>
+            <w:top w:val="single" w:sz="2" w:space="0" w:color="000000"/>
+            <w:left w:val="single" w:sz="2" w:space="0" w:color="000000"/>
+            <w:bottom w:val="single" w:sz="2" w:space="0" w:color="000000"/>
+            <w:right w:val="single" w:sz="2" w:space="0" w:color="000000"/>
+            <w:insideH w:val="single" w:sz="2" w:space="0" w:color="000000"/>
+            <w:insideV w:val="single" w:sz="2" w:space="0" w:color="000000"/>
           </w:tblBorders>
+          <w:tblLayout w:type="fixed"/>
           <w:tblCellMar>
             <w:top w:w="0" w:type="dxa"/>
             <w:left w:w="0" w:type="dxa"/>
@@ -2640,15 +2598,15 @@
           </w:tblCellMar>
         </w:tblPrEx>
         <w:trPr>
-          <w:trHeight w:val="583" w:hRule="atLeast"/>
+          <w:trHeight w:val="583"/>
         </w:trPr>
         <w:tc>
           <w:tcPr>
             <w:tcW w:w="727" w:type="dxa"/>
             <w:tcBorders>
-              <w:top w:val="single" w:color="000000" w:sz="6" w:space="0"/>
-              <w:left w:val="single" w:color="000000" w:sz="6" w:space="0"/>
-              <w:bottom w:val="single" w:color="000000" w:sz="6" w:space="0"/>
+              <w:top w:val="single" w:sz="6" w:space="0" w:color="000000"/>
+              <w:left w:val="single" w:sz="6" w:space="0" w:color="000000"/>
+              <w:bottom w:val="single" w:sz="6" w:space="0" w:color="000000"/>
             </w:tcBorders>
             <w:shd w:val="clear" w:color="auto" w:fill="C0C0C0"/>
           </w:tcPr>
@@ -2657,7 +2615,7 @@
               <w:spacing w:before="205" w:line="221" w:lineRule="auto"/>
               <w:ind w:left="195"/>
               <w:rPr>
-                <w:rFonts w:ascii="宋体" w:hAnsi="宋体" w:eastAsia="宋体" w:cs="宋体"/>
+                <w:rFonts w:ascii="宋体" w:eastAsia="宋体" w:hAnsi="宋体" w:cs="宋体"/>
                 <w:b/>
                 <w:bCs/>
                 <w:spacing w:val="-7"/>
@@ -2667,7 +2625,7 @@
             </w:pPr>
             <w:r>
               <w:rPr>
-                <w:rFonts w:ascii="宋体" w:hAnsi="宋体" w:eastAsia="宋体" w:cs="宋体"/>
+                <w:rFonts w:ascii="宋体" w:eastAsia="宋体" w:hAnsi="宋体" w:cs="宋体"/>
                 <w:b/>
                 <w:bCs/>
                 <w:spacing w:val="-7"/>
@@ -2682,8 +2640,8 @@
           <w:tcPr>
             <w:tcW w:w="2144" w:type="dxa"/>
             <w:tcBorders>
-              <w:top w:val="single" w:color="000000" w:sz="6" w:space="0"/>
-              <w:bottom w:val="single" w:color="000000" w:sz="6" w:space="0"/>
+              <w:top w:val="single" w:sz="6" w:space="0" w:color="000000"/>
+              <w:bottom w:val="single" w:sz="6" w:space="0" w:color="000000"/>
             </w:tcBorders>
             <w:shd w:val="clear" w:color="auto" w:fill="C0C0C0"/>
           </w:tcPr>
@@ -2692,7 +2650,7 @@
               <w:spacing w:before="205" w:line="221" w:lineRule="auto"/>
               <w:ind w:left="195"/>
               <w:rPr>
-                <w:rFonts w:ascii="宋体" w:hAnsi="宋体" w:eastAsia="宋体" w:cs="宋体"/>
+                <w:rFonts w:ascii="宋体" w:eastAsia="宋体" w:hAnsi="宋体" w:cs="宋体"/>
                 <w:b/>
                 <w:bCs/>
                 <w:spacing w:val="-7"/>
@@ -2702,7 +2660,7 @@
             </w:pPr>
             <w:r>
               <w:rPr>
-                <w:rFonts w:ascii="宋体" w:hAnsi="宋体" w:eastAsia="宋体" w:cs="宋体"/>
+                <w:rFonts w:ascii="宋体" w:eastAsia="宋体" w:hAnsi="宋体" w:cs="宋体"/>
                 <w:b/>
                 <w:bCs/>
                 <w:spacing w:val="-7"/>
@@ -2717,9 +2675,9 @@
           <w:tcPr>
             <w:tcW w:w="2100" w:type="dxa"/>
             <w:tcBorders>
-              <w:top w:val="single" w:color="000000" w:sz="6" w:space="0"/>
-              <w:bottom w:val="single" w:color="000000" w:sz="6" w:space="0"/>
-              <w:right w:val="single" w:color="000000" w:sz="6" w:space="0"/>
+              <w:top w:val="single" w:sz="6" w:space="0" w:color="000000"/>
+              <w:bottom w:val="single" w:sz="6" w:space="0" w:color="000000"/>
+              <w:right w:val="single" w:sz="6" w:space="0" w:color="000000"/>
             </w:tcBorders>
             <w:shd w:val="clear" w:color="auto" w:fill="C0C0C0"/>
           </w:tcPr>
@@ -2728,7 +2686,7 @@
               <w:spacing w:before="205" w:line="221" w:lineRule="auto"/>
               <w:ind w:left="195"/>
               <w:rPr>
-                <w:rFonts w:ascii="宋体" w:hAnsi="宋体" w:eastAsia="宋体" w:cs="宋体"/>
+                <w:rFonts w:ascii="宋体" w:eastAsia="宋体" w:hAnsi="宋体" w:cs="宋体"/>
                 <w:b/>
                 <w:bCs/>
                 <w:spacing w:val="-7"/>
@@ -2738,7 +2696,7 @@
             </w:pPr>
             <w:r>
               <w:rPr>
-                <w:rFonts w:ascii="宋体" w:hAnsi="宋体" w:eastAsia="宋体" w:cs="宋体"/>
+                <w:rFonts w:ascii="宋体" w:eastAsia="宋体" w:hAnsi="宋体" w:cs="宋体"/>
                 <w:b/>
                 <w:bCs/>
                 <w:spacing w:val="-7"/>
@@ -2753,9 +2711,9 @@
           <w:tcPr>
             <w:tcW w:w="1307" w:type="dxa"/>
             <w:tcBorders>
-              <w:top w:val="single" w:color="000000" w:sz="6" w:space="0"/>
-              <w:bottom w:val="single" w:color="000000" w:sz="6" w:space="0"/>
-              <w:right w:val="single" w:color="000000" w:sz="6" w:space="0"/>
+              <w:top w:val="single" w:sz="6" w:space="0" w:color="000000"/>
+              <w:bottom w:val="single" w:sz="6" w:space="0" w:color="000000"/>
+              <w:right w:val="single" w:sz="6" w:space="0" w:color="000000"/>
             </w:tcBorders>
             <w:shd w:val="clear" w:color="auto" w:fill="C0C0C0"/>
           </w:tcPr>
@@ -2764,7 +2722,7 @@
               <w:spacing w:before="205" w:line="221" w:lineRule="auto"/>
               <w:ind w:left="195"/>
               <w:rPr>
-                <w:rFonts w:hint="default" w:ascii="宋体" w:hAnsi="宋体" w:eastAsia="宋体" w:cs="宋体"/>
+                <w:rFonts w:ascii="宋体" w:eastAsia="宋体" w:hAnsi="宋体" w:cs="宋体" w:hint="default"/>
                 <w:b/>
                 <w:bCs/>
                 <w:spacing w:val="-7"/>
@@ -2775,7 +2733,7 @@
             </w:pPr>
             <w:r>
               <w:rPr>
-                <w:rFonts w:hint="eastAsia" w:ascii="宋体" w:hAnsi="宋体" w:eastAsia="宋体" w:cs="宋体"/>
+                <w:rFonts w:ascii="宋体" w:eastAsia="宋体" w:hAnsi="宋体" w:cs="宋体" w:hint="eastAsia"/>
                 <w:b/>
                 <w:bCs/>
                 <w:spacing w:val="-7"/>
@@ -2791,9 +2749,9 @@
           <w:tcPr>
             <w:tcW w:w="1307" w:type="dxa"/>
             <w:tcBorders>
-              <w:top w:val="single" w:color="000000" w:sz="6" w:space="0"/>
-              <w:bottom w:val="single" w:color="000000" w:sz="6" w:space="0"/>
-              <w:right w:val="single" w:color="000000" w:sz="6" w:space="0"/>
+              <w:top w:val="single" w:sz="6" w:space="0" w:color="000000"/>
+              <w:bottom w:val="single" w:sz="6" w:space="0" w:color="000000"/>
+              <w:right w:val="single" w:sz="6" w:space="0" w:color="000000"/>
             </w:tcBorders>
             <w:shd w:val="clear" w:color="auto" w:fill="C0C0C0"/>
           </w:tcPr>
@@ -2801,7 +2759,7 @@
             <w:pPr>
               <w:spacing w:before="205" w:line="221" w:lineRule="auto"/>
               <w:rPr>
-                <w:rFonts w:hint="default" w:ascii="宋体" w:hAnsi="宋体" w:eastAsia="宋体" w:cs="宋体"/>
+                <w:rFonts w:ascii="宋体" w:eastAsia="宋体" w:hAnsi="宋体" w:cs="宋体" w:hint="default"/>
                 <w:b/>
                 <w:bCs/>
                 <w:spacing w:val="-7"/>
@@ -2812,7 +2770,7 @@
             </w:pPr>
             <w:r>
               <w:rPr>
-                <w:rFonts w:hint="eastAsia" w:ascii="宋体" w:hAnsi="宋体" w:cs="宋体"/>
+                <w:rFonts w:ascii="宋体" w:hAnsi="宋体" w:cs="宋体" w:hint="eastAsia"/>
                 <w:b/>
                 <w:bCs/>
                 <w:spacing w:val="-7"/>
@@ -2827,14 +2785,9 @@
       </w:tr>
       <w:tr>
         <w:tblPrEx>
-          <w:tblBorders>
-            <w:top w:val="single" w:color="000000" w:sz="2" w:space="0"/>
-            <w:left w:val="single" w:color="000000" w:sz="2" w:space="0"/>
-            <w:bottom w:val="single" w:color="000000" w:sz="2" w:space="0"/>
-            <w:right w:val="single" w:color="000000" w:sz="2" w:space="0"/>
-            <w:insideH w:val="single" w:color="000000" w:sz="2" w:space="0"/>
-            <w:insideV w:val="single" w:color="000000" w:sz="2" w:space="0"/>
-          </w:tblBorders>
+          <w:tblW w:w="7585" w:type="dxa"/>
+          <w:tblInd w:w="130" w:type="dxa"/>
+          <w:tblLayout w:type="fixed"/>
           <w:tblCellMar>
             <w:top w:w="0" w:type="dxa"/>
             <w:left w:w="0" w:type="dxa"/>
@@ -2843,14 +2796,14 @@
           </w:tblCellMar>
         </w:tblPrEx>
         <w:trPr>
-          <w:trHeight w:val="549" w:hRule="atLeast"/>
+          <w:trHeight w:val="549"/>
         </w:trPr>
         <w:tc>
           <w:tcPr>
             <w:tcW w:w="727" w:type="dxa"/>
             <w:tcBorders>
-              <w:top w:val="single" w:color="000000" w:sz="6" w:space="0"/>
-              <w:left w:val="single" w:color="000000" w:sz="6" w:space="0"/>
+              <w:top w:val="single" w:sz="6" w:space="0" w:color="000000"/>
+              <w:left w:val="single" w:sz="6" w:space="0" w:color="000000"/>
             </w:tcBorders>
           </w:tcPr>
           <w:p>
@@ -2858,7 +2811,7 @@
               <w:spacing w:before="194" w:line="219" w:lineRule="auto"/>
               <w:ind w:left="123"/>
               <w:rPr>
-                <w:rFonts w:hint="eastAsia" w:ascii="宋体" w:hAnsi="宋体" w:eastAsia="宋体" w:cs="宋体"/>
+                <w:rFonts w:ascii="宋体" w:eastAsia="宋体" w:hAnsi="宋体" w:cs="宋体" w:hint="eastAsia"/>
                 <w:spacing w:val="-2"/>
                 <w:sz w:val="24"/>
                 <w:szCs w:val="24"/>
@@ -2867,7 +2820,7 @@
             </w:pPr>
             <w:r>
               <w:rPr>
-                <w:rFonts w:hint="eastAsia" w:ascii="宋体" w:hAnsi="宋体" w:eastAsia="宋体" w:cs="宋体"/>
+                <w:rFonts w:ascii="宋体" w:eastAsia="宋体" w:hAnsi="宋体" w:cs="宋体" w:hint="eastAsia"/>
                 <w:spacing w:val="-2"/>
                 <w:sz w:val="24"/>
                 <w:szCs w:val="24"/>
@@ -2881,7 +2834,7 @@
           <w:tcPr>
             <w:tcW w:w="2144" w:type="dxa"/>
             <w:tcBorders>
-              <w:top w:val="single" w:color="000000" w:sz="6" w:space="0"/>
+              <w:top w:val="single" w:sz="6" w:space="0" w:color="000000"/>
             </w:tcBorders>
           </w:tcPr>
           <w:p>
@@ -2889,7 +2842,7 @@
               <w:spacing w:before="194" w:line="219" w:lineRule="auto"/>
               <w:ind w:left="123"/>
               <w:rPr>
-                <w:rFonts w:hint="default" w:ascii="宋体" w:hAnsi="宋体" w:eastAsia="宋体" w:cs="宋体"/>
+                <w:rFonts w:ascii="宋体" w:eastAsia="宋体" w:hAnsi="宋体" w:cs="宋体" w:hint="default"/>
                 <w:spacing w:val="-2"/>
                 <w:sz w:val="24"/>
                 <w:szCs w:val="24"/>
@@ -2898,7 +2851,7 @@
             </w:pPr>
             <w:r>
               <w:rPr>
-                <w:rFonts w:hint="eastAsia" w:ascii="宋体" w:hAnsi="宋体" w:eastAsia="宋体" w:cs="宋体"/>
+                <w:rFonts w:ascii="宋体" w:eastAsia="宋体" w:hAnsi="宋体" w:cs="宋体" w:hint="eastAsia"/>
                 <w:spacing w:val="-2"/>
                 <w:sz w:val="24"/>
                 <w:szCs w:val="24"/>
@@ -2912,8 +2865,8 @@
           <w:tcPr>
             <w:tcW w:w="2100" w:type="dxa"/>
             <w:tcBorders>
-              <w:top w:val="single" w:color="000000" w:sz="6" w:space="0"/>
-              <w:right w:val="single" w:color="000000" w:sz="6" w:space="0"/>
+              <w:top w:val="single" w:sz="6" w:space="0" w:color="000000"/>
+              <w:right w:val="single" w:sz="6" w:space="0" w:color="000000"/>
             </w:tcBorders>
           </w:tcPr>
           <w:p>
@@ -2921,7 +2874,7 @@
               <w:spacing w:before="194" w:line="219" w:lineRule="auto"/>
               <w:ind w:left="123"/>
               <w:rPr>
-                <w:rFonts w:hint="default" w:ascii="宋体" w:hAnsi="宋体" w:eastAsia="宋体" w:cs="宋体"/>
+                <w:rFonts w:ascii="宋体" w:eastAsia="宋体" w:hAnsi="宋体" w:cs="宋体" w:hint="default"/>
                 <w:spacing w:val="-2"/>
                 <w:sz w:val="24"/>
                 <w:szCs w:val="24"/>
@@ -2930,7 +2883,7 @@
             </w:pPr>
             <w:r>
               <w:rPr>
-                <w:rFonts w:hint="eastAsia" w:ascii="宋体" w:hAnsi="宋体" w:eastAsia="宋体" w:cs="宋体"/>
+                <w:rFonts w:ascii="宋体" w:eastAsia="宋体" w:hAnsi="宋体" w:cs="宋体" w:hint="eastAsia"/>
                 <w:spacing w:val="-2"/>
                 <w:sz w:val="24"/>
                 <w:szCs w:val="24"/>
@@ -2940,7 +2893,7 @@
             </w:r>
             <w:r>
               <w:rPr>
-                <w:rFonts w:hint="eastAsia" w:ascii="宋体" w:hAnsi="宋体" w:cs="宋体"/>
+                <w:rFonts w:ascii="宋体" w:hAnsi="宋体" w:cs="宋体" w:hint="eastAsia"/>
                 <w:spacing w:val="-2"/>
                 <w:sz w:val="24"/>
                 <w:szCs w:val="24"/>
@@ -2954,8 +2907,8 @@
           <w:tcPr>
             <w:tcW w:w="1307" w:type="dxa"/>
             <w:tcBorders>
-              <w:top w:val="single" w:color="000000" w:sz="6" w:space="0"/>
-              <w:right w:val="single" w:color="000000" w:sz="6" w:space="0"/>
+              <w:top w:val="single" w:sz="6" w:space="0" w:color="000000"/>
+              <w:right w:val="single" w:sz="6" w:space="0" w:color="000000"/>
             </w:tcBorders>
           </w:tcPr>
           <w:p>
@@ -2963,7 +2916,7 @@
               <w:spacing w:before="194" w:line="219" w:lineRule="auto"/>
               <w:ind w:left="123"/>
               <w:rPr>
-                <w:rFonts w:hint="default" w:ascii="宋体" w:hAnsi="宋体" w:eastAsia="宋体" w:cs="宋体"/>
+                <w:rFonts w:ascii="宋体" w:eastAsia="宋体" w:hAnsi="宋体" w:cs="宋体" w:hint="default"/>
                 <w:spacing w:val="-2"/>
                 <w:sz w:val="24"/>
                 <w:szCs w:val="24"/>
@@ -2972,7 +2925,7 @@
             </w:pPr>
             <w:r>
               <w:rPr>
-                <w:rFonts w:hint="eastAsia" w:ascii="宋体" w:hAnsi="宋体" w:cs="宋体"/>
+                <w:rFonts w:ascii="宋体" w:hAnsi="宋体" w:cs="宋体" w:hint="eastAsia"/>
                 <w:spacing w:val="-2"/>
                 <w:sz w:val="24"/>
                 <w:szCs w:val="24"/>
@@ -2986,8 +2939,8 @@
           <w:tcPr>
             <w:tcW w:w="1307" w:type="dxa"/>
             <w:tcBorders>
-              <w:top w:val="single" w:color="000000" w:sz="6" w:space="0"/>
-              <w:right w:val="single" w:color="000000" w:sz="6" w:space="0"/>
+              <w:top w:val="single" w:sz="6" w:space="0" w:color="000000"/>
+              <w:right w:val="single" w:sz="6" w:space="0" w:color="000000"/>
             </w:tcBorders>
           </w:tcPr>
           <w:p>
@@ -2995,7 +2948,7 @@
               <w:spacing w:before="194" w:line="219" w:lineRule="auto"/>
               <w:ind w:left="123"/>
               <w:rPr>
-                <w:rFonts w:hint="default" w:ascii="宋体" w:hAnsi="宋体" w:eastAsia="宋体" w:cs="宋体"/>
+                <w:rFonts w:ascii="宋体" w:eastAsia="宋体" w:hAnsi="宋体" w:cs="宋体" w:hint="default"/>
                 <w:spacing w:val="-2"/>
                 <w:sz w:val="24"/>
                 <w:szCs w:val="24"/>
@@ -3004,7 +2957,7 @@
             </w:pPr>
             <w:r>
               <w:rPr>
-                <w:rFonts w:hint="eastAsia" w:ascii="宋体" w:hAnsi="宋体" w:cs="宋体"/>
+                <w:rFonts w:ascii="宋体" w:hAnsi="宋体" w:cs="宋体" w:hint="eastAsia"/>
                 <w:spacing w:val="-2"/>
                 <w:sz w:val="24"/>
                 <w:szCs w:val="24"/>
@@ -3032,7 +2985,7 @@
         <w:adjustRightInd/>
         <w:snapToGrid/>
         <w:spacing w:line="360" w:lineRule="auto"/>
-        <w:ind w:firstLine="480" w:firstLineChars="200"/>
+        <w:ind w:firstLine="420" w:firstLineChars="200"/>
         <w:jc w:val="left"/>
         <w:textAlignment w:val="auto"/>
         <w:rPr>
@@ -3044,14 +2997,14 @@
     </w:p>
     <w:p>
       <w:pPr>
-        <w:pStyle w:val="30"/>
+        <w:pStyle w:val="1"/>
         <w:bidi w:val="0"/>
         <w:rPr>
           <w:rFonts w:hint="default"/>
           <w:lang w:val="en-US" w:eastAsia="zh-CN"/>
         </w:rPr>
       </w:pPr>
-      <w:bookmarkStart w:id="15" w:name="_Toc32334"/>
+      <w:bookmarkStart w:id="16" w:name="_Toc32334"/>
       <w:r>
         <w:rPr>
           <w:rFonts w:hint="default"/>
@@ -3059,7 +3012,7 @@
         </w:rPr>
         <w:t>相关记录和文件</w:t>
       </w:r>
-      <w:bookmarkEnd w:id="15"/>
+      <w:bookmarkEnd w:id="16"/>
     </w:p>
     <w:p>
       <w:pPr>
@@ -3077,7 +3030,7 @@
         <w:adjustRightInd/>
         <w:snapToGrid/>
         <w:spacing w:line="360" w:lineRule="auto"/>
-        <w:ind w:firstLine="480" w:firstLineChars="200"/>
+        <w:ind w:firstLine="420" w:firstLineChars="200"/>
         <w:jc w:val="left"/>
         <w:textAlignment w:val="auto"/>
         <w:rPr>
@@ -3111,7 +3064,7 @@
         <w:adjustRightInd/>
         <w:snapToGrid/>
         <w:spacing w:line="360" w:lineRule="auto"/>
-        <w:ind w:firstLine="480" w:firstLineChars="200"/>
+        <w:ind w:firstLine="420" w:firstLineChars="200"/>
         <w:jc w:val="left"/>
         <w:textAlignment w:val="auto"/>
         <w:rPr>
@@ -3130,50 +3083,25 @@
       </w:r>
     </w:p>
     <w:sectPr>
-      <w:footerReference r:id="rId5" w:type="default"/>
+      <w:footerReference w:type="default" r:id="rId4"/>
       <w:pgSz w:w="11906" w:h="16838"/>
       <w:pgMar w:top="1440" w:right="1800" w:bottom="1440" w:left="1800" w:header="851" w:footer="992" w:gutter="0"/>
       <w:pgNumType w:fmt="decimal"/>
-      <w:cols w:space="425" w:num="1"/>
+      <w:cols w:num="1" w:space="425"/>
       <w:docGrid w:type="lines" w:linePitch="312" w:charSpace="0"/>
     </w:sectPr>
   </w:body>
 </w:document>
 </file>
 
-<file path=word/endnotes.xml><?xml version="1.0" encoding="utf-8"?>
-<w:endnotes xmlns:wpc="http://schemas.microsoft.com/office/word/2010/wordprocessingCanvas" xmlns:mc="http://schemas.openxmlformats.org/markup-compatibility/2006" xmlns:o="urn:schemas-microsoft-com:office:office" xmlns:r="http://schemas.openxmlformats.org/officeDocument/2006/relationships" xmlns:m="http://schemas.openxmlformats.org/officeDocument/2006/math" xmlns:v="urn:schemas-microsoft-com:vml" xmlns:wp14="http://schemas.microsoft.com/office/word/2010/wordprocessingDrawing" xmlns:wp="http://schemas.openxmlformats.org/drawingml/2006/wordprocessingDrawing" xmlns:w="http://schemas.openxmlformats.org/wordprocessingml/2006/main" xmlns:w14="http://schemas.microsoft.com/office/word/2010/wordml" xmlns:w15="http://schemas.microsoft.com/office/word/2012/wordml" xmlns:w10="urn:schemas-microsoft-com:office:word" xmlns:wpg="http://schemas.microsoft.com/office/word/2010/wordprocessingGroup" xmlns:wpi="http://schemas.microsoft.com/office/word/2010/wordprocessingInk" xmlns:wne="http://schemas.microsoft.com/office/word/2006/wordml" xmlns:wps="http://schemas.microsoft.com/office/word/2010/wordprocessingShape" xmlns:wpsCustomData="http://www.wps.cn/officeDocument/2013/wpsCustomData" mc:Ignorable="w14 w15 wp14">
-  <w:endnote w:type="separator" w:id="0">
-    <w:p>
-      <w:pPr>
-        <w:spacing w:line="240" w:lineRule="auto"/>
-      </w:pPr>
-      <w:r>
-        <w:separator/>
-      </w:r>
-    </w:p>
-  </w:endnote>
-  <w:endnote w:type="continuationSeparator" w:id="1">
-    <w:p>
-      <w:pPr>
-        <w:spacing w:line="240" w:lineRule="auto"/>
-      </w:pPr>
-      <w:r>
-        <w:continuationSeparator/>
-      </w:r>
-    </w:p>
-  </w:endnote>
-</w:endnotes>
-</file>
-
 <file path=word/footer1.xml><?xml version="1.0" encoding="utf-8"?>
-<w:ftr xmlns:wpc="http://schemas.microsoft.com/office/word/2010/wordprocessingCanvas" xmlns:mc="http://schemas.openxmlformats.org/markup-compatibility/2006" xmlns:o="urn:schemas-microsoft-com:office:office" xmlns:r="http://schemas.openxmlformats.org/officeDocument/2006/relationships" xmlns:m="http://schemas.openxmlformats.org/officeDocument/2006/math" xmlns:v="urn:schemas-microsoft-com:vml" xmlns:wp14="http://schemas.microsoft.com/office/word/2010/wordprocessingDrawing" xmlns:wp="http://schemas.openxmlformats.org/drawingml/2006/wordprocessingDrawing" xmlns:w10="urn:schemas-microsoft-com:office:word" xmlns:w="http://schemas.openxmlformats.org/wordprocessingml/2006/main" xmlns:w14="http://schemas.microsoft.com/office/word/2010/wordml" xmlns:w15="http://schemas.microsoft.com/office/word/2012/wordml" xmlns:wpg="http://schemas.microsoft.com/office/word/2010/wordprocessingGroup" xmlns:wpi="http://schemas.microsoft.com/office/word/2010/wordprocessingInk" xmlns:wne="http://schemas.microsoft.com/office/word/2006/wordml" xmlns:wps="http://schemas.microsoft.com/office/word/2010/wordprocessingShape" xmlns:wpsCustomData="http://www.wps.cn/officeDocument/2013/wpsCustomData" mc:Ignorable="w14 w15 wp14">
+<w:ftr xmlns:wpc="http://schemas.microsoft.com/office/word/2010/wordprocessingCanvas" xmlns:mc="http://schemas.openxmlformats.org/markup-compatibility/2006" xmlns:o="urn:schemas-microsoft-com:office:office" xmlns:r="http://schemas.openxmlformats.org/officeDocument/2006/relationships" xmlns:m="http://schemas.openxmlformats.org/officeDocument/2006/math" xmlns:v="urn:schemas-microsoft-com:vml" xmlns:wp14="http://schemas.microsoft.com/office/word/2010/wordprocessingDrawing" xmlns:wp="http://schemas.openxmlformats.org/drawingml/2006/wordprocessingDrawing" xmlns:w10="urn:schemas-microsoft-com:office:word" xmlns:w="http://schemas.openxmlformats.org/wordprocessingml/2006/main" xmlns:w14="http://schemas.microsoft.com/office/word/2010/wordml" xmlns:w15="http://schemas.microsoft.com/office/word/2012/wordml" xmlns:wne="http://schemas.microsoft.com/office/word/2006/wordml" xmlns:wpg="http://schemas.microsoft.com/office/word/2010/wordprocessingGroup" xmlns:wpi="http://schemas.microsoft.com/office/word/2010/wordprocessingInk" xmlns:wps="http://schemas.microsoft.com/office/word/2010/wordprocessingShape" mc:Ignorable="w14 w15 wp14">
   <w:p>
     <w:pPr>
       <w:spacing w:line="169" w:lineRule="auto"/>
       <w:ind w:left="5927"/>
       <w:rPr>
-        <w:rFonts w:ascii="Calibri" w:hAnsi="Calibri" w:eastAsia="Calibri" w:cs="Calibri"/>
+        <w:rFonts w:ascii="Calibri" w:eastAsia="Calibri" w:hAnsi="Calibri" w:cs="Calibri"/>
         <w:sz w:val="18"/>
         <w:szCs w:val="18"/>
       </w:rPr>
@@ -3182,41 +3110,16 @@
 </w:ftr>
 </file>
 
-<file path=word/footnotes.xml><?xml version="1.0" encoding="utf-8"?>
-<w:footnotes xmlns:wpc="http://schemas.microsoft.com/office/word/2010/wordprocessingCanvas" xmlns:mc="http://schemas.openxmlformats.org/markup-compatibility/2006" xmlns:o="urn:schemas-microsoft-com:office:office" xmlns:r="http://schemas.openxmlformats.org/officeDocument/2006/relationships" xmlns:m="http://schemas.openxmlformats.org/officeDocument/2006/math" xmlns:v="urn:schemas-microsoft-com:vml" xmlns:wp14="http://schemas.microsoft.com/office/word/2010/wordprocessingDrawing" xmlns:wp="http://schemas.openxmlformats.org/drawingml/2006/wordprocessingDrawing" xmlns:w="http://schemas.openxmlformats.org/wordprocessingml/2006/main" xmlns:w14="http://schemas.microsoft.com/office/word/2010/wordml" xmlns:w15="http://schemas.microsoft.com/office/word/2012/wordml" xmlns:w10="urn:schemas-microsoft-com:office:word" xmlns:wpg="http://schemas.microsoft.com/office/word/2010/wordprocessingGroup" xmlns:wpi="http://schemas.microsoft.com/office/word/2010/wordprocessingInk" xmlns:wne="http://schemas.microsoft.com/office/word/2006/wordml" xmlns:wps="http://schemas.microsoft.com/office/word/2010/wordprocessingShape" xmlns:wpsCustomData="http://www.wps.cn/officeDocument/2013/wpsCustomData" mc:Ignorable="w14 w15 wp14">
-  <w:footnote w:type="separator" w:id="0">
-    <w:p>
-      <w:pPr>
-        <w:spacing w:line="360" w:lineRule="auto"/>
-      </w:pPr>
-      <w:r>
-        <w:separator/>
-      </w:r>
-    </w:p>
-  </w:footnote>
-  <w:footnote w:type="continuationSeparator" w:id="1">
-    <w:p>
-      <w:pPr>
-        <w:spacing w:line="360" w:lineRule="auto"/>
-      </w:pPr>
-      <w:r>
-        <w:continuationSeparator/>
-      </w:r>
-    </w:p>
-  </w:footnote>
-</w:footnotes>
-</file>
-
 <file path=word/numbering.xml><?xml version="1.0" encoding="utf-8"?>
-<w:numbering xmlns:wpc="http://schemas.microsoft.com/office/word/2010/wordprocessingCanvas" xmlns:mc="http://schemas.openxmlformats.org/markup-compatibility/2006" xmlns:o="urn:schemas-microsoft-com:office:office" xmlns:r="http://schemas.openxmlformats.org/officeDocument/2006/relationships" xmlns:m="http://schemas.openxmlformats.org/officeDocument/2006/math" xmlns:v="urn:schemas-microsoft-com:vml" xmlns:wp14="http://schemas.microsoft.com/office/word/2010/wordprocessingDrawing" xmlns:wp="http://schemas.openxmlformats.org/drawingml/2006/wordprocessingDrawing" xmlns:w10="urn:schemas-microsoft-com:office:word" xmlns:w="http://schemas.openxmlformats.org/wordprocessingml/2006/main" xmlns:w14="http://schemas.microsoft.com/office/word/2010/wordml" xmlns:wpg="http://schemas.microsoft.com/office/word/2010/wordprocessingGroup" xmlns:wpi="http://schemas.microsoft.com/office/word/2010/wordprocessingInk" xmlns:wne="http://schemas.microsoft.com/office/word/2006/wordml" xmlns:wps="http://schemas.microsoft.com/office/word/2010/wordprocessingShape" xmlns:wpsCustomData="http://www.wps.cn/officeDocument/2013/wpsCustomData" mc:Ignorable="w14 wp14">
+<w:numbering xmlns:wpc="http://schemas.microsoft.com/office/word/2010/wordprocessingCanvas" xmlns:mc="http://schemas.openxmlformats.org/markup-compatibility/2006" xmlns:o="urn:schemas-microsoft-com:office:office" xmlns:r="http://schemas.openxmlformats.org/officeDocument/2006/relationships" xmlns:m="http://schemas.openxmlformats.org/officeDocument/2006/math" xmlns:v="urn:schemas-microsoft-com:vml" xmlns:wp14="http://schemas.microsoft.com/office/word/2010/wordprocessingDrawing" xmlns:wp="http://schemas.openxmlformats.org/drawingml/2006/wordprocessingDrawing" xmlns:w10="urn:schemas-microsoft-com:office:word" xmlns:w="http://schemas.openxmlformats.org/wordprocessingml/2006/main" xmlns:w14="http://schemas.microsoft.com/office/word/2010/wordml" xmlns:w15="http://schemas.microsoft.com/office/word/2012/wordml" xmlns:wne="http://schemas.microsoft.com/office/word/2006/wordml" xmlns:wpg="http://schemas.microsoft.com/office/word/2010/wordprocessingGroup" xmlns:wpi="http://schemas.microsoft.com/office/word/2010/wordprocessingInk" xmlns:wps="http://schemas.microsoft.com/office/word/2010/wordprocessingShape" mc:Ignorable="w14 w15 wp14">
   <w:abstractNum w:abstractNumId="0">
     <w:nsid w:val="8E964DCE"/>
     <w:multiLevelType w:val="multilevel"/>
     <w:tmpl w:val="8E964DCE"/>
-    <w:lvl w:ilvl="0" w:tentative="0">
+    <w:lvl w:ilvl="0">
       <w:start w:val="1"/>
       <w:numFmt w:val="decimal"/>
-      <w:pStyle w:val="2"/>
+      <w:pStyle w:val="Heading1"/>
       <w:lvlText w:val="%1."/>
       <w:lvlJc w:val="left"/>
       <w:pPr>
@@ -3226,10 +3129,10 @@
         <w:rFonts w:hint="default"/>
       </w:rPr>
     </w:lvl>
-    <w:lvl w:ilvl="1" w:tentative="0">
+    <w:lvl w:ilvl="1">
       <w:start w:val="1"/>
       <w:numFmt w:val="decimal"/>
-      <w:pStyle w:val="3"/>
+      <w:pStyle w:val="Heading2"/>
       <w:lvlText w:val="%1.%2."/>
       <w:lvlJc w:val="left"/>
       <w:pPr>
@@ -3239,10 +3142,10 @@
         <w:rFonts w:hint="default"/>
       </w:rPr>
     </w:lvl>
-    <w:lvl w:ilvl="2" w:tentative="0">
+    <w:lvl w:ilvl="2">
       <w:start w:val="1"/>
       <w:numFmt w:val="decimal"/>
-      <w:pStyle w:val="4"/>
+      <w:pStyle w:val="Heading3"/>
       <w:lvlText w:val="%1.%2.%3."/>
       <w:lvlJc w:val="left"/>
       <w:pPr>
@@ -3252,10 +3155,10 @@
         <w:rFonts w:hint="default"/>
       </w:rPr>
     </w:lvl>
-    <w:lvl w:ilvl="3" w:tentative="0">
+    <w:lvl w:ilvl="3">
       <w:start w:val="1"/>
       <w:numFmt w:val="decimal"/>
-      <w:pStyle w:val="5"/>
+      <w:pStyle w:val="Heading4"/>
       <w:lvlText w:val="%1.%2.%3.%4."/>
       <w:lvlJc w:val="left"/>
       <w:pPr>
@@ -3265,10 +3168,10 @@
         <w:rFonts w:hint="default"/>
       </w:rPr>
     </w:lvl>
-    <w:lvl w:ilvl="4" w:tentative="0">
+    <w:lvl w:ilvl="4">
       <w:start w:val="1"/>
       <w:numFmt w:val="decimal"/>
-      <w:pStyle w:val="6"/>
+      <w:pStyle w:val="Heading5"/>
       <w:lvlText w:val="%1.%2.%3.%4.%5."/>
       <w:lvlJc w:val="left"/>
       <w:pPr>
@@ -3278,10 +3181,10 @@
         <w:rFonts w:hint="default"/>
       </w:rPr>
     </w:lvl>
-    <w:lvl w:ilvl="5" w:tentative="0">
+    <w:lvl w:ilvl="5">
       <w:start w:val="1"/>
       <w:numFmt w:val="decimal"/>
-      <w:pStyle w:val="7"/>
+      <w:pStyle w:val="Heading6"/>
       <w:lvlText w:val="%1.%2.%3.%4.%5.%6."/>
       <w:lvlJc w:val="left"/>
       <w:pPr>
@@ -3291,10 +3194,10 @@
         <w:rFonts w:hint="default"/>
       </w:rPr>
     </w:lvl>
-    <w:lvl w:ilvl="6" w:tentative="0">
+    <w:lvl w:ilvl="6">
       <w:start w:val="1"/>
       <w:numFmt w:val="decimal"/>
-      <w:pStyle w:val="8"/>
+      <w:pStyle w:val="Heading7"/>
       <w:lvlText w:val="%1.%2.%3.%4.%5.%6.%7."/>
       <w:lvlJc w:val="left"/>
       <w:pPr>
@@ -3304,10 +3207,10 @@
         <w:rFonts w:hint="default"/>
       </w:rPr>
     </w:lvl>
-    <w:lvl w:ilvl="7" w:tentative="0">
+    <w:lvl w:ilvl="7">
       <w:start w:val="1"/>
       <w:numFmt w:val="decimal"/>
-      <w:pStyle w:val="9"/>
+      <w:pStyle w:val="Heading8"/>
       <w:lvlText w:val="%1.%2.%3.%4.%5.%6.%7.%8."/>
       <w:lvlJc w:val="left"/>
       <w:pPr>
@@ -3317,10 +3220,10 @@
         <w:rFonts w:hint="default"/>
       </w:rPr>
     </w:lvl>
-    <w:lvl w:ilvl="8" w:tentative="0">
+    <w:lvl w:ilvl="8">
       <w:start w:val="1"/>
       <w:numFmt w:val="decimal"/>
-      <w:pStyle w:val="10"/>
+      <w:pStyle w:val="Heading9"/>
       <w:lvlText w:val="%1.%2.%3.%4.%5.%6.%7.%8.%9."/>
       <w:lvlJc w:val="left"/>
       <w:pPr>
@@ -3335,7 +3238,7 @@
     <w:nsid w:val="A1B88039"/>
     <w:multiLevelType w:val="singleLevel"/>
     <w:tmpl w:val="A1B88039"/>
-    <w:lvl w:ilvl="0" w:tentative="0">
+    <w:lvl w:ilvl="0">
       <w:start w:val="1"/>
       <w:numFmt w:val="decimal"/>
       <w:lvlText w:val="%1."/>
@@ -3358,270 +3261,268 @@
 </file>
 
 <file path=word/styles.xml><?xml version="1.0" encoding="utf-8"?>
-<w:styles xmlns:mc="http://schemas.openxmlformats.org/markup-compatibility/2006" xmlns:o="urn:schemas-microsoft-com:office:office" xmlns:r="http://schemas.openxmlformats.org/officeDocument/2006/relationships" xmlns:m="http://schemas.openxmlformats.org/officeDocument/2006/math" xmlns:v="urn:schemas-microsoft-com:vml" xmlns:w="http://schemas.openxmlformats.org/wordprocessingml/2006/main" xmlns:w14="http://schemas.microsoft.com/office/word/2010/wordml" xmlns:w10="urn:schemas-microsoft-com:office:word" xmlns:sl="http://schemas.openxmlformats.org/schemaLibrary/2006/main" xmlns:wpsCustomData="http://www.wps.cn/officeDocument/2013/wpsCustomData" mc:Ignorable="w14">
+<w:styles xmlns:mc="http://schemas.openxmlformats.org/markup-compatibility/2006" xmlns:r="http://schemas.openxmlformats.org/officeDocument/2006/relationships" xmlns:w="http://schemas.openxmlformats.org/wordprocessingml/2006/main" xmlns:w14="http://schemas.microsoft.com/office/word/2010/wordml" xmlns:w15="http://schemas.microsoft.com/office/word/2012/wordml" mc:Ignorable="w14 w15">
   <w:docDefaults>
     <w:rPrDefault>
       <w:rPr>
-        <w:rFonts w:ascii="Times New Roman" w:hAnsi="Times New Roman" w:eastAsia="宋体" w:cs="Times New Roman"/>
+        <w:rFonts w:ascii="Times New Roman" w:eastAsia="宋体" w:hAnsi="Times New Roman" w:cs="Times New Roman"/>
       </w:rPr>
     </w:rPrDefault>
     <w:pPrDefault/>
   </w:docDefaults>
-  <w:latentStyles w:count="260" w:defQFormat="0" w:defUnhideWhenUsed="1" w:defSemiHidden="1" w:defUIPriority="99" w:defLockedState="0">
-    <w:lsdException w:qFormat="1" w:unhideWhenUsed="0" w:uiPriority="0" w:semiHidden="0" w:name="Normal"/>
-    <w:lsdException w:qFormat="1" w:unhideWhenUsed="0" w:uiPriority="0" w:semiHidden="0" w:name="heading 1"/>
-    <w:lsdException w:qFormat="1" w:uiPriority="0" w:semiHidden="0" w:name="heading 2"/>
-    <w:lsdException w:qFormat="1" w:uiPriority="0" w:name="heading 3"/>
-    <w:lsdException w:qFormat="1" w:uiPriority="0" w:semiHidden="0" w:name="heading 4"/>
-    <w:lsdException w:qFormat="1" w:uiPriority="0" w:name="heading 5"/>
-    <w:lsdException w:qFormat="1" w:uiPriority="0" w:name="heading 6"/>
-    <w:lsdException w:qFormat="1" w:uiPriority="0" w:name="heading 7"/>
-    <w:lsdException w:qFormat="1" w:uiPriority="0" w:name="heading 8"/>
-    <w:lsdException w:qFormat="1" w:uiPriority="0" w:name="heading 9"/>
-    <w:lsdException w:unhideWhenUsed="0" w:uiPriority="0" w:semiHidden="0" w:name="index 1"/>
-    <w:lsdException w:unhideWhenUsed="0" w:uiPriority="0" w:semiHidden="0" w:name="index 2"/>
-    <w:lsdException w:unhideWhenUsed="0" w:uiPriority="0" w:semiHidden="0" w:name="index 3"/>
-    <w:lsdException w:unhideWhenUsed="0" w:uiPriority="0" w:semiHidden="0" w:name="index 4"/>
-    <w:lsdException w:unhideWhenUsed="0" w:uiPriority="0" w:semiHidden="0" w:name="index 5"/>
-    <w:lsdException w:unhideWhenUsed="0" w:uiPriority="0" w:semiHidden="0" w:name="index 6"/>
-    <w:lsdException w:unhideWhenUsed="0" w:uiPriority="0" w:semiHidden="0" w:name="index 7"/>
-    <w:lsdException w:unhideWhenUsed="0" w:uiPriority="0" w:semiHidden="0" w:name="index 8"/>
-    <w:lsdException w:unhideWhenUsed="0" w:uiPriority="0" w:semiHidden="0" w:name="index 9"/>
-    <w:lsdException w:qFormat="1" w:unhideWhenUsed="0" w:uiPriority="0" w:semiHidden="0" w:name="toc 1"/>
-    <w:lsdException w:qFormat="1" w:unhideWhenUsed="0" w:uiPriority="0" w:semiHidden="0" w:name="toc 2"/>
-    <w:lsdException w:qFormat="1" w:unhideWhenUsed="0" w:uiPriority="0" w:semiHidden="0" w:name="toc 3"/>
-    <w:lsdException w:unhideWhenUsed="0" w:uiPriority="0" w:semiHidden="0" w:name="toc 4"/>
-    <w:lsdException w:unhideWhenUsed="0" w:uiPriority="0" w:semiHidden="0" w:name="toc 5"/>
-    <w:lsdException w:unhideWhenUsed="0" w:uiPriority="0" w:semiHidden="0" w:name="toc 6"/>
-    <w:lsdException w:unhideWhenUsed="0" w:uiPriority="0" w:semiHidden="0" w:name="toc 7"/>
-    <w:lsdException w:unhideWhenUsed="0" w:uiPriority="0" w:semiHidden="0" w:name="toc 8"/>
-    <w:lsdException w:unhideWhenUsed="0" w:uiPriority="0" w:semiHidden="0" w:name="toc 9"/>
-    <w:lsdException w:qFormat="1" w:unhideWhenUsed="0" w:uiPriority="0" w:semiHidden="0" w:name="Normal Indent"/>
-    <w:lsdException w:unhideWhenUsed="0" w:uiPriority="0" w:semiHidden="0" w:name="footnote text"/>
-    <w:lsdException w:qFormat="1" w:unhideWhenUsed="0" w:uiPriority="0" w:semiHidden="0" w:name="annotation text"/>
-    <w:lsdException w:qFormat="1" w:unhideWhenUsed="0" w:uiPriority="0" w:semiHidden="0" w:name="header"/>
-    <w:lsdException w:qFormat="1" w:unhideWhenUsed="0" w:uiPriority="0" w:semiHidden="0" w:name="footer"/>
-    <w:lsdException w:unhideWhenUsed="0" w:uiPriority="0" w:semiHidden="0" w:name="index heading"/>
-    <w:lsdException w:qFormat="1" w:uiPriority="0" w:name="caption"/>
-    <w:lsdException w:unhideWhenUsed="0" w:uiPriority="0" w:semiHidden="0" w:name="table of figures"/>
-    <w:lsdException w:unhideWhenUsed="0" w:uiPriority="0" w:semiHidden="0" w:name="envelope address"/>
-    <w:lsdException w:unhideWhenUsed="0" w:uiPriority="0" w:semiHidden="0" w:name="envelope return"/>
-    <w:lsdException w:unhideWhenUsed="0" w:uiPriority="0" w:semiHidden="0" w:name="footnote reference"/>
-    <w:lsdException w:unhideWhenUsed="0" w:uiPriority="0" w:semiHidden="0" w:name="annotation reference"/>
-    <w:lsdException w:unhideWhenUsed="0" w:uiPriority="0" w:semiHidden="0" w:name="line number"/>
-    <w:lsdException w:unhideWhenUsed="0" w:uiPriority="0" w:semiHidden="0" w:name="page number"/>
-    <w:lsdException w:unhideWhenUsed="0" w:uiPriority="0" w:semiHidden="0" w:name="endnote reference"/>
-    <w:lsdException w:unhideWhenUsed="0" w:uiPriority="0" w:semiHidden="0" w:name="endnote text"/>
-    <w:lsdException w:unhideWhenUsed="0" w:uiPriority="0" w:semiHidden="0" w:name="table of authorities"/>
-    <w:lsdException w:unhideWhenUsed="0" w:uiPriority="0" w:semiHidden="0" w:name="macro"/>
-    <w:lsdException w:unhideWhenUsed="0" w:uiPriority="0" w:semiHidden="0" w:name="toa heading"/>
-    <w:lsdException w:unhideWhenUsed="0" w:uiPriority="0" w:semiHidden="0" w:name="List"/>
-    <w:lsdException w:unhideWhenUsed="0" w:uiPriority="0" w:semiHidden="0" w:name="List Bullet"/>
-    <w:lsdException w:unhideWhenUsed="0" w:uiPriority="0" w:semiHidden="0" w:name="List Number"/>
-    <w:lsdException w:unhideWhenUsed="0" w:uiPriority="0" w:semiHidden="0" w:name="List 2"/>
-    <w:lsdException w:unhideWhenUsed="0" w:uiPriority="0" w:semiHidden="0" w:name="List 3"/>
-    <w:lsdException w:unhideWhenUsed="0" w:uiPriority="0" w:semiHidden="0" w:name="List 4"/>
-    <w:lsdException w:unhideWhenUsed="0" w:uiPriority="0" w:semiHidden="0" w:name="List 5"/>
-    <w:lsdException w:unhideWhenUsed="0" w:uiPriority="0" w:semiHidden="0" w:name="List Bullet 2"/>
-    <w:lsdException w:unhideWhenUsed="0" w:uiPriority="0" w:semiHidden="0" w:name="List Bullet 3"/>
-    <w:lsdException w:unhideWhenUsed="0" w:uiPriority="0" w:semiHidden="0" w:name="List Bullet 4"/>
-    <w:lsdException w:unhideWhenUsed="0" w:uiPriority="0" w:semiHidden="0" w:name="List Bullet 5"/>
-    <w:lsdException w:unhideWhenUsed="0" w:uiPriority="0" w:semiHidden="0" w:name="List Number 2"/>
-    <w:lsdException w:unhideWhenUsed="0" w:uiPriority="0" w:semiHidden="0" w:name="List Number 3"/>
-    <w:lsdException w:unhideWhenUsed="0" w:uiPriority="0" w:semiHidden="0" w:name="List Number 4"/>
-    <w:lsdException w:unhideWhenUsed="0" w:uiPriority="0" w:semiHidden="0" w:name="List Number 5"/>
-    <w:lsdException w:qFormat="1" w:unhideWhenUsed="0" w:uiPriority="0" w:semiHidden="0" w:name="Title"/>
-    <w:lsdException w:unhideWhenUsed="0" w:uiPriority="0" w:semiHidden="0" w:name="Closing"/>
-    <w:lsdException w:unhideWhenUsed="0" w:uiPriority="0" w:semiHidden="0" w:name="Signature"/>
-    <w:lsdException w:qFormat="1" w:unhideWhenUsed="0" w:uiPriority="0" w:name="Default Paragraph Font"/>
-    <w:lsdException w:qFormat="1" w:unhideWhenUsed="0" w:uiPriority="0" w:name="Body Text"/>
-    <w:lsdException w:unhideWhenUsed="0" w:uiPriority="0" w:semiHidden="0" w:name="Body Text Indent"/>
-    <w:lsdException w:unhideWhenUsed="0" w:uiPriority="0" w:semiHidden="0" w:name="List Continue"/>
-    <w:lsdException w:unhideWhenUsed="0" w:uiPriority="0" w:semiHidden="0" w:name="List Continue 2"/>
-    <w:lsdException w:unhideWhenUsed="0" w:uiPriority="0" w:semiHidden="0" w:name="List Continue 3"/>
-    <w:lsdException w:unhideWhenUsed="0" w:uiPriority="0" w:semiHidden="0" w:name="List Continue 4"/>
-    <w:lsdException w:unhideWhenUsed="0" w:uiPriority="0" w:semiHidden="0" w:name="List Continue 5"/>
-    <w:lsdException w:unhideWhenUsed="0" w:uiPriority="0" w:semiHidden="0" w:name="Message Header"/>
-    <w:lsdException w:qFormat="1" w:unhideWhenUsed="0" w:uiPriority="0" w:semiHidden="0" w:name="Subtitle"/>
-    <w:lsdException w:unhideWhenUsed="0" w:uiPriority="0" w:semiHidden="0" w:name="Salutation"/>
-    <w:lsdException w:unhideWhenUsed="0" w:uiPriority="0" w:semiHidden="0" w:name="Date"/>
-    <w:lsdException w:unhideWhenUsed="0" w:uiPriority="0" w:semiHidden="0" w:name="Body Text First Indent"/>
-    <w:lsdException w:unhideWhenUsed="0" w:uiPriority="0" w:semiHidden="0" w:name="Body Text First Indent 2"/>
-    <w:lsdException w:uiPriority="99" w:name="Note Heading"/>
-    <w:lsdException w:unhideWhenUsed="0" w:uiPriority="0" w:semiHidden="0" w:name="Body Text 2"/>
-    <w:lsdException w:unhideWhenUsed="0" w:uiPriority="0" w:semiHidden="0" w:name="Body Text 3"/>
-    <w:lsdException w:unhideWhenUsed="0" w:uiPriority="0" w:semiHidden="0" w:name="Body Text Indent 2"/>
-    <w:lsdException w:unhideWhenUsed="0" w:uiPriority="0" w:semiHidden="0" w:name="Body Text Indent 3"/>
-    <w:lsdException w:unhideWhenUsed="0" w:uiPriority="0" w:semiHidden="0" w:name="Block Text"/>
-    <w:lsdException w:unhideWhenUsed="0" w:uiPriority="0" w:semiHidden="0" w:name="Hyperlink"/>
-    <w:lsdException w:unhideWhenUsed="0" w:uiPriority="0" w:semiHidden="0" w:name="FollowedHyperlink"/>
-    <w:lsdException w:qFormat="1" w:unhideWhenUsed="0" w:uiPriority="0" w:semiHidden="0" w:name="Strong"/>
-    <w:lsdException w:qFormat="1" w:unhideWhenUsed="0" w:uiPriority="0" w:semiHidden="0" w:name="Emphasis"/>
-    <w:lsdException w:unhideWhenUsed="0" w:uiPriority="0" w:semiHidden="0" w:name="Document Map"/>
-    <w:lsdException w:unhideWhenUsed="0" w:uiPriority="0" w:semiHidden="0" w:name="Plain Text"/>
-    <w:lsdException w:unhideWhenUsed="0" w:uiPriority="0" w:semiHidden="0" w:name="E-mail Signature"/>
-    <w:lsdException w:qFormat="1" w:unhideWhenUsed="0" w:uiPriority="0" w:semiHidden="0" w:name="Normal (Web)"/>
-    <w:lsdException w:unhideWhenUsed="0" w:uiPriority="0" w:semiHidden="0" w:name="HTML Acronym"/>
-    <w:lsdException w:unhideWhenUsed="0" w:uiPriority="0" w:semiHidden="0" w:name="HTML Address"/>
-    <w:lsdException w:unhideWhenUsed="0" w:uiPriority="0" w:semiHidden="0" w:name="HTML Cite"/>
-    <w:lsdException w:unhideWhenUsed="0" w:uiPriority="0" w:semiHidden="0" w:name="HTML Code"/>
-    <w:lsdException w:unhideWhenUsed="0" w:uiPriority="0" w:semiHidden="0" w:name="HTML Definition"/>
-    <w:lsdException w:unhideWhenUsed="0" w:uiPriority="0" w:semiHidden="0" w:name="HTML Keyboard"/>
-    <w:lsdException w:unhideWhenUsed="0" w:uiPriority="0" w:semiHidden="0" w:name="HTML Preformatted"/>
-    <w:lsdException w:unhideWhenUsed="0" w:uiPriority="0" w:semiHidden="0" w:name="HTML Sample"/>
-    <w:lsdException w:unhideWhenUsed="0" w:uiPriority="0" w:semiHidden="0" w:name="HTML Typewriter"/>
-    <w:lsdException w:unhideWhenUsed="0" w:uiPriority="0" w:semiHidden="0" w:name="HTML Variable"/>
-    <w:lsdException w:qFormat="1" w:unhideWhenUsed="0" w:uiPriority="0" w:name="Normal Table"/>
-    <w:lsdException w:unhideWhenUsed="0" w:uiPriority="0" w:semiHidden="0" w:name="annotation subject"/>
-    <w:lsdException w:unhideWhenUsed="0" w:uiPriority="0" w:semiHidden="0" w:name="Table Simple 1"/>
-    <w:lsdException w:unhideWhenUsed="0" w:uiPriority="0" w:semiHidden="0" w:name="Table Simple 2"/>
-    <w:lsdException w:unhideWhenUsed="0" w:uiPriority="0" w:semiHidden="0" w:name="Table Simple 3"/>
-    <w:lsdException w:unhideWhenUsed="0" w:uiPriority="0" w:semiHidden="0" w:name="Table Classic 1"/>
-    <w:lsdException w:unhideWhenUsed="0" w:uiPriority="0" w:semiHidden="0" w:name="Table Classic 2"/>
-    <w:lsdException w:unhideWhenUsed="0" w:uiPriority="0" w:semiHidden="0" w:name="Table Classic 3"/>
-    <w:lsdException w:unhideWhenUsed="0" w:uiPriority="0" w:semiHidden="0" w:name="Table Classic 4"/>
-    <w:lsdException w:unhideWhenUsed="0" w:uiPriority="0" w:semiHidden="0" w:name="Table Colorful 1"/>
-    <w:lsdException w:unhideWhenUsed="0" w:uiPriority="0" w:semiHidden="0" w:name="Table Colorful 2"/>
-    <w:lsdException w:unhideWhenUsed="0" w:uiPriority="0" w:semiHidden="0" w:name="Table Colorful 3"/>
-    <w:lsdException w:unhideWhenUsed="0" w:uiPriority="0" w:semiHidden="0" w:name="Table Columns 1"/>
-    <w:lsdException w:unhideWhenUsed="0" w:uiPriority="0" w:semiHidden="0" w:name="Table Columns 2"/>
-    <w:lsdException w:unhideWhenUsed="0" w:uiPriority="0" w:semiHidden="0" w:name="Table Columns 3"/>
-    <w:lsdException w:unhideWhenUsed="0" w:uiPriority="0" w:semiHidden="0" w:name="Table Columns 4"/>
-    <w:lsdException w:unhideWhenUsed="0" w:uiPriority="0" w:semiHidden="0" w:name="Table Columns 5"/>
-    <w:lsdException w:unhideWhenUsed="0" w:uiPriority="0" w:semiHidden="0" w:name="Table Grid 1"/>
-    <w:lsdException w:unhideWhenUsed="0" w:uiPriority="0" w:semiHidden="0" w:name="Table Grid 2"/>
-    <w:lsdException w:unhideWhenUsed="0" w:uiPriority="0" w:semiHidden="0" w:name="Table Grid 3"/>
-    <w:lsdException w:unhideWhenUsed="0" w:uiPriority="0" w:semiHidden="0" w:name="Table Grid 4"/>
-    <w:lsdException w:unhideWhenUsed="0" w:uiPriority="0" w:semiHidden="0" w:name="Table Grid 5"/>
-    <w:lsdException w:unhideWhenUsed="0" w:uiPriority="0" w:semiHidden="0" w:name="Table Grid 6"/>
-    <w:lsdException w:unhideWhenUsed="0" w:uiPriority="0" w:semiHidden="0" w:name="Table Grid 7"/>
-    <w:lsdException w:unhideWhenUsed="0" w:uiPriority="0" w:semiHidden="0" w:name="Table Grid 8"/>
-    <w:lsdException w:unhideWhenUsed="0" w:uiPriority="0" w:semiHidden="0" w:name="Table List 1"/>
-    <w:lsdException w:unhideWhenUsed="0" w:uiPriority="0" w:semiHidden="0" w:name="Table List 2"/>
-    <w:lsdException w:unhideWhenUsed="0" w:uiPriority="0" w:semiHidden="0" w:name="Table List 3"/>
-    <w:lsdException w:unhideWhenUsed="0" w:uiPriority="0" w:semiHidden="0" w:name="Table List 4"/>
-    <w:lsdException w:unhideWhenUsed="0" w:uiPriority="0" w:semiHidden="0" w:name="Table List 5"/>
-    <w:lsdException w:unhideWhenUsed="0" w:uiPriority="0" w:semiHidden="0" w:name="Table List 6"/>
-    <w:lsdException w:unhideWhenUsed="0" w:uiPriority="0" w:semiHidden="0" w:name="Table List 7"/>
-    <w:lsdException w:unhideWhenUsed="0" w:uiPriority="0" w:semiHidden="0" w:name="Table List 8"/>
-    <w:lsdException w:unhideWhenUsed="0" w:uiPriority="0" w:semiHidden="0" w:name="Table 3D effects 1"/>
-    <w:lsdException w:unhideWhenUsed="0" w:uiPriority="0" w:semiHidden="0" w:name="Table 3D effects 2"/>
-    <w:lsdException w:unhideWhenUsed="0" w:uiPriority="0" w:semiHidden="0" w:name="Table 3D effects 3"/>
-    <w:lsdException w:unhideWhenUsed="0" w:uiPriority="0" w:semiHidden="0" w:name="Table Contemporary"/>
-    <w:lsdException w:unhideWhenUsed="0" w:uiPriority="0" w:semiHidden="0" w:name="Table Elegant"/>
-    <w:lsdException w:unhideWhenUsed="0" w:uiPriority="0" w:semiHidden="0" w:name="Table Professional"/>
-    <w:lsdException w:unhideWhenUsed="0" w:uiPriority="0" w:semiHidden="0" w:name="Table Subtle 1"/>
-    <w:lsdException w:unhideWhenUsed="0" w:uiPriority="0" w:semiHidden="0" w:name="Table Subtle 2"/>
-    <w:lsdException w:unhideWhenUsed="0" w:uiPriority="0" w:semiHidden="0" w:name="Table Web 1"/>
-    <w:lsdException w:unhideWhenUsed="0" w:uiPriority="0" w:semiHidden="0" w:name="Table Web 2"/>
-    <w:lsdException w:unhideWhenUsed="0" w:uiPriority="0" w:semiHidden="0" w:name="Table Web 3"/>
-    <w:lsdException w:unhideWhenUsed="0" w:uiPriority="0" w:semiHidden="0" w:name="Balloon Text"/>
-    <w:lsdException w:qFormat="1" w:unhideWhenUsed="0" w:uiPriority="0" w:semiHidden="0" w:name="Table Grid"/>
-    <w:lsdException w:unhideWhenUsed="0" w:uiPriority="0" w:semiHidden="0" w:name="Table Theme"/>
-    <w:lsdException w:qFormat="1" w:unhideWhenUsed="0" w:uiPriority="99" w:semiHidden="0" w:name="No Spacing"/>
-    <w:lsdException w:unhideWhenUsed="0" w:uiPriority="60" w:semiHidden="0" w:name="Light Shading"/>
-    <w:lsdException w:unhideWhenUsed="0" w:uiPriority="61" w:semiHidden="0" w:name="Light List"/>
-    <w:lsdException w:unhideWhenUsed="0" w:uiPriority="62" w:semiHidden="0" w:name="Light Grid"/>
-    <w:lsdException w:unhideWhenUsed="0" w:uiPriority="63" w:semiHidden="0" w:name="Medium Shading 1"/>
-    <w:lsdException w:unhideWhenUsed="0" w:uiPriority="64" w:semiHidden="0" w:name="Medium Shading 2"/>
-    <w:lsdException w:unhideWhenUsed="0" w:uiPriority="65" w:semiHidden="0" w:name="Medium List 1"/>
-    <w:lsdException w:unhideWhenUsed="0" w:uiPriority="66" w:semiHidden="0" w:name="Medium List 2"/>
-    <w:lsdException w:unhideWhenUsed="0" w:uiPriority="67" w:semiHidden="0" w:name="Medium Grid 1"/>
-    <w:lsdException w:unhideWhenUsed="0" w:uiPriority="68" w:semiHidden="0" w:name="Medium Grid 2"/>
-    <w:lsdException w:unhideWhenUsed="0" w:uiPriority="69" w:semiHidden="0" w:name="Medium Grid 3"/>
-    <w:lsdException w:unhideWhenUsed="0" w:uiPriority="70" w:semiHidden="0" w:name="Dark List"/>
-    <w:lsdException w:unhideWhenUsed="0" w:uiPriority="71" w:semiHidden="0" w:name="Colorful Shading"/>
-    <w:lsdException w:unhideWhenUsed="0" w:uiPriority="72" w:semiHidden="0" w:name="Colorful List"/>
-    <w:lsdException w:unhideWhenUsed="0" w:uiPriority="73" w:semiHidden="0" w:name="Colorful Grid"/>
-    <w:lsdException w:unhideWhenUsed="0" w:uiPriority="60" w:semiHidden="0" w:name="Light Shading Accent 1"/>
-    <w:lsdException w:unhideWhenUsed="0" w:uiPriority="61" w:semiHidden="0" w:name="Light List Accent 1"/>
-    <w:lsdException w:unhideWhenUsed="0" w:uiPriority="62" w:semiHidden="0" w:name="Light Grid Accent 1"/>
-    <w:lsdException w:unhideWhenUsed="0" w:uiPriority="63" w:semiHidden="0" w:name="Medium Shading 1 Accent 1"/>
-    <w:lsdException w:unhideWhenUsed="0" w:uiPriority="64" w:semiHidden="0" w:name="Medium Shading 2 Accent 1"/>
-    <w:lsdException w:unhideWhenUsed="0" w:uiPriority="65" w:semiHidden="0" w:name="Medium List 1 Accent 1"/>
-    <w:lsdException w:unhideWhenUsed="0" w:uiPriority="66" w:semiHidden="0" w:name="Medium List 2 Accent 1"/>
-    <w:lsdException w:unhideWhenUsed="0" w:uiPriority="67" w:semiHidden="0" w:name="Medium Grid 1 Accent 1"/>
-    <w:lsdException w:unhideWhenUsed="0" w:uiPriority="68" w:semiHidden="0" w:name="Medium Grid 2 Accent 1"/>
-    <w:lsdException w:unhideWhenUsed="0" w:uiPriority="69" w:semiHidden="0" w:name="Medium Grid 3 Accent 1"/>
-    <w:lsdException w:unhideWhenUsed="0" w:uiPriority="70" w:semiHidden="0" w:name="Dark List Accent 1"/>
-    <w:lsdException w:unhideWhenUsed="0" w:uiPriority="71" w:semiHidden="0" w:name="Colorful Shading Accent 1"/>
-    <w:lsdException w:unhideWhenUsed="0" w:uiPriority="72" w:semiHidden="0" w:name="Colorful List Accent 1"/>
-    <w:lsdException w:unhideWhenUsed="0" w:uiPriority="73" w:semiHidden="0" w:name="Colorful Grid Accent 1"/>
-    <w:lsdException w:unhideWhenUsed="0" w:uiPriority="60" w:semiHidden="0" w:name="Light Shading Accent 2"/>
-    <w:lsdException w:unhideWhenUsed="0" w:uiPriority="61" w:semiHidden="0" w:name="Light List Accent 2"/>
-    <w:lsdException w:unhideWhenUsed="0" w:uiPriority="62" w:semiHidden="0" w:name="Light Grid Accent 2"/>
-    <w:lsdException w:unhideWhenUsed="0" w:uiPriority="63" w:semiHidden="0" w:name="Medium Shading 1 Accent 2"/>
-    <w:lsdException w:unhideWhenUsed="0" w:uiPriority="64" w:semiHidden="0" w:name="Medium Shading 2 Accent 2"/>
-    <w:lsdException w:unhideWhenUsed="0" w:uiPriority="65" w:semiHidden="0" w:name="Medium List 1 Accent 2"/>
-    <w:lsdException w:unhideWhenUsed="0" w:uiPriority="66" w:semiHidden="0" w:name="Medium List 2 Accent 2"/>
-    <w:lsdException w:unhideWhenUsed="0" w:uiPriority="67" w:semiHidden="0" w:name="Medium Grid 1 Accent 2"/>
-    <w:lsdException w:unhideWhenUsed="0" w:uiPriority="68" w:semiHidden="0" w:name="Medium Grid 2 Accent 2"/>
-    <w:lsdException w:unhideWhenUsed="0" w:uiPriority="69" w:semiHidden="0" w:name="Medium Grid 3 Accent 2"/>
-    <w:lsdException w:unhideWhenUsed="0" w:uiPriority="70" w:semiHidden="0" w:name="Dark List Accent 2"/>
-    <w:lsdException w:unhideWhenUsed="0" w:uiPriority="71" w:semiHidden="0" w:name="Colorful Shading Accent 2"/>
-    <w:lsdException w:unhideWhenUsed="0" w:uiPriority="72" w:semiHidden="0" w:name="Colorful List Accent 2"/>
-    <w:lsdException w:unhideWhenUsed="0" w:uiPriority="73" w:semiHidden="0" w:name="Colorful Grid Accent 2"/>
-    <w:lsdException w:unhideWhenUsed="0" w:uiPriority="60" w:semiHidden="0" w:name="Light Shading Accent 3"/>
-    <w:lsdException w:unhideWhenUsed="0" w:uiPriority="61" w:semiHidden="0" w:name="Light List Accent 3"/>
-    <w:lsdException w:unhideWhenUsed="0" w:uiPriority="62" w:semiHidden="0" w:name="Light Grid Accent 3"/>
-    <w:lsdException w:unhideWhenUsed="0" w:uiPriority="63" w:semiHidden="0" w:name="Medium Shading 1 Accent 3"/>
-    <w:lsdException w:unhideWhenUsed="0" w:uiPriority="64" w:semiHidden="0" w:name="Medium Shading 2 Accent 3"/>
-    <w:lsdException w:unhideWhenUsed="0" w:uiPriority="65" w:semiHidden="0" w:name="Medium List 1 Accent 3"/>
-    <w:lsdException w:unhideWhenUsed="0" w:uiPriority="66" w:semiHidden="0" w:name="Medium List 2 Accent 3"/>
-    <w:lsdException w:unhideWhenUsed="0" w:uiPriority="67" w:semiHidden="0" w:name="Medium Grid 1 Accent 3"/>
-    <w:lsdException w:unhideWhenUsed="0" w:uiPriority="68" w:semiHidden="0" w:name="Medium Grid 2 Accent 3"/>
-    <w:lsdException w:unhideWhenUsed="0" w:uiPriority="69" w:semiHidden="0" w:name="Medium Grid 3 Accent 3"/>
-    <w:lsdException w:unhideWhenUsed="0" w:uiPriority="70" w:semiHidden="0" w:name="Dark List Accent 3"/>
-    <w:lsdException w:unhideWhenUsed="0" w:uiPriority="71" w:semiHidden="0" w:name="Colorful Shading Accent 3"/>
-    <w:lsdException w:unhideWhenUsed="0" w:uiPriority="72" w:semiHidden="0" w:name="Colorful List Accent 3"/>
-    <w:lsdException w:unhideWhenUsed="0" w:uiPriority="73" w:semiHidden="0" w:name="Colorful Grid Accent 3"/>
-    <w:lsdException w:unhideWhenUsed="0" w:uiPriority="60" w:semiHidden="0" w:name="Light Shading Accent 4"/>
-    <w:lsdException w:unhideWhenUsed="0" w:uiPriority="61" w:semiHidden="0" w:name="Light List Accent 4"/>
-    <w:lsdException w:unhideWhenUsed="0" w:uiPriority="62" w:semiHidden="0" w:name="Light Grid Accent 4"/>
-    <w:lsdException w:unhideWhenUsed="0" w:uiPriority="63" w:semiHidden="0" w:name="Medium Shading 1 Accent 4"/>
-    <w:lsdException w:unhideWhenUsed="0" w:uiPriority="64" w:semiHidden="0" w:name="Medium Shading 2 Accent 4"/>
-    <w:lsdException w:unhideWhenUsed="0" w:uiPriority="65" w:semiHidden="0" w:name="Medium List 1 Accent 4"/>
-    <w:lsdException w:unhideWhenUsed="0" w:uiPriority="66" w:semiHidden="0" w:name="Medium List 2 Accent 4"/>
-    <w:lsdException w:unhideWhenUsed="0" w:uiPriority="67" w:semiHidden="0" w:name="Medium Grid 1 Accent 4"/>
-    <w:lsdException w:unhideWhenUsed="0" w:uiPriority="68" w:semiHidden="0" w:name="Medium Grid 2 Accent 4"/>
-    <w:lsdException w:unhideWhenUsed="0" w:uiPriority="69" w:semiHidden="0" w:name="Medium Grid 3 Accent 4"/>
-    <w:lsdException w:unhideWhenUsed="0" w:uiPriority="70" w:semiHidden="0" w:name="Dark List Accent 4"/>
-    <w:lsdException w:unhideWhenUsed="0" w:uiPriority="71" w:semiHidden="0" w:name="Colorful Shading Accent 4"/>
-    <w:lsdException w:unhideWhenUsed="0" w:uiPriority="72" w:semiHidden="0" w:name="Colorful List Accent 4"/>
-    <w:lsdException w:unhideWhenUsed="0" w:uiPriority="73" w:semiHidden="0" w:name="Colorful Grid Accent 4"/>
-    <w:lsdException w:unhideWhenUsed="0" w:uiPriority="60" w:semiHidden="0" w:name="Light Shading Accent 5"/>
-    <w:lsdException w:unhideWhenUsed="0" w:uiPriority="61" w:semiHidden="0" w:name="Light List Accent 5"/>
-    <w:lsdException w:unhideWhenUsed="0" w:uiPriority="62" w:semiHidden="0" w:name="Light Grid Accent 5"/>
-    <w:lsdException w:unhideWhenUsed="0" w:uiPriority="63" w:semiHidden="0" w:name="Medium Shading 1 Accent 5"/>
-    <w:lsdException w:unhideWhenUsed="0" w:uiPriority="64" w:semiHidden="0" w:name="Medium Shading 2 Accent 5"/>
-    <w:lsdException w:unhideWhenUsed="0" w:uiPriority="65" w:semiHidden="0" w:name="Medium List 1 Accent 5"/>
-    <w:lsdException w:unhideWhenUsed="0" w:uiPriority="66" w:semiHidden="0" w:name="Medium List 2 Accent 5"/>
-    <w:lsdException w:unhideWhenUsed="0" w:uiPriority="67" w:semiHidden="0" w:name="Medium Grid 1 Accent 5"/>
-    <w:lsdException w:unhideWhenUsed="0" w:uiPriority="68" w:semiHidden="0" w:name="Medium Grid 2 Accent 5"/>
-    <w:lsdException w:unhideWhenUsed="0" w:uiPriority="69" w:semiHidden="0" w:name="Medium Grid 3 Accent 5"/>
-    <w:lsdException w:unhideWhenUsed="0" w:uiPriority="70" w:semiHidden="0" w:name="Dark List Accent 5"/>
-    <w:lsdException w:unhideWhenUsed="0" w:uiPriority="71" w:semiHidden="0" w:name="Colorful Shading Accent 5"/>
-    <w:lsdException w:unhideWhenUsed="0" w:uiPriority="72" w:semiHidden="0" w:name="Colorful List Accent 5"/>
-    <w:lsdException w:unhideWhenUsed="0" w:uiPriority="73" w:semiHidden="0" w:name="Colorful Grid Accent 5"/>
-    <w:lsdException w:unhideWhenUsed="0" w:uiPriority="60" w:semiHidden="0" w:name="Light Shading Accent 6"/>
-    <w:lsdException w:unhideWhenUsed="0" w:uiPriority="61" w:semiHidden="0" w:name="Light List Accent 6"/>
-    <w:lsdException w:unhideWhenUsed="0" w:uiPriority="62" w:semiHidden="0" w:name="Light Grid Accent 6"/>
-    <w:lsdException w:unhideWhenUsed="0" w:uiPriority="63" w:semiHidden="0" w:name="Medium Shading 1 Accent 6"/>
-    <w:lsdException w:unhideWhenUsed="0" w:uiPriority="64" w:semiHidden="0" w:name="Medium Shading 2 Accent 6"/>
-    <w:lsdException w:unhideWhenUsed="0" w:uiPriority="65" w:semiHidden="0" w:name="Medium List 1 Accent 6"/>
-    <w:lsdException w:unhideWhenUsed="0" w:uiPriority="66" w:semiHidden="0" w:name="Medium List 2 Accent 6"/>
-    <w:lsdException w:unhideWhenUsed="0" w:uiPriority="67" w:semiHidden="0" w:name="Medium Grid 1 Accent 6"/>
-    <w:lsdException w:unhideWhenUsed="0" w:uiPriority="68" w:semiHidden="0" w:name="Medium Grid 2 Accent 6"/>
-    <w:lsdException w:unhideWhenUsed="0" w:uiPriority="69" w:semiHidden="0" w:name="Medium Grid 3 Accent 6"/>
-    <w:lsdException w:unhideWhenUsed="0" w:uiPriority="70" w:semiHidden="0" w:name="Dark List Accent 6"/>
-    <w:lsdException w:unhideWhenUsed="0" w:uiPriority="71" w:semiHidden="0" w:name="Colorful Shading Accent 6"/>
-    <w:lsdException w:unhideWhenUsed="0" w:uiPriority="72" w:semiHidden="0" w:name="Colorful List Accent 6"/>
-    <w:lsdException w:unhideWhenUsed="0" w:uiPriority="73" w:semiHidden="0" w:name="Colorful Grid Accent 6"/>
+  <w:latentStyles w:defLockedState="0" w:defUIPriority="99" w:defSemiHidden="1" w:defUnhideWhenUsed="1" w:defQFormat="0" w:count="260">
+    <w:lsdException w:name="Normal" w:semiHidden="0" w:uiPriority="0" w:unhideWhenUsed="0" w:qFormat="1"/>
+    <w:lsdException w:name="heading 1" w:semiHidden="0" w:uiPriority="0" w:unhideWhenUsed="0" w:qFormat="1"/>
+    <w:lsdException w:name="heading 2" w:semiHidden="0" w:uiPriority="0" w:qFormat="1"/>
+    <w:lsdException w:name="heading 3" w:uiPriority="0" w:qFormat="1"/>
+    <w:lsdException w:name="heading 4" w:semiHidden="0" w:uiPriority="0" w:qFormat="1"/>
+    <w:lsdException w:name="heading 5" w:uiPriority="0" w:qFormat="1"/>
+    <w:lsdException w:name="heading 6" w:uiPriority="0" w:qFormat="1"/>
+    <w:lsdException w:name="heading 7" w:uiPriority="0" w:qFormat="1"/>
+    <w:lsdException w:name="heading 8" w:uiPriority="0" w:qFormat="1"/>
+    <w:lsdException w:name="heading 9" w:uiPriority="0" w:qFormat="1"/>
+    <w:lsdException w:name="index 1" w:semiHidden="0" w:uiPriority="0" w:unhideWhenUsed="0"/>
+    <w:lsdException w:name="index 2" w:semiHidden="0" w:uiPriority="0" w:unhideWhenUsed="0"/>
+    <w:lsdException w:name="index 3" w:semiHidden="0" w:uiPriority="0" w:unhideWhenUsed="0"/>
+    <w:lsdException w:name="index 4" w:semiHidden="0" w:uiPriority="0" w:unhideWhenUsed="0"/>
+    <w:lsdException w:name="index 5" w:semiHidden="0" w:uiPriority="0" w:unhideWhenUsed="0"/>
+    <w:lsdException w:name="index 6" w:semiHidden="0" w:uiPriority="0" w:unhideWhenUsed="0"/>
+    <w:lsdException w:name="index 7" w:semiHidden="0" w:uiPriority="0" w:unhideWhenUsed="0"/>
+    <w:lsdException w:name="index 8" w:semiHidden="0" w:uiPriority="0" w:unhideWhenUsed="0"/>
+    <w:lsdException w:name="index 9" w:semiHidden="0" w:uiPriority="0" w:unhideWhenUsed="0"/>
+    <w:lsdException w:name="toc 1" w:semiHidden="0" w:uiPriority="0" w:unhideWhenUsed="0" w:qFormat="1"/>
+    <w:lsdException w:name="toc 2" w:semiHidden="0" w:uiPriority="0" w:unhideWhenUsed="0" w:qFormat="1"/>
+    <w:lsdException w:name="toc 3" w:semiHidden="0" w:uiPriority="0" w:unhideWhenUsed="0" w:qFormat="1"/>
+    <w:lsdException w:name="toc 4" w:semiHidden="0" w:uiPriority="0" w:unhideWhenUsed="0"/>
+    <w:lsdException w:name="toc 5" w:semiHidden="0" w:uiPriority="0" w:unhideWhenUsed="0"/>
+    <w:lsdException w:name="toc 6" w:semiHidden="0" w:uiPriority="0" w:unhideWhenUsed="0"/>
+    <w:lsdException w:name="toc 7" w:semiHidden="0" w:uiPriority="0" w:unhideWhenUsed="0"/>
+    <w:lsdException w:name="toc 8" w:semiHidden="0" w:uiPriority="0" w:unhideWhenUsed="0"/>
+    <w:lsdException w:name="toc 9" w:semiHidden="0" w:uiPriority="0" w:unhideWhenUsed="0"/>
+    <w:lsdException w:name="Normal Indent" w:semiHidden="0" w:uiPriority="0" w:unhideWhenUsed="0" w:qFormat="1"/>
+    <w:lsdException w:name="footnote text" w:semiHidden="0" w:uiPriority="0" w:unhideWhenUsed="0"/>
+    <w:lsdException w:name="annotation text" w:semiHidden="0" w:uiPriority="0" w:unhideWhenUsed="0" w:qFormat="1"/>
+    <w:lsdException w:name="header" w:semiHidden="0" w:uiPriority="0" w:unhideWhenUsed="0" w:qFormat="1"/>
+    <w:lsdException w:name="footer" w:semiHidden="0" w:uiPriority="0" w:unhideWhenUsed="0" w:qFormat="1"/>
+    <w:lsdException w:name="index heading" w:semiHidden="0" w:uiPriority="0" w:unhideWhenUsed="0"/>
+    <w:lsdException w:name="caption" w:uiPriority="0" w:qFormat="1"/>
+    <w:lsdException w:name="table of figures" w:semiHidden="0" w:uiPriority="0" w:unhideWhenUsed="0"/>
+    <w:lsdException w:name="envelope address" w:semiHidden="0" w:uiPriority="0" w:unhideWhenUsed="0"/>
+    <w:lsdException w:name="envelope return" w:semiHidden="0" w:uiPriority="0" w:unhideWhenUsed="0"/>
+    <w:lsdException w:name="footnote reference" w:semiHidden="0" w:uiPriority="0" w:unhideWhenUsed="0"/>
+    <w:lsdException w:name="annotation reference" w:semiHidden="0" w:uiPriority="0" w:unhideWhenUsed="0"/>
+    <w:lsdException w:name="line number" w:semiHidden="0" w:uiPriority="0" w:unhideWhenUsed="0"/>
+    <w:lsdException w:name="page number" w:semiHidden="0" w:uiPriority="0" w:unhideWhenUsed="0"/>
+    <w:lsdException w:name="endnote reference" w:semiHidden="0" w:uiPriority="0" w:unhideWhenUsed="0"/>
+    <w:lsdException w:name="endnote text" w:semiHidden="0" w:uiPriority="0" w:unhideWhenUsed="0"/>
+    <w:lsdException w:name="table of authorities" w:semiHidden="0" w:uiPriority="0" w:unhideWhenUsed="0"/>
+    <w:lsdException w:name="macro" w:semiHidden="0" w:uiPriority="0" w:unhideWhenUsed="0"/>
+    <w:lsdException w:name="toa heading" w:semiHidden="0" w:uiPriority="0" w:unhideWhenUsed="0"/>
+    <w:lsdException w:name="List" w:semiHidden="0" w:uiPriority="0" w:unhideWhenUsed="0"/>
+    <w:lsdException w:name="List Bullet" w:semiHidden="0" w:uiPriority="0" w:unhideWhenUsed="0"/>
+    <w:lsdException w:name="List Number" w:semiHidden="0" w:uiPriority="0" w:unhideWhenUsed="0"/>
+    <w:lsdException w:name="List 2" w:semiHidden="0" w:uiPriority="0" w:unhideWhenUsed="0"/>
+    <w:lsdException w:name="List 3" w:semiHidden="0" w:uiPriority="0" w:unhideWhenUsed="0"/>
+    <w:lsdException w:name="List 4" w:semiHidden="0" w:uiPriority="0" w:unhideWhenUsed="0"/>
+    <w:lsdException w:name="List 5" w:semiHidden="0" w:uiPriority="0" w:unhideWhenUsed="0"/>
+    <w:lsdException w:name="List Bullet 2" w:semiHidden="0" w:uiPriority="0" w:unhideWhenUsed="0"/>
+    <w:lsdException w:name="List Bullet 3" w:semiHidden="0" w:uiPriority="0" w:unhideWhenUsed="0"/>
+    <w:lsdException w:name="List Bullet 4" w:semiHidden="0" w:uiPriority="0" w:unhideWhenUsed="0"/>
+    <w:lsdException w:name="List Bullet 5" w:semiHidden="0" w:uiPriority="0" w:unhideWhenUsed="0"/>
+    <w:lsdException w:name="List Number 2" w:semiHidden="0" w:uiPriority="0" w:unhideWhenUsed="0"/>
+    <w:lsdException w:name="List Number 3" w:semiHidden="0" w:uiPriority="0" w:unhideWhenUsed="0"/>
+    <w:lsdException w:name="List Number 4" w:semiHidden="0" w:uiPriority="0" w:unhideWhenUsed="0"/>
+    <w:lsdException w:name="List Number 5" w:semiHidden="0" w:uiPriority="0" w:unhideWhenUsed="0"/>
+    <w:lsdException w:name="Title" w:semiHidden="0" w:uiPriority="0" w:unhideWhenUsed="0" w:qFormat="1"/>
+    <w:lsdException w:name="Closing" w:semiHidden="0" w:uiPriority="0" w:unhideWhenUsed="0"/>
+    <w:lsdException w:name="Signature" w:semiHidden="0" w:uiPriority="0" w:unhideWhenUsed="0"/>
+    <w:lsdException w:name="Default Paragraph Font" w:uiPriority="0" w:unhideWhenUsed="0" w:qFormat="1"/>
+    <w:lsdException w:name="Body Text" w:uiPriority="0" w:unhideWhenUsed="0" w:qFormat="1"/>
+    <w:lsdException w:name="Body Text Indent" w:semiHidden="0" w:uiPriority="0" w:unhideWhenUsed="0"/>
+    <w:lsdException w:name="List Continue" w:semiHidden="0" w:uiPriority="0" w:unhideWhenUsed="0"/>
+    <w:lsdException w:name="List Continue 2" w:semiHidden="0" w:uiPriority="0" w:unhideWhenUsed="0"/>
+    <w:lsdException w:name="List Continue 3" w:semiHidden="0" w:uiPriority="0" w:unhideWhenUsed="0"/>
+    <w:lsdException w:name="List Continue 4" w:semiHidden="0" w:uiPriority="0" w:unhideWhenUsed="0"/>
+    <w:lsdException w:name="List Continue 5" w:semiHidden="0" w:uiPriority="0" w:unhideWhenUsed="0"/>
+    <w:lsdException w:name="Message Header" w:semiHidden="0" w:uiPriority="0" w:unhideWhenUsed="0"/>
+    <w:lsdException w:name="Subtitle" w:semiHidden="0" w:uiPriority="0" w:unhideWhenUsed="0" w:qFormat="1"/>
+    <w:lsdException w:name="Salutation" w:semiHidden="0" w:uiPriority="0" w:unhideWhenUsed="0"/>
+    <w:lsdException w:name="Date" w:semiHidden="0" w:uiPriority="0" w:unhideWhenUsed="0"/>
+    <w:lsdException w:name="Body Text First Indent" w:semiHidden="0" w:uiPriority="0" w:unhideWhenUsed="0"/>
+    <w:lsdException w:name="Body Text First Indent 2" w:semiHidden="0" w:uiPriority="0" w:unhideWhenUsed="0"/>
+    <w:lsdException w:name="Body Text 2" w:semiHidden="0" w:uiPriority="0" w:unhideWhenUsed="0"/>
+    <w:lsdException w:name="Body Text 3" w:semiHidden="0" w:uiPriority="0" w:unhideWhenUsed="0"/>
+    <w:lsdException w:name="Body Text Indent 2" w:semiHidden="0" w:uiPriority="0" w:unhideWhenUsed="0"/>
+    <w:lsdException w:name="Body Text Indent 3" w:semiHidden="0" w:uiPriority="0" w:unhideWhenUsed="0"/>
+    <w:lsdException w:name="Block Text" w:semiHidden="0" w:uiPriority="0" w:unhideWhenUsed="0"/>
+    <w:lsdException w:name="Hyperlink" w:semiHidden="0" w:uiPriority="0" w:unhideWhenUsed="0"/>
+    <w:lsdException w:name="FollowedHyperlink" w:semiHidden="0" w:uiPriority="0" w:unhideWhenUsed="0"/>
+    <w:lsdException w:name="Strong" w:semiHidden="0" w:uiPriority="0" w:unhideWhenUsed="0" w:qFormat="1"/>
+    <w:lsdException w:name="Emphasis" w:semiHidden="0" w:uiPriority="0" w:unhideWhenUsed="0" w:qFormat="1"/>
+    <w:lsdException w:name="Document Map" w:semiHidden="0" w:uiPriority="0" w:unhideWhenUsed="0"/>
+    <w:lsdException w:name="Plain Text" w:semiHidden="0" w:uiPriority="0" w:unhideWhenUsed="0"/>
+    <w:lsdException w:name="E-mail Signature" w:semiHidden="0" w:uiPriority="0" w:unhideWhenUsed="0"/>
+    <w:lsdException w:name="Normal (Web)" w:semiHidden="0" w:uiPriority="0" w:unhideWhenUsed="0" w:qFormat="1"/>
+    <w:lsdException w:name="HTML Acronym" w:semiHidden="0" w:uiPriority="0" w:unhideWhenUsed="0"/>
+    <w:lsdException w:name="HTML Address" w:semiHidden="0" w:uiPriority="0" w:unhideWhenUsed="0"/>
+    <w:lsdException w:name="HTML Cite" w:semiHidden="0" w:uiPriority="0" w:unhideWhenUsed="0"/>
+    <w:lsdException w:name="HTML Code" w:semiHidden="0" w:uiPriority="0" w:unhideWhenUsed="0"/>
+    <w:lsdException w:name="HTML Definition" w:semiHidden="0" w:uiPriority="0" w:unhideWhenUsed="0"/>
+    <w:lsdException w:name="HTML Keyboard" w:semiHidden="0" w:uiPriority="0" w:unhideWhenUsed="0"/>
+    <w:lsdException w:name="HTML Preformatted" w:semiHidden="0" w:uiPriority="0" w:unhideWhenUsed="0"/>
+    <w:lsdException w:name="HTML Sample" w:semiHidden="0" w:uiPriority="0" w:unhideWhenUsed="0"/>
+    <w:lsdException w:name="HTML Typewriter" w:semiHidden="0" w:uiPriority="0" w:unhideWhenUsed="0"/>
+    <w:lsdException w:name="HTML Variable" w:semiHidden="0" w:uiPriority="0" w:unhideWhenUsed="0"/>
+    <w:lsdException w:name="Normal Table" w:uiPriority="0" w:unhideWhenUsed="0" w:qFormat="1"/>
+    <w:lsdException w:name="annotation subject" w:semiHidden="0" w:uiPriority="0" w:unhideWhenUsed="0"/>
+    <w:lsdException w:name="Table Simple 1" w:semiHidden="0" w:uiPriority="0" w:unhideWhenUsed="0"/>
+    <w:lsdException w:name="Table Simple 2" w:semiHidden="0" w:uiPriority="0" w:unhideWhenUsed="0"/>
+    <w:lsdException w:name="Table Simple 3" w:semiHidden="0" w:uiPriority="0" w:unhideWhenUsed="0"/>
+    <w:lsdException w:name="Table Classic 1" w:semiHidden="0" w:uiPriority="0" w:unhideWhenUsed="0"/>
+    <w:lsdException w:name="Table Classic 2" w:semiHidden="0" w:uiPriority="0" w:unhideWhenUsed="0"/>
+    <w:lsdException w:name="Table Classic 3" w:semiHidden="0" w:uiPriority="0" w:unhideWhenUsed="0"/>
+    <w:lsdException w:name="Table Classic 4" w:semiHidden="0" w:uiPriority="0" w:unhideWhenUsed="0"/>
+    <w:lsdException w:name="Table Colorful 1" w:semiHidden="0" w:uiPriority="0" w:unhideWhenUsed="0"/>
+    <w:lsdException w:name="Table Colorful 2" w:semiHidden="0" w:uiPriority="0" w:unhideWhenUsed="0"/>
+    <w:lsdException w:name="Table Colorful 3" w:semiHidden="0" w:uiPriority="0" w:unhideWhenUsed="0"/>
+    <w:lsdException w:name="Table Columns 1" w:semiHidden="0" w:uiPriority="0" w:unhideWhenUsed="0"/>
+    <w:lsdException w:name="Table Columns 2" w:semiHidden="0" w:uiPriority="0" w:unhideWhenUsed="0"/>
+    <w:lsdException w:name="Table Columns 3" w:semiHidden="0" w:uiPriority="0" w:unhideWhenUsed="0"/>
+    <w:lsdException w:name="Table Columns 4" w:semiHidden="0" w:uiPriority="0" w:unhideWhenUsed="0"/>
+    <w:lsdException w:name="Table Columns 5" w:semiHidden="0" w:uiPriority="0" w:unhideWhenUsed="0"/>
+    <w:lsdException w:name="Table Grid 1" w:semiHidden="0" w:uiPriority="0" w:unhideWhenUsed="0"/>
+    <w:lsdException w:name="Table Grid 2" w:semiHidden="0" w:uiPriority="0" w:unhideWhenUsed="0"/>
+    <w:lsdException w:name="Table Grid 3" w:semiHidden="0" w:uiPriority="0" w:unhideWhenUsed="0"/>
+    <w:lsdException w:name="Table Grid 4" w:semiHidden="0" w:uiPriority="0" w:unhideWhenUsed="0"/>
+    <w:lsdException w:name="Table Grid 5" w:semiHidden="0" w:uiPriority="0" w:unhideWhenUsed="0"/>
+    <w:lsdException w:name="Table Grid 6" w:semiHidden="0" w:uiPriority="0" w:unhideWhenUsed="0"/>
+    <w:lsdException w:name="Table Grid 7" w:semiHidden="0" w:uiPriority="0" w:unhideWhenUsed="0"/>
+    <w:lsdException w:name="Table Grid 8" w:semiHidden="0" w:uiPriority="0" w:unhideWhenUsed="0"/>
+    <w:lsdException w:name="Table List 1" w:semiHidden="0" w:uiPriority="0" w:unhideWhenUsed="0"/>
+    <w:lsdException w:name="Table List 2" w:semiHidden="0" w:uiPriority="0" w:unhideWhenUsed="0"/>
+    <w:lsdException w:name="Table List 3" w:semiHidden="0" w:uiPriority="0" w:unhideWhenUsed="0"/>
+    <w:lsdException w:name="Table List 4" w:semiHidden="0" w:uiPriority="0" w:unhideWhenUsed="0"/>
+    <w:lsdException w:name="Table List 5" w:semiHidden="0" w:uiPriority="0" w:unhideWhenUsed="0"/>
+    <w:lsdException w:name="Table List 6" w:semiHidden="0" w:uiPriority="0" w:unhideWhenUsed="0"/>
+    <w:lsdException w:name="Table List 7" w:semiHidden="0" w:uiPriority="0" w:unhideWhenUsed="0"/>
+    <w:lsdException w:name="Table List 8" w:semiHidden="0" w:uiPriority="0" w:unhideWhenUsed="0"/>
+    <w:lsdException w:name="Table 3D effects 1" w:semiHidden="0" w:uiPriority="0" w:unhideWhenUsed="0"/>
+    <w:lsdException w:name="Table 3D effects 2" w:semiHidden="0" w:uiPriority="0" w:unhideWhenUsed="0"/>
+    <w:lsdException w:name="Table 3D effects 3" w:semiHidden="0" w:uiPriority="0" w:unhideWhenUsed="0"/>
+    <w:lsdException w:name="Table Contemporary" w:semiHidden="0" w:uiPriority="0" w:unhideWhenUsed="0"/>
+    <w:lsdException w:name="Table Elegant" w:semiHidden="0" w:uiPriority="0" w:unhideWhenUsed="0"/>
+    <w:lsdException w:name="Table Professional" w:semiHidden="0" w:uiPriority="0" w:unhideWhenUsed="0"/>
+    <w:lsdException w:name="Table Subtle 1" w:semiHidden="0" w:uiPriority="0" w:unhideWhenUsed="0"/>
+    <w:lsdException w:name="Table Subtle 2" w:semiHidden="0" w:uiPriority="0" w:unhideWhenUsed="0"/>
+    <w:lsdException w:name="Table Web 1" w:semiHidden="0" w:uiPriority="0" w:unhideWhenUsed="0"/>
+    <w:lsdException w:name="Table Web 2" w:semiHidden="0" w:uiPriority="0" w:unhideWhenUsed="0"/>
+    <w:lsdException w:name="Table Web 3" w:semiHidden="0" w:uiPriority="0" w:unhideWhenUsed="0"/>
+    <w:lsdException w:name="Balloon Text" w:semiHidden="0" w:uiPriority="0" w:unhideWhenUsed="0"/>
+    <w:lsdException w:name="Table Grid" w:semiHidden="0" w:uiPriority="0" w:unhideWhenUsed="0" w:qFormat="1"/>
+    <w:lsdException w:name="Table Theme" w:semiHidden="0" w:uiPriority="0" w:unhideWhenUsed="0"/>
+    <w:lsdException w:name="No Spacing" w:semiHidden="0" w:unhideWhenUsed="0" w:qFormat="1"/>
+    <w:lsdException w:name="Light Shading" w:semiHidden="0" w:uiPriority="60" w:unhideWhenUsed="0"/>
+    <w:lsdException w:name="Light List" w:semiHidden="0" w:uiPriority="61" w:unhideWhenUsed="0"/>
+    <w:lsdException w:name="Light Grid" w:semiHidden="0" w:uiPriority="62" w:unhideWhenUsed="0"/>
+    <w:lsdException w:name="Medium Shading 1" w:semiHidden="0" w:uiPriority="63" w:unhideWhenUsed="0"/>
+    <w:lsdException w:name="Medium Shading 2" w:semiHidden="0" w:uiPriority="64" w:unhideWhenUsed="0"/>
+    <w:lsdException w:name="Medium List 1" w:semiHidden="0" w:uiPriority="65" w:unhideWhenUsed="0"/>
+    <w:lsdException w:name="Medium List 2" w:semiHidden="0" w:uiPriority="66" w:unhideWhenUsed="0"/>
+    <w:lsdException w:name="Medium Grid 1" w:semiHidden="0" w:uiPriority="67" w:unhideWhenUsed="0"/>
+    <w:lsdException w:name="Medium Grid 2" w:semiHidden="0" w:uiPriority="68" w:unhideWhenUsed="0"/>
+    <w:lsdException w:name="Medium Grid 3" w:semiHidden="0" w:uiPriority="69" w:unhideWhenUsed="0"/>
+    <w:lsdException w:name="Dark List" w:semiHidden="0" w:uiPriority="70" w:unhideWhenUsed="0"/>
+    <w:lsdException w:name="Colorful Shading" w:semiHidden="0" w:uiPriority="71" w:unhideWhenUsed="0"/>
+    <w:lsdException w:name="Colorful List" w:semiHidden="0" w:uiPriority="72" w:unhideWhenUsed="0"/>
+    <w:lsdException w:name="Colorful Grid" w:semiHidden="0" w:uiPriority="73" w:unhideWhenUsed="0"/>
+    <w:lsdException w:name="Light Shading Accent 1" w:semiHidden="0" w:uiPriority="60" w:unhideWhenUsed="0"/>
+    <w:lsdException w:name="Light List Accent 1" w:semiHidden="0" w:uiPriority="61" w:unhideWhenUsed="0"/>
+    <w:lsdException w:name="Light Grid Accent 1" w:semiHidden="0" w:uiPriority="62" w:unhideWhenUsed="0"/>
+    <w:lsdException w:name="Medium Shading 1 Accent 1" w:semiHidden="0" w:uiPriority="63" w:unhideWhenUsed="0"/>
+    <w:lsdException w:name="Medium Shading 2 Accent 1" w:semiHidden="0" w:uiPriority="64" w:unhideWhenUsed="0"/>
+    <w:lsdException w:name="Medium List 1 Accent 1" w:semiHidden="0" w:uiPriority="65" w:unhideWhenUsed="0"/>
+    <w:lsdException w:name="Medium List 2 Accent 1" w:semiHidden="0" w:uiPriority="66" w:unhideWhenUsed="0"/>
+    <w:lsdException w:name="Medium Grid 1 Accent 1" w:semiHidden="0" w:uiPriority="67" w:unhideWhenUsed="0"/>
+    <w:lsdException w:name="Medium Grid 2 Accent 1" w:semiHidden="0" w:uiPriority="68" w:unhideWhenUsed="0"/>
+    <w:lsdException w:name="Medium Grid 3 Accent 1" w:semiHidden="0" w:uiPriority="69" w:unhideWhenUsed="0"/>
+    <w:lsdException w:name="Dark List Accent 1" w:semiHidden="0" w:uiPriority="70" w:unhideWhenUsed="0"/>
+    <w:lsdException w:name="Colorful Shading Accent 1" w:semiHidden="0" w:uiPriority="71" w:unhideWhenUsed="0"/>
+    <w:lsdException w:name="Colorful List Accent 1" w:semiHidden="0" w:uiPriority="72" w:unhideWhenUsed="0"/>
+    <w:lsdException w:name="Colorful Grid Accent 1" w:semiHidden="0" w:uiPriority="73" w:unhideWhenUsed="0"/>
+    <w:lsdException w:name="Light Shading Accent 2" w:semiHidden="0" w:uiPriority="60" w:unhideWhenUsed="0"/>
+    <w:lsdException w:name="Light List Accent 2" w:semiHidden="0" w:uiPriority="61" w:unhideWhenUsed="0"/>
+    <w:lsdException w:name="Light Grid Accent 2" w:semiHidden="0" w:uiPriority="62" w:unhideWhenUsed="0"/>
+    <w:lsdException w:name="Medium Shading 1 Accent 2" w:semiHidden="0" w:uiPriority="63" w:unhideWhenUsed="0"/>
+    <w:lsdException w:name="Medium Shading 2 Accent 2" w:semiHidden="0" w:uiPriority="64" w:unhideWhenUsed="0"/>
+    <w:lsdException w:name="Medium List 1 Accent 2" w:semiHidden="0" w:uiPriority="65" w:unhideWhenUsed="0"/>
+    <w:lsdException w:name="Medium List 2 Accent 2" w:semiHidden="0" w:uiPriority="66" w:unhideWhenUsed="0"/>
+    <w:lsdException w:name="Medium Grid 1 Accent 2" w:semiHidden="0" w:uiPriority="67" w:unhideWhenUsed="0"/>
+    <w:lsdException w:name="Medium Grid 2 Accent 2" w:semiHidden="0" w:uiPriority="68" w:unhideWhenUsed="0"/>
+    <w:lsdException w:name="Medium Grid 3 Accent 2" w:semiHidden="0" w:uiPriority="69" w:unhideWhenUsed="0"/>
+    <w:lsdException w:name="Dark List Accent 2" w:semiHidden="0" w:uiPriority="70" w:unhideWhenUsed="0"/>
+    <w:lsdException w:name="Colorful Shading Accent 2" w:semiHidden="0" w:uiPriority="71" w:unhideWhenUsed="0"/>
+    <w:lsdException w:name="Colorful List Accent 2" w:semiHidden="0" w:uiPriority="72" w:unhideWhenUsed="0"/>
+    <w:lsdException w:name="Colorful Grid Accent 2" w:semiHidden="0" w:uiPriority="73" w:unhideWhenUsed="0"/>
+    <w:lsdException w:name="Light Shading Accent 3" w:semiHidden="0" w:uiPriority="60" w:unhideWhenUsed="0"/>
+    <w:lsdException w:name="Light List Accent 3" w:semiHidden="0" w:uiPriority="61" w:unhideWhenUsed="0"/>
+    <w:lsdException w:name="Light Grid Accent 3" w:semiHidden="0" w:uiPriority="62" w:unhideWhenUsed="0"/>
+    <w:lsdException w:name="Medium Shading 1 Accent 3" w:semiHidden="0" w:uiPriority="63" w:unhideWhenUsed="0"/>
+    <w:lsdException w:name="Medium Shading 2 Accent 3" w:semiHidden="0" w:uiPriority="64" w:unhideWhenUsed="0"/>
+    <w:lsdException w:name="Medium List 1 Accent 3" w:semiHidden="0" w:uiPriority="65" w:unhideWhenUsed="0"/>
+    <w:lsdException w:name="Medium List 2 Accent 3" w:semiHidden="0" w:uiPriority="66" w:unhideWhenUsed="0"/>
+    <w:lsdException w:name="Medium Grid 1 Accent 3" w:semiHidden="0" w:uiPriority="67" w:unhideWhenUsed="0"/>
+    <w:lsdException w:name="Medium Grid 2 Accent 3" w:semiHidden="0" w:uiPriority="68" w:unhideWhenUsed="0"/>
+    <w:lsdException w:name="Medium Grid 3 Accent 3" w:semiHidden="0" w:uiPriority="69" w:unhideWhenUsed="0"/>
+    <w:lsdException w:name="Dark List Accent 3" w:semiHidden="0" w:uiPriority="70" w:unhideWhenUsed="0"/>
+    <w:lsdException w:name="Colorful Shading Accent 3" w:semiHidden="0" w:uiPriority="71" w:unhideWhenUsed="0"/>
+    <w:lsdException w:name="Colorful List Accent 3" w:semiHidden="0" w:uiPriority="72" w:unhideWhenUsed="0"/>
+    <w:lsdException w:name="Colorful Grid Accent 3" w:semiHidden="0" w:uiPriority="73" w:unhideWhenUsed="0"/>
+    <w:lsdException w:name="Light Shading Accent 4" w:semiHidden="0" w:uiPriority="60" w:unhideWhenUsed="0"/>
+    <w:lsdException w:name="Light List Accent 4" w:semiHidden="0" w:uiPriority="61" w:unhideWhenUsed="0"/>
+    <w:lsdException w:name="Light Grid Accent 4" w:semiHidden="0" w:uiPriority="62" w:unhideWhenUsed="0"/>
+    <w:lsdException w:name="Medium Shading 1 Accent 4" w:semiHidden="0" w:uiPriority="63" w:unhideWhenUsed="0"/>
+    <w:lsdException w:name="Medium Shading 2 Accent 4" w:semiHidden="0" w:uiPriority="64" w:unhideWhenUsed="0"/>
+    <w:lsdException w:name="Medium List 1 Accent 4" w:semiHidden="0" w:uiPriority="65" w:unhideWhenUsed="0"/>
+    <w:lsdException w:name="Medium List 2 Accent 4" w:semiHidden="0" w:uiPriority="66" w:unhideWhenUsed="0"/>
+    <w:lsdException w:name="Medium Grid 1 Accent 4" w:semiHidden="0" w:uiPriority="67" w:unhideWhenUsed="0"/>
+    <w:lsdException w:name="Medium Grid 2 Accent 4" w:semiHidden="0" w:uiPriority="68" w:unhideWhenUsed="0"/>
+    <w:lsdException w:name="Medium Grid 3 Accent 4" w:semiHidden="0" w:uiPriority="69" w:unhideWhenUsed="0"/>
+    <w:lsdException w:name="Dark List Accent 4" w:semiHidden="0" w:uiPriority="70" w:unhideWhenUsed="0"/>
+    <w:lsdException w:name="Colorful Shading Accent 4" w:semiHidden="0" w:uiPriority="71" w:unhideWhenUsed="0"/>
+    <w:lsdException w:name="Colorful List Accent 4" w:semiHidden="0" w:uiPriority="72" w:unhideWhenUsed="0"/>
+    <w:lsdException w:name="Colorful Grid Accent 4" w:semiHidden="0" w:uiPriority="73" w:unhideWhenUsed="0"/>
+    <w:lsdException w:name="Light Shading Accent 5" w:semiHidden="0" w:uiPriority="60" w:unhideWhenUsed="0"/>
+    <w:lsdException w:name="Light List Accent 5" w:semiHidden="0" w:uiPriority="61" w:unhideWhenUsed="0"/>
+    <w:lsdException w:name="Light Grid Accent 5" w:semiHidden="0" w:uiPriority="62" w:unhideWhenUsed="0"/>
+    <w:lsdException w:name="Medium Shading 1 Accent 5" w:semiHidden="0" w:uiPriority="63" w:unhideWhenUsed="0"/>
+    <w:lsdException w:name="Medium Shading 2 Accent 5" w:semiHidden="0" w:uiPriority="64" w:unhideWhenUsed="0"/>
+    <w:lsdException w:name="Medium List 1 Accent 5" w:semiHidden="0" w:uiPriority="65" w:unhideWhenUsed="0"/>
+    <w:lsdException w:name="Medium List 2 Accent 5" w:semiHidden="0" w:uiPriority="66" w:unhideWhenUsed="0"/>
+    <w:lsdException w:name="Medium Grid 1 Accent 5" w:semiHidden="0" w:uiPriority="67" w:unhideWhenUsed="0"/>
+    <w:lsdException w:name="Medium Grid 2 Accent 5" w:semiHidden="0" w:uiPriority="68" w:unhideWhenUsed="0"/>
+    <w:lsdException w:name="Medium Grid 3 Accent 5" w:semiHidden="0" w:uiPriority="69" w:unhideWhenUsed="0"/>
+    <w:lsdException w:name="Dark List Accent 5" w:semiHidden="0" w:uiPriority="70" w:unhideWhenUsed="0"/>
+    <w:lsdException w:name="Colorful Shading Accent 5" w:semiHidden="0" w:uiPriority="71" w:unhideWhenUsed="0"/>
+    <w:lsdException w:name="Colorful List Accent 5" w:semiHidden="0" w:uiPriority="72" w:unhideWhenUsed="0"/>
+    <w:lsdException w:name="Colorful Grid Accent 5" w:semiHidden="0" w:uiPriority="73" w:unhideWhenUsed="0"/>
+    <w:lsdException w:name="Light Shading Accent 6" w:semiHidden="0" w:uiPriority="60" w:unhideWhenUsed="0"/>
+    <w:lsdException w:name="Light List Accent 6" w:semiHidden="0" w:uiPriority="61" w:unhideWhenUsed="0"/>
+    <w:lsdException w:name="Light Grid Accent 6" w:semiHidden="0" w:uiPriority="62" w:unhideWhenUsed="0"/>
+    <w:lsdException w:name="Medium Shading 1 Accent 6" w:semiHidden="0" w:uiPriority="63" w:unhideWhenUsed="0"/>
+    <w:lsdException w:name="Medium Shading 2 Accent 6" w:semiHidden="0" w:uiPriority="64" w:unhideWhenUsed="0"/>
+    <w:lsdException w:name="Medium List 1 Accent 6" w:semiHidden="0" w:uiPriority="65" w:unhideWhenUsed="0"/>
+    <w:lsdException w:name="Medium List 2 Accent 6" w:semiHidden="0" w:uiPriority="66" w:unhideWhenUsed="0"/>
+    <w:lsdException w:name="Medium Grid 1 Accent 6" w:semiHidden="0" w:uiPriority="67" w:unhideWhenUsed="0"/>
+    <w:lsdException w:name="Medium Grid 2 Accent 6" w:semiHidden="0" w:uiPriority="68" w:unhideWhenUsed="0"/>
+    <w:lsdException w:name="Medium Grid 3 Accent 6" w:semiHidden="0" w:uiPriority="69" w:unhideWhenUsed="0"/>
+    <w:lsdException w:name="Dark List Accent 6" w:semiHidden="0" w:uiPriority="70" w:unhideWhenUsed="0"/>
+    <w:lsdException w:name="Colorful Shading Accent 6" w:semiHidden="0" w:uiPriority="71" w:unhideWhenUsed="0"/>
+    <w:lsdException w:name="Colorful List Accent 6" w:semiHidden="0" w:uiPriority="72" w:unhideWhenUsed="0"/>
+    <w:lsdException w:name="Colorful Grid Accent 6" w:semiHidden="0" w:uiPriority="73" w:unhideWhenUsed="0"/>
   </w:latentStyles>
-  <w:style w:type="paragraph" w:default="1" w:styleId="1">
+  <w:style w:type="paragraph" w:default="1" w:styleId="Normal">
     <w:name w:val="Normal"/>
     <w:qFormat/>
-    <w:uiPriority w:val="0"/>
     <w:pPr>
       <w:kinsoku w:val="0"/>
       <w:autoSpaceDE w:val="0"/>
@@ -3633,7 +3534,7 @@
       <w:textAlignment w:val="baseline"/>
     </w:pPr>
     <w:rPr>
-      <w:rFonts w:ascii="Arial" w:hAnsi="Arial" w:eastAsia="宋体" w:cs="Arial"/>
+      <w:rFonts w:ascii="Arial" w:eastAsia="宋体" w:hAnsi="Arial" w:cs="Arial"/>
       <w:snapToGrid w:val="0"/>
       <w:color w:val="000000"/>
       <w:kern w:val="0"/>
@@ -3642,12 +3543,11 @@
       <w:lang w:val="en-US" w:eastAsia="en-US" w:bidi="ar-SA"/>
     </w:rPr>
   </w:style>
-  <w:style w:type="paragraph" w:styleId="2">
+  <w:style w:type="paragraph" w:styleId="Heading1">
     <w:name w:val="heading 1"/>
-    <w:basedOn w:val="1"/>
-    <w:next w:val="1"/>
-    <w:qFormat/>
-    <w:uiPriority w:val="0"/>
+    <w:basedOn w:val="Normal"/>
+    <w:next w:val="Normal"/>
+    <w:qFormat/>
     <w:pPr>
       <w:keepNext/>
       <w:keepLines/>
@@ -3665,14 +3565,13 @@
       <w:sz w:val="44"/>
     </w:rPr>
   </w:style>
-  <w:style w:type="paragraph" w:styleId="3">
+  <w:style w:type="paragraph" w:styleId="Heading2">
     <w:name w:val="heading 2"/>
-    <w:basedOn w:val="1"/>
-    <w:next w:val="1"/>
-    <w:link w:val="26"/>
+    <w:basedOn w:val="Normal"/>
+    <w:next w:val="Normal"/>
+    <w:link w:val="2Char"/>
     <w:unhideWhenUsed/>
     <w:qFormat/>
-    <w:uiPriority w:val="0"/>
     <w:pPr>
       <w:keepNext/>
       <w:keepLines/>
@@ -3685,19 +3584,18 @@
       <w:outlineLvl w:val="1"/>
     </w:pPr>
     <w:rPr>
-      <w:rFonts w:ascii="Arial" w:hAnsi="Arial" w:eastAsia="黑体"/>
+      <w:rFonts w:ascii="Arial" w:eastAsia="黑体" w:hAnsi="Arial"/>
       <w:b/>
       <w:sz w:val="32"/>
     </w:rPr>
   </w:style>
-  <w:style w:type="paragraph" w:styleId="4">
+  <w:style w:type="paragraph" w:styleId="Heading3">
     <w:name w:val="heading 3"/>
-    <w:basedOn w:val="1"/>
-    <w:next w:val="1"/>
+    <w:basedOn w:val="Normal"/>
+    <w:next w:val="Normal"/>
     <w:semiHidden/>
     <w:unhideWhenUsed/>
     <w:qFormat/>
-    <w:uiPriority w:val="0"/>
     <w:pPr>
       <w:keepNext/>
       <w:keepLines/>
@@ -3714,13 +3612,12 @@
       <w:sz w:val="32"/>
     </w:rPr>
   </w:style>
-  <w:style w:type="paragraph" w:styleId="5">
+  <w:style w:type="paragraph" w:styleId="Heading4">
     <w:name w:val="heading 4"/>
-    <w:basedOn w:val="1"/>
-    <w:next w:val="1"/>
+    <w:basedOn w:val="Normal"/>
+    <w:next w:val="Normal"/>
     <w:unhideWhenUsed/>
     <w:qFormat/>
-    <w:uiPriority w:val="0"/>
     <w:pPr>
       <w:keepNext/>
       <w:keepLines/>
@@ -3733,19 +3630,18 @@
       <w:outlineLvl w:val="3"/>
     </w:pPr>
     <w:rPr>
-      <w:rFonts w:ascii="Arial" w:hAnsi="Arial" w:eastAsia="黑体"/>
+      <w:rFonts w:ascii="Arial" w:eastAsia="黑体" w:hAnsi="Arial"/>
       <w:b/>
       <w:sz w:val="28"/>
     </w:rPr>
   </w:style>
-  <w:style w:type="paragraph" w:styleId="6">
+  <w:style w:type="paragraph" w:styleId="Heading5">
     <w:name w:val="heading 5"/>
-    <w:basedOn w:val="1"/>
-    <w:next w:val="1"/>
+    <w:basedOn w:val="Normal"/>
+    <w:next w:val="Normal"/>
     <w:semiHidden/>
     <w:unhideWhenUsed/>
     <w:qFormat/>
-    <w:uiPriority w:val="0"/>
     <w:pPr>
       <w:keepNext/>
       <w:keepLines/>
@@ -3762,14 +3658,13 @@
       <w:sz w:val="28"/>
     </w:rPr>
   </w:style>
-  <w:style w:type="paragraph" w:styleId="7">
+  <w:style w:type="paragraph" w:styleId="Heading6">
     <w:name w:val="heading 6"/>
-    <w:basedOn w:val="1"/>
-    <w:next w:val="1"/>
+    <w:basedOn w:val="Normal"/>
+    <w:next w:val="Normal"/>
     <w:semiHidden/>
     <w:unhideWhenUsed/>
     <w:qFormat/>
-    <w:uiPriority w:val="0"/>
     <w:pPr>
       <w:keepNext/>
       <w:keepLines/>
@@ -3782,19 +3677,18 @@
       <w:outlineLvl w:val="5"/>
     </w:pPr>
     <w:rPr>
-      <w:rFonts w:ascii="Arial" w:hAnsi="Arial" w:eastAsia="黑体"/>
+      <w:rFonts w:ascii="Arial" w:eastAsia="黑体" w:hAnsi="Arial"/>
       <w:b/>
       <w:sz w:val="24"/>
     </w:rPr>
   </w:style>
-  <w:style w:type="paragraph" w:styleId="8">
+  <w:style w:type="paragraph" w:styleId="Heading7">
     <w:name w:val="heading 7"/>
-    <w:basedOn w:val="1"/>
-    <w:next w:val="1"/>
+    <w:basedOn w:val="Normal"/>
+    <w:next w:val="Normal"/>
     <w:semiHidden/>
     <w:unhideWhenUsed/>
     <w:qFormat/>
-    <w:uiPriority w:val="0"/>
     <w:pPr>
       <w:keepNext/>
       <w:keepLines/>
@@ -3811,14 +3705,13 @@
       <w:sz w:val="24"/>
     </w:rPr>
   </w:style>
-  <w:style w:type="paragraph" w:styleId="9">
+  <w:style w:type="paragraph" w:styleId="Heading8">
     <w:name w:val="heading 8"/>
-    <w:basedOn w:val="1"/>
-    <w:next w:val="1"/>
+    <w:basedOn w:val="Normal"/>
+    <w:next w:val="Normal"/>
     <w:semiHidden/>
     <w:unhideWhenUsed/>
     <w:qFormat/>
-    <w:uiPriority w:val="0"/>
     <w:pPr>
       <w:keepNext/>
       <w:keepLines/>
@@ -3831,18 +3724,17 @@
       <w:outlineLvl w:val="7"/>
     </w:pPr>
     <w:rPr>
-      <w:rFonts w:ascii="Arial" w:hAnsi="Arial" w:eastAsia="黑体"/>
+      <w:rFonts w:ascii="Arial" w:eastAsia="黑体" w:hAnsi="Arial"/>
       <w:sz w:val="24"/>
     </w:rPr>
   </w:style>
-  <w:style w:type="paragraph" w:styleId="10">
+  <w:style w:type="paragraph" w:styleId="Heading9">
     <w:name w:val="heading 9"/>
-    <w:basedOn w:val="1"/>
-    <w:next w:val="1"/>
+    <w:basedOn w:val="Normal"/>
+    <w:next w:val="Normal"/>
     <w:semiHidden/>
     <w:unhideWhenUsed/>
     <w:qFormat/>
-    <w:uiPriority w:val="0"/>
     <w:pPr>
       <w:keepNext/>
       <w:keepLines/>
@@ -3855,21 +3747,19 @@
       <w:outlineLvl w:val="8"/>
     </w:pPr>
     <w:rPr>
-      <w:rFonts w:ascii="Arial" w:hAnsi="Arial" w:eastAsia="黑体"/>
+      <w:rFonts w:ascii="Arial" w:eastAsia="黑体" w:hAnsi="Arial"/>
       <w:sz w:val="21"/>
     </w:rPr>
   </w:style>
-  <w:style w:type="character" w:default="1" w:styleId="23">
+  <w:style w:type="character" w:default="1" w:styleId="DefaultParagraphFont">
     <w:name w:val="Default Paragraph Font"/>
     <w:semiHidden/>
     <w:qFormat/>
-    <w:uiPriority w:val="0"/>
-  </w:style>
-  <w:style w:type="table" w:default="1" w:styleId="21">
+  </w:style>
+  <w:style w:type="table" w:default="1" w:styleId="TableNormal">
     <w:name w:val="Normal Table"/>
     <w:semiHidden/>
     <w:qFormat/>
-    <w:uiPriority w:val="0"/>
     <w:tblPr>
       <w:tblCellMar>
         <w:top w:w="0" w:type="dxa"/>
@@ -3879,52 +3769,47 @@
       </w:tblCellMar>
     </w:tblPr>
   </w:style>
-  <w:style w:type="paragraph" w:styleId="11">
+  <w:style w:type="paragraph" w:styleId="NormalIndent">
     <w:name w:val="Normal Indent"/>
-    <w:basedOn w:val="1"/>
-    <w:qFormat/>
-    <w:uiPriority w:val="0"/>
+    <w:basedOn w:val="Normal"/>
+    <w:qFormat/>
     <w:pPr>
       <w:ind w:firstLine="420" w:firstLineChars="200"/>
     </w:pPr>
   </w:style>
-  <w:style w:type="paragraph" w:styleId="12">
+  <w:style w:type="paragraph" w:styleId="CommentText">
     <w:name w:val="annotation text"/>
-    <w:basedOn w:val="1"/>
-    <w:qFormat/>
-    <w:uiPriority w:val="0"/>
+    <w:basedOn w:val="Normal"/>
+    <w:qFormat/>
     <w:pPr>
       <w:jc w:val="left"/>
     </w:pPr>
   </w:style>
-  <w:style w:type="paragraph" w:styleId="13">
+  <w:style w:type="paragraph" w:styleId="BodyText">
     <w:name w:val="Body Text"/>
-    <w:basedOn w:val="1"/>
+    <w:basedOn w:val="Normal"/>
     <w:semiHidden/>
     <w:qFormat/>
-    <w:uiPriority w:val="0"/>
     <w:rPr>
-      <w:rFonts w:ascii="Arial" w:hAnsi="Arial" w:eastAsia="Arial" w:cs="Arial"/>
+      <w:rFonts w:ascii="Arial" w:eastAsia="Arial" w:hAnsi="Arial" w:cs="Arial"/>
       <w:sz w:val="21"/>
       <w:szCs w:val="21"/>
       <w:lang w:val="en-US" w:eastAsia="en-US" w:bidi="ar-SA"/>
     </w:rPr>
   </w:style>
-  <w:style w:type="paragraph" w:styleId="14">
+  <w:style w:type="paragraph" w:styleId="TOC3">
     <w:name w:val="toc 3"/>
-    <w:basedOn w:val="1"/>
-    <w:next w:val="1"/>
-    <w:qFormat/>
-    <w:uiPriority w:val="0"/>
+    <w:basedOn w:val="Normal"/>
+    <w:next w:val="Normal"/>
+    <w:qFormat/>
     <w:pPr>
       <w:ind w:left="840" w:leftChars="400"/>
     </w:pPr>
   </w:style>
-  <w:style w:type="paragraph" w:styleId="15">
+  <w:style w:type="paragraph" w:styleId="Footer">
     <w:name w:val="footer"/>
-    <w:basedOn w:val="1"/>
-    <w:qFormat/>
-    <w:uiPriority w:val="0"/>
+    <w:basedOn w:val="Normal"/>
+    <w:qFormat/>
     <w:pPr>
       <w:tabs>
         <w:tab w:val="center" w:pos="4153"/>
@@ -3937,17 +3822,16 @@
       <w:sz w:val="18"/>
     </w:rPr>
   </w:style>
-  <w:style w:type="paragraph" w:styleId="16">
+  <w:style w:type="paragraph" w:styleId="Header">
     <w:name w:val="header"/>
-    <w:basedOn w:val="1"/>
-    <w:qFormat/>
-    <w:uiPriority w:val="0"/>
+    <w:basedOn w:val="Normal"/>
+    <w:qFormat/>
     <w:pPr>
       <w:pBdr>
-        <w:top w:val="none" w:color="auto" w:sz="0" w:space="1"/>
-        <w:left w:val="none" w:color="auto" w:sz="0" w:space="4"/>
-        <w:bottom w:val="none" w:color="auto" w:sz="0" w:space="1"/>
-        <w:right w:val="none" w:color="auto" w:sz="0" w:space="4"/>
+        <w:top w:val="nil"/>
+        <w:left w:val="nil"/>
+        <w:bottom w:val="nil"/>
+        <w:right w:val="nil"/>
       </w:pBdr>
       <w:tabs>
         <w:tab w:val="center" w:pos="4153"/>
@@ -3962,41 +3846,37 @@
       <w:sz w:val="18"/>
     </w:rPr>
   </w:style>
-  <w:style w:type="paragraph" w:styleId="17">
+  <w:style w:type="paragraph" w:styleId="TOC1">
     <w:name w:val="toc 1"/>
-    <w:basedOn w:val="1"/>
-    <w:next w:val="1"/>
-    <w:qFormat/>
-    <w:uiPriority w:val="0"/>
+    <w:basedOn w:val="Normal"/>
+    <w:next w:val="Normal"/>
+    <w:qFormat/>
     <w:rPr>
-      <w:rFonts w:ascii="Arial" w:hAnsi="Arial" w:eastAsia="Microsoft JhengHei"/>
+      <w:rFonts w:ascii="Arial" w:eastAsia="Microsoft JhengHei" w:hAnsi="Arial"/>
       <w:sz w:val="24"/>
     </w:rPr>
   </w:style>
-  <w:style w:type="paragraph" w:styleId="18">
+  <w:style w:type="paragraph" w:styleId="TOC2">
     <w:name w:val="toc 2"/>
-    <w:basedOn w:val="1"/>
-    <w:next w:val="1"/>
-    <w:qFormat/>
-    <w:uiPriority w:val="0"/>
+    <w:basedOn w:val="Normal"/>
+    <w:next w:val="Normal"/>
+    <w:qFormat/>
     <w:pPr>
       <w:ind w:left="420" w:leftChars="200"/>
     </w:pPr>
   </w:style>
-  <w:style w:type="paragraph" w:styleId="19">
+  <w:style w:type="paragraph" w:styleId="NormalWeb">
     <w:name w:val="Normal (Web)"/>
-    <w:basedOn w:val="1"/>
-    <w:qFormat/>
-    <w:uiPriority w:val="0"/>
+    <w:basedOn w:val="Normal"/>
+    <w:qFormat/>
     <w:rPr>
       <w:sz w:val="24"/>
     </w:rPr>
   </w:style>
-  <w:style w:type="paragraph" w:styleId="20">
+  <w:style w:type="paragraph" w:styleId="Title">
     <w:name w:val="Title"/>
-    <w:basedOn w:val="1"/>
-    <w:qFormat/>
-    <w:uiPriority w:val="0"/>
+    <w:basedOn w:val="Normal"/>
+    <w:qFormat/>
     <w:pPr>
       <w:spacing w:before="240" w:beforeLines="0" w:beforeAutospacing="0" w:after="60" w:afterLines="0" w:afterAutospacing="0"/>
       <w:jc w:val="center"/>
@@ -4008,62 +3888,59 @@
       <w:sz w:val="32"/>
     </w:rPr>
   </w:style>
-  <w:style w:type="table" w:styleId="22">
+  <w:style w:type="table" w:styleId="TableGrid">
     <w:name w:val="Table Grid"/>
-    <w:basedOn w:val="21"/>
-    <w:qFormat/>
-    <w:uiPriority w:val="0"/>
+    <w:basedOn w:val="TableNormal"/>
+    <w:qFormat/>
     <w:pPr>
       <w:widowControl w:val="0"/>
       <w:jc w:val="both"/>
     </w:pPr>
     <w:tblPr>
       <w:tblBorders>
-        <w:top w:val="single" w:color="auto" w:sz="4" w:space="0"/>
-        <w:left w:val="single" w:color="auto" w:sz="4" w:space="0"/>
-        <w:bottom w:val="single" w:color="auto" w:sz="4" w:space="0"/>
-        <w:right w:val="single" w:color="auto" w:sz="4" w:space="0"/>
-        <w:insideH w:val="single" w:color="auto" w:sz="4" w:space="0"/>
-        <w:insideV w:val="single" w:color="auto" w:sz="4" w:space="0"/>
+        <w:top w:val="single" w:sz="4" w:space="0" w:color="auto"/>
+        <w:left w:val="single" w:sz="4" w:space="0" w:color="auto"/>
+        <w:bottom w:val="single" w:sz="4" w:space="0" w:color="auto"/>
+        <w:right w:val="single" w:sz="4" w:space="0" w:color="auto"/>
+        <w:insideH w:val="single" w:sz="4" w:space="0" w:color="auto"/>
+        <w:insideV w:val="single" w:sz="4" w:space="0" w:color="auto"/>
       </w:tblBorders>
     </w:tblPr>
   </w:style>
-  <w:style w:type="character" w:styleId="24">
+  <w:style w:type="character" w:styleId="Strong">
     <w:name w:val="Strong"/>
-    <w:basedOn w:val="23"/>
-    <w:qFormat/>
-    <w:uiPriority w:val="0"/>
+    <w:basedOn w:val="DefaultParagraphFont"/>
+    <w:qFormat/>
     <w:rPr>
       <w:b/>
     </w:rPr>
   </w:style>
-  <w:style w:type="paragraph" w:styleId="25">
+  <w:style w:type="paragraph" w:styleId="NoSpacing">
     <w:name w:val="No Spacing"/>
-    <w:qFormat/>
     <w:uiPriority w:val="99"/>
+    <w:qFormat/>
     <w:rPr>
-      <w:rFonts w:ascii="Calibri" w:hAnsi="Calibri" w:eastAsia="宋体" w:cs="Times New Roman"/>
+      <w:rFonts w:ascii="Calibri" w:eastAsia="宋体" w:hAnsi="Calibri" w:cs="Times New Roman"/>
       <w:sz w:val="22"/>
       <w:szCs w:val="22"/>
       <w:lang w:val="en-US" w:eastAsia="zh-CN" w:bidi="ar-SA"/>
     </w:rPr>
   </w:style>
-  <w:style w:type="character" w:customStyle="1" w:styleId="26">
+  <w:style w:type="character" w:customStyle="1" w:styleId="2Char">
     <w:name w:val="标题 2 Char"/>
-    <w:link w:val="3"/>
-    <w:qFormat/>
-    <w:uiPriority w:val="0"/>
+    <w:link w:val="Heading2"/>
+    <w:qFormat/>
     <w:rPr>
-      <w:rFonts w:ascii="Arial" w:hAnsi="Arial" w:eastAsia="黑体"/>
+      <w:rFonts w:ascii="Arial" w:eastAsia="黑体" w:hAnsi="Arial"/>
       <w:b/>
       <w:sz w:val="32"/>
     </w:rPr>
   </w:style>
-  <w:style w:type="paragraph" w:customStyle="1" w:styleId="27">
+  <w:style w:type="paragraph" w:customStyle="1" w:styleId="TableParagraph">
     <w:name w:val="Table Paragraph"/>
-    <w:basedOn w:val="1"/>
-    <w:qFormat/>
+    <w:basedOn w:val="Normal"/>
     <w:uiPriority w:val="1"/>
+    <w:qFormat/>
     <w:pPr>
       <w:autoSpaceDE w:val="0"/>
       <w:autoSpaceDN w:val="0"/>
@@ -4079,12 +3956,11 @@
       <w:lang w:val="zh-CN" w:bidi="zh-CN"/>
     </w:rPr>
   </w:style>
-  <w:style w:type="table" w:customStyle="1" w:styleId="28">
+  <w:style w:type="table" w:customStyle="1" w:styleId="TableNormal0">
     <w:name w:val="Table Normal_0"/>
     <w:semiHidden/>
     <w:unhideWhenUsed/>
     <w:qFormat/>
-    <w:uiPriority w:val="0"/>
     <w:tblPr>
       <w:tblCellMar>
         <w:top w:w="0" w:type="dxa"/>
@@ -4094,87 +3970,81 @@
       </w:tblCellMar>
     </w:tblPr>
   </w:style>
-  <w:style w:type="paragraph" w:customStyle="1" w:styleId="29">
+  <w:style w:type="paragraph" w:customStyle="1" w:styleId="TableText">
     <w:name w:val="Table Text"/>
-    <w:basedOn w:val="1"/>
+    <w:basedOn w:val="Normal"/>
     <w:semiHidden/>
     <w:qFormat/>
-    <w:uiPriority w:val="0"/>
     <w:rPr>
-      <w:rFonts w:ascii="宋体" w:hAnsi="宋体" w:eastAsia="宋体" w:cs="宋体"/>
+      <w:rFonts w:ascii="宋体" w:eastAsia="宋体" w:hAnsi="宋体" w:cs="宋体"/>
       <w:sz w:val="21"/>
       <w:szCs w:val="21"/>
       <w:lang w:val="en-US" w:eastAsia="en-US" w:bidi="ar-SA"/>
     </w:rPr>
   </w:style>
-  <w:style w:type="paragraph" w:customStyle="1" w:styleId="30">
+  <w:style w:type="paragraph" w:customStyle="1" w:styleId="1">
     <w:name w:val="柴_标题1"/>
-    <w:basedOn w:val="2"/>
-    <w:next w:val="31"/>
-    <w:link w:val="42"/>
-    <w:qFormat/>
-    <w:uiPriority w:val="0"/>
+    <w:basedOn w:val="Heading1"/>
+    <w:next w:val="a"/>
+    <w:link w:val="1Char"/>
+    <w:qFormat/>
     <w:pPr>
       <w:spacing w:before="100" w:after="90" w:line="360" w:lineRule="auto"/>
     </w:pPr>
     <w:rPr>
-      <w:rFonts w:ascii="Arial" w:hAnsi="Arial" w:eastAsia="宋体"/>
+      <w:rFonts w:ascii="Arial" w:eastAsia="宋体" w:hAnsi="Arial"/>
       <w:sz w:val="32"/>
     </w:rPr>
   </w:style>
-  <w:style w:type="paragraph" w:customStyle="1" w:styleId="31">
+  <w:style w:type="paragraph" w:customStyle="1" w:styleId="a">
     <w:name w:val="柴_正文"/>
-    <w:basedOn w:val="13"/>
-    <w:link w:val="45"/>
-    <w:qFormat/>
-    <w:uiPriority w:val="0"/>
+    <w:basedOn w:val="BodyText"/>
+    <w:link w:val="Char"/>
+    <w:qFormat/>
     <w:pPr>
       <w:spacing w:line="360" w:lineRule="auto"/>
       <w:ind w:firstLine="470" w:firstLineChars="200"/>
     </w:pPr>
     <w:rPr>
-      <w:rFonts w:ascii="Arial" w:hAnsi="Arial" w:eastAsia="宋体"/>
+      <w:rFonts w:ascii="Arial" w:eastAsia="宋体" w:hAnsi="Arial"/>
       <w:sz w:val="24"/>
       <w:lang w:eastAsia="zh-CN"/>
     </w:rPr>
   </w:style>
-  <w:style w:type="paragraph" w:customStyle="1" w:styleId="32">
+  <w:style w:type="paragraph" w:customStyle="1" w:styleId="2">
     <w:name w:val="柴_标题2"/>
-    <w:basedOn w:val="3"/>
-    <w:next w:val="31"/>
-    <w:qFormat/>
-    <w:uiPriority w:val="0"/>
+    <w:basedOn w:val="Heading2"/>
+    <w:next w:val="a"/>
+    <w:qFormat/>
     <w:pPr>
       <w:spacing w:line="360" w:lineRule="auto"/>
     </w:pPr>
     <w:rPr>
-      <w:rFonts w:ascii="Arial" w:hAnsi="Arial" w:eastAsia="宋体"/>
+      <w:rFonts w:ascii="Arial" w:eastAsia="宋体" w:hAnsi="Arial"/>
       <w:sz w:val="28"/>
     </w:rPr>
   </w:style>
-  <w:style w:type="paragraph" w:customStyle="1" w:styleId="33">
+  <w:style w:type="paragraph" w:customStyle="1" w:styleId="3">
     <w:name w:val="柴_标题3"/>
-    <w:basedOn w:val="4"/>
-    <w:next w:val="31"/>
-    <w:qFormat/>
-    <w:uiPriority w:val="0"/>
+    <w:basedOn w:val="Heading3"/>
+    <w:next w:val="a"/>
+    <w:qFormat/>
     <w:pPr>
       <w:spacing w:line="360" w:lineRule="auto"/>
       <w:ind w:left="0" w:firstLine="472" w:firstLineChars="200"/>
     </w:pPr>
     <w:rPr>
-      <w:rFonts w:ascii="宋体" w:hAnsi="宋体" w:eastAsia="宋体" w:cs="宋体"/>
+      <w:rFonts w:ascii="宋体" w:eastAsia="宋体" w:hAnsi="宋体" w:cs="宋体"/>
       <w:spacing w:val="-2"/>
       <w:sz w:val="24"/>
       <w:szCs w:val="24"/>
     </w:rPr>
   </w:style>
-  <w:style w:type="paragraph" w:customStyle="1" w:styleId="34">
+  <w:style w:type="paragraph" w:customStyle="1" w:styleId="a0">
     <w:name w:val="柴_目录"/>
-    <w:basedOn w:val="1"/>
-    <w:next w:val="13"/>
-    <w:qFormat/>
-    <w:uiPriority w:val="0"/>
+    <w:basedOn w:val="Normal"/>
+    <w:next w:val="BodyText"/>
+    <w:qFormat/>
     <w:pPr>
       <w:tabs>
         <w:tab w:val="right" w:leader="dot" w:pos="8442"/>
@@ -4182,96 +4052,89 @@
       <w:ind w:left="0" w:leftChars="0"/>
     </w:pPr>
     <w:rPr>
-      <w:rFonts w:ascii="Arial" w:hAnsi="Arial" w:eastAsia="Microsoft JhengHei"/>
+      <w:rFonts w:ascii="Arial" w:eastAsia="Microsoft JhengHei" w:hAnsi="Arial"/>
       <w:sz w:val="24"/>
     </w:rPr>
   </w:style>
-  <w:style w:type="paragraph" w:customStyle="1" w:styleId="35">
+  <w:style w:type="paragraph" w:customStyle="1" w:styleId="a1">
     <w:name w:val="柴_公司名"/>
-    <w:basedOn w:val="20"/>
-    <w:qFormat/>
-    <w:uiPriority w:val="0"/>
+    <w:basedOn w:val="Title"/>
+    <w:qFormat/>
     <w:pPr>
       <w:spacing w:after="600" w:afterLines="600"/>
     </w:pPr>
     <w:rPr>
-      <w:rFonts w:hint="eastAsia" w:ascii="宋体" w:hAnsi="宋体" w:eastAsia="宋体" w:cs="宋体"/>
+      <w:rFonts w:ascii="宋体" w:eastAsia="宋体" w:hAnsi="宋体" w:cs="宋体" w:hint="eastAsia"/>
       <w:bCs/>
       <w:spacing w:val="-6"/>
       <w:sz w:val="52"/>
       <w:szCs w:val="52"/>
     </w:rPr>
   </w:style>
-  <w:style w:type="paragraph" w:customStyle="1" w:styleId="36">
+  <w:style w:type="paragraph" w:customStyle="1" w:styleId="a2">
     <w:name w:val="柴_文档名"/>
-    <w:basedOn w:val="20"/>
-    <w:qFormat/>
-    <w:uiPriority w:val="0"/>
+    <w:basedOn w:val="Title"/>
+    <w:qFormat/>
     <w:pPr>
       <w:spacing w:after="900" w:afterLines="900"/>
     </w:pPr>
     <w:rPr>
-      <w:rFonts w:ascii="黑体" w:hAnsi="黑体" w:eastAsia="黑体" w:cs="黑体"/>
+      <w:rFonts w:ascii="黑体" w:eastAsia="黑体" w:hAnsi="黑体" w:cs="黑体"/>
       <w:bCs/>
       <w:spacing w:val="-7"/>
       <w:sz w:val="52"/>
       <w:szCs w:val="52"/>
     </w:rPr>
   </w:style>
-  <w:style w:type="paragraph" w:customStyle="1" w:styleId="37">
+  <w:style w:type="paragraph" w:customStyle="1" w:styleId="WPSOffice1">
     <w:name w:val="WPSOffice手动目录 1"/>
     <w:qFormat/>
-    <w:uiPriority w:val="0"/>
     <w:pPr>
       <w:ind w:leftChars="0"/>
     </w:pPr>
     <w:rPr>
-      <w:rFonts w:ascii="Times New Roman" w:hAnsi="Times New Roman" w:eastAsia="宋体" w:cs="Times New Roman"/>
+      <w:rFonts w:ascii="Times New Roman" w:eastAsia="宋体" w:hAnsi="Times New Roman" w:cs="Times New Roman"/>
       <w:sz w:val="20"/>
       <w:szCs w:val="20"/>
     </w:rPr>
   </w:style>
-  <w:style w:type="paragraph" w:customStyle="1" w:styleId="38">
+  <w:style w:type="paragraph" w:customStyle="1" w:styleId="WPSOffice2">
     <w:name w:val="WPSOffice手动目录 2"/>
     <w:qFormat/>
-    <w:uiPriority w:val="0"/>
     <w:pPr>
       <w:ind w:leftChars="200"/>
     </w:pPr>
     <w:rPr>
-      <w:rFonts w:ascii="Times New Roman" w:hAnsi="Times New Roman" w:eastAsia="宋体" w:cs="Times New Roman"/>
+      <w:rFonts w:ascii="Times New Roman" w:eastAsia="宋体" w:hAnsi="Times New Roman" w:cs="Times New Roman"/>
       <w:sz w:val="20"/>
       <w:szCs w:val="20"/>
     </w:rPr>
   </w:style>
-  <w:style w:type="paragraph" w:customStyle="1" w:styleId="39">
+  <w:style w:type="paragraph" w:customStyle="1" w:styleId="WPSOffice3">
     <w:name w:val="WPSOffice手动目录 3"/>
     <w:qFormat/>
-    <w:uiPriority w:val="0"/>
     <w:pPr>
       <w:ind w:leftChars="400"/>
     </w:pPr>
     <w:rPr>
-      <w:rFonts w:ascii="Times New Roman" w:hAnsi="Times New Roman" w:eastAsia="宋体" w:cs="Times New Roman"/>
+      <w:rFonts w:ascii="Times New Roman" w:eastAsia="宋体" w:hAnsi="Times New Roman" w:cs="Times New Roman"/>
       <w:sz w:val="20"/>
       <w:szCs w:val="20"/>
     </w:rPr>
   </w:style>
-  <w:style w:type="paragraph" w:customStyle="1" w:styleId="40">
+  <w:style w:type="paragraph" w:customStyle="1" w:styleId="Compact">
     <w:name w:val="Compact"/>
-    <w:basedOn w:val="13"/>
-    <w:qFormat/>
-    <w:uiPriority w:val="0"/>
+    <w:basedOn w:val="BodyText"/>
+    <w:qFormat/>
     <w:pPr>
       <w:spacing w:before="36" w:after="36"/>
     </w:pPr>
   </w:style>
-  <w:style w:type="table" w:customStyle="1" w:styleId="41">
+  <w:style w:type="table" w:customStyle="1" w:styleId="Table">
     <w:name w:val="Table"/>
     <w:semiHidden/>
     <w:unhideWhenUsed/>
     <w:qFormat/>
-    <w:uiPriority w:val="0"/>
     <w:tblPr>
       <w:tblCellMar>
         <w:top w:w="0" w:type="dxa"/>
@@ -4283,27 +4146,25 @@
     <w:tblStylePr w:type="firstRow">
       <w:tcPr>
         <w:tcBorders>
-          <w:bottom w:val="single" w:color="auto" w:sz="0" w:space="0"/>
+          <w:bottom w:val="single" w:sz="0" w:space="0" w:color="auto"/>
         </w:tcBorders>
         <w:vAlign w:val="bottom"/>
       </w:tcPr>
     </w:tblStylePr>
   </w:style>
-  <w:style w:type="character" w:customStyle="1" w:styleId="42">
+  <w:style w:type="character" w:customStyle="1" w:styleId="1Char">
     <w:name w:val="柴_标题1 Char"/>
-    <w:link w:val="30"/>
-    <w:qFormat/>
-    <w:uiPriority w:val="0"/>
+    <w:link w:val="1"/>
+    <w:qFormat/>
     <w:rPr>
-      <w:rFonts w:ascii="Arial" w:hAnsi="Arial" w:eastAsia="宋体"/>
+      <w:rFonts w:ascii="Arial" w:eastAsia="宋体" w:hAnsi="Arial"/>
       <w:sz w:val="32"/>
     </w:rPr>
   </w:style>
-  <w:style w:type="paragraph" w:customStyle="1" w:styleId="43">
+  <w:style w:type="paragraph" w:customStyle="1" w:styleId="a3">
     <w:name w:val="柴_正文_无缩进"/>
-    <w:basedOn w:val="1"/>
-    <w:qFormat/>
-    <w:uiPriority w:val="0"/>
+    <w:basedOn w:val="Normal"/>
+    <w:qFormat/>
     <w:pPr>
       <w:ind w:firstLine="0" w:firstLineChars="0"/>
     </w:pPr>
@@ -4313,41 +4174,38 @@
       <w:lang w:eastAsia="zh-CN"/>
     </w:rPr>
   </w:style>
-  <w:style w:type="paragraph" w:customStyle="1" w:styleId="44">
+  <w:style w:type="paragraph" w:customStyle="1" w:styleId="4">
     <w:name w:val="柴_标题4"/>
-    <w:basedOn w:val="5"/>
-    <w:next w:val="1"/>
-    <w:qFormat/>
-    <w:uiPriority w:val="0"/>
+    <w:basedOn w:val="Heading4"/>
+    <w:next w:val="Normal"/>
+    <w:qFormat/>
     <w:pPr>
       <w:widowControl w:val="0"/>
       <w:spacing w:before="160" w:line="360" w:lineRule="auto"/>
-      <w:ind w:left="981" w:leftChars="300" w:hanging="862"/>
+      <w:ind w:left="981" w:hanging="862" w:leftChars="300"/>
     </w:pPr>
     <w:rPr>
-      <w:rFonts w:hint="eastAsia" w:ascii="Calibri" w:hAnsi="Calibri" w:eastAsia="宋体" w:cs="宋体"/>
+      <w:rFonts w:ascii="Calibri" w:eastAsia="宋体" w:hAnsi="Calibri" w:cs="宋体" w:hint="eastAsia"/>
       <w:sz w:val="24"/>
       <w:szCs w:val="24"/>
       <w:lang w:eastAsia="zh-CN" w:bidi="zh-CN"/>
     </w:rPr>
   </w:style>
-  <w:style w:type="character" w:customStyle="1" w:styleId="45">
+  <w:style w:type="character" w:customStyle="1" w:styleId="Char">
     <w:name w:val="柴_正文 Char"/>
-    <w:link w:val="31"/>
-    <w:qFormat/>
-    <w:uiPriority w:val="0"/>
+    <w:link w:val="a"/>
+    <w:qFormat/>
     <w:rPr>
-      <w:rFonts w:ascii="Arial" w:hAnsi="Arial" w:eastAsia="宋体"/>
+      <w:rFonts w:ascii="Arial" w:eastAsia="宋体" w:hAnsi="Arial"/>
       <w:sz w:val="24"/>
       <w:lang w:eastAsia="zh-CN"/>
     </w:rPr>
   </w:style>
-  <w:style w:type="table" w:customStyle="1" w:styleId="46">
-    <w:name w:val="Table Normal"/>
+  <w:style w:type="table" w:customStyle="1" w:styleId="TableNormal1">
+    <w:name w:val="Table Normal_1"/>
     <w:semiHidden/>
     <w:unhideWhenUsed/>
     <w:qFormat/>
-    <w:uiPriority w:val="0"/>
     <w:tblPr>
       <w:tblCellMar>
         <w:top w:w="0" w:type="dxa"/>

--- a/6-过程管理/流程制度规范类文件/060101-过程框架设计管理制度.docx
+++ b/6-过程管理/流程制度规范类文件/060101-过程框架设计管理制度.docx
@@ -1,30 +1,27 @@
 
 <file path=word/document.xml><?xml version="1.0" encoding="utf-8"?>
-<w:document xmlns:wpc="http://schemas.microsoft.com/office/word/2010/wordprocessingCanvas" xmlns:mc="http://schemas.openxmlformats.org/markup-compatibility/2006" xmlns:o="urn:schemas-microsoft-com:office:office" xmlns:r="http://schemas.openxmlformats.org/officeDocument/2006/relationships" xmlns:m="http://schemas.openxmlformats.org/officeDocument/2006/math" xmlns:v="urn:schemas-microsoft-com:vml" xmlns:wp14="http://schemas.microsoft.com/office/word/2010/wordprocessingDrawing" xmlns:wp="http://schemas.openxmlformats.org/drawingml/2006/wordprocessingDrawing" xmlns:w10="urn:schemas-microsoft-com:office:word" xmlns:w="http://schemas.openxmlformats.org/wordprocessingml/2006/main" xmlns:w14="http://schemas.microsoft.com/office/word/2010/wordml" xmlns:w15="http://schemas.microsoft.com/office/word/2012/wordml" xmlns:wne="http://schemas.microsoft.com/office/word/2006/wordml" xmlns:wpg="http://schemas.microsoft.com/office/word/2010/wordprocessingGroup" xmlns:wpi="http://schemas.microsoft.com/office/word/2010/wordprocessingInk" xmlns:wps="http://schemas.microsoft.com/office/word/2010/wordprocessingShape" mc:Ignorable="w14 w15 wp14">
-  <!-- Generated by Aspose.Words for .NET 13.3.0.1 -->
+<w:document xmlns:wpc="http://schemas.microsoft.com/office/word/2010/wordprocessingCanvas" xmlns:mc="http://schemas.openxmlformats.org/markup-compatibility/2006" xmlns:o="urn:schemas-microsoft-com:office:office" xmlns:r="http://schemas.openxmlformats.org/officeDocument/2006/relationships" xmlns:m="http://schemas.openxmlformats.org/officeDocument/2006/math" xmlns:v="urn:schemas-microsoft-com:vml" xmlns:wp14="http://schemas.microsoft.com/office/word/2010/wordprocessingDrawing" xmlns:wp="http://schemas.openxmlformats.org/drawingml/2006/wordprocessingDrawing" xmlns:w="http://schemas.openxmlformats.org/wordprocessingml/2006/main" xmlns:w14="http://schemas.microsoft.com/office/word/2010/wordml" xmlns:w10="urn:schemas-microsoft-com:office:word" xmlns:w15="http://schemas.microsoft.com/office/word/2012/wordml" xmlns:wpg="http://schemas.microsoft.com/office/word/2010/wordprocessingGroup" xmlns:wpi="http://schemas.microsoft.com/office/word/2010/wordprocessingInk" xmlns:wne="http://schemas.microsoft.com/office/word/2006/wordml" xmlns:wps="http://schemas.microsoft.com/office/word/2010/wordprocessingShape" xmlns:wpsCustomData="http://www.wps.cn/officeDocument/2013/wpsCustomData" mc:Ignorable="w14 w15 wp14">
   <w:body>
     <w:p>
       <w:pPr>
-        <w:pStyle w:val="a1"/>
+        <w:pStyle w:val="35"/>
         <w:bidi w:val="0"/>
         <w:rPr>
           <w:rFonts w:hint="eastAsia"/>
           <w:lang w:val="en-US" w:eastAsia="zh-CN"/>
         </w:rPr>
       </w:pPr>
-      <w:bookmarkStart w:id="0" w:name="_Toc19130"/>
     </w:p>
     <w:p>
       <w:pPr>
-        <w:pStyle w:val="a1"/>
+        <w:pStyle w:val="35"/>
         <w:bidi w:val="0"/>
         <w:rPr>
           <w:rFonts w:hint="default"/>
           <w:lang w:val="en-US" w:eastAsia="zh-CN"/>
         </w:rPr>
       </w:pPr>
-      <w:bookmarkStart w:id="1" w:name="_GoBack"/>
-      <w:bookmarkEnd w:id="1"/>
+      <w:bookmarkStart w:id="0" w:name="_Toc5643"/>
       <w:r>
         <w:rPr>
           <w:rFonts w:hint="eastAsia"/>
@@ -36,115 +33,134 @@
     </w:p>
     <w:p>
       <w:pPr>
-        <w:pStyle w:val="a2"/>
+        <w:pStyle w:val="36"/>
         <w:bidi w:val="0"/>
       </w:pPr>
-      <w:bookmarkStart w:id="2" w:name="_Toc11825"/>
+      <w:bookmarkStart w:id="1" w:name="_Toc27730"/>
       <w:r>
         <w:t>中达丰集团有限公司</w:t>
+      </w:r>
+      <w:bookmarkEnd w:id="1"/>
+    </w:p>
+    <w:p>
+      <w:pPr>
+        <w:bidi w:val="0"/>
+        <w:spacing w:before="120" w:after="120"/>
+        <w:jc w:val="center"/>
+        <w:rPr>
+          <w:rFonts w:ascii="宋体" w:hAnsi="宋体" w:eastAsia="宋体" w:cs="宋体"/>
+          <w:spacing w:val="-2"/>
+          <w:sz w:val="36"/>
+          <w:szCs w:val="36"/>
+        </w:rPr>
+      </w:pPr>
+      <w:r>
+        <w:rPr>
+          <w:rFonts w:ascii="宋体" w:hAnsi="宋体" w:eastAsia="宋体" w:cs="宋体"/>
+          <w:spacing w:val="-2"/>
+          <w:sz w:val="36"/>
+          <w:szCs w:val="36"/>
+        </w:rPr>
+        <w:t>202</w:t>
+      </w:r>
+      <w:r>
+        <w:rPr>
+          <w:rFonts w:hint="eastAsia" w:ascii="宋体" w:hAnsi="宋体" w:cs="宋体"/>
+          <w:spacing w:val="-2"/>
+          <w:sz w:val="36"/>
+          <w:szCs w:val="36"/>
+          <w:lang w:val="en-US" w:eastAsia="zh-CN"/>
+        </w:rPr>
+        <w:t>5</w:t>
+      </w:r>
+      <w:r>
+        <w:rPr>
+          <w:rFonts w:ascii="宋体" w:hAnsi="宋体" w:eastAsia="宋体" w:cs="宋体"/>
+          <w:spacing w:val="-2"/>
+          <w:sz w:val="36"/>
+          <w:szCs w:val="36"/>
+        </w:rPr>
+        <w:t>-0</w:t>
+      </w:r>
+      <w:r>
+        <w:rPr>
+          <w:rFonts w:hint="eastAsia" w:ascii="宋体" w:hAnsi="宋体" w:cs="宋体"/>
+          <w:spacing w:val="-2"/>
+          <w:sz w:val="36"/>
+          <w:szCs w:val="36"/>
+          <w:lang w:val="en-US" w:eastAsia="zh-CN"/>
+        </w:rPr>
+        <w:t>4</w:t>
+      </w:r>
+      <w:r>
+        <w:rPr>
+          <w:rFonts w:ascii="宋体" w:hAnsi="宋体" w:eastAsia="宋体" w:cs="宋体"/>
+          <w:spacing w:val="-2"/>
+          <w:sz w:val="36"/>
+          <w:szCs w:val="36"/>
+        </w:rPr>
+        <w:t>-04</w:t>
+      </w:r>
+    </w:p>
+    <w:p>
+      <w:pPr>
+        <w:rPr>
+          <w:rFonts w:ascii="宋体" w:hAnsi="宋体" w:eastAsia="宋体" w:cs="宋体"/>
+          <w:spacing w:val="-2"/>
+          <w:sz w:val="36"/>
+          <w:szCs w:val="36"/>
+        </w:rPr>
+      </w:pPr>
+      <w:r>
+        <w:rPr>
+          <w:rFonts w:ascii="宋体" w:hAnsi="宋体" w:eastAsia="宋体" w:cs="宋体"/>
+          <w:spacing w:val="-2"/>
+          <w:sz w:val="36"/>
+          <w:szCs w:val="36"/>
+        </w:rPr>
+        <w:br w:type="page"/>
+      </w:r>
+    </w:p>
+    <w:p>
+      <w:pPr>
+        <w:spacing w:before="69" w:line="220" w:lineRule="auto"/>
+        <w:ind w:left="3954"/>
+        <w:outlineLvl w:val="0"/>
+        <w:rPr>
+          <w:rFonts w:ascii="宋体" w:hAnsi="宋体" w:eastAsia="宋体" w:cs="宋体"/>
+          <w:sz w:val="21"/>
+          <w:szCs w:val="21"/>
+        </w:rPr>
+      </w:pPr>
+      <w:bookmarkStart w:id="2" w:name="_Toc9766"/>
+      <w:r>
+        <w:rPr>
+          <w:rFonts w:ascii="宋体" w:hAnsi="宋体" w:eastAsia="宋体" w:cs="宋体"/>
+          <w:spacing w:val="-2"/>
+          <w:sz w:val="21"/>
+          <w:szCs w:val="21"/>
+        </w:rPr>
+        <w:t>文档信息</w:t>
       </w:r>
       <w:bookmarkEnd w:id="2"/>
     </w:p>
     <w:p>
       <w:pPr>
-        <w:bidi w:val="0"/>
-        <w:spacing w:before="120" w:after="120"/>
-        <w:jc w:val="center"/>
-        <w:rPr>
-          <w:rFonts w:ascii="宋体" w:eastAsia="宋体" w:hAnsi="宋体" w:cs="宋体"/>
-          <w:spacing w:val="-2"/>
-          <w:sz w:val="36"/>
-          <w:szCs w:val="36"/>
-        </w:rPr>
-      </w:pPr>
-      <w:r>
-        <w:rPr>
-          <w:rFonts w:ascii="宋体" w:eastAsia="宋体" w:hAnsi="宋体" w:cs="宋体"/>
-          <w:spacing w:val="-2"/>
-          <w:sz w:val="36"/>
-          <w:szCs w:val="36"/>
-        </w:rPr>
-        <w:t>202</w:t>
-      </w:r>
-      <w:r>
-        <w:rPr>
-          <w:rFonts w:ascii="宋体" w:hAnsi="宋体" w:cs="宋体" w:hint="eastAsia"/>
-          <w:spacing w:val="-2"/>
-          <w:sz w:val="36"/>
-          <w:szCs w:val="36"/>
-          <w:lang w:val="en-US" w:eastAsia="zh-CN"/>
-        </w:rPr>
-        <w:t>5</w:t>
-      </w:r>
-      <w:r>
-        <w:rPr>
-          <w:rFonts w:ascii="宋体" w:eastAsia="宋体" w:hAnsi="宋体" w:cs="宋体"/>
-          <w:spacing w:val="-2"/>
-          <w:sz w:val="36"/>
-          <w:szCs w:val="36"/>
-        </w:rPr>
-        <w:t>-01-04</w:t>
-      </w:r>
-    </w:p>
-    <w:p>
-      <w:pPr>
-        <w:rPr>
-          <w:rFonts w:ascii="宋体" w:eastAsia="宋体" w:hAnsi="宋体" w:cs="宋体"/>
-          <w:spacing w:val="-2"/>
-          <w:sz w:val="36"/>
-          <w:szCs w:val="36"/>
-        </w:rPr>
-      </w:pPr>
-      <w:r>
-        <w:rPr>
-          <w:rFonts w:ascii="宋体" w:eastAsia="宋体" w:hAnsi="宋体" w:cs="宋体"/>
-          <w:spacing w:val="-2"/>
-          <w:sz w:val="36"/>
-          <w:szCs w:val="36"/>
-        </w:rPr>
-        <w:br w:type="page"/>
-      </w:r>
-    </w:p>
-    <w:p>
-      <w:pPr>
-        <w:spacing w:before="69" w:line="220" w:lineRule="auto"/>
-        <w:ind w:left="3954"/>
-        <w:outlineLvl w:val="0"/>
-        <w:rPr>
-          <w:rFonts w:ascii="宋体" w:eastAsia="宋体" w:hAnsi="宋体" w:cs="宋体"/>
-          <w:sz w:val="21"/>
-          <w:szCs w:val="21"/>
-        </w:rPr>
-      </w:pPr>
-      <w:bookmarkStart w:id="3" w:name="_Toc9450"/>
-      <w:r>
-        <w:rPr>
-          <w:rFonts w:ascii="宋体" w:eastAsia="宋体" w:hAnsi="宋体" w:cs="宋体"/>
-          <w:spacing w:val="-2"/>
-          <w:sz w:val="21"/>
-          <w:szCs w:val="21"/>
-        </w:rPr>
-        <w:t>文档信息</w:t>
-      </w:r>
-      <w:bookmarkEnd w:id="3"/>
-    </w:p>
-    <w:p>
-      <w:pPr>
         <w:spacing w:line="16" w:lineRule="exact"/>
       </w:pPr>
     </w:p>
     <w:tbl>
       <w:tblPr>
-        <w:tblStyle w:val="TableNormal0"/>
+        <w:tblStyle w:val="28"/>
         <w:tblW w:w="9071" w:type="dxa"/>
         <w:tblInd w:w="5" w:type="dxa"/>
         <w:tblBorders>
-          <w:top w:val="single" w:sz="4" w:space="0" w:color="000000"/>
-          <w:left w:val="single" w:sz="4" w:space="0" w:color="000000"/>
-          <w:bottom w:val="single" w:sz="4" w:space="0" w:color="000000"/>
-          <w:right w:val="single" w:sz="4" w:space="0" w:color="000000"/>
-          <w:insideH w:val="single" w:sz="4" w:space="0" w:color="000000"/>
-          <w:insideV w:val="single" w:sz="4" w:space="0" w:color="000000"/>
+          <w:top w:val="single" w:color="000000" w:sz="4" w:space="0"/>
+          <w:left w:val="single" w:color="000000" w:sz="4" w:space="0"/>
+          <w:bottom w:val="single" w:color="000000" w:sz="4" w:space="0"/>
+          <w:right w:val="single" w:color="000000" w:sz="4" w:space="0"/>
+          <w:insideH w:val="single" w:color="000000" w:sz="4" w:space="0"/>
+          <w:insideV w:val="single" w:color="000000" w:sz="4" w:space="0"/>
         </w:tblBorders>
         <w:tblLayout w:type="fixed"/>
         <w:tblCellMar>
@@ -163,17 +179,14 @@
       </w:tblGrid>
       <w:tr>
         <w:tblPrEx>
-          <w:tblW w:w="9071" w:type="dxa"/>
-          <w:tblInd w:w="5" w:type="dxa"/>
           <w:tblBorders>
-            <w:top w:val="single" w:sz="4" w:space="0" w:color="000000"/>
-            <w:left w:val="single" w:sz="4" w:space="0" w:color="000000"/>
-            <w:bottom w:val="single" w:sz="4" w:space="0" w:color="000000"/>
-            <w:right w:val="single" w:sz="4" w:space="0" w:color="000000"/>
-            <w:insideH w:val="single" w:sz="4" w:space="0" w:color="000000"/>
-            <w:insideV w:val="single" w:sz="4" w:space="0" w:color="000000"/>
+            <w:top w:val="single" w:color="000000" w:sz="4" w:space="0"/>
+            <w:left w:val="single" w:color="000000" w:sz="4" w:space="0"/>
+            <w:bottom w:val="single" w:color="000000" w:sz="4" w:space="0"/>
+            <w:right w:val="single" w:color="000000" w:sz="4" w:space="0"/>
+            <w:insideH w:val="single" w:color="000000" w:sz="4" w:space="0"/>
+            <w:insideV w:val="single" w:color="000000" w:sz="4" w:space="0"/>
           </w:tblBorders>
-          <w:tblLayout w:type="fixed"/>
           <w:tblCellMar>
             <w:top w:w="0" w:type="dxa"/>
             <w:left w:w="0" w:type="dxa"/>
@@ -182,7 +195,7 @@
           </w:tblCellMar>
         </w:tblPrEx>
         <w:trPr>
-          <w:trHeight w:val="611"/>
+          <w:trHeight w:val="611" w:hRule="atLeast"/>
         </w:trPr>
         <w:tc>
           <w:tcPr>
@@ -190,7 +203,7 @@
           </w:tcPr>
           <w:p>
             <w:pPr>
-              <w:pStyle w:val="TableText"/>
+              <w:pStyle w:val="29"/>
               <w:spacing w:before="199" w:line="220" w:lineRule="auto"/>
               <w:ind w:left="225"/>
             </w:pPr>
@@ -209,13 +222,13 @@
           </w:tcPr>
           <w:p>
             <w:pPr>
-              <w:pStyle w:val="TableText"/>
+              <w:pStyle w:val="29"/>
               <w:spacing w:before="200" w:line="218" w:lineRule="auto"/>
               <w:ind w:left="108"/>
             </w:pPr>
             <w:r>
               <w:rPr>
-                <w:rFonts w:eastAsia="宋体" w:hint="eastAsia"/>
+                <w:rFonts w:hint="eastAsia" w:eastAsia="宋体"/>
                 <w:spacing w:val="-1"/>
                 <w:lang w:val="en-US" w:eastAsia="zh-CN"/>
               </w:rPr>
@@ -237,7 +250,7 @@
             </w:r>
             <w:r>
               <w:rPr>
-                <w:rFonts w:eastAsia="宋体" w:hint="eastAsia"/>
+                <w:rFonts w:hint="eastAsia" w:eastAsia="宋体"/>
                 <w:spacing w:val="-1"/>
                 <w:lang w:val="en-US" w:eastAsia="zh-CN"/>
               </w:rPr>
@@ -254,9 +267,14 @@
       </w:tr>
       <w:tr>
         <w:tblPrEx>
-          <w:tblW w:w="9071" w:type="dxa"/>
-          <w:tblInd w:w="5" w:type="dxa"/>
-          <w:tblLayout w:type="fixed"/>
+          <w:tblBorders>
+            <w:top w:val="single" w:color="000000" w:sz="4" w:space="0"/>
+            <w:left w:val="single" w:color="000000" w:sz="4" w:space="0"/>
+            <w:bottom w:val="single" w:color="000000" w:sz="4" w:space="0"/>
+            <w:right w:val="single" w:color="000000" w:sz="4" w:space="0"/>
+            <w:insideH w:val="single" w:color="000000" w:sz="4" w:space="0"/>
+            <w:insideV w:val="single" w:color="000000" w:sz="4" w:space="0"/>
+          </w:tblBorders>
           <w:tblCellMar>
             <w:top w:w="0" w:type="dxa"/>
             <w:left w:w="0" w:type="dxa"/>
@@ -265,7 +283,7 @@
           </w:tblCellMar>
         </w:tblPrEx>
         <w:trPr>
-          <w:trHeight w:val="606"/>
+          <w:trHeight w:val="606" w:hRule="atLeast"/>
         </w:trPr>
         <w:tc>
           <w:tcPr>
@@ -273,7 +291,7 @@
           </w:tcPr>
           <w:p>
             <w:pPr>
-              <w:pStyle w:val="TableText"/>
+              <w:pStyle w:val="29"/>
               <w:spacing w:before="196" w:line="220" w:lineRule="auto"/>
               <w:ind w:left="435"/>
             </w:pPr>
@@ -292,7 +310,7 @@
           </w:tcPr>
           <w:p>
             <w:pPr>
-              <w:pStyle w:val="TableText"/>
+              <w:pStyle w:val="29"/>
               <w:spacing w:before="197" w:line="219" w:lineRule="auto"/>
               <w:ind w:left="108"/>
             </w:pPr>
@@ -307,9 +325,14 @@
       </w:tr>
       <w:tr>
         <w:tblPrEx>
-          <w:tblW w:w="9071" w:type="dxa"/>
-          <w:tblInd w:w="5" w:type="dxa"/>
-          <w:tblLayout w:type="fixed"/>
+          <w:tblBorders>
+            <w:top w:val="single" w:color="000000" w:sz="4" w:space="0"/>
+            <w:left w:val="single" w:color="000000" w:sz="4" w:space="0"/>
+            <w:bottom w:val="single" w:color="000000" w:sz="4" w:space="0"/>
+            <w:right w:val="single" w:color="000000" w:sz="4" w:space="0"/>
+            <w:insideH w:val="single" w:color="000000" w:sz="4" w:space="0"/>
+            <w:insideV w:val="single" w:color="000000" w:sz="4" w:space="0"/>
+          </w:tblBorders>
           <w:tblCellMar>
             <w:top w:w="0" w:type="dxa"/>
             <w:left w:w="0" w:type="dxa"/>
@@ -318,7 +341,7 @@
           </w:tblCellMar>
         </w:tblPrEx>
         <w:trPr>
-          <w:trHeight w:val="607"/>
+          <w:trHeight w:val="607" w:hRule="atLeast"/>
         </w:trPr>
         <w:tc>
           <w:tcPr>
@@ -326,7 +349,7 @@
           </w:tcPr>
           <w:p>
             <w:pPr>
-              <w:pStyle w:val="TableText"/>
+              <w:pStyle w:val="29"/>
               <w:spacing w:before="199" w:line="219" w:lineRule="auto"/>
               <w:ind w:left="435"/>
             </w:pPr>
@@ -344,7 +367,7 @@
           </w:tcPr>
           <w:p>
             <w:pPr>
-              <w:pStyle w:val="TableText"/>
+              <w:pStyle w:val="29"/>
               <w:spacing w:before="199" w:line="219" w:lineRule="auto"/>
               <w:ind w:left="359"/>
             </w:pPr>
@@ -362,7 +385,7 @@
           </w:tcPr>
           <w:p>
             <w:pPr>
-              <w:pStyle w:val="TableText"/>
+              <w:pStyle w:val="29"/>
               <w:spacing w:before="199" w:line="219" w:lineRule="auto"/>
               <w:ind w:left="735"/>
             </w:pPr>
@@ -380,7 +403,7 @@
           </w:tcPr>
           <w:p>
             <w:pPr>
-              <w:pStyle w:val="TableText"/>
+              <w:pStyle w:val="29"/>
               <w:spacing w:before="199" w:line="220" w:lineRule="auto"/>
               <w:ind w:left="575"/>
             </w:pPr>
@@ -398,7 +421,7 @@
           </w:tcPr>
           <w:p>
             <w:pPr>
-              <w:pStyle w:val="TableText"/>
+              <w:pStyle w:val="29"/>
               <w:spacing w:before="199" w:line="220" w:lineRule="auto"/>
               <w:ind w:left="782"/>
             </w:pPr>
@@ -413,9 +436,14 @@
       </w:tr>
       <w:tr>
         <w:tblPrEx>
-          <w:tblW w:w="9071" w:type="dxa"/>
-          <w:tblInd w:w="5" w:type="dxa"/>
-          <w:tblLayout w:type="fixed"/>
+          <w:tblBorders>
+            <w:top w:val="single" w:color="000000" w:sz="4" w:space="0"/>
+            <w:left w:val="single" w:color="000000" w:sz="4" w:space="0"/>
+            <w:bottom w:val="single" w:color="000000" w:sz="4" w:space="0"/>
+            <w:right w:val="single" w:color="000000" w:sz="4" w:space="0"/>
+            <w:insideH w:val="single" w:color="000000" w:sz="4" w:space="0"/>
+            <w:insideV w:val="single" w:color="000000" w:sz="4" w:space="0"/>
+          </w:tblBorders>
           <w:tblCellMar>
             <w:top w:w="0" w:type="dxa"/>
             <w:left w:w="0" w:type="dxa"/>
@@ -424,7 +452,7 @@
           </w:tblCellMar>
         </w:tblPrEx>
         <w:trPr>
-          <w:trHeight w:val="474"/>
+          <w:trHeight w:val="474" w:hRule="atLeast"/>
         </w:trPr>
         <w:tc>
           <w:tcPr>
@@ -432,7 +460,7 @@
           </w:tcPr>
           <w:p>
             <w:pPr>
-              <w:pStyle w:val="TableText"/>
+              <w:pStyle w:val="29"/>
               <w:spacing w:before="163" w:line="239" w:lineRule="auto"/>
               <w:ind w:left="638"/>
             </w:pPr>
@@ -450,7 +478,7 @@
           </w:tcPr>
           <w:p>
             <w:pPr>
-              <w:pStyle w:val="TableText"/>
+              <w:pStyle w:val="29"/>
               <w:spacing w:before="163"/>
               <w:ind w:left="361"/>
             </w:pPr>
@@ -458,7 +486,7 @@
               <w:rPr>
                 <w:spacing w:val="-2"/>
               </w:rPr>
-              <w:t>2025-7-4</w:t>
+              <w:t>2025-4-4</w:t>
             </w:r>
           </w:p>
         </w:tc>
@@ -468,7 +496,7 @@
           </w:tcPr>
           <w:p>
             <w:pPr>
-              <w:pStyle w:val="TableText"/>
+              <w:pStyle w:val="29"/>
               <w:spacing w:before="133" w:line="219" w:lineRule="auto"/>
               <w:ind w:left="738"/>
             </w:pPr>
@@ -486,11 +514,11 @@
           </w:tcPr>
           <w:p>
             <w:pPr>
-              <w:pStyle w:val="TableText"/>
+              <w:pStyle w:val="29"/>
               <w:spacing w:before="134" w:line="220" w:lineRule="auto"/>
               <w:ind w:left="480"/>
               <w:rPr>
-                <w:rFonts w:eastAsia="宋体" w:hint="default"/>
+                <w:rFonts w:hint="default" w:eastAsia="宋体"/>
                 <w:lang w:val="en-US" w:eastAsia="zh-CN"/>
               </w:rPr>
             </w:pPr>
@@ -509,7 +537,7 @@
           </w:tcPr>
           <w:p>
             <w:pPr>
-              <w:pStyle w:val="TableText"/>
+              <w:pStyle w:val="29"/>
               <w:spacing w:before="133" w:line="220" w:lineRule="auto"/>
               <w:ind w:left="672"/>
             </w:pPr>
@@ -524,9 +552,14 @@
       </w:tr>
       <w:tr>
         <w:tblPrEx>
-          <w:tblW w:w="9071" w:type="dxa"/>
-          <w:tblInd w:w="5" w:type="dxa"/>
-          <w:tblLayout w:type="fixed"/>
+          <w:tblBorders>
+            <w:top w:val="single" w:color="000000" w:sz="4" w:space="0"/>
+            <w:left w:val="single" w:color="000000" w:sz="4" w:space="0"/>
+            <w:bottom w:val="single" w:color="000000" w:sz="4" w:space="0"/>
+            <w:right w:val="single" w:color="000000" w:sz="4" w:space="0"/>
+            <w:insideH w:val="single" w:color="000000" w:sz="4" w:space="0"/>
+            <w:insideV w:val="single" w:color="000000" w:sz="4" w:space="0"/>
+          </w:tblBorders>
           <w:tblCellMar>
             <w:top w:w="0" w:type="dxa"/>
             <w:left w:w="0" w:type="dxa"/>
@@ -535,7 +568,7 @@
           </w:tblCellMar>
         </w:tblPrEx>
         <w:trPr>
-          <w:trHeight w:val="474"/>
+          <w:trHeight w:val="474" w:hRule="atLeast"/>
         </w:trPr>
         <w:tc>
           <w:tcPr>
@@ -543,7 +576,7 @@
           </w:tcPr>
           <w:p>
             <w:pPr>
-              <w:pStyle w:val="TableText"/>
+              <w:pStyle w:val="29"/>
               <w:spacing w:before="164" w:line="239" w:lineRule="auto"/>
               <w:ind w:left="638"/>
             </w:pPr>
@@ -555,7 +588,7 @@
           </w:tcPr>
           <w:p>
             <w:pPr>
-              <w:pStyle w:val="TableText"/>
+              <w:pStyle w:val="29"/>
               <w:spacing w:before="164"/>
               <w:ind w:left="361"/>
             </w:pPr>
@@ -567,7 +600,7 @@
           </w:tcPr>
           <w:p>
             <w:pPr>
-              <w:pStyle w:val="TableText"/>
+              <w:pStyle w:val="29"/>
               <w:spacing w:before="134" w:line="219" w:lineRule="auto"/>
               <w:ind w:left="737"/>
             </w:pPr>
@@ -579,7 +612,7 @@
           </w:tcPr>
           <w:p>
             <w:pPr>
-              <w:pStyle w:val="TableText"/>
+              <w:pStyle w:val="29"/>
               <w:spacing w:before="135" w:line="220" w:lineRule="auto"/>
               <w:ind w:left="480"/>
             </w:pPr>
@@ -591,7 +624,7 @@
           </w:tcPr>
           <w:p>
             <w:pPr>
-              <w:pStyle w:val="TableText"/>
+              <w:pStyle w:val="29"/>
               <w:spacing w:before="134" w:line="220" w:lineRule="auto"/>
               <w:ind w:left="672"/>
             </w:pPr>
@@ -600,9 +633,14 @@
       </w:tr>
       <w:tr>
         <w:tblPrEx>
-          <w:tblW w:w="9071" w:type="dxa"/>
-          <w:tblInd w:w="5" w:type="dxa"/>
-          <w:tblLayout w:type="fixed"/>
+          <w:tblBorders>
+            <w:top w:val="single" w:color="000000" w:sz="4" w:space="0"/>
+            <w:left w:val="single" w:color="000000" w:sz="4" w:space="0"/>
+            <w:bottom w:val="single" w:color="000000" w:sz="4" w:space="0"/>
+            <w:right w:val="single" w:color="000000" w:sz="4" w:space="0"/>
+            <w:insideH w:val="single" w:color="000000" w:sz="4" w:space="0"/>
+            <w:insideV w:val="single" w:color="000000" w:sz="4" w:space="0"/>
+          </w:tblBorders>
           <w:tblCellMar>
             <w:top w:w="0" w:type="dxa"/>
             <w:left w:w="0" w:type="dxa"/>
@@ -611,7 +649,7 @@
           </w:tblCellMar>
         </w:tblPrEx>
         <w:trPr>
-          <w:trHeight w:val="474"/>
+          <w:trHeight w:val="474" w:hRule="atLeast"/>
         </w:trPr>
         <w:tc>
           <w:tcPr>
@@ -619,7 +657,7 @@
           </w:tcPr>
           <w:p>
             <w:pPr>
-              <w:pStyle w:val="TableText"/>
+              <w:pStyle w:val="29"/>
               <w:spacing w:before="165" w:line="239" w:lineRule="auto"/>
               <w:ind w:left="638"/>
             </w:pPr>
@@ -631,7 +669,7 @@
           </w:tcPr>
           <w:p>
             <w:pPr>
-              <w:pStyle w:val="TableText"/>
+              <w:pStyle w:val="29"/>
               <w:spacing w:before="165"/>
               <w:ind w:left="361"/>
             </w:pPr>
@@ -643,7 +681,7 @@
           </w:tcPr>
           <w:p>
             <w:pPr>
-              <w:pStyle w:val="TableText"/>
+              <w:pStyle w:val="29"/>
               <w:spacing w:before="135" w:line="219" w:lineRule="auto"/>
               <w:ind w:left="737"/>
             </w:pPr>
@@ -655,7 +693,7 @@
           </w:tcPr>
           <w:p>
             <w:pPr>
-              <w:pStyle w:val="TableText"/>
+              <w:pStyle w:val="29"/>
               <w:spacing w:before="136" w:line="220" w:lineRule="auto"/>
               <w:ind w:left="480"/>
             </w:pPr>
@@ -667,7 +705,7 @@
           </w:tcPr>
           <w:p>
             <w:pPr>
-              <w:pStyle w:val="TableText"/>
+              <w:pStyle w:val="29"/>
               <w:spacing w:before="135" w:line="220" w:lineRule="auto"/>
               <w:ind w:left="672"/>
             </w:pPr>
@@ -676,9 +714,14 @@
       </w:tr>
       <w:tr>
         <w:tblPrEx>
-          <w:tblW w:w="9071" w:type="dxa"/>
-          <w:tblInd w:w="5" w:type="dxa"/>
-          <w:tblLayout w:type="fixed"/>
+          <w:tblBorders>
+            <w:top w:val="single" w:color="000000" w:sz="4" w:space="0"/>
+            <w:left w:val="single" w:color="000000" w:sz="4" w:space="0"/>
+            <w:bottom w:val="single" w:color="000000" w:sz="4" w:space="0"/>
+            <w:right w:val="single" w:color="000000" w:sz="4" w:space="0"/>
+            <w:insideH w:val="single" w:color="000000" w:sz="4" w:space="0"/>
+            <w:insideV w:val="single" w:color="000000" w:sz="4" w:space="0"/>
+          </w:tblBorders>
           <w:tblCellMar>
             <w:top w:w="0" w:type="dxa"/>
             <w:left w:w="0" w:type="dxa"/>
@@ -687,7 +730,7 @@
           </w:tblCellMar>
         </w:tblPrEx>
         <w:trPr>
-          <w:trHeight w:val="474"/>
+          <w:trHeight w:val="474" w:hRule="atLeast"/>
         </w:trPr>
         <w:tc>
           <w:tcPr>
@@ -695,7 +738,7 @@
           </w:tcPr>
           <w:p>
             <w:pPr>
-              <w:pStyle w:val="TableText"/>
+              <w:pStyle w:val="29"/>
               <w:spacing w:before="166" w:line="239" w:lineRule="auto"/>
               <w:ind w:left="638"/>
             </w:pPr>
@@ -707,7 +750,7 @@
           </w:tcPr>
           <w:p>
             <w:pPr>
-              <w:pStyle w:val="TableText"/>
+              <w:pStyle w:val="29"/>
               <w:spacing w:before="166"/>
               <w:ind w:left="361"/>
             </w:pPr>
@@ -719,7 +762,7 @@
           </w:tcPr>
           <w:p>
             <w:pPr>
-              <w:pStyle w:val="TableText"/>
+              <w:pStyle w:val="29"/>
               <w:spacing w:before="136" w:line="219" w:lineRule="auto"/>
               <w:ind w:left="737"/>
             </w:pPr>
@@ -731,7 +774,7 @@
           </w:tcPr>
           <w:p>
             <w:pPr>
-              <w:pStyle w:val="TableText"/>
+              <w:pStyle w:val="29"/>
               <w:spacing w:before="137" w:line="220" w:lineRule="auto"/>
               <w:ind w:left="480"/>
             </w:pPr>
@@ -743,7 +786,7 @@
           </w:tcPr>
           <w:p>
             <w:pPr>
-              <w:pStyle w:val="TableText"/>
+              <w:pStyle w:val="29"/>
               <w:spacing w:before="136" w:line="220" w:lineRule="auto"/>
               <w:ind w:left="672"/>
             </w:pPr>
@@ -752,9 +795,14 @@
       </w:tr>
       <w:tr>
         <w:tblPrEx>
-          <w:tblW w:w="9071" w:type="dxa"/>
-          <w:tblInd w:w="5" w:type="dxa"/>
-          <w:tblLayout w:type="fixed"/>
+          <w:tblBorders>
+            <w:top w:val="single" w:color="000000" w:sz="4" w:space="0"/>
+            <w:left w:val="single" w:color="000000" w:sz="4" w:space="0"/>
+            <w:bottom w:val="single" w:color="000000" w:sz="4" w:space="0"/>
+            <w:right w:val="single" w:color="000000" w:sz="4" w:space="0"/>
+            <w:insideH w:val="single" w:color="000000" w:sz="4" w:space="0"/>
+            <w:insideV w:val="single" w:color="000000" w:sz="4" w:space="0"/>
+          </w:tblBorders>
           <w:tblCellMar>
             <w:top w:w="0" w:type="dxa"/>
             <w:left w:w="0" w:type="dxa"/>
@@ -763,7 +811,7 @@
           </w:tblCellMar>
         </w:tblPrEx>
         <w:trPr>
-          <w:trHeight w:val="589"/>
+          <w:trHeight w:val="589" w:hRule="atLeast"/>
         </w:trPr>
         <w:tc>
           <w:tcPr>
@@ -870,7 +918,7 @@
     <w:sdt>
       <w:sdtPr>
         <w:rPr>
-          <w:rFonts w:ascii="宋体" w:eastAsia="宋体" w:hAnsi="宋体" w:cs="Times New Roman"/>
+          <w:rFonts w:ascii="宋体" w:hAnsi="宋体" w:eastAsia="宋体" w:cs="Times New Roman"/>
           <w:kern w:val="2"/>
           <w:sz w:val="21"/>
           <w:szCs w:val="24"/>
@@ -884,7 +932,7 @@
       </w:sdtPr>
       <w:sdtEndPr>
         <w:rPr>
-          <w:rFonts w:ascii="Times New Roman" w:eastAsia="宋体" w:hAnsi="Times New Roman" w:cs="Times New Roman" w:hint="default"/>
+          <w:rFonts w:hint="default" w:ascii="Times New Roman" w:hAnsi="Times New Roman" w:eastAsia="宋体" w:cs="Times New Roman"/>
           <w:kern w:val="2"/>
           <w:sz w:val="21"/>
           <w:szCs w:val="24"/>
@@ -895,12 +943,12 @@
         <w:p>
           <w:pPr>
             <w:spacing w:before="0" w:beforeLines="0" w:after="0" w:afterLines="0" w:line="240" w:lineRule="auto"/>
-            <w:ind w:left="0" w:right="0" w:firstLine="0" w:leftChars="0" w:rightChars="0" w:firstLineChars="0"/>
+            <w:ind w:left="0" w:leftChars="0" w:right="0" w:rightChars="0" w:firstLine="0" w:firstLineChars="0"/>
             <w:jc w:val="center"/>
           </w:pPr>
           <w:r>
             <w:rPr>
-              <w:rFonts w:ascii="宋体" w:eastAsia="宋体" w:hAnsi="宋体"/>
+              <w:rFonts w:ascii="宋体" w:hAnsi="宋体" w:eastAsia="宋体"/>
               <w:sz w:val="21"/>
             </w:rPr>
             <w:t>目录</w:t>
@@ -908,11 +956,13 @@
         </w:p>
         <w:p>
           <w:pPr>
-            <w:pStyle w:val="TOC1"/>
+            <w:pStyle w:val="17"/>
             <w:tabs>
               <w:tab w:val="right" w:leader="dot" w:pos="8306"/>
             </w:tabs>
           </w:pPr>
+          <w:bookmarkStart w:id="16" w:name="_GoBack"/>
+          <w:bookmarkEnd w:id="16"/>
           <w:r>
             <w:rPr>
               <w:rFonts w:hint="default"/>
@@ -949,7 +999,7 @@
               <w:rFonts w:hint="default"/>
               <w:lang w:val="en-US" w:eastAsia="zh-CN"/>
             </w:rPr>
-            <w:instrText xml:space="preserve"> HYPERLINK \l _Toc19130 </w:instrText>
+            <w:instrText xml:space="preserve"> HYPERLINK \l _Toc5643 </w:instrText>
           </w:r>
           <w:r>
             <w:rPr>
@@ -972,7 +1022,7 @@
             <w:fldChar w:fldCharType="begin"/>
           </w:r>
           <w:r>
-            <w:instrText xml:space="preserve"> PAGEREF _Toc19130 \h </w:instrText>
+            <w:instrText xml:space="preserve"> PAGEREF _Toc5643 \h </w:instrText>
           </w:r>
           <w:r>
             <w:fldChar w:fldCharType="separate"/>
@@ -993,7 +1043,7 @@
         </w:p>
         <w:p>
           <w:pPr>
-            <w:pStyle w:val="TOC1"/>
+            <w:pStyle w:val="17"/>
             <w:tabs>
               <w:tab w:val="right" w:leader="dot" w:pos="8306"/>
             </w:tabs>
@@ -1010,7 +1060,7 @@
               <w:rFonts w:hint="default"/>
               <w:lang w:val="en-US" w:eastAsia="zh-CN"/>
             </w:rPr>
-            <w:instrText xml:space="preserve"> HYPERLINK \l _Toc11825 </w:instrText>
+            <w:instrText xml:space="preserve"> HYPERLINK \l _Toc27730 </w:instrText>
           </w:r>
           <w:r>
             <w:rPr>
@@ -1029,7 +1079,7 @@
             <w:fldChar w:fldCharType="begin"/>
           </w:r>
           <w:r>
-            <w:instrText xml:space="preserve"> PAGEREF _Toc11825 \h </w:instrText>
+            <w:instrText xml:space="preserve"> PAGEREF _Toc27730 \h </w:instrText>
           </w:r>
           <w:r>
             <w:fldChar w:fldCharType="separate"/>
@@ -1050,7 +1100,7 @@
         </w:p>
         <w:p>
           <w:pPr>
-            <w:pStyle w:val="TOC1"/>
+            <w:pStyle w:val="17"/>
             <w:tabs>
               <w:tab w:val="right" w:leader="dot" w:pos="8306"/>
             </w:tabs>
@@ -1067,7 +1117,7 @@
               <w:rFonts w:hint="default"/>
               <w:lang w:val="en-US" w:eastAsia="zh-CN"/>
             </w:rPr>
-            <w:instrText xml:space="preserve"> HYPERLINK \l _Toc9450 </w:instrText>
+            <w:instrText xml:space="preserve"> HYPERLINK \l _Toc9766 </w:instrText>
           </w:r>
           <w:r>
             <w:rPr>
@@ -1078,7 +1128,7 @@
           </w:r>
           <w:r>
             <w:rPr>
-              <w:rFonts w:ascii="宋体" w:eastAsia="宋体" w:hAnsi="宋体" w:cs="宋体"/>
+              <w:rFonts w:ascii="宋体" w:hAnsi="宋体" w:eastAsia="宋体" w:cs="宋体"/>
               <w:spacing w:val="-2"/>
               <w:szCs w:val="21"/>
             </w:rPr>
@@ -1091,7 +1141,7 @@
             <w:fldChar w:fldCharType="begin"/>
           </w:r>
           <w:r>
-            <w:instrText xml:space="preserve"> PAGEREF _Toc9450 \h </w:instrText>
+            <w:instrText xml:space="preserve"> PAGEREF _Toc9766 \h </w:instrText>
           </w:r>
           <w:r>
             <w:fldChar w:fldCharType="separate"/>
@@ -1112,7 +1162,7 @@
         </w:p>
         <w:p>
           <w:pPr>
-            <w:pStyle w:val="TOC1"/>
+            <w:pStyle w:val="17"/>
             <w:tabs>
               <w:tab w:val="right" w:leader="dot" w:pos="8306"/>
             </w:tabs>
@@ -1129,7 +1179,7 @@
               <w:rFonts w:hint="default"/>
               <w:lang w:val="en-US" w:eastAsia="zh-CN"/>
             </w:rPr>
-            <w:instrText xml:space="preserve"> HYPERLINK \l _Toc6483 </w:instrText>
+            <w:instrText xml:space="preserve"> HYPERLINK \l _Toc3874 </w:instrText>
           </w:r>
           <w:r>
             <w:rPr>
@@ -1152,7 +1202,7 @@
             <w:fldChar w:fldCharType="begin"/>
           </w:r>
           <w:r>
-            <w:instrText xml:space="preserve"> PAGEREF _Toc6483 \h </w:instrText>
+            <w:instrText xml:space="preserve"> PAGEREF _Toc3874 \h </w:instrText>
           </w:r>
           <w:r>
             <w:fldChar w:fldCharType="separate"/>
@@ -1173,7 +1223,7 @@
         </w:p>
         <w:p>
           <w:pPr>
-            <w:pStyle w:val="TOC1"/>
+            <w:pStyle w:val="17"/>
             <w:tabs>
               <w:tab w:val="right" w:leader="dot" w:pos="8306"/>
             </w:tabs>
@@ -1190,7 +1240,7 @@
               <w:rFonts w:hint="default"/>
               <w:lang w:val="en-US" w:eastAsia="zh-CN"/>
             </w:rPr>
-            <w:instrText xml:space="preserve"> HYPERLINK \l _Toc16010 </w:instrText>
+            <w:instrText xml:space="preserve"> HYPERLINK \l _Toc27512 </w:instrText>
           </w:r>
           <w:r>
             <w:rPr>
@@ -1213,7 +1263,7 @@
             <w:fldChar w:fldCharType="begin"/>
           </w:r>
           <w:r>
-            <w:instrText xml:space="preserve"> PAGEREF _Toc16010 \h </w:instrText>
+            <w:instrText xml:space="preserve"> PAGEREF _Toc27512 \h </w:instrText>
           </w:r>
           <w:r>
             <w:fldChar w:fldCharType="separate"/>
@@ -1234,7 +1284,7 @@
         </w:p>
         <w:p>
           <w:pPr>
-            <w:pStyle w:val="TOC1"/>
+            <w:pStyle w:val="17"/>
             <w:tabs>
               <w:tab w:val="right" w:leader="dot" w:pos="8306"/>
             </w:tabs>
@@ -1251,7 +1301,7 @@
               <w:rFonts w:hint="default"/>
               <w:lang w:val="en-US" w:eastAsia="zh-CN"/>
             </w:rPr>
-            <w:instrText xml:space="preserve"> HYPERLINK \l _Toc25348 </w:instrText>
+            <w:instrText xml:space="preserve"> HYPERLINK \l _Toc16517 </w:instrText>
           </w:r>
           <w:r>
             <w:rPr>
@@ -1274,7 +1324,7 @@
             <w:fldChar w:fldCharType="begin"/>
           </w:r>
           <w:r>
-            <w:instrText xml:space="preserve"> PAGEREF _Toc25348 \h </w:instrText>
+            <w:instrText xml:space="preserve"> PAGEREF _Toc16517 \h </w:instrText>
           </w:r>
           <w:r>
             <w:fldChar w:fldCharType="separate"/>
@@ -1295,7 +1345,7 @@
         </w:p>
         <w:p>
           <w:pPr>
-            <w:pStyle w:val="TOC2"/>
+            <w:pStyle w:val="18"/>
             <w:tabs>
               <w:tab w:val="right" w:leader="dot" w:pos="8306"/>
             </w:tabs>
@@ -1312,7 +1362,7 @@
               <w:rFonts w:hint="default"/>
               <w:lang w:val="en-US" w:eastAsia="zh-CN"/>
             </w:rPr>
-            <w:instrText xml:space="preserve"> HYPERLINK \l _Toc9959 </w:instrText>
+            <w:instrText xml:space="preserve"> HYPERLINK \l _Toc13155 </w:instrText>
           </w:r>
           <w:r>
             <w:rPr>
@@ -1342,7 +1392,7 @@
             <w:fldChar w:fldCharType="begin"/>
           </w:r>
           <w:r>
-            <w:instrText xml:space="preserve"> PAGEREF _Toc9959 \h </w:instrText>
+            <w:instrText xml:space="preserve"> PAGEREF _Toc13155 \h </w:instrText>
           </w:r>
           <w:r>
             <w:fldChar w:fldCharType="separate"/>
@@ -1363,7 +1413,7 @@
         </w:p>
         <w:p>
           <w:pPr>
-            <w:pStyle w:val="TOC2"/>
+            <w:pStyle w:val="18"/>
             <w:tabs>
               <w:tab w:val="right" w:leader="dot" w:pos="8306"/>
             </w:tabs>
@@ -1380,7 +1430,7 @@
               <w:rFonts w:hint="default"/>
               <w:lang w:val="en-US" w:eastAsia="zh-CN"/>
             </w:rPr>
-            <w:instrText xml:space="preserve"> HYPERLINK \l _Toc15929 </w:instrText>
+            <w:instrText xml:space="preserve"> HYPERLINK \l _Toc13354 </w:instrText>
           </w:r>
           <w:r>
             <w:rPr>
@@ -1417,7 +1467,7 @@
             <w:fldChar w:fldCharType="begin"/>
           </w:r>
           <w:r>
-            <w:instrText xml:space="preserve"> PAGEREF _Toc15929 \h </w:instrText>
+            <w:instrText xml:space="preserve"> PAGEREF _Toc13354 \h </w:instrText>
           </w:r>
           <w:r>
             <w:fldChar w:fldCharType="separate"/>
@@ -1438,7 +1488,7 @@
         </w:p>
         <w:p>
           <w:pPr>
-            <w:pStyle w:val="TOC1"/>
+            <w:pStyle w:val="17"/>
             <w:tabs>
               <w:tab w:val="right" w:leader="dot" w:pos="8306"/>
             </w:tabs>
@@ -1455,7 +1505,7 @@
               <w:rFonts w:hint="default"/>
               <w:lang w:val="en-US" w:eastAsia="zh-CN"/>
             </w:rPr>
-            <w:instrText xml:space="preserve"> HYPERLINK \l _Toc10876 </w:instrText>
+            <w:instrText xml:space="preserve"> HYPERLINK \l _Toc22369 </w:instrText>
           </w:r>
           <w:r>
             <w:rPr>
@@ -1478,7 +1528,7 @@
             <w:fldChar w:fldCharType="begin"/>
           </w:r>
           <w:r>
-            <w:instrText xml:space="preserve"> PAGEREF _Toc10876 \h </w:instrText>
+            <w:instrText xml:space="preserve"> PAGEREF _Toc22369 \h </w:instrText>
           </w:r>
           <w:r>
             <w:fldChar w:fldCharType="separate"/>
@@ -1499,7 +1549,7 @@
         </w:p>
         <w:p>
           <w:pPr>
-            <w:pStyle w:val="TOC2"/>
+            <w:pStyle w:val="18"/>
             <w:tabs>
               <w:tab w:val="right" w:leader="dot" w:pos="8306"/>
             </w:tabs>
@@ -1516,7 +1566,7 @@
               <w:rFonts w:hint="default"/>
               <w:lang w:val="en-US" w:eastAsia="zh-CN"/>
             </w:rPr>
-            <w:instrText xml:space="preserve"> HYPERLINK \l _Toc32122 </w:instrText>
+            <w:instrText xml:space="preserve"> HYPERLINK \l _Toc10243 </w:instrText>
           </w:r>
           <w:r>
             <w:rPr>
@@ -1539,7 +1589,7 @@
             <w:fldChar w:fldCharType="begin"/>
           </w:r>
           <w:r>
-            <w:instrText xml:space="preserve"> PAGEREF _Toc32122 \h </w:instrText>
+            <w:instrText xml:space="preserve"> PAGEREF _Toc10243 \h </w:instrText>
           </w:r>
           <w:r>
             <w:fldChar w:fldCharType="separate"/>
@@ -1560,7 +1610,7 @@
         </w:p>
         <w:p>
           <w:pPr>
-            <w:pStyle w:val="TOC2"/>
+            <w:pStyle w:val="18"/>
             <w:tabs>
               <w:tab w:val="right" w:leader="dot" w:pos="8306"/>
             </w:tabs>
@@ -1577,7 +1627,7 @@
               <w:rFonts w:hint="default"/>
               <w:lang w:val="en-US" w:eastAsia="zh-CN"/>
             </w:rPr>
-            <w:instrText xml:space="preserve"> HYPERLINK \l _Toc29152 </w:instrText>
+            <w:instrText xml:space="preserve"> HYPERLINK \l _Toc18044 </w:instrText>
           </w:r>
           <w:r>
             <w:rPr>
@@ -1600,7 +1650,7 @@
             <w:fldChar w:fldCharType="begin"/>
           </w:r>
           <w:r>
-            <w:instrText xml:space="preserve"> PAGEREF _Toc29152 \h </w:instrText>
+            <w:instrText xml:space="preserve"> PAGEREF _Toc18044 \h </w:instrText>
           </w:r>
           <w:r>
             <w:fldChar w:fldCharType="separate"/>
@@ -1621,7 +1671,7 @@
         </w:p>
         <w:p>
           <w:pPr>
-            <w:pStyle w:val="TOC2"/>
+            <w:pStyle w:val="18"/>
             <w:tabs>
               <w:tab w:val="right" w:leader="dot" w:pos="8306"/>
             </w:tabs>
@@ -1638,7 +1688,7 @@
               <w:rFonts w:hint="default"/>
               <w:lang w:val="en-US" w:eastAsia="zh-CN"/>
             </w:rPr>
-            <w:instrText xml:space="preserve"> HYPERLINK \l _Toc28287 </w:instrText>
+            <w:instrText xml:space="preserve"> HYPERLINK \l _Toc15462 </w:instrText>
           </w:r>
           <w:r>
             <w:rPr>
@@ -1661,7 +1711,7 @@
             <w:fldChar w:fldCharType="begin"/>
           </w:r>
           <w:r>
-            <w:instrText xml:space="preserve"> PAGEREF _Toc28287 \h </w:instrText>
+            <w:instrText xml:space="preserve"> PAGEREF _Toc15462 \h </w:instrText>
           </w:r>
           <w:r>
             <w:fldChar w:fldCharType="separate"/>
@@ -1682,7 +1732,7 @@
         </w:p>
         <w:p>
           <w:pPr>
-            <w:pStyle w:val="TOC2"/>
+            <w:pStyle w:val="18"/>
             <w:tabs>
               <w:tab w:val="right" w:leader="dot" w:pos="8306"/>
             </w:tabs>
@@ -1699,7 +1749,7 @@
               <w:rFonts w:hint="default"/>
               <w:lang w:val="en-US" w:eastAsia="zh-CN"/>
             </w:rPr>
-            <w:instrText xml:space="preserve"> HYPERLINK \l _Toc17758 </w:instrText>
+            <w:instrText xml:space="preserve"> HYPERLINK \l _Toc8022 </w:instrText>
           </w:r>
           <w:r>
             <w:rPr>
@@ -1722,7 +1772,7 @@
             <w:fldChar w:fldCharType="begin"/>
           </w:r>
           <w:r>
-            <w:instrText xml:space="preserve"> PAGEREF _Toc17758 \h </w:instrText>
+            <w:instrText xml:space="preserve"> PAGEREF _Toc8022 \h </w:instrText>
           </w:r>
           <w:r>
             <w:fldChar w:fldCharType="separate"/>
@@ -1743,7 +1793,7 @@
         </w:p>
         <w:p>
           <w:pPr>
-            <w:pStyle w:val="TOC1"/>
+            <w:pStyle w:val="17"/>
             <w:tabs>
               <w:tab w:val="right" w:leader="dot" w:pos="8306"/>
             </w:tabs>
@@ -1760,7 +1810,7 @@
               <w:rFonts w:hint="default"/>
               <w:lang w:val="en-US" w:eastAsia="zh-CN"/>
             </w:rPr>
-            <w:instrText xml:space="preserve"> HYPERLINK \l _Toc3064 </w:instrText>
+            <w:instrText xml:space="preserve"> HYPERLINK \l _Toc15983 </w:instrText>
           </w:r>
           <w:r>
             <w:rPr>
@@ -1783,7 +1833,7 @@
             <w:fldChar w:fldCharType="begin"/>
           </w:r>
           <w:r>
-            <w:instrText xml:space="preserve"> PAGEREF _Toc3064 \h </w:instrText>
+            <w:instrText xml:space="preserve"> PAGEREF _Toc15983 \h </w:instrText>
           </w:r>
           <w:r>
             <w:fldChar w:fldCharType="separate"/>
@@ -1804,7 +1854,7 @@
         </w:p>
         <w:p>
           <w:pPr>
-            <w:pStyle w:val="TOC1"/>
+            <w:pStyle w:val="17"/>
             <w:tabs>
               <w:tab w:val="right" w:leader="dot" w:pos="8306"/>
             </w:tabs>
@@ -1821,7 +1871,7 @@
               <w:rFonts w:hint="default"/>
               <w:lang w:val="en-US" w:eastAsia="zh-CN"/>
             </w:rPr>
-            <w:instrText xml:space="preserve"> HYPERLINK \l _Toc566 </w:instrText>
+            <w:instrText xml:space="preserve"> HYPERLINK \l _Toc1944 </w:instrText>
           </w:r>
           <w:r>
             <w:rPr>
@@ -1844,7 +1894,7 @@
             <w:fldChar w:fldCharType="begin"/>
           </w:r>
           <w:r>
-            <w:instrText xml:space="preserve"> PAGEREF _Toc566 \h </w:instrText>
+            <w:instrText xml:space="preserve"> PAGEREF _Toc1944 \h </w:instrText>
           </w:r>
           <w:r>
             <w:fldChar w:fldCharType="separate"/>
@@ -1865,7 +1915,7 @@
         </w:p>
         <w:p>
           <w:pPr>
-            <w:pStyle w:val="TOC1"/>
+            <w:pStyle w:val="17"/>
             <w:tabs>
               <w:tab w:val="right" w:leader="dot" w:pos="8306"/>
             </w:tabs>
@@ -1882,7 +1932,7 @@
               <w:rFonts w:hint="default"/>
               <w:lang w:val="en-US" w:eastAsia="zh-CN"/>
             </w:rPr>
-            <w:instrText xml:space="preserve"> HYPERLINK \l _Toc32334 </w:instrText>
+            <w:instrText xml:space="preserve"> HYPERLINK \l _Toc32308 </w:instrText>
           </w:r>
           <w:r>
             <w:rPr>
@@ -1905,7 +1955,7 @@
             <w:fldChar w:fldCharType="begin"/>
           </w:r>
           <w:r>
-            <w:instrText xml:space="preserve"> PAGEREF _Toc32334 \h </w:instrText>
+            <w:instrText xml:space="preserve"> PAGEREF _Toc32308 \h </w:instrText>
           </w:r>
           <w:r>
             <w:fldChar w:fldCharType="separate"/>
@@ -1927,7 +1977,7 @@
         <w:p>
           <w:pPr>
             <w:rPr>
-              <w:rFonts w:ascii="Times New Roman" w:eastAsia="宋体" w:hAnsi="Times New Roman" w:cs="Times New Roman" w:hint="default"/>
+              <w:rFonts w:hint="default" w:ascii="Times New Roman" w:hAnsi="Times New Roman" w:eastAsia="宋体" w:cs="Times New Roman"/>
               <w:kern w:val="2"/>
               <w:sz w:val="21"/>
               <w:szCs w:val="24"/>
@@ -1947,7 +1997,7 @@
     <w:p>
       <w:pPr>
         <w:rPr>
-          <w:rFonts w:ascii="Times New Roman" w:eastAsia="宋体" w:hAnsi="Times New Roman" w:cs="Times New Roman" w:hint="default"/>
+          <w:rFonts w:hint="default" w:ascii="Times New Roman" w:hAnsi="Times New Roman" w:eastAsia="宋体" w:cs="Times New Roman"/>
           <w:kern w:val="2"/>
           <w:sz w:val="21"/>
           <w:szCs w:val="24"/>
@@ -1956,7 +2006,7 @@
       </w:pPr>
       <w:r>
         <w:rPr>
-          <w:rFonts w:ascii="Times New Roman" w:eastAsia="宋体" w:hAnsi="Times New Roman" w:cs="Times New Roman" w:hint="default"/>
+          <w:rFonts w:hint="default" w:ascii="Times New Roman" w:hAnsi="Times New Roman" w:eastAsia="宋体" w:cs="Times New Roman"/>
           <w:kern w:val="2"/>
           <w:sz w:val="21"/>
           <w:szCs w:val="24"/>
@@ -1967,200 +2017,200 @@
     </w:p>
     <w:p>
       <w:pPr>
-        <w:pStyle w:val="1"/>
+        <w:pStyle w:val="30"/>
         <w:bidi w:val="0"/>
         <w:rPr>
           <w:rFonts w:hint="default"/>
           <w:lang w:val="en-US" w:eastAsia="zh-CN"/>
         </w:rPr>
       </w:pPr>
-      <w:bookmarkStart w:id="4" w:name="_Toc6483"/>
+      <w:bookmarkStart w:id="3" w:name="_Toc3874"/>
       <w:r>
         <w:rPr>
           <w:rFonts w:hint="default"/>
           <w:lang w:val="en-US" w:eastAsia="zh-CN"/>
         </w:rPr>
         <w:t>目的</w:t>
+      </w:r>
+      <w:bookmarkEnd w:id="3"/>
+    </w:p>
+    <w:p>
+      <w:pPr>
+        <w:pStyle w:val="31"/>
+        <w:bidi w:val="0"/>
+        <w:rPr>
+          <w:rFonts w:hint="eastAsia"/>
+          <w:lang w:val="en-US" w:eastAsia="zh-CN"/>
+        </w:rPr>
+      </w:pPr>
+      <w:r>
+        <w:rPr>
+          <w:rFonts w:hint="eastAsia"/>
+          <w:lang w:val="en-US" w:eastAsia="zh-CN"/>
+        </w:rPr>
+        <w:t>为确保公司服务过程框架能够满足运维业务和管理需求，以便指导各服务过程的设计和实施，从而提升服务质量、优化服务成本，特制定本制度。</w:t>
+      </w:r>
+    </w:p>
+    <w:p>
+      <w:pPr>
+        <w:pStyle w:val="30"/>
+        <w:bidi w:val="0"/>
+        <w:rPr>
+          <w:rFonts w:hint="default"/>
+          <w:lang w:val="en-US" w:eastAsia="zh-CN"/>
+        </w:rPr>
+      </w:pPr>
+      <w:bookmarkStart w:id="4" w:name="_Toc27512"/>
+      <w:r>
+        <w:rPr>
+          <w:rFonts w:hint="default"/>
+          <w:lang w:val="en-US" w:eastAsia="zh-CN"/>
+        </w:rPr>
+        <w:t>范围</w:t>
       </w:r>
       <w:bookmarkEnd w:id="4"/>
     </w:p>
     <w:p>
       <w:pPr>
-        <w:pStyle w:val="a"/>
+        <w:pStyle w:val="31"/>
         <w:bidi w:val="0"/>
         <w:rPr>
-          <w:rFonts w:hint="eastAsia"/>
-          <w:lang w:val="en-US" w:eastAsia="zh-CN"/>
-        </w:rPr>
-      </w:pPr>
-      <w:r>
-        <w:rPr>
-          <w:rFonts w:hint="eastAsia"/>
-          <w:lang w:val="en-US" w:eastAsia="zh-CN"/>
-        </w:rPr>
-        <w:t>为确保公司服务过程框架能够满足运维业务和管理需求，以便指导各服务过程的设计和实施，从而提升服务质量、优化服务成本，特制定本制度。</w:t>
+          <w:rFonts w:hint="default"/>
+          <w:lang w:val="en-US" w:eastAsia="zh-CN"/>
+        </w:rPr>
+      </w:pPr>
+      <w:r>
+        <w:rPr>
+          <w:rFonts w:hint="default"/>
+          <w:lang w:val="en-US" w:eastAsia="zh-CN"/>
+        </w:rPr>
+        <w:t>公司运维服务过程管理。</w:t>
       </w:r>
     </w:p>
     <w:p>
       <w:pPr>
-        <w:pStyle w:val="1"/>
+        <w:pStyle w:val="30"/>
         <w:bidi w:val="0"/>
         <w:rPr>
           <w:rFonts w:hint="default"/>
           <w:lang w:val="en-US" w:eastAsia="zh-CN"/>
         </w:rPr>
       </w:pPr>
-      <w:bookmarkStart w:id="5" w:name="_Toc16010"/>
-      <w:r>
-        <w:rPr>
-          <w:rFonts w:hint="default"/>
-          <w:lang w:val="en-US" w:eastAsia="zh-CN"/>
-        </w:rPr>
-        <w:t>范围</w:t>
+      <w:bookmarkStart w:id="5" w:name="_Toc16517"/>
+      <w:r>
+        <w:rPr>
+          <w:rFonts w:hint="default"/>
+          <w:lang w:val="en-US" w:eastAsia="zh-CN"/>
+        </w:rPr>
+        <w:t>职责</w:t>
       </w:r>
       <w:bookmarkEnd w:id="5"/>
     </w:p>
     <w:p>
       <w:pPr>
-        <w:pStyle w:val="a"/>
+        <w:pStyle w:val="32"/>
         <w:bidi w:val="0"/>
         <w:rPr>
           <w:rFonts w:hint="default"/>
           <w:lang w:val="en-US" w:eastAsia="zh-CN"/>
         </w:rPr>
       </w:pPr>
-      <w:r>
-        <w:rPr>
-          <w:rFonts w:hint="default"/>
-          <w:lang w:val="en-US" w:eastAsia="zh-CN"/>
-        </w:rPr>
-        <w:t>公司运维服务过程管理。</w:t>
-      </w:r>
-    </w:p>
-    <w:p>
-      <w:pPr>
-        <w:pStyle w:val="1"/>
-        <w:bidi w:val="0"/>
-        <w:rPr>
-          <w:rFonts w:hint="default"/>
-          <w:lang w:val="en-US" w:eastAsia="zh-CN"/>
-        </w:rPr>
-      </w:pPr>
-      <w:bookmarkStart w:id="6" w:name="_Toc25348"/>
-      <w:r>
-        <w:rPr>
-          <w:rFonts w:hint="default"/>
-          <w:lang w:val="en-US" w:eastAsia="zh-CN"/>
-        </w:rPr>
-        <w:t>职责</w:t>
+      <w:bookmarkStart w:id="6" w:name="_Toc13155"/>
+      <w:r>
+        <w:rPr>
+          <w:rFonts w:hint="eastAsia"/>
+          <w:lang w:val="en-US" w:eastAsia="zh-CN"/>
+        </w:rPr>
+        <w:t>运维实施工程师</w:t>
       </w:r>
       <w:bookmarkEnd w:id="6"/>
     </w:p>
     <w:p>
       <w:pPr>
-        <w:pStyle w:val="2"/>
+        <w:pStyle w:val="31"/>
         <w:bidi w:val="0"/>
         <w:rPr>
           <w:rFonts w:hint="default"/>
           <w:lang w:val="en-US" w:eastAsia="zh-CN"/>
         </w:rPr>
       </w:pPr>
-      <w:bookmarkStart w:id="7" w:name="_Toc9959"/>
+      <w:r>
+        <w:rPr>
+          <w:rFonts w:hint="default"/>
+          <w:lang w:val="en-US" w:eastAsia="zh-CN"/>
+        </w:rPr>
+        <w:t>1、负责开展运维业务需求、管理需求的识别与分析工作，明确过程框架管理范畴。</w:t>
+      </w:r>
+    </w:p>
+    <w:p>
+      <w:pPr>
+        <w:pStyle w:val="31"/>
+        <w:bidi w:val="0"/>
+        <w:rPr>
+          <w:rFonts w:hint="default"/>
+          <w:lang w:val="en-US" w:eastAsia="zh-CN"/>
+        </w:rPr>
+      </w:pPr>
+      <w:r>
+        <w:rPr>
+          <w:rFonts w:hint="default"/>
+          <w:lang w:val="en-US" w:eastAsia="zh-CN"/>
+        </w:rPr>
+        <w:t>2、依据已确认的过程框架设计需求、相关的法律法规与标准，开展服务过程框架设计工作。</w:t>
+      </w:r>
+    </w:p>
+    <w:p>
+      <w:pPr>
+        <w:pStyle w:val="31"/>
+        <w:bidi w:val="0"/>
+        <w:rPr>
+          <w:rFonts w:hint="default"/>
+          <w:lang w:val="en-US" w:eastAsia="zh-CN"/>
+        </w:rPr>
+      </w:pPr>
+      <w:r>
+        <w:rPr>
+          <w:rFonts w:hint="default"/>
+          <w:lang w:val="en-US" w:eastAsia="zh-CN"/>
+        </w:rPr>
+        <w:t>3、定期对服务过程框架进行评价，持续改进。</w:t>
+      </w:r>
+    </w:p>
+    <w:p>
+      <w:pPr>
+        <w:pStyle w:val="32"/>
+        <w:bidi w:val="0"/>
+        <w:rPr>
+          <w:rFonts w:hint="default"/>
+          <w:lang w:val="en-US" w:eastAsia="zh-CN"/>
+        </w:rPr>
+      </w:pPr>
+      <w:bookmarkStart w:id="7" w:name="_Toc13354"/>
       <w:r>
         <w:rPr>
           <w:rFonts w:hint="eastAsia"/>
           <w:lang w:val="en-US" w:eastAsia="zh-CN"/>
         </w:rPr>
-        <w:t>运维实施工程师</w:t>
+        <w:t>运维</w:t>
+      </w:r>
+      <w:r>
+        <w:rPr>
+          <w:rFonts w:hint="default"/>
+          <w:lang w:val="en-US" w:eastAsia="zh-CN"/>
+        </w:rPr>
+        <w:t>项目经理</w:t>
       </w:r>
       <w:bookmarkEnd w:id="7"/>
     </w:p>
     <w:p>
       <w:pPr>
-        <w:pStyle w:val="a"/>
-        <w:bidi w:val="0"/>
-        <w:rPr>
-          <w:rFonts w:hint="default"/>
-          <w:lang w:val="en-US" w:eastAsia="zh-CN"/>
-        </w:rPr>
-      </w:pPr>
-      <w:r>
-        <w:rPr>
-          <w:rFonts w:hint="default"/>
-          <w:lang w:val="en-US" w:eastAsia="zh-CN"/>
-        </w:rPr>
-        <w:t>1、负责开展运维业务需求、管理需求的识别与分析工作，明确过程框架管理范畴。</w:t>
-      </w:r>
-    </w:p>
-    <w:p>
-      <w:pPr>
-        <w:pStyle w:val="a"/>
-        <w:bidi w:val="0"/>
-        <w:rPr>
-          <w:rFonts w:hint="default"/>
-          <w:lang w:val="en-US" w:eastAsia="zh-CN"/>
-        </w:rPr>
-      </w:pPr>
-      <w:r>
-        <w:rPr>
-          <w:rFonts w:hint="default"/>
-          <w:lang w:val="en-US" w:eastAsia="zh-CN"/>
-        </w:rPr>
-        <w:t>2、依据已确认的过程框架设计需求、相关的法律法规与标准，开展服务过程框架设计工作。</w:t>
-      </w:r>
-    </w:p>
-    <w:p>
-      <w:pPr>
-        <w:pStyle w:val="a"/>
-        <w:bidi w:val="0"/>
-        <w:rPr>
-          <w:rFonts w:hint="default"/>
-          <w:lang w:val="en-US" w:eastAsia="zh-CN"/>
-        </w:rPr>
-      </w:pPr>
-      <w:r>
-        <w:rPr>
-          <w:rFonts w:hint="default"/>
-          <w:lang w:val="en-US" w:eastAsia="zh-CN"/>
-        </w:rPr>
-        <w:t>3、定期对服务过程框架进行评价，持续改进。</w:t>
-      </w:r>
-    </w:p>
-    <w:p>
-      <w:pPr>
-        <w:pStyle w:val="2"/>
-        <w:bidi w:val="0"/>
-        <w:rPr>
-          <w:rFonts w:hint="default"/>
-          <w:lang w:val="en-US" w:eastAsia="zh-CN"/>
-        </w:rPr>
-      </w:pPr>
-      <w:bookmarkStart w:id="8" w:name="_Toc15929"/>
-      <w:r>
-        <w:rPr>
-          <w:rFonts w:hint="eastAsia"/>
-          <w:lang w:val="en-US" w:eastAsia="zh-CN"/>
-        </w:rPr>
-        <w:t>运维</w:t>
-      </w:r>
-      <w:r>
-        <w:rPr>
-          <w:rFonts w:hint="default"/>
-          <w:lang w:val="en-US" w:eastAsia="zh-CN"/>
-        </w:rPr>
-        <w:t>项目经理</w:t>
-      </w:r>
-      <w:bookmarkEnd w:id="8"/>
-    </w:p>
-    <w:p>
-      <w:pPr>
-        <w:pStyle w:val="a3"/>
+        <w:pStyle w:val="43"/>
         <w:numPr>
           <w:ilvl w:val="0"/>
           <w:numId w:val="2"/>
         </w:numPr>
         <w:bidi w:val="0"/>
-        <w:ind w:left="425" w:hanging="425" w:leftChars="0" w:firstLineChars="0"/>
+        <w:ind w:left="425" w:leftChars="0" w:hanging="425" w:firstLineChars="0"/>
         <w:rPr>
           <w:rFonts w:hint="default"/>
           <w:lang w:val="en-US" w:eastAsia="zh-CN"/>
@@ -2190,13 +2240,13 @@
     </w:p>
     <w:p>
       <w:pPr>
-        <w:pStyle w:val="a3"/>
+        <w:pStyle w:val="43"/>
         <w:numPr>
           <w:ilvl w:val="0"/>
           <w:numId w:val="2"/>
         </w:numPr>
         <w:bidi w:val="0"/>
-        <w:ind w:left="425" w:hanging="425" w:leftChars="0" w:firstLineChars="0"/>
+        <w:ind w:left="425" w:leftChars="0" w:hanging="425" w:firstLineChars="0"/>
         <w:rPr>
           <w:rFonts w:hint="default"/>
           <w:lang w:val="en-US" w:eastAsia="zh-CN"/>
@@ -2226,45 +2276,112 @@
     </w:p>
     <w:p>
       <w:pPr>
-        <w:pStyle w:val="1"/>
+        <w:pStyle w:val="30"/>
         <w:bidi w:val="0"/>
         <w:rPr>
           <w:rFonts w:hint="default"/>
           <w:lang w:val="en-US" w:eastAsia="zh-CN"/>
         </w:rPr>
       </w:pPr>
-      <w:bookmarkStart w:id="9" w:name="_Toc10876"/>
+      <w:bookmarkStart w:id="8" w:name="_Toc22369"/>
       <w:r>
         <w:rPr>
           <w:rFonts w:hint="default"/>
           <w:lang w:val="en-US" w:eastAsia="zh-CN"/>
         </w:rPr>
         <w:t>管理流程</w:t>
+      </w:r>
+      <w:bookmarkEnd w:id="8"/>
+    </w:p>
+    <w:p>
+      <w:pPr>
+        <w:pStyle w:val="32"/>
+        <w:bidi w:val="0"/>
+        <w:rPr>
+          <w:rFonts w:hint="default"/>
+          <w:lang w:val="en-US" w:eastAsia="zh-CN"/>
+        </w:rPr>
+      </w:pPr>
+      <w:bookmarkStart w:id="9" w:name="_Toc10243"/>
+      <w:r>
+        <w:rPr>
+          <w:rFonts w:hint="default"/>
+          <w:lang w:val="en-US" w:eastAsia="zh-CN"/>
+        </w:rPr>
+        <w:t>需求识别与分析</w:t>
       </w:r>
       <w:bookmarkEnd w:id="9"/>
     </w:p>
     <w:p>
       <w:pPr>
-        <w:pStyle w:val="2"/>
+        <w:pStyle w:val="31"/>
         <w:bidi w:val="0"/>
         <w:rPr>
           <w:rFonts w:hint="default"/>
           <w:lang w:val="en-US" w:eastAsia="zh-CN"/>
         </w:rPr>
       </w:pPr>
-      <w:bookmarkStart w:id="10" w:name="_Toc32122"/>
-      <w:r>
-        <w:rPr>
-          <w:rFonts w:hint="default"/>
-          <w:lang w:val="en-US" w:eastAsia="zh-CN"/>
-        </w:rPr>
-        <w:t>需求识别与分析</w:t>
+      <w:r>
+        <w:rPr>
+          <w:rFonts w:hint="eastAsia"/>
+          <w:lang w:val="en-US" w:eastAsia="zh-CN"/>
+        </w:rPr>
+        <w:t>运维实施工程师</w:t>
+      </w:r>
+      <w:r>
+        <w:rPr>
+          <w:rFonts w:hint="default"/>
+          <w:lang w:val="en-US" w:eastAsia="zh-CN"/>
+        </w:rPr>
+        <w:t>充分收集和分析来自市场、技术、运维、人力、质量等各相关方关于服务需求涉及范围、目标、关键绩效指标等信息，明确过程框架涵盖范围，形成《过程框架设计需求分析报告》。</w:t>
+      </w:r>
+    </w:p>
+    <w:p>
+      <w:pPr>
+        <w:pStyle w:val="31"/>
+        <w:bidi w:val="0"/>
+        <w:rPr>
+          <w:rFonts w:hint="default"/>
+          <w:lang w:val="en-US" w:eastAsia="zh-CN"/>
+        </w:rPr>
+      </w:pPr>
+      <w:r>
+        <w:rPr>
+          <w:rFonts w:hint="eastAsia"/>
+          <w:lang w:val="en-US" w:eastAsia="zh-CN"/>
+        </w:rPr>
+        <w:t>运维</w:t>
+      </w:r>
+      <w:r>
+        <w:rPr>
+          <w:rFonts w:hint="default"/>
+          <w:lang w:val="en-US" w:eastAsia="zh-CN"/>
+        </w:rPr>
+        <w:t>项目经理协调市场、技术、运维、人力、质量等相关方从各方面对《过程框架设计需求分析报告》进行沟通、确认，达成一致的服务过程管理需求。</w:t>
+      </w:r>
+    </w:p>
+    <w:p>
+      <w:pPr>
+        <w:pStyle w:val="32"/>
+        <w:bidi w:val="0"/>
+        <w:rPr>
+          <w:rFonts w:hint="default"/>
+          <w:lang w:val="en-US" w:eastAsia="zh-CN"/>
+        </w:rPr>
+      </w:pPr>
+      <w:bookmarkStart w:id="10" w:name="_Toc18044"/>
+      <w:r>
+        <w:rPr>
+          <w:rFonts w:hint="default"/>
+          <w:lang w:val="en-US" w:eastAsia="zh-CN"/>
+        </w:rPr>
+        <w:t>过程框架设计</w:t>
       </w:r>
       <w:bookmarkEnd w:id="10"/>
     </w:p>
     <w:p>
       <w:pPr>
-        <w:pStyle w:val="a"/>
+        <w:pStyle w:val="31"/>
         <w:bidi w:val="0"/>
         <w:rPr>
           <w:rFonts w:hint="default"/>
@@ -2283,55 +2400,31 @@
           <w:rFonts w:hint="default"/>
           <w:lang w:val="en-US" w:eastAsia="zh-CN"/>
         </w:rPr>
-        <w:t>充分收集和分析来自市场、技术、运维、人力、质量等各相关方关于服务需求涉及范围、目标、关键绩效指标等信息，明确过程框架涵盖范围，形成《过程框架设计需求分析报告》。</w:t>
+        <w:t>依据确认一致的《过程框架设计需求分析报告》以及相关标准开展服务过程框架设计工作，定义服务过程与管理范畴、服务过程之间的关系与接口、服务过程的输入输出、服务过程的关键指标等信息，形成《过程框架设计方案》。</w:t>
       </w:r>
     </w:p>
     <w:p>
       <w:pPr>
-        <w:pStyle w:val="a"/>
+        <w:pStyle w:val="32"/>
         <w:bidi w:val="0"/>
         <w:rPr>
           <w:rFonts w:hint="default"/>
           <w:lang w:val="en-US" w:eastAsia="zh-CN"/>
         </w:rPr>
       </w:pPr>
-      <w:r>
-        <w:rPr>
-          <w:rFonts w:hint="eastAsia"/>
-          <w:lang w:val="en-US" w:eastAsia="zh-CN"/>
-        </w:rPr>
-        <w:t>运维</w:t>
-      </w:r>
-      <w:r>
-        <w:rPr>
-          <w:rFonts w:hint="default"/>
-          <w:lang w:val="en-US" w:eastAsia="zh-CN"/>
-        </w:rPr>
-        <w:t>项目经理协调市场、技术、运维、人力、质量等相关方从各方面对《过程框架设计需求分析报告》进行沟通、确认，达成一致的服务过程管理需求。</w:t>
-      </w:r>
-    </w:p>
-    <w:p>
-      <w:pPr>
-        <w:pStyle w:val="2"/>
-        <w:bidi w:val="0"/>
-        <w:rPr>
-          <w:rFonts w:hint="default"/>
-          <w:lang w:val="en-US" w:eastAsia="zh-CN"/>
-        </w:rPr>
-      </w:pPr>
-      <w:bookmarkStart w:id="11" w:name="_Toc29152"/>
-      <w:r>
-        <w:rPr>
-          <w:rFonts w:hint="default"/>
-          <w:lang w:val="en-US" w:eastAsia="zh-CN"/>
-        </w:rPr>
-        <w:t>过程框架设计</w:t>
+      <w:bookmarkStart w:id="11" w:name="_Toc15462"/>
+      <w:r>
+        <w:rPr>
+          <w:rFonts w:hint="default"/>
+          <w:lang w:val="en-US" w:eastAsia="zh-CN"/>
+        </w:rPr>
+        <w:t>过程框架评审</w:t>
       </w:r>
       <w:bookmarkEnd w:id="11"/>
     </w:p>
     <w:p>
       <w:pPr>
-        <w:pStyle w:val="a"/>
+        <w:pStyle w:val="31"/>
         <w:bidi w:val="0"/>
         <w:rPr>
           <w:rFonts w:hint="default"/>
@@ -2343,38 +2436,38 @@
           <w:rFonts w:hint="eastAsia"/>
           <w:lang w:val="en-US" w:eastAsia="zh-CN"/>
         </w:rPr>
-        <w:t>运维实施工程师</w:t>
-      </w:r>
-      <w:r>
-        <w:rPr>
-          <w:rFonts w:hint="default"/>
-          <w:lang w:val="en-US" w:eastAsia="zh-CN"/>
-        </w:rPr>
-        <w:t>依据确认一致的《过程框架设计需求分析报告》以及相关标准开展服务过程框架设计工作，定义服务过程与管理范畴、服务过程之间的关系与接口、服务过程的输入输出、服务过程的关键指标等信息，形成《过程框架设计方案》。</w:t>
+        <w:t>运维</w:t>
+      </w:r>
+      <w:r>
+        <w:rPr>
+          <w:rFonts w:hint="default"/>
+          <w:lang w:val="en-US" w:eastAsia="zh-CN"/>
+        </w:rPr>
+        <w:t>项目经理协调市场、技术、运维、人力、质量等相关方对《过程框架设计方案》进行评审，确保其与运维业务和管理需求的符合性。</w:t>
       </w:r>
     </w:p>
     <w:p>
       <w:pPr>
-        <w:pStyle w:val="2"/>
+        <w:pStyle w:val="32"/>
         <w:bidi w:val="0"/>
         <w:rPr>
           <w:rFonts w:hint="default"/>
           <w:lang w:val="en-US" w:eastAsia="zh-CN"/>
         </w:rPr>
       </w:pPr>
-      <w:bookmarkStart w:id="12" w:name="_Toc28287"/>
-      <w:r>
-        <w:rPr>
-          <w:rFonts w:hint="default"/>
-          <w:lang w:val="en-US" w:eastAsia="zh-CN"/>
-        </w:rPr>
-        <w:t>过程框架评审</w:t>
+      <w:bookmarkStart w:id="12" w:name="_Toc8022"/>
+      <w:r>
+        <w:rPr>
+          <w:rFonts w:hint="default"/>
+          <w:lang w:val="en-US" w:eastAsia="zh-CN"/>
+        </w:rPr>
+        <w:t>评价与改进</w:t>
       </w:r>
       <w:bookmarkEnd w:id="12"/>
     </w:p>
     <w:p>
       <w:pPr>
-        <w:pStyle w:val="a"/>
+        <w:pStyle w:val="31"/>
         <w:bidi w:val="0"/>
         <w:rPr>
           <w:rFonts w:hint="default"/>
@@ -2386,38 +2479,38 @@
           <w:rFonts w:hint="eastAsia"/>
           <w:lang w:val="en-US" w:eastAsia="zh-CN"/>
         </w:rPr>
-        <w:t>运维</w:t>
-      </w:r>
-      <w:r>
-        <w:rPr>
-          <w:rFonts w:hint="default"/>
-          <w:lang w:val="en-US" w:eastAsia="zh-CN"/>
-        </w:rPr>
-        <w:t>项目经理协调市场、技术、运维、人力、质量等相关方对《过程框架设计方案》进行评审，确保其与运维业务和管理需求的符合性。</w:t>
+        <w:t>运维实施工程师</w:t>
+      </w:r>
+      <w:r>
+        <w:rPr>
+          <w:rFonts w:hint="default"/>
+          <w:lang w:val="en-US" w:eastAsia="zh-CN"/>
+        </w:rPr>
+        <w:t>定期组织市场、技术、运维、人力、质量等相关方对过程框架进行评价，针对发现的问题进行优化改进。</w:t>
       </w:r>
     </w:p>
     <w:p>
       <w:pPr>
-        <w:pStyle w:val="2"/>
+        <w:pStyle w:val="30"/>
         <w:bidi w:val="0"/>
         <w:rPr>
           <w:rFonts w:hint="default"/>
           <w:lang w:val="en-US" w:eastAsia="zh-CN"/>
         </w:rPr>
       </w:pPr>
-      <w:bookmarkStart w:id="13" w:name="_Toc17758"/>
-      <w:r>
-        <w:rPr>
-          <w:rFonts w:hint="default"/>
-          <w:lang w:val="en-US" w:eastAsia="zh-CN"/>
-        </w:rPr>
-        <w:t>评价与改进</w:t>
+      <w:bookmarkStart w:id="13" w:name="_Toc15983"/>
+      <w:r>
+        <w:rPr>
+          <w:rFonts w:hint="default"/>
+          <w:lang w:val="en-US" w:eastAsia="zh-CN"/>
+        </w:rPr>
+        <w:t>管理原则</w:t>
       </w:r>
       <w:bookmarkEnd w:id="13"/>
     </w:p>
     <w:p>
       <w:pPr>
-        <w:pStyle w:val="a"/>
+        <w:pStyle w:val="31"/>
         <w:bidi w:val="0"/>
         <w:rPr>
           <w:rFonts w:hint="default"/>
@@ -2426,41 +2519,46 @@
       </w:pPr>
       <w:r>
         <w:rPr>
-          <w:rFonts w:hint="eastAsia"/>
-          <w:lang w:val="en-US" w:eastAsia="zh-CN"/>
-        </w:rPr>
-        <w:t>运维实施工程师</w:t>
-      </w:r>
-      <w:r>
-        <w:rPr>
-          <w:rFonts w:hint="default"/>
-          <w:lang w:val="en-US" w:eastAsia="zh-CN"/>
-        </w:rPr>
-        <w:t>定期组织市场、技术、运维、人力、质量等相关方对过程框架进行评价，针对发现的问题进行优化改进。</w:t>
+          <w:rFonts w:hint="default"/>
+          <w:lang w:val="en-US" w:eastAsia="zh-CN"/>
+        </w:rPr>
+        <w:t>1、过程框架应形成文件化的产出物，指导各服务过程运行。</w:t>
       </w:r>
     </w:p>
     <w:p>
       <w:pPr>
-        <w:pStyle w:val="1"/>
+        <w:pStyle w:val="31"/>
         <w:bidi w:val="0"/>
         <w:rPr>
           <w:rFonts w:hint="default"/>
           <w:lang w:val="en-US" w:eastAsia="zh-CN"/>
         </w:rPr>
       </w:pPr>
-      <w:bookmarkStart w:id="14" w:name="_Toc3064"/>
-      <w:r>
-        <w:rPr>
-          <w:rFonts w:hint="default"/>
-          <w:lang w:val="en-US" w:eastAsia="zh-CN"/>
-        </w:rPr>
-        <w:t>管理原则</w:t>
-      </w:r>
-      <w:bookmarkEnd w:id="14"/>
+      <w:r>
+        <w:rPr>
+          <w:rFonts w:hint="default"/>
+          <w:lang w:val="en-US" w:eastAsia="zh-CN"/>
+        </w:rPr>
+        <w:t>2、过程框架应至少每</w:t>
+      </w:r>
+      <w:r>
+        <w:rPr>
+          <w:rFonts w:hint="eastAsia"/>
+          <w:lang w:val="en-US" w:eastAsia="zh-CN"/>
+        </w:rPr>
+        <w:t>半年</w:t>
+      </w:r>
+      <w:r>
+        <w:rPr>
+          <w:rFonts w:hint="default"/>
+          <w:lang w:val="en-US" w:eastAsia="zh-CN"/>
+        </w:rPr>
+        <w:t>评价一次，评价范围包含过程运行效能、过程指标的达成等是否满足运维业务和管理需求，视情况加以改进，确保其符合当及未来一段时间内的运维业务和管理需求。</w:t>
+      </w:r>
     </w:p>
     <w:p>
       <w:pPr>
-        <w:pStyle w:val="a"/>
+        <w:pStyle w:val="31"/>
         <w:bidi w:val="0"/>
         <w:rPr>
           <w:rFonts w:hint="default"/>
@@ -2469,77 +2567,29 @@
       </w:pPr>
       <w:r>
         <w:rPr>
-          <w:rFonts w:hint="default"/>
-          <w:lang w:val="en-US" w:eastAsia="zh-CN"/>
-        </w:rPr>
-        <w:t>1、过程框架应形成文件化的产出物，指导各服务过程运行。</w:t>
+          <w:rFonts w:hint="eastAsia"/>
+          <w:lang w:val="en-US" w:eastAsia="zh-CN"/>
+        </w:rPr>
+        <w:t>3</w:t>
+      </w:r>
+      <w:r>
+        <w:rPr>
+          <w:rFonts w:hint="default"/>
+          <w:lang w:val="en-US" w:eastAsia="zh-CN"/>
+        </w:rPr>
+        <w:t>、在服务需求发生重大变化后，应立即开展过程框架的评价与改进工作。</w:t>
       </w:r>
     </w:p>
     <w:p>
       <w:pPr>
-        <w:pStyle w:val="a"/>
+        <w:pStyle w:val="30"/>
         <w:bidi w:val="0"/>
         <w:rPr>
           <w:rFonts w:hint="default"/>
           <w:lang w:val="en-US" w:eastAsia="zh-CN"/>
         </w:rPr>
       </w:pPr>
-      <w:r>
-        <w:rPr>
-          <w:rFonts w:hint="default"/>
-          <w:lang w:val="en-US" w:eastAsia="zh-CN"/>
-        </w:rPr>
-        <w:t>2、过程框架应至少每</w:t>
-      </w:r>
-      <w:r>
-        <w:rPr>
-          <w:rFonts w:hint="eastAsia"/>
-          <w:lang w:val="en-US" w:eastAsia="zh-CN"/>
-        </w:rPr>
-        <w:t>半年</w:t>
-      </w:r>
-      <w:r>
-        <w:rPr>
-          <w:rFonts w:hint="default"/>
-          <w:lang w:val="en-US" w:eastAsia="zh-CN"/>
-        </w:rPr>
-        <w:t>评价一次，评价范围包含过程运行效能、过程指标的达成等是否满足运维业务和管理需求，视情况加以改进，确保其符合当及未来一段时间内的运维业务和管理需求。</w:t>
-      </w:r>
-    </w:p>
-    <w:p>
-      <w:pPr>
-        <w:pStyle w:val="a"/>
-        <w:bidi w:val="0"/>
-        <w:rPr>
-          <w:rFonts w:hint="default"/>
-          <w:lang w:val="en-US" w:eastAsia="zh-CN"/>
-        </w:rPr>
-      </w:pPr>
-      <w:r>
-        <w:rPr>
-          <w:rFonts w:hint="eastAsia"/>
-          <w:lang w:val="en-US" w:eastAsia="zh-CN"/>
-        </w:rPr>
-        <w:t>3</w:t>
-      </w:r>
-      <w:r>
-        <w:rPr>
-          <w:rFonts w:hint="default"/>
-          <w:lang w:val="en-US" w:eastAsia="zh-CN"/>
-        </w:rPr>
-        <w:t>、在服务需求发生重大变化后，应立即开展过程框架的评价与改进工作。</w:t>
-      </w:r>
-    </w:p>
-    <w:p>
-      <w:pPr>
-        <w:pStyle w:val="1"/>
-        <w:bidi w:val="0"/>
-        <w:rPr>
-          <w:rFonts w:hint="default"/>
-          <w:lang w:val="en-US" w:eastAsia="zh-CN"/>
-        </w:rPr>
-      </w:pPr>
-      <w:bookmarkStart w:id="15" w:name="_Toc566"/>
+      <w:bookmarkStart w:id="14" w:name="_Toc1944"/>
       <w:r>
         <w:rPr>
           <w:rFonts w:hint="default"/>
@@ -2547,20 +2597,20 @@
         </w:rPr>
         <w:t>关键指标</w:t>
       </w:r>
-      <w:bookmarkEnd w:id="15"/>
+      <w:bookmarkEnd w:id="14"/>
     </w:p>
     <w:tbl>
       <w:tblPr>
-        <w:tblStyle w:val="TableNormal0"/>
+        <w:tblStyle w:val="28"/>
         <w:tblW w:w="7585" w:type="dxa"/>
         <w:tblInd w:w="130" w:type="dxa"/>
         <w:tblBorders>
-          <w:top w:val="single" w:sz="2" w:space="0" w:color="000000"/>
-          <w:left w:val="single" w:sz="2" w:space="0" w:color="000000"/>
-          <w:bottom w:val="single" w:sz="2" w:space="0" w:color="000000"/>
-          <w:right w:val="single" w:sz="2" w:space="0" w:color="000000"/>
-          <w:insideH w:val="single" w:sz="2" w:space="0" w:color="000000"/>
-          <w:insideV w:val="single" w:sz="2" w:space="0" w:color="000000"/>
+          <w:top w:val="single" w:color="000000" w:sz="2" w:space="0"/>
+          <w:left w:val="single" w:color="000000" w:sz="2" w:space="0"/>
+          <w:bottom w:val="single" w:color="000000" w:sz="2" w:space="0"/>
+          <w:right w:val="single" w:color="000000" w:sz="2" w:space="0"/>
+          <w:insideH w:val="single" w:color="000000" w:sz="2" w:space="0"/>
+          <w:insideV w:val="single" w:color="000000" w:sz="2" w:space="0"/>
         </w:tblBorders>
         <w:tblLayout w:type="fixed"/>
         <w:tblCellMar>
@@ -2579,17 +2629,14 @@
       </w:tblGrid>
       <w:tr>
         <w:tblPrEx>
-          <w:tblW w:w="7585" w:type="dxa"/>
-          <w:tblInd w:w="130" w:type="dxa"/>
           <w:tblBorders>
-            <w:top w:val="single" w:sz="2" w:space="0" w:color="000000"/>
-            <w:left w:val="single" w:sz="2" w:space="0" w:color="000000"/>
-            <w:bottom w:val="single" w:sz="2" w:space="0" w:color="000000"/>
-            <w:right w:val="single" w:sz="2" w:space="0" w:color="000000"/>
-            <w:insideH w:val="single" w:sz="2" w:space="0" w:color="000000"/>
-            <w:insideV w:val="single" w:sz="2" w:space="0" w:color="000000"/>
+            <w:top w:val="single" w:color="000000" w:sz="2" w:space="0"/>
+            <w:left w:val="single" w:color="000000" w:sz="2" w:space="0"/>
+            <w:bottom w:val="single" w:color="000000" w:sz="2" w:space="0"/>
+            <w:right w:val="single" w:color="000000" w:sz="2" w:space="0"/>
+            <w:insideH w:val="single" w:color="000000" w:sz="2" w:space="0"/>
+            <w:insideV w:val="single" w:color="000000" w:sz="2" w:space="0"/>
           </w:tblBorders>
-          <w:tblLayout w:type="fixed"/>
           <w:tblCellMar>
             <w:top w:w="0" w:type="dxa"/>
             <w:left w:w="0" w:type="dxa"/>
@@ -2598,15 +2645,15 @@
           </w:tblCellMar>
         </w:tblPrEx>
         <w:trPr>
-          <w:trHeight w:val="583"/>
+          <w:trHeight w:val="583" w:hRule="atLeast"/>
         </w:trPr>
         <w:tc>
           <w:tcPr>
             <w:tcW w:w="727" w:type="dxa"/>
             <w:tcBorders>
-              <w:top w:val="single" w:sz="6" w:space="0" w:color="000000"/>
-              <w:left w:val="single" w:sz="6" w:space="0" w:color="000000"/>
-              <w:bottom w:val="single" w:sz="6" w:space="0" w:color="000000"/>
+              <w:top w:val="single" w:color="000000" w:sz="6" w:space="0"/>
+              <w:left w:val="single" w:color="000000" w:sz="6" w:space="0"/>
+              <w:bottom w:val="single" w:color="000000" w:sz="6" w:space="0"/>
             </w:tcBorders>
             <w:shd w:val="clear" w:color="auto" w:fill="C0C0C0"/>
           </w:tcPr>
@@ -2615,7 +2662,7 @@
               <w:spacing w:before="205" w:line="221" w:lineRule="auto"/>
               <w:ind w:left="195"/>
               <w:rPr>
-                <w:rFonts w:ascii="宋体" w:eastAsia="宋体" w:hAnsi="宋体" w:cs="宋体"/>
+                <w:rFonts w:ascii="宋体" w:hAnsi="宋体" w:eastAsia="宋体" w:cs="宋体"/>
                 <w:b/>
                 <w:bCs/>
                 <w:spacing w:val="-7"/>
@@ -2625,7 +2672,7 @@
             </w:pPr>
             <w:r>
               <w:rPr>
-                <w:rFonts w:ascii="宋体" w:eastAsia="宋体" w:hAnsi="宋体" w:cs="宋体"/>
+                <w:rFonts w:ascii="宋体" w:hAnsi="宋体" w:eastAsia="宋体" w:cs="宋体"/>
                 <w:b/>
                 <w:bCs/>
                 <w:spacing w:val="-7"/>
@@ -2640,8 +2687,8 @@
           <w:tcPr>
             <w:tcW w:w="2144" w:type="dxa"/>
             <w:tcBorders>
-              <w:top w:val="single" w:sz="6" w:space="0" w:color="000000"/>
-              <w:bottom w:val="single" w:sz="6" w:space="0" w:color="000000"/>
+              <w:top w:val="single" w:color="000000" w:sz="6" w:space="0"/>
+              <w:bottom w:val="single" w:color="000000" w:sz="6" w:space="0"/>
             </w:tcBorders>
             <w:shd w:val="clear" w:color="auto" w:fill="C0C0C0"/>
           </w:tcPr>
@@ -2650,7 +2697,7 @@
               <w:spacing w:before="205" w:line="221" w:lineRule="auto"/>
               <w:ind w:left="195"/>
               <w:rPr>
-                <w:rFonts w:ascii="宋体" w:eastAsia="宋体" w:hAnsi="宋体" w:cs="宋体"/>
+                <w:rFonts w:ascii="宋体" w:hAnsi="宋体" w:eastAsia="宋体" w:cs="宋体"/>
                 <w:b/>
                 <w:bCs/>
                 <w:spacing w:val="-7"/>
@@ -2660,7 +2707,7 @@
             </w:pPr>
             <w:r>
               <w:rPr>
-                <w:rFonts w:ascii="宋体" w:eastAsia="宋体" w:hAnsi="宋体" w:cs="宋体"/>
+                <w:rFonts w:ascii="宋体" w:hAnsi="宋体" w:eastAsia="宋体" w:cs="宋体"/>
                 <w:b/>
                 <w:bCs/>
                 <w:spacing w:val="-7"/>
@@ -2675,9 +2722,9 @@
           <w:tcPr>
             <w:tcW w:w="2100" w:type="dxa"/>
             <w:tcBorders>
-              <w:top w:val="single" w:sz="6" w:space="0" w:color="000000"/>
-              <w:bottom w:val="single" w:sz="6" w:space="0" w:color="000000"/>
-              <w:right w:val="single" w:sz="6" w:space="0" w:color="000000"/>
+              <w:top w:val="single" w:color="000000" w:sz="6" w:space="0"/>
+              <w:bottom w:val="single" w:color="000000" w:sz="6" w:space="0"/>
+              <w:right w:val="single" w:color="000000" w:sz="6" w:space="0"/>
             </w:tcBorders>
             <w:shd w:val="clear" w:color="auto" w:fill="C0C0C0"/>
           </w:tcPr>
@@ -2686,7 +2733,7 @@
               <w:spacing w:before="205" w:line="221" w:lineRule="auto"/>
               <w:ind w:left="195"/>
               <w:rPr>
-                <w:rFonts w:ascii="宋体" w:eastAsia="宋体" w:hAnsi="宋体" w:cs="宋体"/>
+                <w:rFonts w:ascii="宋体" w:hAnsi="宋体" w:eastAsia="宋体" w:cs="宋体"/>
                 <w:b/>
                 <w:bCs/>
                 <w:spacing w:val="-7"/>
@@ -2696,7 +2743,7 @@
             </w:pPr>
             <w:r>
               <w:rPr>
-                <w:rFonts w:ascii="宋体" w:eastAsia="宋体" w:hAnsi="宋体" w:cs="宋体"/>
+                <w:rFonts w:ascii="宋体" w:hAnsi="宋体" w:eastAsia="宋体" w:cs="宋体"/>
                 <w:b/>
                 <w:bCs/>
                 <w:spacing w:val="-7"/>
@@ -2711,9 +2758,9 @@
           <w:tcPr>
             <w:tcW w:w="1307" w:type="dxa"/>
             <w:tcBorders>
-              <w:top w:val="single" w:sz="6" w:space="0" w:color="000000"/>
-              <w:bottom w:val="single" w:sz="6" w:space="0" w:color="000000"/>
-              <w:right w:val="single" w:sz="6" w:space="0" w:color="000000"/>
+              <w:top w:val="single" w:color="000000" w:sz="6" w:space="0"/>
+              <w:bottom w:val="single" w:color="000000" w:sz="6" w:space="0"/>
+              <w:right w:val="single" w:color="000000" w:sz="6" w:space="0"/>
             </w:tcBorders>
             <w:shd w:val="clear" w:color="auto" w:fill="C0C0C0"/>
           </w:tcPr>
@@ -2722,7 +2769,7 @@
               <w:spacing w:before="205" w:line="221" w:lineRule="auto"/>
               <w:ind w:left="195"/>
               <w:rPr>
-                <w:rFonts w:ascii="宋体" w:eastAsia="宋体" w:hAnsi="宋体" w:cs="宋体" w:hint="default"/>
+                <w:rFonts w:hint="default" w:ascii="宋体" w:hAnsi="宋体" w:eastAsia="宋体" w:cs="宋体"/>
                 <w:b/>
                 <w:bCs/>
                 <w:spacing w:val="-7"/>
@@ -2733,7 +2780,7 @@
             </w:pPr>
             <w:r>
               <w:rPr>
-                <w:rFonts w:ascii="宋体" w:eastAsia="宋体" w:hAnsi="宋体" w:cs="宋体" w:hint="eastAsia"/>
+                <w:rFonts w:hint="eastAsia" w:ascii="宋体" w:hAnsi="宋体" w:eastAsia="宋体" w:cs="宋体"/>
                 <w:b/>
                 <w:bCs/>
                 <w:spacing w:val="-7"/>
@@ -2749,9 +2796,9 @@
           <w:tcPr>
             <w:tcW w:w="1307" w:type="dxa"/>
             <w:tcBorders>
-              <w:top w:val="single" w:sz="6" w:space="0" w:color="000000"/>
-              <w:bottom w:val="single" w:sz="6" w:space="0" w:color="000000"/>
-              <w:right w:val="single" w:sz="6" w:space="0" w:color="000000"/>
+              <w:top w:val="single" w:color="000000" w:sz="6" w:space="0"/>
+              <w:bottom w:val="single" w:color="000000" w:sz="6" w:space="0"/>
+              <w:right w:val="single" w:color="000000" w:sz="6" w:space="0"/>
             </w:tcBorders>
             <w:shd w:val="clear" w:color="auto" w:fill="C0C0C0"/>
           </w:tcPr>
@@ -2759,7 +2806,7 @@
             <w:pPr>
               <w:spacing w:before="205" w:line="221" w:lineRule="auto"/>
               <w:rPr>
-                <w:rFonts w:ascii="宋体" w:eastAsia="宋体" w:hAnsi="宋体" w:cs="宋体" w:hint="default"/>
+                <w:rFonts w:hint="default" w:ascii="宋体" w:hAnsi="宋体" w:eastAsia="宋体" w:cs="宋体"/>
                 <w:b/>
                 <w:bCs/>
                 <w:spacing w:val="-7"/>
@@ -2770,7 +2817,7 @@
             </w:pPr>
             <w:r>
               <w:rPr>
-                <w:rFonts w:ascii="宋体" w:hAnsi="宋体" w:cs="宋体" w:hint="eastAsia"/>
+                <w:rFonts w:hint="eastAsia" w:ascii="宋体" w:hAnsi="宋体" w:cs="宋体"/>
                 <w:b/>
                 <w:bCs/>
                 <w:spacing w:val="-7"/>
@@ -2785,9 +2832,14 @@
       </w:tr>
       <w:tr>
         <w:tblPrEx>
-          <w:tblW w:w="7585" w:type="dxa"/>
-          <w:tblInd w:w="130" w:type="dxa"/>
-          <w:tblLayout w:type="fixed"/>
+          <w:tblBorders>
+            <w:top w:val="single" w:color="000000" w:sz="2" w:space="0"/>
+            <w:left w:val="single" w:color="000000" w:sz="2" w:space="0"/>
+            <w:bottom w:val="single" w:color="000000" w:sz="2" w:space="0"/>
+            <w:right w:val="single" w:color="000000" w:sz="2" w:space="0"/>
+            <w:insideH w:val="single" w:color="000000" w:sz="2" w:space="0"/>
+            <w:insideV w:val="single" w:color="000000" w:sz="2" w:space="0"/>
+          </w:tblBorders>
           <w:tblCellMar>
             <w:top w:w="0" w:type="dxa"/>
             <w:left w:w="0" w:type="dxa"/>
@@ -2796,14 +2848,14 @@
           </w:tblCellMar>
         </w:tblPrEx>
         <w:trPr>
-          <w:trHeight w:val="549"/>
+          <w:trHeight w:val="549" w:hRule="atLeast"/>
         </w:trPr>
         <w:tc>
           <w:tcPr>
             <w:tcW w:w="727" w:type="dxa"/>
             <w:tcBorders>
-              <w:top w:val="single" w:sz="6" w:space="0" w:color="000000"/>
-              <w:left w:val="single" w:sz="6" w:space="0" w:color="000000"/>
+              <w:top w:val="single" w:color="000000" w:sz="6" w:space="0"/>
+              <w:left w:val="single" w:color="000000" w:sz="6" w:space="0"/>
             </w:tcBorders>
           </w:tcPr>
           <w:p>
@@ -2811,7 +2863,7 @@
               <w:spacing w:before="194" w:line="219" w:lineRule="auto"/>
               <w:ind w:left="123"/>
               <w:rPr>
-                <w:rFonts w:ascii="宋体" w:eastAsia="宋体" w:hAnsi="宋体" w:cs="宋体" w:hint="eastAsia"/>
+                <w:rFonts w:hint="eastAsia" w:ascii="宋体" w:hAnsi="宋体" w:eastAsia="宋体" w:cs="宋体"/>
                 <w:spacing w:val="-2"/>
                 <w:sz w:val="24"/>
                 <w:szCs w:val="24"/>
@@ -2820,7 +2872,7 @@
             </w:pPr>
             <w:r>
               <w:rPr>
-                <w:rFonts w:ascii="宋体" w:eastAsia="宋体" w:hAnsi="宋体" w:cs="宋体" w:hint="eastAsia"/>
+                <w:rFonts w:hint="eastAsia" w:ascii="宋体" w:hAnsi="宋体" w:eastAsia="宋体" w:cs="宋体"/>
                 <w:spacing w:val="-2"/>
                 <w:sz w:val="24"/>
                 <w:szCs w:val="24"/>
@@ -2834,7 +2886,7 @@
           <w:tcPr>
             <w:tcW w:w="2144" w:type="dxa"/>
             <w:tcBorders>
-              <w:top w:val="single" w:sz="6" w:space="0" w:color="000000"/>
+              <w:top w:val="single" w:color="000000" w:sz="6" w:space="0"/>
             </w:tcBorders>
           </w:tcPr>
           <w:p>
@@ -2842,7 +2894,7 @@
               <w:spacing w:before="194" w:line="219" w:lineRule="auto"/>
               <w:ind w:left="123"/>
               <w:rPr>
-                <w:rFonts w:ascii="宋体" w:eastAsia="宋体" w:hAnsi="宋体" w:cs="宋体" w:hint="default"/>
+                <w:rFonts w:hint="default" w:ascii="宋体" w:hAnsi="宋体" w:eastAsia="宋体" w:cs="宋体"/>
                 <w:spacing w:val="-2"/>
                 <w:sz w:val="24"/>
                 <w:szCs w:val="24"/>
@@ -2851,7 +2903,7 @@
             </w:pPr>
             <w:r>
               <w:rPr>
-                <w:rFonts w:ascii="宋体" w:eastAsia="宋体" w:hAnsi="宋体" w:cs="宋体" w:hint="eastAsia"/>
+                <w:rFonts w:hint="eastAsia" w:ascii="宋体" w:hAnsi="宋体" w:eastAsia="宋体" w:cs="宋体"/>
                 <w:spacing w:val="-2"/>
                 <w:sz w:val="24"/>
                 <w:szCs w:val="24"/>
@@ -2865,8 +2917,8 @@
           <w:tcPr>
             <w:tcW w:w="2100" w:type="dxa"/>
             <w:tcBorders>
-              <w:top w:val="single" w:sz="6" w:space="0" w:color="000000"/>
-              <w:right w:val="single" w:sz="6" w:space="0" w:color="000000"/>
+              <w:top w:val="single" w:color="000000" w:sz="6" w:space="0"/>
+              <w:right w:val="single" w:color="000000" w:sz="6" w:space="0"/>
             </w:tcBorders>
           </w:tcPr>
           <w:p>
@@ -2874,7 +2926,7 @@
               <w:spacing w:before="194" w:line="219" w:lineRule="auto"/>
               <w:ind w:left="123"/>
               <w:rPr>
-                <w:rFonts w:ascii="宋体" w:eastAsia="宋体" w:hAnsi="宋体" w:cs="宋体" w:hint="default"/>
+                <w:rFonts w:hint="default" w:ascii="宋体" w:hAnsi="宋体" w:eastAsia="宋体" w:cs="宋体"/>
                 <w:spacing w:val="-2"/>
                 <w:sz w:val="24"/>
                 <w:szCs w:val="24"/>
@@ -2883,7 +2935,7 @@
             </w:pPr>
             <w:r>
               <w:rPr>
-                <w:rFonts w:ascii="宋体" w:eastAsia="宋体" w:hAnsi="宋体" w:cs="宋体" w:hint="eastAsia"/>
+                <w:rFonts w:hint="eastAsia" w:ascii="宋体" w:hAnsi="宋体" w:eastAsia="宋体" w:cs="宋体"/>
                 <w:spacing w:val="-2"/>
                 <w:sz w:val="24"/>
                 <w:szCs w:val="24"/>
@@ -2893,7 +2945,7 @@
             </w:r>
             <w:r>
               <w:rPr>
-                <w:rFonts w:ascii="宋体" w:hAnsi="宋体" w:cs="宋体" w:hint="eastAsia"/>
+                <w:rFonts w:hint="eastAsia" w:ascii="宋体" w:hAnsi="宋体" w:cs="宋体"/>
                 <w:spacing w:val="-2"/>
                 <w:sz w:val="24"/>
                 <w:szCs w:val="24"/>
@@ -2907,8 +2959,8 @@
           <w:tcPr>
             <w:tcW w:w="1307" w:type="dxa"/>
             <w:tcBorders>
-              <w:top w:val="single" w:sz="6" w:space="0" w:color="000000"/>
-              <w:right w:val="single" w:sz="6" w:space="0" w:color="000000"/>
+              <w:top w:val="single" w:color="000000" w:sz="6" w:space="0"/>
+              <w:right w:val="single" w:color="000000" w:sz="6" w:space="0"/>
             </w:tcBorders>
           </w:tcPr>
           <w:p>
@@ -2916,7 +2968,7 @@
               <w:spacing w:before="194" w:line="219" w:lineRule="auto"/>
               <w:ind w:left="123"/>
               <w:rPr>
-                <w:rFonts w:ascii="宋体" w:eastAsia="宋体" w:hAnsi="宋体" w:cs="宋体" w:hint="default"/>
+                <w:rFonts w:hint="default" w:ascii="宋体" w:hAnsi="宋体" w:eastAsia="宋体" w:cs="宋体"/>
                 <w:spacing w:val="-2"/>
                 <w:sz w:val="24"/>
                 <w:szCs w:val="24"/>
@@ -2925,7 +2977,7 @@
             </w:pPr>
             <w:r>
               <w:rPr>
-                <w:rFonts w:ascii="宋体" w:hAnsi="宋体" w:cs="宋体" w:hint="eastAsia"/>
+                <w:rFonts w:hint="eastAsia" w:ascii="宋体" w:hAnsi="宋体" w:cs="宋体"/>
                 <w:spacing w:val="-2"/>
                 <w:sz w:val="24"/>
                 <w:szCs w:val="24"/>
@@ -2939,8 +2991,8 @@
           <w:tcPr>
             <w:tcW w:w="1307" w:type="dxa"/>
             <w:tcBorders>
-              <w:top w:val="single" w:sz="6" w:space="0" w:color="000000"/>
-              <w:right w:val="single" w:sz="6" w:space="0" w:color="000000"/>
+              <w:top w:val="single" w:color="000000" w:sz="6" w:space="0"/>
+              <w:right w:val="single" w:color="000000" w:sz="6" w:space="0"/>
             </w:tcBorders>
           </w:tcPr>
           <w:p>
@@ -2948,7 +3000,7 @@
               <w:spacing w:before="194" w:line="219" w:lineRule="auto"/>
               <w:ind w:left="123"/>
               <w:rPr>
-                <w:rFonts w:ascii="宋体" w:eastAsia="宋体" w:hAnsi="宋体" w:cs="宋体" w:hint="default"/>
+                <w:rFonts w:hint="default" w:ascii="宋体" w:hAnsi="宋体" w:eastAsia="宋体" w:cs="宋体"/>
                 <w:spacing w:val="-2"/>
                 <w:sz w:val="24"/>
                 <w:szCs w:val="24"/>
@@ -2957,7 +3009,7 @@
             </w:pPr>
             <w:r>
               <w:rPr>
-                <w:rFonts w:ascii="宋体" w:hAnsi="宋体" w:cs="宋体" w:hint="eastAsia"/>
+                <w:rFonts w:hint="eastAsia" w:ascii="宋体" w:hAnsi="宋体" w:cs="宋体"/>
                 <w:spacing w:val="-2"/>
                 <w:sz w:val="24"/>
                 <w:szCs w:val="24"/>
@@ -2985,7 +3037,7 @@
         <w:adjustRightInd/>
         <w:snapToGrid/>
         <w:spacing w:line="360" w:lineRule="auto"/>
-        <w:ind w:firstLine="420" w:firstLineChars="200"/>
+        <w:ind w:firstLine="480" w:firstLineChars="200"/>
         <w:jc w:val="left"/>
         <w:textAlignment w:val="auto"/>
         <w:rPr>
@@ -2997,14 +3049,14 @@
     </w:p>
     <w:p>
       <w:pPr>
-        <w:pStyle w:val="1"/>
+        <w:pStyle w:val="30"/>
         <w:bidi w:val="0"/>
         <w:rPr>
           <w:rFonts w:hint="default"/>
           <w:lang w:val="en-US" w:eastAsia="zh-CN"/>
         </w:rPr>
       </w:pPr>
-      <w:bookmarkStart w:id="16" w:name="_Toc32334"/>
+      <w:bookmarkStart w:id="15" w:name="_Toc32308"/>
       <w:r>
         <w:rPr>
           <w:rFonts w:hint="default"/>
@@ -3012,7 +3064,7 @@
         </w:rPr>
         <w:t>相关记录和文件</w:t>
       </w:r>
-      <w:bookmarkEnd w:id="16"/>
+      <w:bookmarkEnd w:id="15"/>
     </w:p>
     <w:p>
       <w:pPr>
@@ -3030,7 +3082,7 @@
         <w:adjustRightInd/>
         <w:snapToGrid/>
         <w:spacing w:line="360" w:lineRule="auto"/>
-        <w:ind w:firstLine="420" w:firstLineChars="200"/>
+        <w:ind w:firstLine="480" w:firstLineChars="200"/>
         <w:jc w:val="left"/>
         <w:textAlignment w:val="auto"/>
         <w:rPr>
@@ -3064,7 +3116,7 @@
         <w:adjustRightInd/>
         <w:snapToGrid/>
         <w:spacing w:line="360" w:lineRule="auto"/>
-        <w:ind w:firstLine="420" w:firstLineChars="200"/>
+        <w:ind w:firstLine="480" w:firstLineChars="200"/>
         <w:jc w:val="left"/>
         <w:textAlignment w:val="auto"/>
         <w:rPr>
@@ -3083,25 +3135,50 @@
       </w:r>
     </w:p>
     <w:sectPr>
-      <w:footerReference w:type="default" r:id="rId4"/>
+      <w:footerReference r:id="rId5" w:type="default"/>
       <w:pgSz w:w="11906" w:h="16838"/>
       <w:pgMar w:top="1440" w:right="1800" w:bottom="1440" w:left="1800" w:header="851" w:footer="992" w:gutter="0"/>
       <w:pgNumType w:fmt="decimal"/>
-      <w:cols w:num="1" w:space="425"/>
+      <w:cols w:space="425" w:num="1"/>
       <w:docGrid w:type="lines" w:linePitch="312" w:charSpace="0"/>
     </w:sectPr>
   </w:body>
 </w:document>
 </file>
 
+<file path=word/endnotes.xml><?xml version="1.0" encoding="utf-8"?>
+<w:endnotes xmlns:wpc="http://schemas.microsoft.com/office/word/2010/wordprocessingCanvas" xmlns:mc="http://schemas.openxmlformats.org/markup-compatibility/2006" xmlns:o="urn:schemas-microsoft-com:office:office" xmlns:r="http://schemas.openxmlformats.org/officeDocument/2006/relationships" xmlns:m="http://schemas.openxmlformats.org/officeDocument/2006/math" xmlns:v="urn:schemas-microsoft-com:vml" xmlns:wp14="http://schemas.microsoft.com/office/word/2010/wordprocessingDrawing" xmlns:wp="http://schemas.openxmlformats.org/drawingml/2006/wordprocessingDrawing" xmlns:w="http://schemas.openxmlformats.org/wordprocessingml/2006/main" xmlns:w14="http://schemas.microsoft.com/office/word/2010/wordml" xmlns:w15="http://schemas.microsoft.com/office/word/2012/wordml" xmlns:w10="urn:schemas-microsoft-com:office:word" xmlns:wpg="http://schemas.microsoft.com/office/word/2010/wordprocessingGroup" xmlns:wpi="http://schemas.microsoft.com/office/word/2010/wordprocessingInk" xmlns:wne="http://schemas.microsoft.com/office/word/2006/wordml" xmlns:wps="http://schemas.microsoft.com/office/word/2010/wordprocessingShape" xmlns:wpsCustomData="http://www.wps.cn/officeDocument/2013/wpsCustomData" mc:Ignorable="w14 w15 wp14">
+  <w:endnote w:type="separator" w:id="0">
+    <w:p>
+      <w:pPr>
+        <w:spacing w:line="240" w:lineRule="auto"/>
+      </w:pPr>
+      <w:r>
+        <w:separator/>
+      </w:r>
+    </w:p>
+  </w:endnote>
+  <w:endnote w:type="continuationSeparator" w:id="1">
+    <w:p>
+      <w:pPr>
+        <w:spacing w:line="240" w:lineRule="auto"/>
+      </w:pPr>
+      <w:r>
+        <w:continuationSeparator/>
+      </w:r>
+    </w:p>
+  </w:endnote>
+</w:endnotes>
+</file>
+
 <file path=word/footer1.xml><?xml version="1.0" encoding="utf-8"?>
-<w:ftr xmlns:wpc="http://schemas.microsoft.com/office/word/2010/wordprocessingCanvas" xmlns:mc="http://schemas.openxmlformats.org/markup-compatibility/2006" xmlns:o="urn:schemas-microsoft-com:office:office" xmlns:r="http://schemas.openxmlformats.org/officeDocument/2006/relationships" xmlns:m="http://schemas.openxmlformats.org/officeDocument/2006/math" xmlns:v="urn:schemas-microsoft-com:vml" xmlns:wp14="http://schemas.microsoft.com/office/word/2010/wordprocessingDrawing" xmlns:wp="http://schemas.openxmlformats.org/drawingml/2006/wordprocessingDrawing" xmlns:w10="urn:schemas-microsoft-com:office:word" xmlns:w="http://schemas.openxmlformats.org/wordprocessingml/2006/main" xmlns:w14="http://schemas.microsoft.com/office/word/2010/wordml" xmlns:w15="http://schemas.microsoft.com/office/word/2012/wordml" xmlns:wne="http://schemas.microsoft.com/office/word/2006/wordml" xmlns:wpg="http://schemas.microsoft.com/office/word/2010/wordprocessingGroup" xmlns:wpi="http://schemas.microsoft.com/office/word/2010/wordprocessingInk" xmlns:wps="http://schemas.microsoft.com/office/word/2010/wordprocessingShape" mc:Ignorable="w14 w15 wp14">
+<w:ftr xmlns:wpc="http://schemas.microsoft.com/office/word/2010/wordprocessingCanvas" xmlns:mc="http://schemas.openxmlformats.org/markup-compatibility/2006" xmlns:o="urn:schemas-microsoft-com:office:office" xmlns:r="http://schemas.openxmlformats.org/officeDocument/2006/relationships" xmlns:m="http://schemas.openxmlformats.org/officeDocument/2006/math" xmlns:v="urn:schemas-microsoft-com:vml" xmlns:wp14="http://schemas.microsoft.com/office/word/2010/wordprocessingDrawing" xmlns:wp="http://schemas.openxmlformats.org/drawingml/2006/wordprocessingDrawing" xmlns:w10="urn:schemas-microsoft-com:office:word" xmlns:w="http://schemas.openxmlformats.org/wordprocessingml/2006/main" xmlns:w14="http://schemas.microsoft.com/office/word/2010/wordml" xmlns:w15="http://schemas.microsoft.com/office/word/2012/wordml" xmlns:wpg="http://schemas.microsoft.com/office/word/2010/wordprocessingGroup" xmlns:wpi="http://schemas.microsoft.com/office/word/2010/wordprocessingInk" xmlns:wne="http://schemas.microsoft.com/office/word/2006/wordml" xmlns:wps="http://schemas.microsoft.com/office/word/2010/wordprocessingShape" xmlns:wpsCustomData="http://www.wps.cn/officeDocument/2013/wpsCustomData" mc:Ignorable="w14 w15 wp14">
   <w:p>
     <w:pPr>
       <w:spacing w:line="169" w:lineRule="auto"/>
       <w:ind w:left="5927"/>
       <w:rPr>
-        <w:rFonts w:ascii="Calibri" w:eastAsia="Calibri" w:hAnsi="Calibri" w:cs="Calibri"/>
+        <w:rFonts w:ascii="Calibri" w:hAnsi="Calibri" w:eastAsia="Calibri" w:cs="Calibri"/>
         <w:sz w:val="18"/>
         <w:szCs w:val="18"/>
       </w:rPr>
@@ -3110,16 +3187,41 @@
 </w:ftr>
 </file>
 
+<file path=word/footnotes.xml><?xml version="1.0" encoding="utf-8"?>
+<w:footnotes xmlns:wpc="http://schemas.microsoft.com/office/word/2010/wordprocessingCanvas" xmlns:mc="http://schemas.openxmlformats.org/markup-compatibility/2006" xmlns:o="urn:schemas-microsoft-com:office:office" xmlns:r="http://schemas.openxmlformats.org/officeDocument/2006/relationships" xmlns:m="http://schemas.openxmlformats.org/officeDocument/2006/math" xmlns:v="urn:schemas-microsoft-com:vml" xmlns:wp14="http://schemas.microsoft.com/office/word/2010/wordprocessingDrawing" xmlns:wp="http://schemas.openxmlformats.org/drawingml/2006/wordprocessingDrawing" xmlns:w="http://schemas.openxmlformats.org/wordprocessingml/2006/main" xmlns:w14="http://schemas.microsoft.com/office/word/2010/wordml" xmlns:w15="http://schemas.microsoft.com/office/word/2012/wordml" xmlns:w10="urn:schemas-microsoft-com:office:word" xmlns:wpg="http://schemas.microsoft.com/office/word/2010/wordprocessingGroup" xmlns:wpi="http://schemas.microsoft.com/office/word/2010/wordprocessingInk" xmlns:wne="http://schemas.microsoft.com/office/word/2006/wordml" xmlns:wps="http://schemas.microsoft.com/office/word/2010/wordprocessingShape" xmlns:wpsCustomData="http://www.wps.cn/officeDocument/2013/wpsCustomData" mc:Ignorable="w14 w15 wp14">
+  <w:footnote w:type="separator" w:id="0">
+    <w:p>
+      <w:pPr>
+        <w:spacing w:line="360" w:lineRule="auto"/>
+      </w:pPr>
+      <w:r>
+        <w:separator/>
+      </w:r>
+    </w:p>
+  </w:footnote>
+  <w:footnote w:type="continuationSeparator" w:id="1">
+    <w:p>
+      <w:pPr>
+        <w:spacing w:line="360" w:lineRule="auto"/>
+      </w:pPr>
+      <w:r>
+        <w:continuationSeparator/>
+      </w:r>
+    </w:p>
+  </w:footnote>
+</w:footnotes>
+</file>
+
 <file path=word/numbering.xml><?xml version="1.0" encoding="utf-8"?>
-<w:numbering xmlns:wpc="http://schemas.microsoft.com/office/word/2010/wordprocessingCanvas" xmlns:mc="http://schemas.openxmlformats.org/markup-compatibility/2006" xmlns:o="urn:schemas-microsoft-com:office:office" xmlns:r="http://schemas.openxmlformats.org/officeDocument/2006/relationships" xmlns:m="http://schemas.openxmlformats.org/officeDocument/2006/math" xmlns:v="urn:schemas-microsoft-com:vml" xmlns:wp14="http://schemas.microsoft.com/office/word/2010/wordprocessingDrawing" xmlns:wp="http://schemas.openxmlformats.org/drawingml/2006/wordprocessingDrawing" xmlns:w10="urn:schemas-microsoft-com:office:word" xmlns:w="http://schemas.openxmlformats.org/wordprocessingml/2006/main" xmlns:w14="http://schemas.microsoft.com/office/word/2010/wordml" xmlns:w15="http://schemas.microsoft.com/office/word/2012/wordml" xmlns:wne="http://schemas.microsoft.com/office/word/2006/wordml" xmlns:wpg="http://schemas.microsoft.com/office/word/2010/wordprocessingGroup" xmlns:wpi="http://schemas.microsoft.com/office/word/2010/wordprocessingInk" xmlns:wps="http://schemas.microsoft.com/office/word/2010/wordprocessingShape" mc:Ignorable="w14 w15 wp14">
+<w:numbering xmlns:wpc="http://schemas.microsoft.com/office/word/2010/wordprocessingCanvas" xmlns:mc="http://schemas.openxmlformats.org/markup-compatibility/2006" xmlns:o="urn:schemas-microsoft-com:office:office" xmlns:r="http://schemas.openxmlformats.org/officeDocument/2006/relationships" xmlns:m="http://schemas.openxmlformats.org/officeDocument/2006/math" xmlns:v="urn:schemas-microsoft-com:vml" xmlns:wp14="http://schemas.microsoft.com/office/word/2010/wordprocessingDrawing" xmlns:wp="http://schemas.openxmlformats.org/drawingml/2006/wordprocessingDrawing" xmlns:w10="urn:schemas-microsoft-com:office:word" xmlns:w="http://schemas.openxmlformats.org/wordprocessingml/2006/main" xmlns:w14="http://schemas.microsoft.com/office/word/2010/wordml" xmlns:wpg="http://schemas.microsoft.com/office/word/2010/wordprocessingGroup" xmlns:wpi="http://schemas.microsoft.com/office/word/2010/wordprocessingInk" xmlns:wne="http://schemas.microsoft.com/office/word/2006/wordml" xmlns:wps="http://schemas.microsoft.com/office/word/2010/wordprocessingShape" xmlns:wpsCustomData="http://www.wps.cn/officeDocument/2013/wpsCustomData" mc:Ignorable="w14 wp14">
   <w:abstractNum w:abstractNumId="0">
     <w:nsid w:val="8E964DCE"/>
     <w:multiLevelType w:val="multilevel"/>
     <w:tmpl w:val="8E964DCE"/>
-    <w:lvl w:ilvl="0">
+    <w:lvl w:ilvl="0" w:tentative="0">
       <w:start w:val="1"/>
       <w:numFmt w:val="decimal"/>
-      <w:pStyle w:val="Heading1"/>
+      <w:pStyle w:val="2"/>
       <w:lvlText w:val="%1."/>
       <w:lvlJc w:val="left"/>
       <w:pPr>
@@ -3129,10 +3231,10 @@
         <w:rFonts w:hint="default"/>
       </w:rPr>
     </w:lvl>
-    <w:lvl w:ilvl="1">
+    <w:lvl w:ilvl="1" w:tentative="0">
       <w:start w:val="1"/>
       <w:numFmt w:val="decimal"/>
-      <w:pStyle w:val="Heading2"/>
+      <w:pStyle w:val="3"/>
       <w:lvlText w:val="%1.%2."/>
       <w:lvlJc w:val="left"/>
       <w:pPr>
@@ -3142,10 +3244,10 @@
         <w:rFonts w:hint="default"/>
       </w:rPr>
     </w:lvl>
-    <w:lvl w:ilvl="2">
+    <w:lvl w:ilvl="2" w:tentative="0">
       <w:start w:val="1"/>
       <w:numFmt w:val="decimal"/>
-      <w:pStyle w:val="Heading3"/>
+      <w:pStyle w:val="4"/>
       <w:lvlText w:val="%1.%2.%3."/>
       <w:lvlJc w:val="left"/>
       <w:pPr>
@@ -3155,10 +3257,10 @@
         <w:rFonts w:hint="default"/>
       </w:rPr>
     </w:lvl>
-    <w:lvl w:ilvl="3">
+    <w:lvl w:ilvl="3" w:tentative="0">
       <w:start w:val="1"/>
       <w:numFmt w:val="decimal"/>
-      <w:pStyle w:val="Heading4"/>
+      <w:pStyle w:val="5"/>
       <w:lvlText w:val="%1.%2.%3.%4."/>
       <w:lvlJc w:val="left"/>
       <w:pPr>
@@ -3168,10 +3270,10 @@
         <w:rFonts w:hint="default"/>
       </w:rPr>
     </w:lvl>
-    <w:lvl w:ilvl="4">
+    <w:lvl w:ilvl="4" w:tentative="0">
       <w:start w:val="1"/>
       <w:numFmt w:val="decimal"/>
-      <w:pStyle w:val="Heading5"/>
+      <w:pStyle w:val="6"/>
       <w:lvlText w:val="%1.%2.%3.%4.%5."/>
       <w:lvlJc w:val="left"/>
       <w:pPr>
@@ -3181,10 +3283,10 @@
         <w:rFonts w:hint="default"/>
       </w:rPr>
     </w:lvl>
-    <w:lvl w:ilvl="5">
+    <w:lvl w:ilvl="5" w:tentative="0">
       <w:start w:val="1"/>
       <w:numFmt w:val="decimal"/>
-      <w:pStyle w:val="Heading6"/>
+      <w:pStyle w:val="7"/>
       <w:lvlText w:val="%1.%2.%3.%4.%5.%6."/>
       <w:lvlJc w:val="left"/>
       <w:pPr>
@@ -3194,10 +3296,10 @@
         <w:rFonts w:hint="default"/>
       </w:rPr>
     </w:lvl>
-    <w:lvl w:ilvl="6">
+    <w:lvl w:ilvl="6" w:tentative="0">
       <w:start w:val="1"/>
       <w:numFmt w:val="decimal"/>
-      <w:pStyle w:val="Heading7"/>
+      <w:pStyle w:val="8"/>
       <w:lvlText w:val="%1.%2.%3.%4.%5.%6.%7."/>
       <w:lvlJc w:val="left"/>
       <w:pPr>
@@ -3207,10 +3309,10 @@
         <w:rFonts w:hint="default"/>
       </w:rPr>
     </w:lvl>
-    <w:lvl w:ilvl="7">
+    <w:lvl w:ilvl="7" w:tentative="0">
       <w:start w:val="1"/>
       <w:numFmt w:val="decimal"/>
-      <w:pStyle w:val="Heading8"/>
+      <w:pStyle w:val="9"/>
       <w:lvlText w:val="%1.%2.%3.%4.%5.%6.%7.%8."/>
       <w:lvlJc w:val="left"/>
       <w:pPr>
@@ -3220,10 +3322,10 @@
         <w:rFonts w:hint="default"/>
       </w:rPr>
     </w:lvl>
-    <w:lvl w:ilvl="8">
+    <w:lvl w:ilvl="8" w:tentative="0">
       <w:start w:val="1"/>
       <w:numFmt w:val="decimal"/>
-      <w:pStyle w:val="Heading9"/>
+      <w:pStyle w:val="10"/>
       <w:lvlText w:val="%1.%2.%3.%4.%5.%6.%7.%8.%9."/>
       <w:lvlJc w:val="left"/>
       <w:pPr>
@@ -3238,7 +3340,7 @@
     <w:nsid w:val="A1B88039"/>
     <w:multiLevelType w:val="singleLevel"/>
     <w:tmpl w:val="A1B88039"/>
-    <w:lvl w:ilvl="0">
+    <w:lvl w:ilvl="0" w:tentative="0">
       <w:start w:val="1"/>
       <w:numFmt w:val="decimal"/>
       <w:lvlText w:val="%1."/>
@@ -3261,268 +3363,270 @@
 </file>
 
 <file path=word/styles.xml><?xml version="1.0" encoding="utf-8"?>
-<w:styles xmlns:mc="http://schemas.openxmlformats.org/markup-compatibility/2006" xmlns:r="http://schemas.openxmlformats.org/officeDocument/2006/relationships" xmlns:w="http://schemas.openxmlformats.org/wordprocessingml/2006/main" xmlns:w14="http://schemas.microsoft.com/office/word/2010/wordml" xmlns:w15="http://schemas.microsoft.com/office/word/2012/wordml" mc:Ignorable="w14 w15">
+<w:styles xmlns:mc="http://schemas.openxmlformats.org/markup-compatibility/2006" xmlns:o="urn:schemas-microsoft-com:office:office" xmlns:r="http://schemas.openxmlformats.org/officeDocument/2006/relationships" xmlns:m="http://schemas.openxmlformats.org/officeDocument/2006/math" xmlns:v="urn:schemas-microsoft-com:vml" xmlns:w="http://schemas.openxmlformats.org/wordprocessingml/2006/main" xmlns:w14="http://schemas.microsoft.com/office/word/2010/wordml" xmlns:w10="urn:schemas-microsoft-com:office:word" xmlns:sl="http://schemas.openxmlformats.org/schemaLibrary/2006/main" xmlns:wpsCustomData="http://www.wps.cn/officeDocument/2013/wpsCustomData" mc:Ignorable="w14">
   <w:docDefaults>
     <w:rPrDefault>
       <w:rPr>
-        <w:rFonts w:ascii="Times New Roman" w:eastAsia="宋体" w:hAnsi="Times New Roman" w:cs="Times New Roman"/>
+        <w:rFonts w:ascii="Times New Roman" w:hAnsi="Times New Roman" w:eastAsia="宋体" w:cs="Times New Roman"/>
       </w:rPr>
     </w:rPrDefault>
     <w:pPrDefault/>
   </w:docDefaults>
-  <w:latentStyles w:defLockedState="0" w:defUIPriority="99" w:defSemiHidden="1" w:defUnhideWhenUsed="1" w:defQFormat="0" w:count="260">
-    <w:lsdException w:name="Normal" w:semiHidden="0" w:uiPriority="0" w:unhideWhenUsed="0" w:qFormat="1"/>
-    <w:lsdException w:name="heading 1" w:semiHidden="0" w:uiPriority="0" w:unhideWhenUsed="0" w:qFormat="1"/>
-    <w:lsdException w:name="heading 2" w:semiHidden="0" w:uiPriority="0" w:qFormat="1"/>
-    <w:lsdException w:name="heading 3" w:uiPriority="0" w:qFormat="1"/>
-    <w:lsdException w:name="heading 4" w:semiHidden="0" w:uiPriority="0" w:qFormat="1"/>
-    <w:lsdException w:name="heading 5" w:uiPriority="0" w:qFormat="1"/>
-    <w:lsdException w:name="heading 6" w:uiPriority="0" w:qFormat="1"/>
-    <w:lsdException w:name="heading 7" w:uiPriority="0" w:qFormat="1"/>
-    <w:lsdException w:name="heading 8" w:uiPriority="0" w:qFormat="1"/>
-    <w:lsdException w:name="heading 9" w:uiPriority="0" w:qFormat="1"/>
-    <w:lsdException w:name="index 1" w:semiHidden="0" w:uiPriority="0" w:unhideWhenUsed="0"/>
-    <w:lsdException w:name="index 2" w:semiHidden="0" w:uiPriority="0" w:unhideWhenUsed="0"/>
-    <w:lsdException w:name="index 3" w:semiHidden="0" w:uiPriority="0" w:unhideWhenUsed="0"/>
-    <w:lsdException w:name="index 4" w:semiHidden="0" w:uiPriority="0" w:unhideWhenUsed="0"/>
-    <w:lsdException w:name="index 5" w:semiHidden="0" w:uiPriority="0" w:unhideWhenUsed="0"/>
-    <w:lsdException w:name="index 6" w:semiHidden="0" w:uiPriority="0" w:unhideWhenUsed="0"/>
-    <w:lsdException w:name="index 7" w:semiHidden="0" w:uiPriority="0" w:unhideWhenUsed="0"/>
-    <w:lsdException w:name="index 8" w:semiHidden="0" w:uiPriority="0" w:unhideWhenUsed="0"/>
-    <w:lsdException w:name="index 9" w:semiHidden="0" w:uiPriority="0" w:unhideWhenUsed="0"/>
-    <w:lsdException w:name="toc 1" w:semiHidden="0" w:uiPriority="0" w:unhideWhenUsed="0" w:qFormat="1"/>
-    <w:lsdException w:name="toc 2" w:semiHidden="0" w:uiPriority="0" w:unhideWhenUsed="0" w:qFormat="1"/>
-    <w:lsdException w:name="toc 3" w:semiHidden="0" w:uiPriority="0" w:unhideWhenUsed="0" w:qFormat="1"/>
-    <w:lsdException w:name="toc 4" w:semiHidden="0" w:uiPriority="0" w:unhideWhenUsed="0"/>
-    <w:lsdException w:name="toc 5" w:semiHidden="0" w:uiPriority="0" w:unhideWhenUsed="0"/>
-    <w:lsdException w:name="toc 6" w:semiHidden="0" w:uiPriority="0" w:unhideWhenUsed="0"/>
-    <w:lsdException w:name="toc 7" w:semiHidden="0" w:uiPriority="0" w:unhideWhenUsed="0"/>
-    <w:lsdException w:name="toc 8" w:semiHidden="0" w:uiPriority="0" w:unhideWhenUsed="0"/>
-    <w:lsdException w:name="toc 9" w:semiHidden="0" w:uiPriority="0" w:unhideWhenUsed="0"/>
-    <w:lsdException w:name="Normal Indent" w:semiHidden="0" w:uiPriority="0" w:unhideWhenUsed="0" w:qFormat="1"/>
-    <w:lsdException w:name="footnote text" w:semiHidden="0" w:uiPriority="0" w:unhideWhenUsed="0"/>
-    <w:lsdException w:name="annotation text" w:semiHidden="0" w:uiPriority="0" w:unhideWhenUsed="0" w:qFormat="1"/>
-    <w:lsdException w:name="header" w:semiHidden="0" w:uiPriority="0" w:unhideWhenUsed="0" w:qFormat="1"/>
-    <w:lsdException w:name="footer" w:semiHidden="0" w:uiPriority="0" w:unhideWhenUsed="0" w:qFormat="1"/>
-    <w:lsdException w:name="index heading" w:semiHidden="0" w:uiPriority="0" w:unhideWhenUsed="0"/>
-    <w:lsdException w:name="caption" w:uiPriority="0" w:qFormat="1"/>
-    <w:lsdException w:name="table of figures" w:semiHidden="0" w:uiPriority="0" w:unhideWhenUsed="0"/>
-    <w:lsdException w:name="envelope address" w:semiHidden="0" w:uiPriority="0" w:unhideWhenUsed="0"/>
-    <w:lsdException w:name="envelope return" w:semiHidden="0" w:uiPriority="0" w:unhideWhenUsed="0"/>
-    <w:lsdException w:name="footnote reference" w:semiHidden="0" w:uiPriority="0" w:unhideWhenUsed="0"/>
-    <w:lsdException w:name="annotation reference" w:semiHidden="0" w:uiPriority="0" w:unhideWhenUsed="0"/>
-    <w:lsdException w:name="line number" w:semiHidden="0" w:uiPriority="0" w:unhideWhenUsed="0"/>
-    <w:lsdException w:name="page number" w:semiHidden="0" w:uiPriority="0" w:unhideWhenUsed="0"/>
-    <w:lsdException w:name="endnote reference" w:semiHidden="0" w:uiPriority="0" w:unhideWhenUsed="0"/>
-    <w:lsdException w:name="endnote text" w:semiHidden="0" w:uiPriority="0" w:unhideWhenUsed="0"/>
-    <w:lsdException w:name="table of authorities" w:semiHidden="0" w:uiPriority="0" w:unhideWhenUsed="0"/>
-    <w:lsdException w:name="macro" w:semiHidden="0" w:uiPriority="0" w:unhideWhenUsed="0"/>
-    <w:lsdException w:name="toa heading" w:semiHidden="0" w:uiPriority="0" w:unhideWhenUsed="0"/>
-    <w:lsdException w:name="List" w:semiHidden="0" w:uiPriority="0" w:unhideWhenUsed="0"/>
-    <w:lsdException w:name="List Bullet" w:semiHidden="0" w:uiPriority="0" w:unhideWhenUsed="0"/>
-    <w:lsdException w:name="List Number" w:semiHidden="0" w:uiPriority="0" w:unhideWhenUsed="0"/>
-    <w:lsdException w:name="List 2" w:semiHidden="0" w:uiPriority="0" w:unhideWhenUsed="0"/>
-    <w:lsdException w:name="List 3" w:semiHidden="0" w:uiPriority="0" w:unhideWhenUsed="0"/>
-    <w:lsdException w:name="List 4" w:semiHidden="0" w:uiPriority="0" w:unhideWhenUsed="0"/>
-    <w:lsdException w:name="List 5" w:semiHidden="0" w:uiPriority="0" w:unhideWhenUsed="0"/>
-    <w:lsdException w:name="List Bullet 2" w:semiHidden="0" w:uiPriority="0" w:unhideWhenUsed="0"/>
-    <w:lsdException w:name="List Bullet 3" w:semiHidden="0" w:uiPriority="0" w:unhideWhenUsed="0"/>
-    <w:lsdException w:name="List Bullet 4" w:semiHidden="0" w:uiPriority="0" w:unhideWhenUsed="0"/>
-    <w:lsdException w:name="List Bullet 5" w:semiHidden="0" w:uiPriority="0" w:unhideWhenUsed="0"/>
-    <w:lsdException w:name="List Number 2" w:semiHidden="0" w:uiPriority="0" w:unhideWhenUsed="0"/>
-    <w:lsdException w:name="List Number 3" w:semiHidden="0" w:uiPriority="0" w:unhideWhenUsed="0"/>
-    <w:lsdException w:name="List Number 4" w:semiHidden="0" w:uiPriority="0" w:unhideWhenUsed="0"/>
-    <w:lsdException w:name="List Number 5" w:semiHidden="0" w:uiPriority="0" w:unhideWhenUsed="0"/>
-    <w:lsdException w:name="Title" w:semiHidden="0" w:uiPriority="0" w:unhideWhenUsed="0" w:qFormat="1"/>
-    <w:lsdException w:name="Closing" w:semiHidden="0" w:uiPriority="0" w:unhideWhenUsed="0"/>
-    <w:lsdException w:name="Signature" w:semiHidden="0" w:uiPriority="0" w:unhideWhenUsed="0"/>
-    <w:lsdException w:name="Default Paragraph Font" w:uiPriority="0" w:unhideWhenUsed="0" w:qFormat="1"/>
-    <w:lsdException w:name="Body Text" w:uiPriority="0" w:unhideWhenUsed="0" w:qFormat="1"/>
-    <w:lsdException w:name="Body Text Indent" w:semiHidden="0" w:uiPriority="0" w:unhideWhenUsed="0"/>
-    <w:lsdException w:name="List Continue" w:semiHidden="0" w:uiPriority="0" w:unhideWhenUsed="0"/>
-    <w:lsdException w:name="List Continue 2" w:semiHidden="0" w:uiPriority="0" w:unhideWhenUsed="0"/>
-    <w:lsdException w:name="List Continue 3" w:semiHidden="0" w:uiPriority="0" w:unhideWhenUsed="0"/>
-    <w:lsdException w:name="List Continue 4" w:semiHidden="0" w:uiPriority="0" w:unhideWhenUsed="0"/>
-    <w:lsdException w:name="List Continue 5" w:semiHidden="0" w:uiPriority="0" w:unhideWhenUsed="0"/>
-    <w:lsdException w:name="Message Header" w:semiHidden="0" w:uiPriority="0" w:unhideWhenUsed="0"/>
-    <w:lsdException w:name="Subtitle" w:semiHidden="0" w:uiPriority="0" w:unhideWhenUsed="0" w:qFormat="1"/>
-    <w:lsdException w:name="Salutation" w:semiHidden="0" w:uiPriority="0" w:unhideWhenUsed="0"/>
-    <w:lsdException w:name="Date" w:semiHidden="0" w:uiPriority="0" w:unhideWhenUsed="0"/>
-    <w:lsdException w:name="Body Text First Indent" w:semiHidden="0" w:uiPriority="0" w:unhideWhenUsed="0"/>
-    <w:lsdException w:name="Body Text First Indent 2" w:semiHidden="0" w:uiPriority="0" w:unhideWhenUsed="0"/>
-    <w:lsdException w:name="Body Text 2" w:semiHidden="0" w:uiPriority="0" w:unhideWhenUsed="0"/>
-    <w:lsdException w:name="Body Text 3" w:semiHidden="0" w:uiPriority="0" w:unhideWhenUsed="0"/>
-    <w:lsdException w:name="Body Text Indent 2" w:semiHidden="0" w:uiPriority="0" w:unhideWhenUsed="0"/>
-    <w:lsdException w:name="Body Text Indent 3" w:semiHidden="0" w:uiPriority="0" w:unhideWhenUsed="0"/>
-    <w:lsdException w:name="Block Text" w:semiHidden="0" w:uiPriority="0" w:unhideWhenUsed="0"/>
-    <w:lsdException w:name="Hyperlink" w:semiHidden="0" w:uiPriority="0" w:unhideWhenUsed="0"/>
-    <w:lsdException w:name="FollowedHyperlink" w:semiHidden="0" w:uiPriority="0" w:unhideWhenUsed="0"/>
-    <w:lsdException w:name="Strong" w:semiHidden="0" w:uiPriority="0" w:unhideWhenUsed="0" w:qFormat="1"/>
-    <w:lsdException w:name="Emphasis" w:semiHidden="0" w:uiPriority="0" w:unhideWhenUsed="0" w:qFormat="1"/>
-    <w:lsdException w:name="Document Map" w:semiHidden="0" w:uiPriority="0" w:unhideWhenUsed="0"/>
-    <w:lsdException w:name="Plain Text" w:semiHidden="0" w:uiPriority="0" w:unhideWhenUsed="0"/>
-    <w:lsdException w:name="E-mail Signature" w:semiHidden="0" w:uiPriority="0" w:unhideWhenUsed="0"/>
-    <w:lsdException w:name="Normal (Web)" w:semiHidden="0" w:uiPriority="0" w:unhideWhenUsed="0" w:qFormat="1"/>
-    <w:lsdException w:name="HTML Acronym" w:semiHidden="0" w:uiPriority="0" w:unhideWhenUsed="0"/>
-    <w:lsdException w:name="HTML Address" w:semiHidden="0" w:uiPriority="0" w:unhideWhenUsed="0"/>
-    <w:lsdException w:name="HTML Cite" w:semiHidden="0" w:uiPriority="0" w:unhideWhenUsed="0"/>
-    <w:lsdException w:name="HTML Code" w:semiHidden="0" w:uiPriority="0" w:unhideWhenUsed="0"/>
-    <w:lsdException w:name="HTML Definition" w:semiHidden="0" w:uiPriority="0" w:unhideWhenUsed="0"/>
-    <w:lsdException w:name="HTML Keyboard" w:semiHidden="0" w:uiPriority="0" w:unhideWhenUsed="0"/>
-    <w:lsdException w:name="HTML Preformatted" w:semiHidden="0" w:uiPriority="0" w:unhideWhenUsed="0"/>
-    <w:lsdException w:name="HTML Sample" w:semiHidden="0" w:uiPriority="0" w:unhideWhenUsed="0"/>
-    <w:lsdException w:name="HTML Typewriter" w:semiHidden="0" w:uiPriority="0" w:unhideWhenUsed="0"/>
-    <w:lsdException w:name="HTML Variable" w:semiHidden="0" w:uiPriority="0" w:unhideWhenUsed="0"/>
-    <w:lsdException w:name="Normal Table" w:uiPriority="0" w:unhideWhenUsed="0" w:qFormat="1"/>
-    <w:lsdException w:name="annotation subject" w:semiHidden="0" w:uiPriority="0" w:unhideWhenUsed="0"/>
-    <w:lsdException w:name="Table Simple 1" w:semiHidden="0" w:uiPriority="0" w:unhideWhenUsed="0"/>
-    <w:lsdException w:name="Table Simple 2" w:semiHidden="0" w:uiPriority="0" w:unhideWhenUsed="0"/>
-    <w:lsdException w:name="Table Simple 3" w:semiHidden="0" w:uiPriority="0" w:unhideWhenUsed="0"/>
-    <w:lsdException w:name="Table Classic 1" w:semiHidden="0" w:uiPriority="0" w:unhideWhenUsed="0"/>
-    <w:lsdException w:name="Table Classic 2" w:semiHidden="0" w:uiPriority="0" w:unhideWhenUsed="0"/>
-    <w:lsdException w:name="Table Classic 3" w:semiHidden="0" w:uiPriority="0" w:unhideWhenUsed="0"/>
-    <w:lsdException w:name="Table Classic 4" w:semiHidden="0" w:uiPriority="0" w:unhideWhenUsed="0"/>
-    <w:lsdException w:name="Table Colorful 1" w:semiHidden="0" w:uiPriority="0" w:unhideWhenUsed="0"/>
-    <w:lsdException w:name="Table Colorful 2" w:semiHidden="0" w:uiPriority="0" w:unhideWhenUsed="0"/>
-    <w:lsdException w:name="Table Colorful 3" w:semiHidden="0" w:uiPriority="0" w:unhideWhenUsed="0"/>
-    <w:lsdException w:name="Table Columns 1" w:semiHidden="0" w:uiPriority="0" w:unhideWhenUsed="0"/>
-    <w:lsdException w:name="Table Columns 2" w:semiHidden="0" w:uiPriority="0" w:unhideWhenUsed="0"/>
-    <w:lsdException w:name="Table Columns 3" w:semiHidden="0" w:uiPriority="0" w:unhideWhenUsed="0"/>
-    <w:lsdException w:name="Table Columns 4" w:semiHidden="0" w:uiPriority="0" w:unhideWhenUsed="0"/>
-    <w:lsdException w:name="Table Columns 5" w:semiHidden="0" w:uiPriority="0" w:unhideWhenUsed="0"/>
-    <w:lsdException w:name="Table Grid 1" w:semiHidden="0" w:uiPriority="0" w:unhideWhenUsed="0"/>
-    <w:lsdException w:name="Table Grid 2" w:semiHidden="0" w:uiPriority="0" w:unhideWhenUsed="0"/>
-    <w:lsdException w:name="Table Grid 3" w:semiHidden="0" w:uiPriority="0" w:unhideWhenUsed="0"/>
-    <w:lsdException w:name="Table Grid 4" w:semiHidden="0" w:uiPriority="0" w:unhideWhenUsed="0"/>
-    <w:lsdException w:name="Table Grid 5" w:semiHidden="0" w:uiPriority="0" w:unhideWhenUsed="0"/>
-    <w:lsdException w:name="Table Grid 6" w:semiHidden="0" w:uiPriority="0" w:unhideWhenUsed="0"/>
-    <w:lsdException w:name="Table Grid 7" w:semiHidden="0" w:uiPriority="0" w:unhideWhenUsed="0"/>
-    <w:lsdException w:name="Table Grid 8" w:semiHidden="0" w:uiPriority="0" w:unhideWhenUsed="0"/>
-    <w:lsdException w:name="Table List 1" w:semiHidden="0" w:uiPriority="0" w:unhideWhenUsed="0"/>
-    <w:lsdException w:name="Table List 2" w:semiHidden="0" w:uiPriority="0" w:unhideWhenUsed="0"/>
-    <w:lsdException w:name="Table List 3" w:semiHidden="0" w:uiPriority="0" w:unhideWhenUsed="0"/>
-    <w:lsdException w:name="Table List 4" w:semiHidden="0" w:uiPriority="0" w:unhideWhenUsed="0"/>
-    <w:lsdException w:name="Table List 5" w:semiHidden="0" w:uiPriority="0" w:unhideWhenUsed="0"/>
-    <w:lsdException w:name="Table List 6" w:semiHidden="0" w:uiPriority="0" w:unhideWhenUsed="0"/>
-    <w:lsdException w:name="Table List 7" w:semiHidden="0" w:uiPriority="0" w:unhideWhenUsed="0"/>
-    <w:lsdException w:name="Table List 8" w:semiHidden="0" w:uiPriority="0" w:unhideWhenUsed="0"/>
-    <w:lsdException w:name="Table 3D effects 1" w:semiHidden="0" w:uiPriority="0" w:unhideWhenUsed="0"/>
-    <w:lsdException w:name="Table 3D effects 2" w:semiHidden="0" w:uiPriority="0" w:unhideWhenUsed="0"/>
-    <w:lsdException w:name="Table 3D effects 3" w:semiHidden="0" w:uiPriority="0" w:unhideWhenUsed="0"/>
-    <w:lsdException w:name="Table Contemporary" w:semiHidden="0" w:uiPriority="0" w:unhideWhenUsed="0"/>
-    <w:lsdException w:name="Table Elegant" w:semiHidden="0" w:uiPriority="0" w:unhideWhenUsed="0"/>
-    <w:lsdException w:name="Table Professional" w:semiHidden="0" w:uiPriority="0" w:unhideWhenUsed="0"/>
-    <w:lsdException w:name="Table Subtle 1" w:semiHidden="0" w:uiPriority="0" w:unhideWhenUsed="0"/>
-    <w:lsdException w:name="Table Subtle 2" w:semiHidden="0" w:uiPriority="0" w:unhideWhenUsed="0"/>
-    <w:lsdException w:name="Table Web 1" w:semiHidden="0" w:uiPriority="0" w:unhideWhenUsed="0"/>
-    <w:lsdException w:name="Table Web 2" w:semiHidden="0" w:uiPriority="0" w:unhideWhenUsed="0"/>
-    <w:lsdException w:name="Table Web 3" w:semiHidden="0" w:uiPriority="0" w:unhideWhenUsed="0"/>
-    <w:lsdException w:name="Balloon Text" w:semiHidden="0" w:uiPriority="0" w:unhideWhenUsed="0"/>
-    <w:lsdException w:name="Table Grid" w:semiHidden="0" w:uiPriority="0" w:unhideWhenUsed="0" w:qFormat="1"/>
-    <w:lsdException w:name="Table Theme" w:semiHidden="0" w:uiPriority="0" w:unhideWhenUsed="0"/>
-    <w:lsdException w:name="No Spacing" w:semiHidden="0" w:unhideWhenUsed="0" w:qFormat="1"/>
-    <w:lsdException w:name="Light Shading" w:semiHidden="0" w:uiPriority="60" w:unhideWhenUsed="0"/>
-    <w:lsdException w:name="Light List" w:semiHidden="0" w:uiPriority="61" w:unhideWhenUsed="0"/>
-    <w:lsdException w:name="Light Grid" w:semiHidden="0" w:uiPriority="62" w:unhideWhenUsed="0"/>
-    <w:lsdException w:name="Medium Shading 1" w:semiHidden="0" w:uiPriority="63" w:unhideWhenUsed="0"/>
-    <w:lsdException w:name="Medium Shading 2" w:semiHidden="0" w:uiPriority="64" w:unhideWhenUsed="0"/>
-    <w:lsdException w:name="Medium List 1" w:semiHidden="0" w:uiPriority="65" w:unhideWhenUsed="0"/>
-    <w:lsdException w:name="Medium List 2" w:semiHidden="0" w:uiPriority="66" w:unhideWhenUsed="0"/>
-    <w:lsdException w:name="Medium Grid 1" w:semiHidden="0" w:uiPriority="67" w:unhideWhenUsed="0"/>
-    <w:lsdException w:name="Medium Grid 2" w:semiHidden="0" w:uiPriority="68" w:unhideWhenUsed="0"/>
-    <w:lsdException w:name="Medium Grid 3" w:semiHidden="0" w:uiPriority="69" w:unhideWhenUsed="0"/>
-    <w:lsdException w:name="Dark List" w:semiHidden="0" w:uiPriority="70" w:unhideWhenUsed="0"/>
-    <w:lsdException w:name="Colorful Shading" w:semiHidden="0" w:uiPriority="71" w:unhideWhenUsed="0"/>
-    <w:lsdException w:name="Colorful List" w:semiHidden="0" w:uiPriority="72" w:unhideWhenUsed="0"/>
-    <w:lsdException w:name="Colorful Grid" w:semiHidden="0" w:uiPriority="73" w:unhideWhenUsed="0"/>
-    <w:lsdException w:name="Light Shading Accent 1" w:semiHidden="0" w:uiPriority="60" w:unhideWhenUsed="0"/>
-    <w:lsdException w:name="Light List Accent 1" w:semiHidden="0" w:uiPriority="61" w:unhideWhenUsed="0"/>
-    <w:lsdException w:name="Light Grid Accent 1" w:semiHidden="0" w:uiPriority="62" w:unhideWhenUsed="0"/>
-    <w:lsdException w:name="Medium Shading 1 Accent 1" w:semiHidden="0" w:uiPriority="63" w:unhideWhenUsed="0"/>
-    <w:lsdException w:name="Medium Shading 2 Accent 1" w:semiHidden="0" w:uiPriority="64" w:unhideWhenUsed="0"/>
-    <w:lsdException w:name="Medium List 1 Accent 1" w:semiHidden="0" w:uiPriority="65" w:unhideWhenUsed="0"/>
-    <w:lsdException w:name="Medium List 2 Accent 1" w:semiHidden="0" w:uiPriority="66" w:unhideWhenUsed="0"/>
-    <w:lsdException w:name="Medium Grid 1 Accent 1" w:semiHidden="0" w:uiPriority="67" w:unhideWhenUsed="0"/>
-    <w:lsdException w:name="Medium Grid 2 Accent 1" w:semiHidden="0" w:uiPriority="68" w:unhideWhenUsed="0"/>
-    <w:lsdException w:name="Medium Grid 3 Accent 1" w:semiHidden="0" w:uiPriority="69" w:unhideWhenUsed="0"/>
-    <w:lsdException w:name="Dark List Accent 1" w:semiHidden="0" w:uiPriority="70" w:unhideWhenUsed="0"/>
-    <w:lsdException w:name="Colorful Shading Accent 1" w:semiHidden="0" w:uiPriority="71" w:unhideWhenUsed="0"/>
-    <w:lsdException w:name="Colorful List Accent 1" w:semiHidden="0" w:uiPriority="72" w:unhideWhenUsed="0"/>
-    <w:lsdException w:name="Colorful Grid Accent 1" w:semiHidden="0" w:uiPriority="73" w:unhideWhenUsed="0"/>
-    <w:lsdException w:name="Light Shading Accent 2" w:semiHidden="0" w:uiPriority="60" w:unhideWhenUsed="0"/>
-    <w:lsdException w:name="Light List Accent 2" w:semiHidden="0" w:uiPriority="61" w:unhideWhenUsed="0"/>
-    <w:lsdException w:name="Light Grid Accent 2" w:semiHidden="0" w:uiPriority="62" w:unhideWhenUsed="0"/>
-    <w:lsdException w:name="Medium Shading 1 Accent 2" w:semiHidden="0" w:uiPriority="63" w:unhideWhenUsed="0"/>
-    <w:lsdException w:name="Medium Shading 2 Accent 2" w:semiHidden="0" w:uiPriority="64" w:unhideWhenUsed="0"/>
-    <w:lsdException w:name="Medium List 1 Accent 2" w:semiHidden="0" w:uiPriority="65" w:unhideWhenUsed="0"/>
-    <w:lsdException w:name="Medium List 2 Accent 2" w:semiHidden="0" w:uiPriority="66" w:unhideWhenUsed="0"/>
-    <w:lsdException w:name="Medium Grid 1 Accent 2" w:semiHidden="0" w:uiPriority="67" w:unhideWhenUsed="0"/>
-    <w:lsdException w:name="Medium Grid 2 Accent 2" w:semiHidden="0" w:uiPriority="68" w:unhideWhenUsed="0"/>
-    <w:lsdException w:name="Medium Grid 3 Accent 2" w:semiHidden="0" w:uiPriority="69" w:unhideWhenUsed="0"/>
-    <w:lsdException w:name="Dark List Accent 2" w:semiHidden="0" w:uiPriority="70" w:unhideWhenUsed="0"/>
-    <w:lsdException w:name="Colorful Shading Accent 2" w:semiHidden="0" w:uiPriority="71" w:unhideWhenUsed="0"/>
-    <w:lsdException w:name="Colorful List Accent 2" w:semiHidden="0" w:uiPriority="72" w:unhideWhenUsed="0"/>
-    <w:lsdException w:name="Colorful Grid Accent 2" w:semiHidden="0" w:uiPriority="73" w:unhideWhenUsed="0"/>
-    <w:lsdException w:name="Light Shading Accent 3" w:semiHidden="0" w:uiPriority="60" w:unhideWhenUsed="0"/>
-    <w:lsdException w:name="Light List Accent 3" w:semiHidden="0" w:uiPriority="61" w:unhideWhenUsed="0"/>
-    <w:lsdException w:name="Light Grid Accent 3" w:semiHidden="0" w:uiPriority="62" w:unhideWhenUsed="0"/>
-    <w:lsdException w:name="Medium Shading 1 Accent 3" w:semiHidden="0" w:uiPriority="63" w:unhideWhenUsed="0"/>
-    <w:lsdException w:name="Medium Shading 2 Accent 3" w:semiHidden="0" w:uiPriority="64" w:unhideWhenUsed="0"/>
-    <w:lsdException w:name="Medium List 1 Accent 3" w:semiHidden="0" w:uiPriority="65" w:unhideWhenUsed="0"/>
-    <w:lsdException w:name="Medium List 2 Accent 3" w:semiHidden="0" w:uiPriority="66" w:unhideWhenUsed="0"/>
-    <w:lsdException w:name="Medium Grid 1 Accent 3" w:semiHidden="0" w:uiPriority="67" w:unhideWhenUsed="0"/>
-    <w:lsdException w:name="Medium Grid 2 Accent 3" w:semiHidden="0" w:uiPriority="68" w:unhideWhenUsed="0"/>
-    <w:lsdException w:name="Medium Grid 3 Accent 3" w:semiHidden="0" w:uiPriority="69" w:unhideWhenUsed="0"/>
-    <w:lsdException w:name="Dark List Accent 3" w:semiHidden="0" w:uiPriority="70" w:unhideWhenUsed="0"/>
-    <w:lsdException w:name="Colorful Shading Accent 3" w:semiHidden="0" w:uiPriority="71" w:unhideWhenUsed="0"/>
-    <w:lsdException w:name="Colorful List Accent 3" w:semiHidden="0" w:uiPriority="72" w:unhideWhenUsed="0"/>
-    <w:lsdException w:name="Colorful Grid Accent 3" w:semiHidden="0" w:uiPriority="73" w:unhideWhenUsed="0"/>
-    <w:lsdException w:name="Light Shading Accent 4" w:semiHidden="0" w:uiPriority="60" w:unhideWhenUsed="0"/>
-    <w:lsdException w:name="Light List Accent 4" w:semiHidden="0" w:uiPriority="61" w:unhideWhenUsed="0"/>
-    <w:lsdException w:name="Light Grid Accent 4" w:semiHidden="0" w:uiPriority="62" w:unhideWhenUsed="0"/>
-    <w:lsdException w:name="Medium Shading 1 Accent 4" w:semiHidden="0" w:uiPriority="63" w:unhideWhenUsed="0"/>
-    <w:lsdException w:name="Medium Shading 2 Accent 4" w:semiHidden="0" w:uiPriority="64" w:unhideWhenUsed="0"/>
-    <w:lsdException w:name="Medium List 1 Accent 4" w:semiHidden="0" w:uiPriority="65" w:unhideWhenUsed="0"/>
-    <w:lsdException w:name="Medium List 2 Accent 4" w:semiHidden="0" w:uiPriority="66" w:unhideWhenUsed="0"/>
-    <w:lsdException w:name="Medium Grid 1 Accent 4" w:semiHidden="0" w:uiPriority="67" w:unhideWhenUsed="0"/>
-    <w:lsdException w:name="Medium Grid 2 Accent 4" w:semiHidden="0" w:uiPriority="68" w:unhideWhenUsed="0"/>
-    <w:lsdException w:name="Medium Grid 3 Accent 4" w:semiHidden="0" w:uiPriority="69" w:unhideWhenUsed="0"/>
-    <w:lsdException w:name="Dark List Accent 4" w:semiHidden="0" w:uiPriority="70" w:unhideWhenUsed="0"/>
-    <w:lsdException w:name="Colorful Shading Accent 4" w:semiHidden="0" w:uiPriority="71" w:unhideWhenUsed="0"/>
-    <w:lsdException w:name="Colorful List Accent 4" w:semiHidden="0" w:uiPriority="72" w:unhideWhenUsed="0"/>
-    <w:lsdException w:name="Colorful Grid Accent 4" w:semiHidden="0" w:uiPriority="73" w:unhideWhenUsed="0"/>
-    <w:lsdException w:name="Light Shading Accent 5" w:semiHidden="0" w:uiPriority="60" w:unhideWhenUsed="0"/>
-    <w:lsdException w:name="Light List Accent 5" w:semiHidden="0" w:uiPriority="61" w:unhideWhenUsed="0"/>
-    <w:lsdException w:name="Light Grid Accent 5" w:semiHidden="0" w:uiPriority="62" w:unhideWhenUsed="0"/>
-    <w:lsdException w:name="Medium Shading 1 Accent 5" w:semiHidden="0" w:uiPriority="63" w:unhideWhenUsed="0"/>
-    <w:lsdException w:name="Medium Shading 2 Accent 5" w:semiHidden="0" w:uiPriority="64" w:unhideWhenUsed="0"/>
-    <w:lsdException w:name="Medium List 1 Accent 5" w:semiHidden="0" w:uiPriority="65" w:unhideWhenUsed="0"/>
-    <w:lsdException w:name="Medium List 2 Accent 5" w:semiHidden="0" w:uiPriority="66" w:unhideWhenUsed="0"/>
-    <w:lsdException w:name="Medium Grid 1 Accent 5" w:semiHidden="0" w:uiPriority="67" w:unhideWhenUsed="0"/>
-    <w:lsdException w:name="Medium Grid 2 Accent 5" w:semiHidden="0" w:uiPriority="68" w:unhideWhenUsed="0"/>
-    <w:lsdException w:name="Medium Grid 3 Accent 5" w:semiHidden="0" w:uiPriority="69" w:unhideWhenUsed="0"/>
-    <w:lsdException w:name="Dark List Accent 5" w:semiHidden="0" w:uiPriority="70" w:unhideWhenUsed="0"/>
-    <w:lsdException w:name="Colorful Shading Accent 5" w:semiHidden="0" w:uiPriority="71" w:unhideWhenUsed="0"/>
-    <w:lsdException w:name="Colorful List Accent 5" w:semiHidden="0" w:uiPriority="72" w:unhideWhenUsed="0"/>
-    <w:lsdException w:name="Colorful Grid Accent 5" w:semiHidden="0" w:uiPriority="73" w:unhideWhenUsed="0"/>
-    <w:lsdException w:name="Light Shading Accent 6" w:semiHidden="0" w:uiPriority="60" w:unhideWhenUsed="0"/>
-    <w:lsdException w:name="Light List Accent 6" w:semiHidden="0" w:uiPriority="61" w:unhideWhenUsed="0"/>
-    <w:lsdException w:name="Light Grid Accent 6" w:semiHidden="0" w:uiPriority="62" w:unhideWhenUsed="0"/>
-    <w:lsdException w:name="Medium Shading 1 Accent 6" w:semiHidden="0" w:uiPriority="63" w:unhideWhenUsed="0"/>
-    <w:lsdException w:name="Medium Shading 2 Accent 6" w:semiHidden="0" w:uiPriority="64" w:unhideWhenUsed="0"/>
-    <w:lsdException w:name="Medium List 1 Accent 6" w:semiHidden="0" w:uiPriority="65" w:unhideWhenUsed="0"/>
-    <w:lsdException w:name="Medium List 2 Accent 6" w:semiHidden="0" w:uiPriority="66" w:unhideWhenUsed="0"/>
-    <w:lsdException w:name="Medium Grid 1 Accent 6" w:semiHidden="0" w:uiPriority="67" w:unhideWhenUsed="0"/>
-    <w:lsdException w:name="Medium Grid 2 Accent 6" w:semiHidden="0" w:uiPriority="68" w:unhideWhenUsed="0"/>
-    <w:lsdException w:name="Medium Grid 3 Accent 6" w:semiHidden="0" w:uiPriority="69" w:unhideWhenUsed="0"/>
-    <w:lsdException w:name="Dark List Accent 6" w:semiHidden="0" w:uiPriority="70" w:unhideWhenUsed="0"/>
-    <w:lsdException w:name="Colorful Shading Accent 6" w:semiHidden="0" w:uiPriority="71" w:unhideWhenUsed="0"/>
-    <w:lsdException w:name="Colorful List Accent 6" w:semiHidden="0" w:uiPriority="72" w:unhideWhenUsed="0"/>
-    <w:lsdException w:name="Colorful Grid Accent 6" w:semiHidden="0" w:uiPriority="73" w:unhideWhenUsed="0"/>
+  <w:latentStyles w:count="260" w:defQFormat="0" w:defUnhideWhenUsed="1" w:defSemiHidden="1" w:defUIPriority="99" w:defLockedState="0">
+    <w:lsdException w:qFormat="1" w:unhideWhenUsed="0" w:uiPriority="0" w:semiHidden="0" w:name="Normal"/>
+    <w:lsdException w:qFormat="1" w:unhideWhenUsed="0" w:uiPriority="0" w:semiHidden="0" w:name="heading 1"/>
+    <w:lsdException w:qFormat="1" w:uiPriority="0" w:semiHidden="0" w:name="heading 2"/>
+    <w:lsdException w:qFormat="1" w:uiPriority="0" w:name="heading 3"/>
+    <w:lsdException w:qFormat="1" w:uiPriority="0" w:semiHidden="0" w:name="heading 4"/>
+    <w:lsdException w:qFormat="1" w:uiPriority="0" w:name="heading 5"/>
+    <w:lsdException w:qFormat="1" w:uiPriority="0" w:name="heading 6"/>
+    <w:lsdException w:qFormat="1" w:uiPriority="0" w:name="heading 7"/>
+    <w:lsdException w:qFormat="1" w:uiPriority="0" w:name="heading 8"/>
+    <w:lsdException w:qFormat="1" w:uiPriority="0" w:name="heading 9"/>
+    <w:lsdException w:unhideWhenUsed="0" w:uiPriority="0" w:semiHidden="0" w:name="index 1"/>
+    <w:lsdException w:unhideWhenUsed="0" w:uiPriority="0" w:semiHidden="0" w:name="index 2"/>
+    <w:lsdException w:unhideWhenUsed="0" w:uiPriority="0" w:semiHidden="0" w:name="index 3"/>
+    <w:lsdException w:unhideWhenUsed="0" w:uiPriority="0" w:semiHidden="0" w:name="index 4"/>
+    <w:lsdException w:unhideWhenUsed="0" w:uiPriority="0" w:semiHidden="0" w:name="index 5"/>
+    <w:lsdException w:unhideWhenUsed="0" w:uiPriority="0" w:semiHidden="0" w:name="index 6"/>
+    <w:lsdException w:unhideWhenUsed="0" w:uiPriority="0" w:semiHidden="0" w:name="index 7"/>
+    <w:lsdException w:unhideWhenUsed="0" w:uiPriority="0" w:semiHidden="0" w:name="index 8"/>
+    <w:lsdException w:unhideWhenUsed="0" w:uiPriority="0" w:semiHidden="0" w:name="index 9"/>
+    <w:lsdException w:qFormat="1" w:unhideWhenUsed="0" w:uiPriority="0" w:semiHidden="0" w:name="toc 1"/>
+    <w:lsdException w:qFormat="1" w:unhideWhenUsed="0" w:uiPriority="0" w:semiHidden="0" w:name="toc 2"/>
+    <w:lsdException w:qFormat="1" w:unhideWhenUsed="0" w:uiPriority="0" w:semiHidden="0" w:name="toc 3"/>
+    <w:lsdException w:unhideWhenUsed="0" w:uiPriority="0" w:semiHidden="0" w:name="toc 4"/>
+    <w:lsdException w:unhideWhenUsed="0" w:uiPriority="0" w:semiHidden="0" w:name="toc 5"/>
+    <w:lsdException w:unhideWhenUsed="0" w:uiPriority="0" w:semiHidden="0" w:name="toc 6"/>
+    <w:lsdException w:unhideWhenUsed="0" w:uiPriority="0" w:semiHidden="0" w:name="toc 7"/>
+    <w:lsdException w:unhideWhenUsed="0" w:uiPriority="0" w:semiHidden="0" w:name="toc 8"/>
+    <w:lsdException w:unhideWhenUsed="0" w:uiPriority="0" w:semiHidden="0" w:name="toc 9"/>
+    <w:lsdException w:qFormat="1" w:unhideWhenUsed="0" w:uiPriority="0" w:semiHidden="0" w:name="Normal Indent"/>
+    <w:lsdException w:unhideWhenUsed="0" w:uiPriority="0" w:semiHidden="0" w:name="footnote text"/>
+    <w:lsdException w:qFormat="1" w:unhideWhenUsed="0" w:uiPriority="0" w:semiHidden="0" w:name="annotation text"/>
+    <w:lsdException w:qFormat="1" w:unhideWhenUsed="0" w:uiPriority="0" w:semiHidden="0" w:name="header"/>
+    <w:lsdException w:qFormat="1" w:unhideWhenUsed="0" w:uiPriority="0" w:semiHidden="0" w:name="footer"/>
+    <w:lsdException w:unhideWhenUsed="0" w:uiPriority="0" w:semiHidden="0" w:name="index heading"/>
+    <w:lsdException w:qFormat="1" w:uiPriority="0" w:name="caption"/>
+    <w:lsdException w:unhideWhenUsed="0" w:uiPriority="0" w:semiHidden="0" w:name="table of figures"/>
+    <w:lsdException w:unhideWhenUsed="0" w:uiPriority="0" w:semiHidden="0" w:name="envelope address"/>
+    <w:lsdException w:unhideWhenUsed="0" w:uiPriority="0" w:semiHidden="0" w:name="envelope return"/>
+    <w:lsdException w:unhideWhenUsed="0" w:uiPriority="0" w:semiHidden="0" w:name="footnote reference"/>
+    <w:lsdException w:unhideWhenUsed="0" w:uiPriority="0" w:semiHidden="0" w:name="annotation reference"/>
+    <w:lsdException w:unhideWhenUsed="0" w:uiPriority="0" w:semiHidden="0" w:name="line number"/>
+    <w:lsdException w:unhideWhenUsed="0" w:uiPriority="0" w:semiHidden="0" w:name="page number"/>
+    <w:lsdException w:unhideWhenUsed="0" w:uiPriority="0" w:semiHidden="0" w:name="endnote reference"/>
+    <w:lsdException w:unhideWhenUsed="0" w:uiPriority="0" w:semiHidden="0" w:name="endnote text"/>
+    <w:lsdException w:unhideWhenUsed="0" w:uiPriority="0" w:semiHidden="0" w:name="table of authorities"/>
+    <w:lsdException w:unhideWhenUsed="0" w:uiPriority="0" w:semiHidden="0" w:name="macro"/>
+    <w:lsdException w:unhideWhenUsed="0" w:uiPriority="0" w:semiHidden="0" w:name="toa heading"/>
+    <w:lsdException w:unhideWhenUsed="0" w:uiPriority="0" w:semiHidden="0" w:name="List"/>
+    <w:lsdException w:unhideWhenUsed="0" w:uiPriority="0" w:semiHidden="0" w:name="List Bullet"/>
+    <w:lsdException w:unhideWhenUsed="0" w:uiPriority="0" w:semiHidden="0" w:name="List Number"/>
+    <w:lsdException w:unhideWhenUsed="0" w:uiPriority="0" w:semiHidden="0" w:name="List 2"/>
+    <w:lsdException w:unhideWhenUsed="0" w:uiPriority="0" w:semiHidden="0" w:name="List 3"/>
+    <w:lsdException w:unhideWhenUsed="0" w:uiPriority="0" w:semiHidden="0" w:name="List 4"/>
+    <w:lsdException w:unhideWhenUsed="0" w:uiPriority="0" w:semiHidden="0" w:name="List 5"/>
+    <w:lsdException w:unhideWhenUsed="0" w:uiPriority="0" w:semiHidden="0" w:name="List Bullet 2"/>
+    <w:lsdException w:unhideWhenUsed="0" w:uiPriority="0" w:semiHidden="0" w:name="List Bullet 3"/>
+    <w:lsdException w:unhideWhenUsed="0" w:uiPriority="0" w:semiHidden="0" w:name="List Bullet 4"/>
+    <w:lsdException w:unhideWhenUsed="0" w:uiPriority="0" w:semiHidden="0" w:name="List Bullet 5"/>
+    <w:lsdException w:unhideWhenUsed="0" w:uiPriority="0" w:semiHidden="0" w:name="List Number 2"/>
+    <w:lsdException w:unhideWhenUsed="0" w:uiPriority="0" w:semiHidden="0" w:name="List Number 3"/>
+    <w:lsdException w:unhideWhenUsed="0" w:uiPriority="0" w:semiHidden="0" w:name="List Number 4"/>
+    <w:lsdException w:unhideWhenUsed="0" w:uiPriority="0" w:semiHidden="0" w:name="List Number 5"/>
+    <w:lsdException w:qFormat="1" w:unhideWhenUsed="0" w:uiPriority="0" w:semiHidden="0" w:name="Title"/>
+    <w:lsdException w:unhideWhenUsed="0" w:uiPriority="0" w:semiHidden="0" w:name="Closing"/>
+    <w:lsdException w:unhideWhenUsed="0" w:uiPriority="0" w:semiHidden="0" w:name="Signature"/>
+    <w:lsdException w:qFormat="1" w:unhideWhenUsed="0" w:uiPriority="0" w:name="Default Paragraph Font"/>
+    <w:lsdException w:qFormat="1" w:unhideWhenUsed="0" w:uiPriority="0" w:name="Body Text"/>
+    <w:lsdException w:unhideWhenUsed="0" w:uiPriority="0" w:semiHidden="0" w:name="Body Text Indent"/>
+    <w:lsdException w:unhideWhenUsed="0" w:uiPriority="0" w:semiHidden="0" w:name="List Continue"/>
+    <w:lsdException w:unhideWhenUsed="0" w:uiPriority="0" w:semiHidden="0" w:name="List Continue 2"/>
+    <w:lsdException w:unhideWhenUsed="0" w:uiPriority="0" w:semiHidden="0" w:name="List Continue 3"/>
+    <w:lsdException w:unhideWhenUsed="0" w:uiPriority="0" w:semiHidden="0" w:name="List Continue 4"/>
+    <w:lsdException w:unhideWhenUsed="0" w:uiPriority="0" w:semiHidden="0" w:name="List Continue 5"/>
+    <w:lsdException w:unhideWhenUsed="0" w:uiPriority="0" w:semiHidden="0" w:name="Message Header"/>
+    <w:lsdException w:qFormat="1" w:unhideWhenUsed="0" w:uiPriority="0" w:semiHidden="0" w:name="Subtitle"/>
+    <w:lsdException w:unhideWhenUsed="0" w:uiPriority="0" w:semiHidden="0" w:name="Salutation"/>
+    <w:lsdException w:unhideWhenUsed="0" w:uiPriority="0" w:semiHidden="0" w:name="Date"/>
+    <w:lsdException w:unhideWhenUsed="0" w:uiPriority="0" w:semiHidden="0" w:name="Body Text First Indent"/>
+    <w:lsdException w:unhideWhenUsed="0" w:uiPriority="0" w:semiHidden="0" w:name="Body Text First Indent 2"/>
+    <w:lsdException w:uiPriority="99" w:name="Note Heading"/>
+    <w:lsdException w:unhideWhenUsed="0" w:uiPriority="0" w:semiHidden="0" w:name="Body Text 2"/>
+    <w:lsdException w:unhideWhenUsed="0" w:uiPriority="0" w:semiHidden="0" w:name="Body Text 3"/>
+    <w:lsdException w:unhideWhenUsed="0" w:uiPriority="0" w:semiHidden="0" w:name="Body Text Indent 2"/>
+    <w:lsdException w:unhideWhenUsed="0" w:uiPriority="0" w:semiHidden="0" w:name="Body Text Indent 3"/>
+    <w:lsdException w:unhideWhenUsed="0" w:uiPriority="0" w:semiHidden="0" w:name="Block Text"/>
+    <w:lsdException w:unhideWhenUsed="0" w:uiPriority="0" w:semiHidden="0" w:name="Hyperlink"/>
+    <w:lsdException w:unhideWhenUsed="0" w:uiPriority="0" w:semiHidden="0" w:name="FollowedHyperlink"/>
+    <w:lsdException w:qFormat="1" w:unhideWhenUsed="0" w:uiPriority="0" w:semiHidden="0" w:name="Strong"/>
+    <w:lsdException w:qFormat="1" w:unhideWhenUsed="0" w:uiPriority="0" w:semiHidden="0" w:name="Emphasis"/>
+    <w:lsdException w:unhideWhenUsed="0" w:uiPriority="0" w:semiHidden="0" w:name="Document Map"/>
+    <w:lsdException w:unhideWhenUsed="0" w:uiPriority="0" w:semiHidden="0" w:name="Plain Text"/>
+    <w:lsdException w:unhideWhenUsed="0" w:uiPriority="0" w:semiHidden="0" w:name="E-mail Signature"/>
+    <w:lsdException w:qFormat="1" w:unhideWhenUsed="0" w:uiPriority="0" w:semiHidden="0" w:name="Normal (Web)"/>
+    <w:lsdException w:unhideWhenUsed="0" w:uiPriority="0" w:semiHidden="0" w:name="HTML Acronym"/>
+    <w:lsdException w:unhideWhenUsed="0" w:uiPriority="0" w:semiHidden="0" w:name="HTML Address"/>
+    <w:lsdException w:unhideWhenUsed="0" w:uiPriority="0" w:semiHidden="0" w:name="HTML Cite"/>
+    <w:lsdException w:unhideWhenUsed="0" w:uiPriority="0" w:semiHidden="0" w:name="HTML Code"/>
+    <w:lsdException w:unhideWhenUsed="0" w:uiPriority="0" w:semiHidden="0" w:name="HTML Definition"/>
+    <w:lsdException w:unhideWhenUsed="0" w:uiPriority="0" w:semiHidden="0" w:name="HTML Keyboard"/>
+    <w:lsdException w:unhideWhenUsed="0" w:uiPriority="0" w:semiHidden="0" w:name="HTML Preformatted"/>
+    <w:lsdException w:unhideWhenUsed="0" w:uiPriority="0" w:semiHidden="0" w:name="HTML Sample"/>
+    <w:lsdException w:unhideWhenUsed="0" w:uiPriority="0" w:semiHidden="0" w:name="HTML Typewriter"/>
+    <w:lsdException w:unhideWhenUsed="0" w:uiPriority="0" w:semiHidden="0" w:name="HTML Variable"/>
+    <w:lsdException w:qFormat="1" w:unhideWhenUsed="0" w:uiPriority="0" w:name="Normal Table"/>
+    <w:lsdException w:unhideWhenUsed="0" w:uiPriority="0" w:semiHidden="0" w:name="annotation subject"/>
+    <w:lsdException w:unhideWhenUsed="0" w:uiPriority="0" w:semiHidden="0" w:name="Table Simple 1"/>
+    <w:lsdException w:unhideWhenUsed="0" w:uiPriority="0" w:semiHidden="0" w:name="Table Simple 2"/>
+    <w:lsdException w:unhideWhenUsed="0" w:uiPriority="0" w:semiHidden="0" w:name="Table Simple 3"/>
+    <w:lsdException w:unhideWhenUsed="0" w:uiPriority="0" w:semiHidden="0" w:name="Table Classic 1"/>
+    <w:lsdException w:unhideWhenUsed="0" w:uiPriority="0" w:semiHidden="0" w:name="Table Classic 2"/>
+    <w:lsdException w:unhideWhenUsed="0" w:uiPriority="0" w:semiHidden="0" w:name="Table Classic 3"/>
+    <w:lsdException w:unhideWhenUsed="0" w:uiPriority="0" w:semiHidden="0" w:name="Table Classic 4"/>
+    <w:lsdException w:unhideWhenUsed="0" w:uiPriority="0" w:semiHidden="0" w:name="Table Colorful 1"/>
+    <w:lsdException w:unhideWhenUsed="0" w:uiPriority="0" w:semiHidden="0" w:name="Table Colorful 2"/>
+    <w:lsdException w:unhideWhenUsed="0" w:uiPriority="0" w:semiHidden="0" w:name="Table Colorful 3"/>
+    <w:lsdException w:unhideWhenUsed="0" w:uiPriority="0" w:semiHidden="0" w:name="Table Columns 1"/>
+    <w:lsdException w:unhideWhenUsed="0" w:uiPriority="0" w:semiHidden="0" w:name="Table Columns 2"/>
+    <w:lsdException w:unhideWhenUsed="0" w:uiPriority="0" w:semiHidden="0" w:name="Table Columns 3"/>
+    <w:lsdException w:unhideWhenUsed="0" w:uiPriority="0" w:semiHidden="0" w:name="Table Columns 4"/>
+    <w:lsdException w:unhideWhenUsed="0" w:uiPriority="0" w:semiHidden="0" w:name="Table Columns 5"/>
+    <w:lsdException w:unhideWhenUsed="0" w:uiPriority="0" w:semiHidden="0" w:name="Table Grid 1"/>
+    <w:lsdException w:unhideWhenUsed="0" w:uiPriority="0" w:semiHidden="0" w:name="Table Grid 2"/>
+    <w:lsdException w:unhideWhenUsed="0" w:uiPriority="0" w:semiHidden="0" w:name="Table Grid 3"/>
+    <w:lsdException w:unhideWhenUsed="0" w:uiPriority="0" w:semiHidden="0" w:name="Table Grid 4"/>
+    <w:lsdException w:unhideWhenUsed="0" w:uiPriority="0" w:semiHidden="0" w:name="Table Grid 5"/>
+    <w:lsdException w:unhideWhenUsed="0" w:uiPriority="0" w:semiHidden="0" w:name="Table Grid 6"/>
+    <w:lsdException w:unhideWhenUsed="0" w:uiPriority="0" w:semiHidden="0" w:name="Table Grid 7"/>
+    <w:lsdException w:unhideWhenUsed="0" w:uiPriority="0" w:semiHidden="0" w:name="Table Grid 8"/>
+    <w:lsdException w:unhideWhenUsed="0" w:uiPriority="0" w:semiHidden="0" w:name="Table List 1"/>
+    <w:lsdException w:unhideWhenUsed="0" w:uiPriority="0" w:semiHidden="0" w:name="Table List 2"/>
+    <w:lsdException w:unhideWhenUsed="0" w:uiPriority="0" w:semiHidden="0" w:name="Table List 3"/>
+    <w:lsdException w:unhideWhenUsed="0" w:uiPriority="0" w:semiHidden="0" w:name="Table List 4"/>
+    <w:lsdException w:unhideWhenUsed="0" w:uiPriority="0" w:semiHidden="0" w:name="Table List 5"/>
+    <w:lsdException w:unhideWhenUsed="0" w:uiPriority="0" w:semiHidden="0" w:name="Table List 6"/>
+    <w:lsdException w:unhideWhenUsed="0" w:uiPriority="0" w:semiHidden="0" w:name="Table List 7"/>
+    <w:lsdException w:unhideWhenUsed="0" w:uiPriority="0" w:semiHidden="0" w:name="Table List 8"/>
+    <w:lsdException w:unhideWhenUsed="0" w:uiPriority="0" w:semiHidden="0" w:name="Table 3D effects 1"/>
+    <w:lsdException w:unhideWhenUsed="0" w:uiPriority="0" w:semiHidden="0" w:name="Table 3D effects 2"/>
+    <w:lsdException w:unhideWhenUsed="0" w:uiPriority="0" w:semiHidden="0" w:name="Table 3D effects 3"/>
+    <w:lsdException w:unhideWhenUsed="0" w:uiPriority="0" w:semiHidden="0" w:name="Table Contemporary"/>
+    <w:lsdException w:unhideWhenUsed="0" w:uiPriority="0" w:semiHidden="0" w:name="Table Elegant"/>
+    <w:lsdException w:unhideWhenUsed="0" w:uiPriority="0" w:semiHidden="0" w:name="Table Professional"/>
+    <w:lsdException w:unhideWhenUsed="0" w:uiPriority="0" w:semiHidden="0" w:name="Table Subtle 1"/>
+    <w:lsdException w:unhideWhenUsed="0" w:uiPriority="0" w:semiHidden="0" w:name="Table Subtle 2"/>
+    <w:lsdException w:unhideWhenUsed="0" w:uiPriority="0" w:semiHidden="0" w:name="Table Web 1"/>
+    <w:lsdException w:unhideWhenUsed="0" w:uiPriority="0" w:semiHidden="0" w:name="Table Web 2"/>
+    <w:lsdException w:unhideWhenUsed="0" w:uiPriority="0" w:semiHidden="0" w:name="Table Web 3"/>
+    <w:lsdException w:unhideWhenUsed="0" w:uiPriority="0" w:semiHidden="0" w:name="Balloon Text"/>
+    <w:lsdException w:qFormat="1" w:unhideWhenUsed="0" w:uiPriority="0" w:semiHidden="0" w:name="Table Grid"/>
+    <w:lsdException w:unhideWhenUsed="0" w:uiPriority="0" w:semiHidden="0" w:name="Table Theme"/>
+    <w:lsdException w:qFormat="1" w:unhideWhenUsed="0" w:uiPriority="99" w:semiHidden="0" w:name="No Spacing"/>
+    <w:lsdException w:unhideWhenUsed="0" w:uiPriority="60" w:semiHidden="0" w:name="Light Shading"/>
+    <w:lsdException w:unhideWhenUsed="0" w:uiPriority="61" w:semiHidden="0" w:name="Light List"/>
+    <w:lsdException w:unhideWhenUsed="0" w:uiPriority="62" w:semiHidden="0" w:name="Light Grid"/>
+    <w:lsdException w:unhideWhenUsed="0" w:uiPriority="63" w:semiHidden="0" w:name="Medium Shading 1"/>
+    <w:lsdException w:unhideWhenUsed="0" w:uiPriority="64" w:semiHidden="0" w:name="Medium Shading 2"/>
+    <w:lsdException w:unhideWhenUsed="0" w:uiPriority="65" w:semiHidden="0" w:name="Medium List 1"/>
+    <w:lsdException w:unhideWhenUsed="0" w:uiPriority="66" w:semiHidden="0" w:name="Medium List 2"/>
+    <w:lsdException w:unhideWhenUsed="0" w:uiPriority="67" w:semiHidden="0" w:name="Medium Grid 1"/>
+    <w:lsdException w:unhideWhenUsed="0" w:uiPriority="68" w:semiHidden="0" w:name="Medium Grid 2"/>
+    <w:lsdException w:unhideWhenUsed="0" w:uiPriority="69" w:semiHidden="0" w:name="Medium Grid 3"/>
+    <w:lsdException w:unhideWhenUsed="0" w:uiPriority="70" w:semiHidden="0" w:name="Dark List"/>
+    <w:lsdException w:unhideWhenUsed="0" w:uiPriority="71" w:semiHidden="0" w:name="Colorful Shading"/>
+    <w:lsdException w:unhideWhenUsed="0" w:uiPriority="72" w:semiHidden="0" w:name="Colorful List"/>
+    <w:lsdException w:unhideWhenUsed="0" w:uiPriority="73" w:semiHidden="0" w:name="Colorful Grid"/>
+    <w:lsdException w:unhideWhenUsed="0" w:uiPriority="60" w:semiHidden="0" w:name="Light Shading Accent 1"/>
+    <w:lsdException w:unhideWhenUsed="0" w:uiPriority="61" w:semiHidden="0" w:name="Light List Accent 1"/>
+    <w:lsdException w:unhideWhenUsed="0" w:uiPriority="62" w:semiHidden="0" w:name="Light Grid Accent 1"/>
+    <w:lsdException w:unhideWhenUsed="0" w:uiPriority="63" w:semiHidden="0" w:name="Medium Shading 1 Accent 1"/>
+    <w:lsdException w:unhideWhenUsed="0" w:uiPriority="64" w:semiHidden="0" w:name="Medium Shading 2 Accent 1"/>
+    <w:lsdException w:unhideWhenUsed="0" w:uiPriority="65" w:semiHidden="0" w:name="Medium List 1 Accent 1"/>
+    <w:lsdException w:unhideWhenUsed="0" w:uiPriority="66" w:semiHidden="0" w:name="Medium List 2 Accent 1"/>
+    <w:lsdException w:unhideWhenUsed="0" w:uiPriority="67" w:semiHidden="0" w:name="Medium Grid 1 Accent 1"/>
+    <w:lsdException w:unhideWhenUsed="0" w:uiPriority="68" w:semiHidden="0" w:name="Medium Grid 2 Accent 1"/>
+    <w:lsdException w:unhideWhenUsed="0" w:uiPriority="69" w:semiHidden="0" w:name="Medium Grid 3 Accent 1"/>
+    <w:lsdException w:unhideWhenUsed="0" w:uiPriority="70" w:semiHidden="0" w:name="Dark List Accent 1"/>
+    <w:lsdException w:unhideWhenUsed="0" w:uiPriority="71" w:semiHidden="0" w:name="Colorful Shading Accent 1"/>
+    <w:lsdException w:unhideWhenUsed="0" w:uiPriority="72" w:semiHidden="0" w:name="Colorful List Accent 1"/>
+    <w:lsdException w:unhideWhenUsed="0" w:uiPriority="73" w:semiHidden="0" w:name="Colorful Grid Accent 1"/>
+    <w:lsdException w:unhideWhenUsed="0" w:uiPriority="60" w:semiHidden="0" w:name="Light Shading Accent 2"/>
+    <w:lsdException w:unhideWhenUsed="0" w:uiPriority="61" w:semiHidden="0" w:name="Light List Accent 2"/>
+    <w:lsdException w:unhideWhenUsed="0" w:uiPriority="62" w:semiHidden="0" w:name="Light Grid Accent 2"/>
+    <w:lsdException w:unhideWhenUsed="0" w:uiPriority="63" w:semiHidden="0" w:name="Medium Shading 1 Accent 2"/>
+    <w:lsdException w:unhideWhenUsed="0" w:uiPriority="64" w:semiHidden="0" w:name="Medium Shading 2 Accent 2"/>
+    <w:lsdException w:unhideWhenUsed="0" w:uiPriority="65" w:semiHidden="0" w:name="Medium List 1 Accent 2"/>
+    <w:lsdException w:unhideWhenUsed="0" w:uiPriority="66" w:semiHidden="0" w:name="Medium List 2 Accent 2"/>
+    <w:lsdException w:unhideWhenUsed="0" w:uiPriority="67" w:semiHidden="0" w:name="Medium Grid 1 Accent 2"/>
+    <w:lsdException w:unhideWhenUsed="0" w:uiPriority="68" w:semiHidden="0" w:name="Medium Grid 2 Accent 2"/>
+    <w:lsdException w:unhideWhenUsed="0" w:uiPriority="69" w:semiHidden="0" w:name="Medium Grid 3 Accent 2"/>
+    <w:lsdException w:unhideWhenUsed="0" w:uiPriority="70" w:semiHidden="0" w:name="Dark List Accent 2"/>
+    <w:lsdException w:unhideWhenUsed="0" w:uiPriority="71" w:semiHidden="0" w:name="Colorful Shading Accent 2"/>
+    <w:lsdException w:unhideWhenUsed="0" w:uiPriority="72" w:semiHidden="0" w:name="Colorful List Accent 2"/>
+    <w:lsdException w:unhideWhenUsed="0" w:uiPriority="73" w:semiHidden="0" w:name="Colorful Grid Accent 2"/>
+    <w:lsdException w:unhideWhenUsed="0" w:uiPriority="60" w:semiHidden="0" w:name="Light Shading Accent 3"/>
+    <w:lsdException w:unhideWhenUsed="0" w:uiPriority="61" w:semiHidden="0" w:name="Light List Accent 3"/>
+    <w:lsdException w:unhideWhenUsed="0" w:uiPriority="62" w:semiHidden="0" w:name="Light Grid Accent 3"/>
+    <w:lsdException w:unhideWhenUsed="0" w:uiPriority="63" w:semiHidden="0" w:name="Medium Shading 1 Accent 3"/>
+    <w:lsdException w:unhideWhenUsed="0" w:uiPriority="64" w:semiHidden="0" w:name="Medium Shading 2 Accent 3"/>
+    <w:lsdException w:unhideWhenUsed="0" w:uiPriority="65" w:semiHidden="0" w:name="Medium List 1 Accent 3"/>
+    <w:lsdException w:unhideWhenUsed="0" w:uiPriority="66" w:semiHidden="0" w:name="Medium List 2 Accent 3"/>
+    <w:lsdException w:unhideWhenUsed="0" w:uiPriority="67" w:semiHidden="0" w:name="Medium Grid 1 Accent 3"/>
+    <w:lsdException w:unhideWhenUsed="0" w:uiPriority="68" w:semiHidden="0" w:name="Medium Grid 2 Accent 3"/>
+    <w:lsdException w:unhideWhenUsed="0" w:uiPriority="69" w:semiHidden="0" w:name="Medium Grid 3 Accent 3"/>
+    <w:lsdException w:unhideWhenUsed="0" w:uiPriority="70" w:semiHidden="0" w:name="Dark List Accent 3"/>
+    <w:lsdException w:unhideWhenUsed="0" w:uiPriority="71" w:semiHidden="0" w:name="Colorful Shading Accent 3"/>
+    <w:lsdException w:unhideWhenUsed="0" w:uiPriority="72" w:semiHidden="0" w:name="Colorful List Accent 3"/>
+    <w:lsdException w:unhideWhenUsed="0" w:uiPriority="73" w:semiHidden="0" w:name="Colorful Grid Accent 3"/>
+    <w:lsdException w:unhideWhenUsed="0" w:uiPriority="60" w:semiHidden="0" w:name="Light Shading Accent 4"/>
+    <w:lsdException w:unhideWhenUsed="0" w:uiPriority="61" w:semiHidden="0" w:name="Light List Accent 4"/>
+    <w:lsdException w:unhideWhenUsed="0" w:uiPriority="62" w:semiHidden="0" w:name="Light Grid Accent 4"/>
+    <w:lsdException w:unhideWhenUsed="0" w:uiPriority="63" w:semiHidden="0" w:name="Medium Shading 1 Accent 4"/>
+    <w:lsdException w:unhideWhenUsed="0" w:uiPriority="64" w:semiHidden="0" w:name="Medium Shading 2 Accent 4"/>
+    <w:lsdException w:unhideWhenUsed="0" w:uiPriority="65" w:semiHidden="0" w:name="Medium List 1 Accent 4"/>
+    <w:lsdException w:unhideWhenUsed="0" w:uiPriority="66" w:semiHidden="0" w:name="Medium List 2 Accent 4"/>
+    <w:lsdException w:unhideWhenUsed="0" w:uiPriority="67" w:semiHidden="0" w:name="Medium Grid 1 Accent 4"/>
+    <w:lsdException w:unhideWhenUsed="0" w:uiPriority="68" w:semiHidden="0" w:name="Medium Grid 2 Accent 4"/>
+    <w:lsdException w:unhideWhenUsed="0" w:uiPriority="69" w:semiHidden="0" w:name="Medium Grid 3 Accent 4"/>
+    <w:lsdException w:unhideWhenUsed="0" w:uiPriority="70" w:semiHidden="0" w:name="Dark List Accent 4"/>
+    <w:lsdException w:unhideWhenUsed="0" w:uiPriority="71" w:semiHidden="0" w:name="Colorful Shading Accent 4"/>
+    <w:lsdException w:unhideWhenUsed="0" w:uiPriority="72" w:semiHidden="0" w:name="Colorful List Accent 4"/>
+    <w:lsdException w:unhideWhenUsed="0" w:uiPriority="73" w:semiHidden="0" w:name="Colorful Grid Accent 4"/>
+    <w:lsdException w:unhideWhenUsed="0" w:uiPriority="60" w:semiHidden="0" w:name="Light Shading Accent 5"/>
+    <w:lsdException w:unhideWhenUsed="0" w:uiPriority="61" w:semiHidden="0" w:name="Light List Accent 5"/>
+    <w:lsdException w:unhideWhenUsed="0" w:uiPriority="62" w:semiHidden="0" w:name="Light Grid Accent 5"/>
+    <w:lsdException w:unhideWhenUsed="0" w:uiPriority="63" w:semiHidden="0" w:name="Medium Shading 1 Accent 5"/>
+    <w:lsdException w:unhideWhenUsed="0" w:uiPriority="64" w:semiHidden="0" w:name="Medium Shading 2 Accent 5"/>
+    <w:lsdException w:unhideWhenUsed="0" w:uiPriority="65" w:semiHidden="0" w:name="Medium List 1 Accent 5"/>
+    <w:lsdException w:unhideWhenUsed="0" w:uiPriority="66" w:semiHidden="0" w:name="Medium List 2 Accent 5"/>
+    <w:lsdException w:unhideWhenUsed="0" w:uiPriority="67" w:semiHidden="0" w:name="Medium Grid 1 Accent 5"/>
+    <w:lsdException w:unhideWhenUsed="0" w:uiPriority="68" w:semiHidden="0" w:name="Medium Grid 2 Accent 5"/>
+    <w:lsdException w:unhideWhenUsed="0" w:uiPriority="69" w:semiHidden="0" w:name="Medium Grid 3 Accent 5"/>
+    <w:lsdException w:unhideWhenUsed="0" w:uiPriority="70" w:semiHidden="0" w:name="Dark List Accent 5"/>
+    <w:lsdException w:unhideWhenUsed="0" w:uiPriority="71" w:semiHidden="0" w:name="Colorful Shading Accent 5"/>
+    <w:lsdException w:unhideWhenUsed="0" w:uiPriority="72" w:semiHidden="0" w:name="Colorful List Accent 5"/>
+    <w:lsdException w:unhideWhenUsed="0" w:uiPriority="73" w:semiHidden="0" w:name="Colorful Grid Accent 5"/>
+    <w:lsdException w:unhideWhenUsed="0" w:uiPriority="60" w:semiHidden="0" w:name="Light Shading Accent 6"/>
+    <w:lsdException w:unhideWhenUsed="0" w:uiPriority="61" w:semiHidden="0" w:name="Light List Accent 6"/>
+    <w:lsdException w:unhideWhenUsed="0" w:uiPriority="62" w:semiHidden="0" w:name="Light Grid Accent 6"/>
+    <w:lsdException w:unhideWhenUsed="0" w:uiPriority="63" w:semiHidden="0" w:name="Medium Shading 1 Accent 6"/>
+    <w:lsdException w:unhideWhenUsed="0" w:uiPriority="64" w:semiHidden="0" w:name="Medium Shading 2 Accent 6"/>
+    <w:lsdException w:unhideWhenUsed="0" w:uiPriority="65" w:semiHidden="0" w:name="Medium List 1 Accent 6"/>
+    <w:lsdException w:unhideWhenUsed="0" w:uiPriority="66" w:semiHidden="0" w:name="Medium List 2 Accent 6"/>
+    <w:lsdException w:unhideWhenUsed="0" w:uiPriority="67" w:semiHidden="0" w:name="Medium Grid 1 Accent 6"/>
+    <w:lsdException w:unhideWhenUsed="0" w:uiPriority="68" w:semiHidden="0" w:name="Medium Grid 2 Accent 6"/>
+    <w:lsdException w:unhideWhenUsed="0" w:uiPriority="69" w:semiHidden="0" w:name="Medium Grid 3 Accent 6"/>
+    <w:lsdException w:unhideWhenUsed="0" w:uiPriority="70" w:semiHidden="0" w:name="Dark List Accent 6"/>
+    <w:lsdException w:unhideWhenUsed="0" w:uiPriority="71" w:semiHidden="0" w:name="Colorful Shading Accent 6"/>
+    <w:lsdException w:unhideWhenUsed="0" w:uiPriority="72" w:semiHidden="0" w:name="Colorful List Accent 6"/>
+    <w:lsdException w:unhideWhenUsed="0" w:uiPriority="73" w:semiHidden="0" w:name="Colorful Grid Accent 6"/>
   </w:latentStyles>
-  <w:style w:type="paragraph" w:default="1" w:styleId="Normal">
+  <w:style w:type="paragraph" w:default="1" w:styleId="1">
     <w:name w:val="Normal"/>
     <w:qFormat/>
+    <w:uiPriority w:val="0"/>
     <w:pPr>
       <w:kinsoku w:val="0"/>
       <w:autoSpaceDE w:val="0"/>
@@ -3534,7 +3638,7 @@
       <w:textAlignment w:val="baseline"/>
     </w:pPr>
     <w:rPr>
-      <w:rFonts w:ascii="Arial" w:eastAsia="宋体" w:hAnsi="Arial" w:cs="Arial"/>
+      <w:rFonts w:ascii="Arial" w:hAnsi="Arial" w:eastAsia="宋体" w:cs="Arial"/>
       <w:snapToGrid w:val="0"/>
       <w:color w:val="000000"/>
       <w:kern w:val="0"/>
@@ -3543,11 +3647,12 @@
       <w:lang w:val="en-US" w:eastAsia="en-US" w:bidi="ar-SA"/>
     </w:rPr>
   </w:style>
-  <w:style w:type="paragraph" w:styleId="Heading1">
+  <w:style w:type="paragraph" w:styleId="2">
     <w:name w:val="heading 1"/>
-    <w:basedOn w:val="Normal"/>
-    <w:next w:val="Normal"/>
+    <w:basedOn w:val="1"/>
+    <w:next w:val="1"/>
     <w:qFormat/>
+    <w:uiPriority w:val="0"/>
     <w:pPr>
       <w:keepNext/>
       <w:keepLines/>
@@ -3565,13 +3670,14 @@
       <w:sz w:val="44"/>
     </w:rPr>
   </w:style>
-  <w:style w:type="paragraph" w:styleId="Heading2">
+  <w:style w:type="paragraph" w:styleId="3">
     <w:name w:val="heading 2"/>
-    <w:basedOn w:val="Normal"/>
-    <w:next w:val="Normal"/>
-    <w:link w:val="2Char"/>
+    <w:basedOn w:val="1"/>
+    <w:next w:val="1"/>
+    <w:link w:val="26"/>
     <w:unhideWhenUsed/>
     <w:qFormat/>
+    <w:uiPriority w:val="0"/>
     <w:pPr>
       <w:keepNext/>
       <w:keepLines/>
@@ -3584,18 +3690,19 @@
       <w:outlineLvl w:val="1"/>
     </w:pPr>
     <w:rPr>
-      <w:rFonts w:ascii="Arial" w:eastAsia="黑体" w:hAnsi="Arial"/>
+      <w:rFonts w:ascii="Arial" w:hAnsi="Arial" w:eastAsia="黑体"/>
       <w:b/>
       <w:sz w:val="32"/>
     </w:rPr>
   </w:style>
-  <w:style w:type="paragraph" w:styleId="Heading3">
+  <w:style w:type="paragraph" w:styleId="4">
     <w:name w:val="heading 3"/>
-    <w:basedOn w:val="Normal"/>
-    <w:next w:val="Normal"/>
+    <w:basedOn w:val="1"/>
+    <w:next w:val="1"/>
     <w:semiHidden/>
     <w:unhideWhenUsed/>
     <w:qFormat/>
+    <w:uiPriority w:val="0"/>
     <w:pPr>
       <w:keepNext/>
       <w:keepLines/>
@@ -3612,12 +3719,13 @@
       <w:sz w:val="32"/>
     </w:rPr>
   </w:style>
-  <w:style w:type="paragraph" w:styleId="Heading4">
+  <w:style w:type="paragraph" w:styleId="5">
     <w:name w:val="heading 4"/>
-    <w:basedOn w:val="Normal"/>
-    <w:next w:val="Normal"/>
+    <w:basedOn w:val="1"/>
+    <w:next w:val="1"/>
     <w:unhideWhenUsed/>
     <w:qFormat/>
+    <w:uiPriority w:val="0"/>
     <w:pPr>
       <w:keepNext/>
       <w:keepLines/>
@@ -3630,18 +3738,19 @@
       <w:outlineLvl w:val="3"/>
     </w:pPr>
     <w:rPr>
-      <w:rFonts w:ascii="Arial" w:eastAsia="黑体" w:hAnsi="Arial"/>
+      <w:rFonts w:ascii="Arial" w:hAnsi="Arial" w:eastAsia="黑体"/>
       <w:b/>
       <w:sz w:val="28"/>
     </w:rPr>
   </w:style>
-  <w:style w:type="paragraph" w:styleId="Heading5">
+  <w:style w:type="paragraph" w:styleId="6">
     <w:name w:val="heading 5"/>
-    <w:basedOn w:val="Normal"/>
-    <w:next w:val="Normal"/>
+    <w:basedOn w:val="1"/>
+    <w:next w:val="1"/>
     <w:semiHidden/>
     <w:unhideWhenUsed/>
     <w:qFormat/>
+    <w:uiPriority w:val="0"/>
     <w:pPr>
       <w:keepNext/>
       <w:keepLines/>
@@ -3658,13 +3767,14 @@
       <w:sz w:val="28"/>
     </w:rPr>
   </w:style>
-  <w:style w:type="paragraph" w:styleId="Heading6">
+  <w:style w:type="paragraph" w:styleId="7">
     <w:name w:val="heading 6"/>
-    <w:basedOn w:val="Normal"/>
-    <w:next w:val="Normal"/>
+    <w:basedOn w:val="1"/>
+    <w:next w:val="1"/>
     <w:semiHidden/>
     <w:unhideWhenUsed/>
     <w:qFormat/>
+    <w:uiPriority w:val="0"/>
     <w:pPr>
       <w:keepNext/>
       <w:keepLines/>
@@ -3677,18 +3787,19 @@
       <w:outlineLvl w:val="5"/>
     </w:pPr>
     <w:rPr>
-      <w:rFonts w:ascii="Arial" w:eastAsia="黑体" w:hAnsi="Arial"/>
+      <w:rFonts w:ascii="Arial" w:hAnsi="Arial" w:eastAsia="黑体"/>
       <w:b/>
       <w:sz w:val="24"/>
     </w:rPr>
   </w:style>
-  <w:style w:type="paragraph" w:styleId="Heading7">
+  <w:style w:type="paragraph" w:styleId="8">
     <w:name w:val="heading 7"/>
-    <w:basedOn w:val="Normal"/>
-    <w:next w:val="Normal"/>
+    <w:basedOn w:val="1"/>
+    <w:next w:val="1"/>
     <w:semiHidden/>
     <w:unhideWhenUsed/>
     <w:qFormat/>
+    <w:uiPriority w:val="0"/>
     <w:pPr>
       <w:keepNext/>
       <w:keepLines/>
@@ -3705,13 +3816,14 @@
       <w:sz w:val="24"/>
     </w:rPr>
   </w:style>
-  <w:style w:type="paragraph" w:styleId="Heading8">
+  <w:style w:type="paragraph" w:styleId="9">
     <w:name w:val="heading 8"/>
-    <w:basedOn w:val="Normal"/>
-    <w:next w:val="Normal"/>
+    <w:basedOn w:val="1"/>
+    <w:next w:val="1"/>
     <w:semiHidden/>
     <w:unhideWhenUsed/>
     <w:qFormat/>
+    <w:uiPriority w:val="0"/>
     <w:pPr>
       <w:keepNext/>
       <w:keepLines/>
@@ -3724,17 +3836,18 @@
       <w:outlineLvl w:val="7"/>
     </w:pPr>
     <w:rPr>
-      <w:rFonts w:ascii="Arial" w:eastAsia="黑体" w:hAnsi="Arial"/>
+      <w:rFonts w:ascii="Arial" w:hAnsi="Arial" w:eastAsia="黑体"/>
       <w:sz w:val="24"/>
     </w:rPr>
   </w:style>
-  <w:style w:type="paragraph" w:styleId="Heading9">
+  <w:style w:type="paragraph" w:styleId="10">
     <w:name w:val="heading 9"/>
-    <w:basedOn w:val="Normal"/>
-    <w:next w:val="Normal"/>
+    <w:basedOn w:val="1"/>
+    <w:next w:val="1"/>
     <w:semiHidden/>
     <w:unhideWhenUsed/>
     <w:qFormat/>
+    <w:uiPriority w:val="0"/>
     <w:pPr>
       <w:keepNext/>
       <w:keepLines/>
@@ -3747,19 +3860,21 @@
       <w:outlineLvl w:val="8"/>
     </w:pPr>
     <w:rPr>
-      <w:rFonts w:ascii="Arial" w:eastAsia="黑体" w:hAnsi="Arial"/>
+      <w:rFonts w:ascii="Arial" w:hAnsi="Arial" w:eastAsia="黑体"/>
       <w:sz w:val="21"/>
     </w:rPr>
   </w:style>
-  <w:style w:type="character" w:default="1" w:styleId="DefaultParagraphFont">
+  <w:style w:type="character" w:default="1" w:styleId="23">
     <w:name w:val="Default Paragraph Font"/>
     <w:semiHidden/>
     <w:qFormat/>
+    <w:uiPriority w:val="0"/>
   </w:style>
-  <w:style w:type="table" w:default="1" w:styleId="TableNormal">
+  <w:style w:type="table" w:default="1" w:styleId="21">
     <w:name w:val="Normal Table"/>
     <w:semiHidden/>
     <w:qFormat/>
+    <w:uiPriority w:val="0"/>
     <w:tblPr>
       <w:tblCellMar>
         <w:top w:w="0" w:type="dxa"/>
@@ -3769,47 +3884,52 @@
       </w:tblCellMar>
     </w:tblPr>
   </w:style>
-  <w:style w:type="paragraph" w:styleId="NormalIndent">
+  <w:style w:type="paragraph" w:styleId="11">
     <w:name w:val="Normal Indent"/>
-    <w:basedOn w:val="Normal"/>
+    <w:basedOn w:val="1"/>
     <w:qFormat/>
+    <w:uiPriority w:val="0"/>
     <w:pPr>
       <w:ind w:firstLine="420" w:firstLineChars="200"/>
     </w:pPr>
   </w:style>
-  <w:style w:type="paragraph" w:styleId="CommentText">
+  <w:style w:type="paragraph" w:styleId="12">
     <w:name w:val="annotation text"/>
-    <w:basedOn w:val="Normal"/>
+    <w:basedOn w:val="1"/>
     <w:qFormat/>
+    <w:uiPriority w:val="0"/>
     <w:pPr>
       <w:jc w:val="left"/>
     </w:pPr>
   </w:style>
-  <w:style w:type="paragraph" w:styleId="BodyText">
+  <w:style w:type="paragraph" w:styleId="13">
     <w:name w:val="Body Text"/>
-    <w:basedOn w:val="Normal"/>
+    <w:basedOn w:val="1"/>
     <w:semiHidden/>
     <w:qFormat/>
+    <w:uiPriority w:val="0"/>
     <w:rPr>
-      <w:rFonts w:ascii="Arial" w:eastAsia="Arial" w:hAnsi="Arial" w:cs="Arial"/>
+      <w:rFonts w:ascii="Arial" w:hAnsi="Arial" w:eastAsia="Arial" w:cs="Arial"/>
       <w:sz w:val="21"/>
       <w:szCs w:val="21"/>
       <w:lang w:val="en-US" w:eastAsia="en-US" w:bidi="ar-SA"/>
     </w:rPr>
   </w:style>
-  <w:style w:type="paragraph" w:styleId="TOC3">
+  <w:style w:type="paragraph" w:styleId="14">
     <w:name w:val="toc 3"/>
-    <w:basedOn w:val="Normal"/>
-    <w:next w:val="Normal"/>
+    <w:basedOn w:val="1"/>
+    <w:next w:val="1"/>
     <w:qFormat/>
+    <w:uiPriority w:val="0"/>
     <w:pPr>
       <w:ind w:left="840" w:leftChars="400"/>
     </w:pPr>
   </w:style>
-  <w:style w:type="paragraph" w:styleId="Footer">
+  <w:style w:type="paragraph" w:styleId="15">
     <w:name w:val="footer"/>
-    <w:basedOn w:val="Normal"/>
+    <w:basedOn w:val="1"/>
     <w:qFormat/>
+    <w:uiPriority w:val="0"/>
     <w:pPr>
       <w:tabs>
         <w:tab w:val="center" w:pos="4153"/>
@@ -3822,16 +3942,17 @@
       <w:sz w:val="18"/>
     </w:rPr>
   </w:style>
-  <w:style w:type="paragraph" w:styleId="Header">
+  <w:style w:type="paragraph" w:styleId="16">
     <w:name w:val="header"/>
-    <w:basedOn w:val="Normal"/>
+    <w:basedOn w:val="1"/>
     <w:qFormat/>
+    <w:uiPriority w:val="0"/>
     <w:pPr>
       <w:pBdr>
-        <w:top w:val="nil"/>
-        <w:left w:val="nil"/>
-        <w:bottom w:val="nil"/>
-        <w:right w:val="nil"/>
+        <w:top w:val="none" w:color="auto" w:sz="0" w:space="0"/>
+        <w:left w:val="none" w:color="auto" w:sz="0" w:space="0"/>
+        <w:bottom w:val="none" w:color="auto" w:sz="0" w:space="0"/>
+        <w:right w:val="none" w:color="auto" w:sz="0" w:space="0"/>
       </w:pBdr>
       <w:tabs>
         <w:tab w:val="center" w:pos="4153"/>
@@ -3846,37 +3967,41 @@
       <w:sz w:val="18"/>
     </w:rPr>
   </w:style>
-  <w:style w:type="paragraph" w:styleId="TOC1">
+  <w:style w:type="paragraph" w:styleId="17">
     <w:name w:val="toc 1"/>
-    <w:basedOn w:val="Normal"/>
-    <w:next w:val="Normal"/>
+    <w:basedOn w:val="1"/>
+    <w:next w:val="1"/>
     <w:qFormat/>
+    <w:uiPriority w:val="0"/>
     <w:rPr>
-      <w:rFonts w:ascii="Arial" w:eastAsia="Microsoft JhengHei" w:hAnsi="Arial"/>
+      <w:rFonts w:ascii="Arial" w:hAnsi="Arial" w:eastAsia="Microsoft JhengHei"/>
       <w:sz w:val="24"/>
     </w:rPr>
   </w:style>
-  <w:style w:type="paragraph" w:styleId="TOC2">
+  <w:style w:type="paragraph" w:styleId="18">
     <w:name w:val="toc 2"/>
-    <w:basedOn w:val="Normal"/>
-    <w:next w:val="Normal"/>
+    <w:basedOn w:val="1"/>
+    <w:next w:val="1"/>
     <w:qFormat/>
+    <w:uiPriority w:val="0"/>
     <w:pPr>
       <w:ind w:left="420" w:leftChars="200"/>
     </w:pPr>
   </w:style>
-  <w:style w:type="paragraph" w:styleId="NormalWeb">
+  <w:style w:type="paragraph" w:styleId="19">
     <w:name w:val="Normal (Web)"/>
-    <w:basedOn w:val="Normal"/>
+    <w:basedOn w:val="1"/>
     <w:qFormat/>
+    <w:uiPriority w:val="0"/>
     <w:rPr>
       <w:sz w:val="24"/>
     </w:rPr>
   </w:style>
-  <w:style w:type="paragraph" w:styleId="Title">
+  <w:style w:type="paragraph" w:styleId="20">
     <w:name w:val="Title"/>
-    <w:basedOn w:val="Normal"/>
+    <w:basedOn w:val="1"/>
     <w:qFormat/>
+    <w:uiPriority w:val="0"/>
     <w:pPr>
       <w:spacing w:before="240" w:beforeLines="0" w:beforeAutospacing="0" w:after="60" w:afterLines="0" w:afterAutospacing="0"/>
       <w:jc w:val="center"/>
@@ -3888,59 +4013,62 @@
       <w:sz w:val="32"/>
     </w:rPr>
   </w:style>
-  <w:style w:type="table" w:styleId="TableGrid">
+  <w:style w:type="table" w:styleId="22">
     <w:name w:val="Table Grid"/>
-    <w:basedOn w:val="TableNormal"/>
+    <w:basedOn w:val="21"/>
     <w:qFormat/>
+    <w:uiPriority w:val="0"/>
     <w:pPr>
       <w:widowControl w:val="0"/>
       <w:jc w:val="both"/>
     </w:pPr>
     <w:tblPr>
       <w:tblBorders>
-        <w:top w:val="single" w:sz="4" w:space="0" w:color="auto"/>
-        <w:left w:val="single" w:sz="4" w:space="0" w:color="auto"/>
-        <w:bottom w:val="single" w:sz="4" w:space="0" w:color="auto"/>
-        <w:right w:val="single" w:sz="4" w:space="0" w:color="auto"/>
-        <w:insideH w:val="single" w:sz="4" w:space="0" w:color="auto"/>
-        <w:insideV w:val="single" w:sz="4" w:space="0" w:color="auto"/>
+        <w:top w:val="single" w:color="auto" w:sz="4" w:space="0"/>
+        <w:left w:val="single" w:color="auto" w:sz="4" w:space="0"/>
+        <w:bottom w:val="single" w:color="auto" w:sz="4" w:space="0"/>
+        <w:right w:val="single" w:color="auto" w:sz="4" w:space="0"/>
+        <w:insideH w:val="single" w:color="auto" w:sz="4" w:space="0"/>
+        <w:insideV w:val="single" w:color="auto" w:sz="4" w:space="0"/>
       </w:tblBorders>
     </w:tblPr>
   </w:style>
-  <w:style w:type="character" w:styleId="Strong">
+  <w:style w:type="character" w:styleId="24">
     <w:name w:val="Strong"/>
-    <w:basedOn w:val="DefaultParagraphFont"/>
+    <w:basedOn w:val="23"/>
     <w:qFormat/>
+    <w:uiPriority w:val="0"/>
     <w:rPr>
       <w:b/>
     </w:rPr>
   </w:style>
-  <w:style w:type="paragraph" w:styleId="NoSpacing">
+  <w:style w:type="paragraph" w:styleId="25">
     <w:name w:val="No Spacing"/>
+    <w:qFormat/>
     <w:uiPriority w:val="99"/>
-    <w:qFormat/>
     <w:rPr>
-      <w:rFonts w:ascii="Calibri" w:eastAsia="宋体" w:hAnsi="Calibri" w:cs="Times New Roman"/>
+      <w:rFonts w:ascii="Calibri" w:hAnsi="Calibri" w:eastAsia="宋体" w:cs="Times New Roman"/>
       <w:sz w:val="22"/>
       <w:szCs w:val="22"/>
       <w:lang w:val="en-US" w:eastAsia="zh-CN" w:bidi="ar-SA"/>
     </w:rPr>
   </w:style>
-  <w:style w:type="character" w:customStyle="1" w:styleId="2Char">
+  <w:style w:type="character" w:customStyle="1" w:styleId="26">
     <w:name w:val="标题 2 Char"/>
-    <w:link w:val="Heading2"/>
+    <w:link w:val="3"/>
     <w:qFormat/>
+    <w:uiPriority w:val="0"/>
     <w:rPr>
-      <w:rFonts w:ascii="Arial" w:eastAsia="黑体" w:hAnsi="Arial"/>
+      <w:rFonts w:ascii="Arial" w:hAnsi="Arial" w:eastAsia="黑体"/>
       <w:b/>
       <w:sz w:val="32"/>
     </w:rPr>
   </w:style>
-  <w:style w:type="paragraph" w:customStyle="1" w:styleId="TableParagraph">
+  <w:style w:type="paragraph" w:customStyle="1" w:styleId="27">
     <w:name w:val="Table Paragraph"/>
-    <w:basedOn w:val="Normal"/>
+    <w:basedOn w:val="1"/>
+    <w:qFormat/>
     <w:uiPriority w:val="1"/>
-    <w:qFormat/>
     <w:pPr>
       <w:autoSpaceDE w:val="0"/>
       <w:autoSpaceDN w:val="0"/>
@@ -3956,11 +4084,12 @@
       <w:lang w:val="zh-CN" w:bidi="zh-CN"/>
     </w:rPr>
   </w:style>
-  <w:style w:type="table" w:customStyle="1" w:styleId="TableNormal0">
+  <w:style w:type="table" w:customStyle="1" w:styleId="28">
     <w:name w:val="Table Normal_0"/>
     <w:semiHidden/>
     <w:unhideWhenUsed/>
     <w:qFormat/>
+    <w:uiPriority w:val="0"/>
     <w:tblPr>
       <w:tblCellMar>
         <w:top w:w="0" w:type="dxa"/>
@@ -3970,81 +4099,87 @@
       </w:tblCellMar>
     </w:tblPr>
   </w:style>
-  <w:style w:type="paragraph" w:customStyle="1" w:styleId="TableText">
+  <w:style w:type="paragraph" w:customStyle="1" w:styleId="29">
     <w:name w:val="Table Text"/>
-    <w:basedOn w:val="Normal"/>
+    <w:basedOn w:val="1"/>
     <w:semiHidden/>
     <w:qFormat/>
+    <w:uiPriority w:val="0"/>
     <w:rPr>
-      <w:rFonts w:ascii="宋体" w:eastAsia="宋体" w:hAnsi="宋体" w:cs="宋体"/>
+      <w:rFonts w:ascii="宋体" w:hAnsi="宋体" w:eastAsia="宋体" w:cs="宋体"/>
       <w:sz w:val="21"/>
       <w:szCs w:val="21"/>
       <w:lang w:val="en-US" w:eastAsia="en-US" w:bidi="ar-SA"/>
     </w:rPr>
   </w:style>
-  <w:style w:type="paragraph" w:customStyle="1" w:styleId="1">
+  <w:style w:type="paragraph" w:customStyle="1" w:styleId="30">
     <w:name w:val="柴_标题1"/>
-    <w:basedOn w:val="Heading1"/>
-    <w:next w:val="a"/>
-    <w:link w:val="1Char"/>
+    <w:basedOn w:val="2"/>
+    <w:next w:val="31"/>
+    <w:link w:val="42"/>
     <w:qFormat/>
+    <w:uiPriority w:val="0"/>
     <w:pPr>
       <w:spacing w:before="100" w:after="90" w:line="360" w:lineRule="auto"/>
     </w:pPr>
     <w:rPr>
-      <w:rFonts w:ascii="Arial" w:eastAsia="宋体" w:hAnsi="Arial"/>
+      <w:rFonts w:ascii="Arial" w:hAnsi="Arial" w:eastAsia="宋体"/>
       <w:sz w:val="32"/>
     </w:rPr>
   </w:style>
-  <w:style w:type="paragraph" w:customStyle="1" w:styleId="a">
+  <w:style w:type="paragraph" w:customStyle="1" w:styleId="31">
     <w:name w:val="柴_正文"/>
-    <w:basedOn w:val="BodyText"/>
-    <w:link w:val="Char"/>
+    <w:basedOn w:val="13"/>
+    <w:link w:val="45"/>
     <w:qFormat/>
+    <w:uiPriority w:val="0"/>
     <w:pPr>
       <w:spacing w:line="360" w:lineRule="auto"/>
       <w:ind w:firstLine="470" w:firstLineChars="200"/>
     </w:pPr>
     <w:rPr>
-      <w:rFonts w:ascii="Arial" w:eastAsia="宋体" w:hAnsi="Arial"/>
+      <w:rFonts w:ascii="Arial" w:hAnsi="Arial" w:eastAsia="宋体"/>
       <w:sz w:val="24"/>
       <w:lang w:eastAsia="zh-CN"/>
     </w:rPr>
   </w:style>
-  <w:style w:type="paragraph" w:customStyle="1" w:styleId="2">
+  <w:style w:type="paragraph" w:customStyle="1" w:styleId="32">
     <w:name w:val="柴_标题2"/>
-    <w:basedOn w:val="Heading2"/>
-    <w:next w:val="a"/>
+    <w:basedOn w:val="3"/>
+    <w:next w:val="31"/>
     <w:qFormat/>
+    <w:uiPriority w:val="0"/>
     <w:pPr>
       <w:spacing w:line="360" w:lineRule="auto"/>
     </w:pPr>
     <w:rPr>
-      <w:rFonts w:ascii="Arial" w:eastAsia="宋体" w:hAnsi="Arial"/>
+      <w:rFonts w:ascii="Arial" w:hAnsi="Arial" w:eastAsia="宋体"/>
       <w:sz w:val="28"/>
     </w:rPr>
   </w:style>
-  <w:style w:type="paragraph" w:customStyle="1" w:styleId="3">
+  <w:style w:type="paragraph" w:customStyle="1" w:styleId="33">
     <w:name w:val="柴_标题3"/>
-    <w:basedOn w:val="Heading3"/>
-    <w:next w:val="a"/>
+    <w:basedOn w:val="4"/>
+    <w:next w:val="31"/>
     <w:qFormat/>
+    <w:uiPriority w:val="0"/>
     <w:pPr>
       <w:spacing w:line="360" w:lineRule="auto"/>
       <w:ind w:left="0" w:firstLine="472" w:firstLineChars="200"/>
     </w:pPr>
     <w:rPr>
-      <w:rFonts w:ascii="宋体" w:eastAsia="宋体" w:hAnsi="宋体" w:cs="宋体"/>
+      <w:rFonts w:ascii="宋体" w:hAnsi="宋体" w:eastAsia="宋体" w:cs="宋体"/>
       <w:spacing w:val="-2"/>
       <w:sz w:val="24"/>
       <w:szCs w:val="24"/>
     </w:rPr>
   </w:style>
-  <w:style w:type="paragraph" w:customStyle="1" w:styleId="a0">
+  <w:style w:type="paragraph" w:customStyle="1" w:styleId="34">
     <w:name w:val="柴_目录"/>
-    <w:basedOn w:val="Normal"/>
-    <w:next w:val="BodyText"/>
+    <w:basedOn w:val="1"/>
+    <w:next w:val="13"/>
     <w:qFormat/>
+    <w:uiPriority w:val="0"/>
     <w:pPr>
       <w:tabs>
         <w:tab w:val="right" w:leader="dot" w:pos="8442"/>
@@ -4052,89 +4187,96 @@
       <w:ind w:left="0" w:leftChars="0"/>
     </w:pPr>
     <w:rPr>
-      <w:rFonts w:ascii="Arial" w:eastAsia="Microsoft JhengHei" w:hAnsi="Arial"/>
+      <w:rFonts w:ascii="Arial" w:hAnsi="Arial" w:eastAsia="Microsoft JhengHei"/>
       <w:sz w:val="24"/>
     </w:rPr>
   </w:style>
-  <w:style w:type="paragraph" w:customStyle="1" w:styleId="a1">
+  <w:style w:type="paragraph" w:customStyle="1" w:styleId="35">
     <w:name w:val="柴_公司名"/>
-    <w:basedOn w:val="Title"/>
+    <w:basedOn w:val="20"/>
     <w:qFormat/>
+    <w:uiPriority w:val="0"/>
     <w:pPr>
       <w:spacing w:after="600" w:afterLines="600"/>
     </w:pPr>
     <w:rPr>
-      <w:rFonts w:ascii="宋体" w:eastAsia="宋体" w:hAnsi="宋体" w:cs="宋体" w:hint="eastAsia"/>
+      <w:rFonts w:hint="eastAsia" w:ascii="宋体" w:hAnsi="宋体" w:eastAsia="宋体" w:cs="宋体"/>
       <w:bCs/>
       <w:spacing w:val="-6"/>
       <w:sz w:val="52"/>
       <w:szCs w:val="52"/>
     </w:rPr>
   </w:style>
-  <w:style w:type="paragraph" w:customStyle="1" w:styleId="a2">
+  <w:style w:type="paragraph" w:customStyle="1" w:styleId="36">
     <w:name w:val="柴_文档名"/>
-    <w:basedOn w:val="Title"/>
+    <w:basedOn w:val="20"/>
     <w:qFormat/>
+    <w:uiPriority w:val="0"/>
     <w:pPr>
       <w:spacing w:after="900" w:afterLines="900"/>
     </w:pPr>
     <w:rPr>
-      <w:rFonts w:ascii="黑体" w:eastAsia="黑体" w:hAnsi="黑体" w:cs="黑体"/>
+      <w:rFonts w:ascii="黑体" w:hAnsi="黑体" w:eastAsia="黑体" w:cs="黑体"/>
       <w:bCs/>
       <w:spacing w:val="-7"/>
       <w:sz w:val="52"/>
       <w:szCs w:val="52"/>
     </w:rPr>
   </w:style>
-  <w:style w:type="paragraph" w:customStyle="1" w:styleId="WPSOffice1">
+  <w:style w:type="paragraph" w:customStyle="1" w:styleId="37">
     <w:name w:val="WPSOffice手动目录 1"/>
     <w:qFormat/>
+    <w:uiPriority w:val="0"/>
     <w:pPr>
       <w:ind w:leftChars="0"/>
     </w:pPr>
     <w:rPr>
-      <w:rFonts w:ascii="Times New Roman" w:eastAsia="宋体" w:hAnsi="Times New Roman" w:cs="Times New Roman"/>
+      <w:rFonts w:ascii="Times New Roman" w:hAnsi="Times New Roman" w:eastAsia="宋体" w:cs="Times New Roman"/>
       <w:sz w:val="20"/>
       <w:szCs w:val="20"/>
     </w:rPr>
   </w:style>
-  <w:style w:type="paragraph" w:customStyle="1" w:styleId="WPSOffice2">
+  <w:style w:type="paragraph" w:customStyle="1" w:styleId="38">
     <w:name w:val="WPSOffice手动目录 2"/>
     <w:qFormat/>
+    <w:uiPriority w:val="0"/>
     <w:pPr>
       <w:ind w:leftChars="200"/>
     </w:pPr>
     <w:rPr>
-      <w:rFonts w:ascii="Times New Roman" w:eastAsia="宋体" w:hAnsi="Times New Roman" w:cs="Times New Roman"/>
+      <w:rFonts w:ascii="Times New Roman" w:hAnsi="Times New Roman" w:eastAsia="宋体" w:cs="Times New Roman"/>
       <w:sz w:val="20"/>
       <w:szCs w:val="20"/>
     </w:rPr>
   </w:style>
-  <w:style w:type="paragraph" w:customStyle="1" w:styleId="WPSOffice3">
+  <w:style w:type="paragraph" w:customStyle="1" w:styleId="39">
     <w:name w:val="WPSOffice手动目录 3"/>
     <w:qFormat/>
+    <w:uiPriority w:val="0"/>
     <w:pPr>
       <w:ind w:leftChars="400"/>
     </w:pPr>
     <w:rPr>
-      <w:rFonts w:ascii="Times New Roman" w:eastAsia="宋体" w:hAnsi="Times New Roman" w:cs="Times New Roman"/>
+      <w:rFonts w:ascii="Times New Roman" w:hAnsi="Times New Roman" w:eastAsia="宋体" w:cs="Times New Roman"/>
       <w:sz w:val="20"/>
       <w:szCs w:val="20"/>
     </w:rPr>
   </w:style>
-  <w:style w:type="paragraph" w:customStyle="1" w:styleId="Compact">
+  <w:style w:type="paragraph" w:customStyle="1" w:styleId="40">
     <w:name w:val="Compact"/>
-    <w:basedOn w:val="BodyText"/>
+    <w:basedOn w:val="13"/>
     <w:qFormat/>
+    <w:uiPriority w:val="0"/>
     <w:pPr>
       <w:spacing w:before="36" w:after="36"/>
     </w:pPr>
   </w:style>
-  <w:style w:type="table" w:customStyle="1" w:styleId="Table">
+  <w:style w:type="table" w:customStyle="1" w:styleId="41">
     <w:name w:val="Table"/>
     <w:semiHidden/>
     <w:unhideWhenUsed/>
     <w:qFormat/>
+    <w:uiPriority w:val="0"/>
     <w:tblPr>
       <w:tblCellMar>
         <w:top w:w="0" w:type="dxa"/>
@@ -4146,25 +4288,27 @@
     <w:tblStylePr w:type="firstRow">
       <w:tcPr>
         <w:tcBorders>
-          <w:bottom w:val="single" w:sz="0" w:space="0" w:color="auto"/>
+          <w:bottom w:val="single" w:color="auto" w:sz="0" w:space="0"/>
         </w:tcBorders>
         <w:vAlign w:val="bottom"/>
       </w:tcPr>
     </w:tblStylePr>
   </w:style>
-  <w:style w:type="character" w:customStyle="1" w:styleId="1Char">
+  <w:style w:type="character" w:customStyle="1" w:styleId="42">
     <w:name w:val="柴_标题1 Char"/>
-    <w:link w:val="1"/>
+    <w:link w:val="30"/>
     <w:qFormat/>
+    <w:uiPriority w:val="0"/>
     <w:rPr>
-      <w:rFonts w:ascii="Arial" w:eastAsia="宋体" w:hAnsi="Arial"/>
+      <w:rFonts w:ascii="Arial" w:hAnsi="Arial" w:eastAsia="宋体"/>
       <w:sz w:val="32"/>
     </w:rPr>
   </w:style>
-  <w:style w:type="paragraph" w:customStyle="1" w:styleId="a3">
+  <w:style w:type="paragraph" w:customStyle="1" w:styleId="43">
     <w:name w:val="柴_正文_无缩进"/>
-    <w:basedOn w:val="Normal"/>
+    <w:basedOn w:val="1"/>
     <w:qFormat/>
+    <w:uiPriority w:val="0"/>
     <w:pPr>
       <w:ind w:firstLine="0" w:firstLineChars="0"/>
     </w:pPr>
@@ -4174,38 +4318,41 @@
       <w:lang w:eastAsia="zh-CN"/>
     </w:rPr>
   </w:style>
-  <w:style w:type="paragraph" w:customStyle="1" w:styleId="4">
+  <w:style w:type="paragraph" w:customStyle="1" w:styleId="44">
     <w:name w:val="柴_标题4"/>
-    <w:basedOn w:val="Heading4"/>
-    <w:next w:val="Normal"/>
+    <w:basedOn w:val="5"/>
+    <w:next w:val="1"/>
     <w:qFormat/>
+    <w:uiPriority w:val="0"/>
     <w:pPr>
       <w:widowControl w:val="0"/>
       <w:spacing w:before="160" w:line="360" w:lineRule="auto"/>
-      <w:ind w:left="981" w:hanging="862" w:leftChars="300"/>
+      <w:ind w:left="981" w:leftChars="300" w:hanging="862"/>
     </w:pPr>
     <w:rPr>
-      <w:rFonts w:ascii="Calibri" w:eastAsia="宋体" w:hAnsi="Calibri" w:cs="宋体" w:hint="eastAsia"/>
+      <w:rFonts w:hint="eastAsia" w:ascii="Calibri" w:hAnsi="Calibri" w:eastAsia="宋体" w:cs="宋体"/>
       <w:sz w:val="24"/>
       <w:szCs w:val="24"/>
       <w:lang w:eastAsia="zh-CN" w:bidi="zh-CN"/>
     </w:rPr>
   </w:style>
-  <w:style w:type="character" w:customStyle="1" w:styleId="Char">
+  <w:style w:type="character" w:customStyle="1" w:styleId="45">
     <w:name w:val="柴_正文 Char"/>
-    <w:link w:val="a"/>
+    <w:link w:val="31"/>
     <w:qFormat/>
+    <w:uiPriority w:val="0"/>
     <w:rPr>
-      <w:rFonts w:ascii="Arial" w:eastAsia="宋体" w:hAnsi="Arial"/>
+      <w:rFonts w:ascii="Arial" w:hAnsi="Arial" w:eastAsia="宋体"/>
       <w:sz w:val="24"/>
       <w:lang w:eastAsia="zh-CN"/>
     </w:rPr>
   </w:style>
-  <w:style w:type="table" w:customStyle="1" w:styleId="TableNormal1">
+  <w:style w:type="table" w:customStyle="1" w:styleId="46">
     <w:name w:val="Table Normal_1"/>
     <w:semiHidden/>
     <w:unhideWhenUsed/>
     <w:qFormat/>
+    <w:uiPriority w:val="0"/>
     <w:tblPr>
       <w:tblCellMar>
         <w:top w:w="0" w:type="dxa"/>

--- a/6-过程管理/流程制度规范类文件/060101-过程框架设计管理制度.docx
+++ b/6-过程管理/流程制度规范类文件/060101-过程框架设计管理制度.docx
@@ -21,7 +21,7 @@
           <w:lang w:val="en-US" w:eastAsia="zh-CN"/>
         </w:rPr>
       </w:pPr>
-      <w:bookmarkStart w:id="0" w:name="_Toc5643"/>
+      <w:bookmarkStart w:id="0" w:name="_Toc25382"/>
       <w:r>
         <w:rPr>
           <w:rFonts w:hint="eastAsia"/>
@@ -36,7 +36,7 @@
         <w:pStyle w:val="36"/>
         <w:bidi w:val="0"/>
       </w:pPr>
-      <w:bookmarkStart w:id="1" w:name="_Toc27730"/>
+      <w:bookmarkStart w:id="1" w:name="_Toc22226"/>
       <w:r>
         <w:t>中达丰集团有限公司</w:t>
       </w:r>
@@ -132,7 +132,7 @@
           <w:szCs w:val="21"/>
         </w:rPr>
       </w:pPr>
-      <w:bookmarkStart w:id="2" w:name="_Toc9766"/>
+      <w:bookmarkStart w:id="2" w:name="_Toc11242"/>
       <w:r>
         <w:rPr>
           <w:rFonts w:ascii="宋体" w:hAnsi="宋体" w:eastAsia="宋体" w:cs="宋体"/>
@@ -999,7 +999,7 @@
               <w:rFonts w:hint="default"/>
               <w:lang w:val="en-US" w:eastAsia="zh-CN"/>
             </w:rPr>
-            <w:instrText xml:space="preserve"> HYPERLINK \l _Toc5643 </w:instrText>
+            <w:instrText xml:space="preserve"> HYPERLINK \l _Toc25382 </w:instrText>
           </w:r>
           <w:r>
             <w:rPr>
@@ -1022,7 +1022,7 @@
             <w:fldChar w:fldCharType="begin"/>
           </w:r>
           <w:r>
-            <w:instrText xml:space="preserve"> PAGEREF _Toc5643 \h </w:instrText>
+            <w:instrText xml:space="preserve"> PAGEREF _Toc25382 \h </w:instrText>
           </w:r>
           <w:r>
             <w:fldChar w:fldCharType="separate"/>
@@ -1060,7 +1060,7 @@
               <w:rFonts w:hint="default"/>
               <w:lang w:val="en-US" w:eastAsia="zh-CN"/>
             </w:rPr>
-            <w:instrText xml:space="preserve"> HYPERLINK \l _Toc27730 </w:instrText>
+            <w:instrText xml:space="preserve"> HYPERLINK \l _Toc22226 </w:instrText>
           </w:r>
           <w:r>
             <w:rPr>
@@ -1079,7 +1079,7 @@
             <w:fldChar w:fldCharType="begin"/>
           </w:r>
           <w:r>
-            <w:instrText xml:space="preserve"> PAGEREF _Toc27730 \h </w:instrText>
+            <w:instrText xml:space="preserve"> PAGEREF _Toc22226 \h </w:instrText>
           </w:r>
           <w:r>
             <w:fldChar w:fldCharType="separate"/>
@@ -1117,7 +1117,7 @@
               <w:rFonts w:hint="default"/>
               <w:lang w:val="en-US" w:eastAsia="zh-CN"/>
             </w:rPr>
-            <w:instrText xml:space="preserve"> HYPERLINK \l _Toc9766 </w:instrText>
+            <w:instrText xml:space="preserve"> HYPERLINK \l _Toc11242 </w:instrText>
           </w:r>
           <w:r>
             <w:rPr>
@@ -1141,7 +1141,7 @@
             <w:fldChar w:fldCharType="begin"/>
           </w:r>
           <w:r>
-            <w:instrText xml:space="preserve"> PAGEREF _Toc9766 \h </w:instrText>
+            <w:instrText xml:space="preserve"> PAGEREF _Toc11242 \h </w:instrText>
           </w:r>
           <w:r>
             <w:fldChar w:fldCharType="separate"/>
@@ -1179,7 +1179,7 @@
               <w:rFonts w:hint="default"/>
               <w:lang w:val="en-US" w:eastAsia="zh-CN"/>
             </w:rPr>
-            <w:instrText xml:space="preserve"> HYPERLINK \l _Toc3874 </w:instrText>
+            <w:instrText xml:space="preserve"> HYPERLINK \l _Toc15867 </w:instrText>
           </w:r>
           <w:r>
             <w:rPr>
@@ -1202,7 +1202,7 @@
             <w:fldChar w:fldCharType="begin"/>
           </w:r>
           <w:r>
-            <w:instrText xml:space="preserve"> PAGEREF _Toc3874 \h </w:instrText>
+            <w:instrText xml:space="preserve"> PAGEREF _Toc15867 \h </w:instrText>
           </w:r>
           <w:r>
             <w:fldChar w:fldCharType="separate"/>
@@ -1240,7 +1240,7 @@
               <w:rFonts w:hint="default"/>
               <w:lang w:val="en-US" w:eastAsia="zh-CN"/>
             </w:rPr>
-            <w:instrText xml:space="preserve"> HYPERLINK \l _Toc27512 </w:instrText>
+            <w:instrText xml:space="preserve"> HYPERLINK \l _Toc11945 </w:instrText>
           </w:r>
           <w:r>
             <w:rPr>
@@ -1263,7 +1263,7 @@
             <w:fldChar w:fldCharType="begin"/>
           </w:r>
           <w:r>
-            <w:instrText xml:space="preserve"> PAGEREF _Toc27512 \h </w:instrText>
+            <w:instrText xml:space="preserve"> PAGEREF _Toc11945 \h </w:instrText>
           </w:r>
           <w:r>
             <w:fldChar w:fldCharType="separate"/>
@@ -1301,7 +1301,7 @@
               <w:rFonts w:hint="default"/>
               <w:lang w:val="en-US" w:eastAsia="zh-CN"/>
             </w:rPr>
-            <w:instrText xml:space="preserve"> HYPERLINK \l _Toc16517 </w:instrText>
+            <w:instrText xml:space="preserve"> HYPERLINK \l _Toc5929 </w:instrText>
           </w:r>
           <w:r>
             <w:rPr>
@@ -1324,7 +1324,7 @@
             <w:fldChar w:fldCharType="begin"/>
           </w:r>
           <w:r>
-            <w:instrText xml:space="preserve"> PAGEREF _Toc16517 \h </w:instrText>
+            <w:instrText xml:space="preserve"> PAGEREF _Toc5929 \h </w:instrText>
           </w:r>
           <w:r>
             <w:fldChar w:fldCharType="separate"/>
@@ -1362,7 +1362,7 @@
               <w:rFonts w:hint="default"/>
               <w:lang w:val="en-US" w:eastAsia="zh-CN"/>
             </w:rPr>
-            <w:instrText xml:space="preserve"> HYPERLINK \l _Toc13155 </w:instrText>
+            <w:instrText xml:space="preserve"> HYPERLINK \l _Toc24700 </w:instrText>
           </w:r>
           <w:r>
             <w:rPr>
@@ -1392,7 +1392,7 @@
             <w:fldChar w:fldCharType="begin"/>
           </w:r>
           <w:r>
-            <w:instrText xml:space="preserve"> PAGEREF _Toc13155 \h </w:instrText>
+            <w:instrText xml:space="preserve"> PAGEREF _Toc24700 \h </w:instrText>
           </w:r>
           <w:r>
             <w:fldChar w:fldCharType="separate"/>
@@ -1430,7 +1430,7 @@
               <w:rFonts w:hint="default"/>
               <w:lang w:val="en-US" w:eastAsia="zh-CN"/>
             </w:rPr>
-            <w:instrText xml:space="preserve"> HYPERLINK \l _Toc13354 </w:instrText>
+            <w:instrText xml:space="preserve"> HYPERLINK \l _Toc9404 </w:instrText>
           </w:r>
           <w:r>
             <w:rPr>
@@ -1467,7 +1467,7 @@
             <w:fldChar w:fldCharType="begin"/>
           </w:r>
           <w:r>
-            <w:instrText xml:space="preserve"> PAGEREF _Toc13354 \h </w:instrText>
+            <w:instrText xml:space="preserve"> PAGEREF _Toc9404 \h </w:instrText>
           </w:r>
           <w:r>
             <w:fldChar w:fldCharType="separate"/>
@@ -1505,7 +1505,7 @@
               <w:rFonts w:hint="default"/>
               <w:lang w:val="en-US" w:eastAsia="zh-CN"/>
             </w:rPr>
-            <w:instrText xml:space="preserve"> HYPERLINK \l _Toc22369 </w:instrText>
+            <w:instrText xml:space="preserve"> HYPERLINK \l _Toc15682 </w:instrText>
           </w:r>
           <w:r>
             <w:rPr>
@@ -1528,7 +1528,7 @@
             <w:fldChar w:fldCharType="begin"/>
           </w:r>
           <w:r>
-            <w:instrText xml:space="preserve"> PAGEREF _Toc22369 \h </w:instrText>
+            <w:instrText xml:space="preserve"> PAGEREF _Toc15682 \h </w:instrText>
           </w:r>
           <w:r>
             <w:fldChar w:fldCharType="separate"/>
@@ -1566,7 +1566,7 @@
               <w:rFonts w:hint="default"/>
               <w:lang w:val="en-US" w:eastAsia="zh-CN"/>
             </w:rPr>
-            <w:instrText xml:space="preserve"> HYPERLINK \l _Toc10243 </w:instrText>
+            <w:instrText xml:space="preserve"> HYPERLINK \l _Toc12816 </w:instrText>
           </w:r>
           <w:r>
             <w:rPr>
@@ -1589,7 +1589,7 @@
             <w:fldChar w:fldCharType="begin"/>
           </w:r>
           <w:r>
-            <w:instrText xml:space="preserve"> PAGEREF _Toc10243 \h </w:instrText>
+            <w:instrText xml:space="preserve"> PAGEREF _Toc12816 \h </w:instrText>
           </w:r>
           <w:r>
             <w:fldChar w:fldCharType="separate"/>
@@ -1627,7 +1627,7 @@
               <w:rFonts w:hint="default"/>
               <w:lang w:val="en-US" w:eastAsia="zh-CN"/>
             </w:rPr>
-            <w:instrText xml:space="preserve"> HYPERLINK \l _Toc18044 </w:instrText>
+            <w:instrText xml:space="preserve"> HYPERLINK \l _Toc3577 </w:instrText>
           </w:r>
           <w:r>
             <w:rPr>
@@ -1650,7 +1650,7 @@
             <w:fldChar w:fldCharType="begin"/>
           </w:r>
           <w:r>
-            <w:instrText xml:space="preserve"> PAGEREF _Toc18044 \h </w:instrText>
+            <w:instrText xml:space="preserve"> PAGEREF _Toc3577 \h </w:instrText>
           </w:r>
           <w:r>
             <w:fldChar w:fldCharType="separate"/>
@@ -1688,7 +1688,7 @@
               <w:rFonts w:hint="default"/>
               <w:lang w:val="en-US" w:eastAsia="zh-CN"/>
             </w:rPr>
-            <w:instrText xml:space="preserve"> HYPERLINK \l _Toc15462 </w:instrText>
+            <w:instrText xml:space="preserve"> HYPERLINK \l _Toc10993 </w:instrText>
           </w:r>
           <w:r>
             <w:rPr>
@@ -1711,7 +1711,7 @@
             <w:fldChar w:fldCharType="begin"/>
           </w:r>
           <w:r>
-            <w:instrText xml:space="preserve"> PAGEREF _Toc15462 \h </w:instrText>
+            <w:instrText xml:space="preserve"> PAGEREF _Toc10993 \h </w:instrText>
           </w:r>
           <w:r>
             <w:fldChar w:fldCharType="separate"/>
@@ -1749,7 +1749,7 @@
               <w:rFonts w:hint="default"/>
               <w:lang w:val="en-US" w:eastAsia="zh-CN"/>
             </w:rPr>
-            <w:instrText xml:space="preserve"> HYPERLINK \l _Toc8022 </w:instrText>
+            <w:instrText xml:space="preserve"> HYPERLINK \l _Toc25311 </w:instrText>
           </w:r>
           <w:r>
             <w:rPr>
@@ -1772,7 +1772,7 @@
             <w:fldChar w:fldCharType="begin"/>
           </w:r>
           <w:r>
-            <w:instrText xml:space="preserve"> PAGEREF _Toc8022 \h </w:instrText>
+            <w:instrText xml:space="preserve"> PAGEREF _Toc25311 \h </w:instrText>
           </w:r>
           <w:r>
             <w:fldChar w:fldCharType="separate"/>
@@ -1810,7 +1810,7 @@
               <w:rFonts w:hint="default"/>
               <w:lang w:val="en-US" w:eastAsia="zh-CN"/>
             </w:rPr>
-            <w:instrText xml:space="preserve"> HYPERLINK \l _Toc15983 </w:instrText>
+            <w:instrText xml:space="preserve"> HYPERLINK \l _Toc27588 </w:instrText>
           </w:r>
           <w:r>
             <w:rPr>
@@ -1833,7 +1833,7 @@
             <w:fldChar w:fldCharType="begin"/>
           </w:r>
           <w:r>
-            <w:instrText xml:space="preserve"> PAGEREF _Toc15983 \h </w:instrText>
+            <w:instrText xml:space="preserve"> PAGEREF _Toc27588 \h </w:instrText>
           </w:r>
           <w:r>
             <w:fldChar w:fldCharType="separate"/>
@@ -1871,7 +1871,7 @@
               <w:rFonts w:hint="default"/>
               <w:lang w:val="en-US" w:eastAsia="zh-CN"/>
             </w:rPr>
-            <w:instrText xml:space="preserve"> HYPERLINK \l _Toc1944 </w:instrText>
+            <w:instrText xml:space="preserve"> HYPERLINK \l _Toc26488 </w:instrText>
           </w:r>
           <w:r>
             <w:rPr>
@@ -1894,7 +1894,7 @@
             <w:fldChar w:fldCharType="begin"/>
           </w:r>
           <w:r>
-            <w:instrText xml:space="preserve"> PAGEREF _Toc1944 \h </w:instrText>
+            <w:instrText xml:space="preserve"> PAGEREF _Toc26488 \h </w:instrText>
           </w:r>
           <w:r>
             <w:fldChar w:fldCharType="separate"/>
@@ -1932,7 +1932,7 @@
               <w:rFonts w:hint="default"/>
               <w:lang w:val="en-US" w:eastAsia="zh-CN"/>
             </w:rPr>
-            <w:instrText xml:space="preserve"> HYPERLINK \l _Toc32308 </w:instrText>
+            <w:instrText xml:space="preserve"> HYPERLINK \l _Toc30693 </w:instrText>
           </w:r>
           <w:r>
             <w:rPr>
@@ -1955,7 +1955,7 @@
             <w:fldChar w:fldCharType="begin"/>
           </w:r>
           <w:r>
-            <w:instrText xml:space="preserve"> PAGEREF _Toc32308 \h </w:instrText>
+            <w:instrText xml:space="preserve"> PAGEREF _Toc30693 \h </w:instrText>
           </w:r>
           <w:r>
             <w:fldChar w:fldCharType="separate"/>
@@ -2024,7 +2024,7 @@
           <w:lang w:val="en-US" w:eastAsia="zh-CN"/>
         </w:rPr>
       </w:pPr>
-      <w:bookmarkStart w:id="3" w:name="_Toc3874"/>
+      <w:bookmarkStart w:id="3" w:name="_Toc15867"/>
       <w:r>
         <w:rPr>
           <w:rFonts w:hint="default"/>
@@ -2060,7 +2060,7 @@
           <w:lang w:val="en-US" w:eastAsia="zh-CN"/>
         </w:rPr>
       </w:pPr>
-      <w:bookmarkStart w:id="4" w:name="_Toc27512"/>
+      <w:bookmarkStart w:id="4" w:name="_Toc11945"/>
       <w:r>
         <w:rPr>
           <w:rFonts w:hint="default"/>
@@ -2096,7 +2096,7 @@
           <w:lang w:val="en-US" w:eastAsia="zh-CN"/>
         </w:rPr>
       </w:pPr>
-      <w:bookmarkStart w:id="5" w:name="_Toc16517"/>
+      <w:bookmarkStart w:id="5" w:name="_Toc5929"/>
       <w:r>
         <w:rPr>
           <w:rFonts w:hint="default"/>
@@ -2115,7 +2115,7 @@
           <w:lang w:val="en-US" w:eastAsia="zh-CN"/>
         </w:rPr>
       </w:pPr>
-      <w:bookmarkStart w:id="6" w:name="_Toc13155"/>
+      <w:bookmarkStart w:id="6" w:name="_Toc24700"/>
       <w:r>
         <w:rPr>
           <w:rFonts w:hint="eastAsia"/>
@@ -2185,7 +2185,7 @@
           <w:lang w:val="en-US" w:eastAsia="zh-CN"/>
         </w:rPr>
       </w:pPr>
-      <w:bookmarkStart w:id="7" w:name="_Toc13354"/>
+      <w:bookmarkStart w:id="7" w:name="_Toc9404"/>
       <w:r>
         <w:rPr>
           <w:rFonts w:hint="eastAsia"/>
@@ -2283,7 +2283,7 @@
           <w:lang w:val="en-US" w:eastAsia="zh-CN"/>
         </w:rPr>
       </w:pPr>
-      <w:bookmarkStart w:id="8" w:name="_Toc22369"/>
+      <w:bookmarkStart w:id="8" w:name="_Toc15682"/>
       <w:r>
         <w:rPr>
           <w:rFonts w:hint="default"/>
@@ -2302,7 +2302,7 @@
           <w:lang w:val="en-US" w:eastAsia="zh-CN"/>
         </w:rPr>
       </w:pPr>
-      <w:bookmarkStart w:id="9" w:name="_Toc10243"/>
+      <w:bookmarkStart w:id="9" w:name="_Toc12816"/>
       <w:r>
         <w:rPr>
           <w:rFonts w:hint="default"/>
@@ -2369,7 +2369,7 @@
           <w:lang w:val="en-US" w:eastAsia="zh-CN"/>
         </w:rPr>
       </w:pPr>
-      <w:bookmarkStart w:id="10" w:name="_Toc18044"/>
+      <w:bookmarkStart w:id="10" w:name="_Toc3577"/>
       <w:r>
         <w:rPr>
           <w:rFonts w:hint="default"/>
@@ -2412,7 +2412,7 @@
           <w:lang w:val="en-US" w:eastAsia="zh-CN"/>
         </w:rPr>
       </w:pPr>
-      <w:bookmarkStart w:id="11" w:name="_Toc15462"/>
+      <w:bookmarkStart w:id="11" w:name="_Toc10993"/>
       <w:r>
         <w:rPr>
           <w:rFonts w:hint="default"/>
@@ -2455,7 +2455,7 @@
           <w:lang w:val="en-US" w:eastAsia="zh-CN"/>
         </w:rPr>
       </w:pPr>
-      <w:bookmarkStart w:id="12" w:name="_Toc8022"/>
+      <w:bookmarkStart w:id="12" w:name="_Toc25311"/>
       <w:r>
         <w:rPr>
           <w:rFonts w:hint="default"/>
@@ -2498,7 +2498,7 @@
           <w:lang w:val="en-US" w:eastAsia="zh-CN"/>
         </w:rPr>
       </w:pPr>
-      <w:bookmarkStart w:id="13" w:name="_Toc15983"/>
+      <w:bookmarkStart w:id="13" w:name="_Toc27588"/>
       <w:r>
         <w:rPr>
           <w:rFonts w:hint="default"/>
@@ -2589,7 +2589,7 @@
           <w:lang w:val="en-US" w:eastAsia="zh-CN"/>
         </w:rPr>
       </w:pPr>
-      <w:bookmarkStart w:id="14" w:name="_Toc1944"/>
+      <w:bookmarkStart w:id="14" w:name="_Toc26488"/>
       <w:r>
         <w:rPr>
           <w:rFonts w:hint="default"/>
@@ -3056,7 +3056,7 @@
           <w:lang w:val="en-US" w:eastAsia="zh-CN"/>
         </w:rPr>
       </w:pPr>
-      <w:bookmarkStart w:id="15" w:name="_Toc32308"/>
+      <w:bookmarkStart w:id="15" w:name="_Toc30693"/>
       <w:r>
         <w:rPr>
           <w:rFonts w:hint="default"/>

--- a/6-过程管理/流程制度规范类文件/060101-过程框架设计管理制度.docx
+++ b/6-过程管理/流程制度规范类文件/060101-过程框架设计管理制度.docx
@@ -21,7 +21,7 @@
           <w:lang w:val="en-US" w:eastAsia="zh-CN"/>
         </w:rPr>
       </w:pPr>
-      <w:bookmarkStart w:id="0" w:name="_Toc25382"/>
+      <w:bookmarkStart w:id="0" w:name="_Toc19022"/>
       <w:r>
         <w:rPr>
           <w:rFonts w:hint="eastAsia"/>
@@ -36,7 +36,7 @@
         <w:pStyle w:val="36"/>
         <w:bidi w:val="0"/>
       </w:pPr>
-      <w:bookmarkStart w:id="1" w:name="_Toc22226"/>
+      <w:bookmarkStart w:id="1" w:name="_Toc283"/>
       <w:r>
         <w:t>中达丰集团有限公司</w:t>
       </w:r>
@@ -132,7 +132,7 @@
           <w:szCs w:val="21"/>
         </w:rPr>
       </w:pPr>
-      <w:bookmarkStart w:id="2" w:name="_Toc11242"/>
+      <w:bookmarkStart w:id="2" w:name="_Toc24983"/>
       <w:r>
         <w:rPr>
           <w:rFonts w:ascii="宋体" w:hAnsi="宋体" w:eastAsia="宋体" w:cs="宋体"/>
@@ -961,8 +961,6 @@
               <w:tab w:val="right" w:leader="dot" w:pos="8306"/>
             </w:tabs>
           </w:pPr>
-          <w:bookmarkStart w:id="16" w:name="_GoBack"/>
-          <w:bookmarkEnd w:id="16"/>
           <w:r>
             <w:rPr>
               <w:rFonts w:hint="default"/>
@@ -999,7 +997,7 @@
               <w:rFonts w:hint="default"/>
               <w:lang w:val="en-US" w:eastAsia="zh-CN"/>
             </w:rPr>
-            <w:instrText xml:space="preserve"> HYPERLINK \l _Toc25382 </w:instrText>
+            <w:instrText xml:space="preserve"> HYPERLINK \l _Toc19022 </w:instrText>
           </w:r>
           <w:r>
             <w:rPr>
@@ -1022,7 +1020,7 @@
             <w:fldChar w:fldCharType="begin"/>
           </w:r>
           <w:r>
-            <w:instrText xml:space="preserve"> PAGEREF _Toc25382 \h </w:instrText>
+            <w:instrText xml:space="preserve"> PAGEREF _Toc19022 \h </w:instrText>
           </w:r>
           <w:r>
             <w:fldChar w:fldCharType="separate"/>
@@ -1060,7 +1058,7 @@
               <w:rFonts w:hint="default"/>
               <w:lang w:val="en-US" w:eastAsia="zh-CN"/>
             </w:rPr>
-            <w:instrText xml:space="preserve"> HYPERLINK \l _Toc22226 </w:instrText>
+            <w:instrText xml:space="preserve"> HYPERLINK \l _Toc283 </w:instrText>
           </w:r>
           <w:r>
             <w:rPr>
@@ -1079,7 +1077,7 @@
             <w:fldChar w:fldCharType="begin"/>
           </w:r>
           <w:r>
-            <w:instrText xml:space="preserve"> PAGEREF _Toc22226 \h </w:instrText>
+            <w:instrText xml:space="preserve"> PAGEREF _Toc283 \h </w:instrText>
           </w:r>
           <w:r>
             <w:fldChar w:fldCharType="separate"/>
@@ -1117,7 +1115,7 @@
               <w:rFonts w:hint="default"/>
               <w:lang w:val="en-US" w:eastAsia="zh-CN"/>
             </w:rPr>
-            <w:instrText xml:space="preserve"> HYPERLINK \l _Toc11242 </w:instrText>
+            <w:instrText xml:space="preserve"> HYPERLINK \l _Toc24983 </w:instrText>
           </w:r>
           <w:r>
             <w:rPr>
@@ -1141,7 +1139,7 @@
             <w:fldChar w:fldCharType="begin"/>
           </w:r>
           <w:r>
-            <w:instrText xml:space="preserve"> PAGEREF _Toc11242 \h </w:instrText>
+            <w:instrText xml:space="preserve"> PAGEREF _Toc24983 \h </w:instrText>
           </w:r>
           <w:r>
             <w:fldChar w:fldCharType="separate"/>
@@ -1179,7 +1177,7 @@
               <w:rFonts w:hint="default"/>
               <w:lang w:val="en-US" w:eastAsia="zh-CN"/>
             </w:rPr>
-            <w:instrText xml:space="preserve"> HYPERLINK \l _Toc15867 </w:instrText>
+            <w:instrText xml:space="preserve"> HYPERLINK \l _Toc17390 </w:instrText>
           </w:r>
           <w:r>
             <w:rPr>
@@ -1202,7 +1200,7 @@
             <w:fldChar w:fldCharType="begin"/>
           </w:r>
           <w:r>
-            <w:instrText xml:space="preserve"> PAGEREF _Toc15867 \h </w:instrText>
+            <w:instrText xml:space="preserve"> PAGEREF _Toc17390 \h </w:instrText>
           </w:r>
           <w:r>
             <w:fldChar w:fldCharType="separate"/>
@@ -1240,7 +1238,7 @@
               <w:rFonts w:hint="default"/>
               <w:lang w:val="en-US" w:eastAsia="zh-CN"/>
             </w:rPr>
-            <w:instrText xml:space="preserve"> HYPERLINK \l _Toc11945 </w:instrText>
+            <w:instrText xml:space="preserve"> HYPERLINK \l _Toc6713 </w:instrText>
           </w:r>
           <w:r>
             <w:rPr>
@@ -1263,7 +1261,7 @@
             <w:fldChar w:fldCharType="begin"/>
           </w:r>
           <w:r>
-            <w:instrText xml:space="preserve"> PAGEREF _Toc11945 \h </w:instrText>
+            <w:instrText xml:space="preserve"> PAGEREF _Toc6713 \h </w:instrText>
           </w:r>
           <w:r>
             <w:fldChar w:fldCharType="separate"/>
@@ -1301,7 +1299,7 @@
               <w:rFonts w:hint="default"/>
               <w:lang w:val="en-US" w:eastAsia="zh-CN"/>
             </w:rPr>
-            <w:instrText xml:space="preserve"> HYPERLINK \l _Toc5929 </w:instrText>
+            <w:instrText xml:space="preserve"> HYPERLINK \l _Toc17750 </w:instrText>
           </w:r>
           <w:r>
             <w:rPr>
@@ -1324,7 +1322,7 @@
             <w:fldChar w:fldCharType="begin"/>
           </w:r>
           <w:r>
-            <w:instrText xml:space="preserve"> PAGEREF _Toc5929 \h </w:instrText>
+            <w:instrText xml:space="preserve"> PAGEREF _Toc17750 \h </w:instrText>
           </w:r>
           <w:r>
             <w:fldChar w:fldCharType="separate"/>
@@ -1362,7 +1360,7 @@
               <w:rFonts w:hint="default"/>
               <w:lang w:val="en-US" w:eastAsia="zh-CN"/>
             </w:rPr>
-            <w:instrText xml:space="preserve"> HYPERLINK \l _Toc24700 </w:instrText>
+            <w:instrText xml:space="preserve"> HYPERLINK \l _Toc2101 </w:instrText>
           </w:r>
           <w:r>
             <w:rPr>
@@ -1392,7 +1390,7 @@
             <w:fldChar w:fldCharType="begin"/>
           </w:r>
           <w:r>
-            <w:instrText xml:space="preserve"> PAGEREF _Toc24700 \h </w:instrText>
+            <w:instrText xml:space="preserve"> PAGEREF _Toc2101 \h </w:instrText>
           </w:r>
           <w:r>
             <w:fldChar w:fldCharType="separate"/>
@@ -1430,7 +1428,7 @@
               <w:rFonts w:hint="default"/>
               <w:lang w:val="en-US" w:eastAsia="zh-CN"/>
             </w:rPr>
-            <w:instrText xml:space="preserve"> HYPERLINK \l _Toc9404 </w:instrText>
+            <w:instrText xml:space="preserve"> HYPERLINK \l _Toc18531 </w:instrText>
           </w:r>
           <w:r>
             <w:rPr>
@@ -1467,7 +1465,7 @@
             <w:fldChar w:fldCharType="begin"/>
           </w:r>
           <w:r>
-            <w:instrText xml:space="preserve"> PAGEREF _Toc9404 \h </w:instrText>
+            <w:instrText xml:space="preserve"> PAGEREF _Toc18531 \h </w:instrText>
           </w:r>
           <w:r>
             <w:fldChar w:fldCharType="separate"/>
@@ -1505,7 +1503,7 @@
               <w:rFonts w:hint="default"/>
               <w:lang w:val="en-US" w:eastAsia="zh-CN"/>
             </w:rPr>
-            <w:instrText xml:space="preserve"> HYPERLINK \l _Toc15682 </w:instrText>
+            <w:instrText xml:space="preserve"> HYPERLINK \l _Toc11558 </w:instrText>
           </w:r>
           <w:r>
             <w:rPr>
@@ -1528,7 +1526,7 @@
             <w:fldChar w:fldCharType="begin"/>
           </w:r>
           <w:r>
-            <w:instrText xml:space="preserve"> PAGEREF _Toc15682 \h </w:instrText>
+            <w:instrText xml:space="preserve"> PAGEREF _Toc11558 \h </w:instrText>
           </w:r>
           <w:r>
             <w:fldChar w:fldCharType="separate"/>
@@ -1566,7 +1564,7 @@
               <w:rFonts w:hint="default"/>
               <w:lang w:val="en-US" w:eastAsia="zh-CN"/>
             </w:rPr>
-            <w:instrText xml:space="preserve"> HYPERLINK \l _Toc12816 </w:instrText>
+            <w:instrText xml:space="preserve"> HYPERLINK \l _Toc4075 </w:instrText>
           </w:r>
           <w:r>
             <w:rPr>
@@ -1589,7 +1587,7 @@
             <w:fldChar w:fldCharType="begin"/>
           </w:r>
           <w:r>
-            <w:instrText xml:space="preserve"> PAGEREF _Toc12816 \h </w:instrText>
+            <w:instrText xml:space="preserve"> PAGEREF _Toc4075 \h </w:instrText>
           </w:r>
           <w:r>
             <w:fldChar w:fldCharType="separate"/>
@@ -1627,7 +1625,7 @@
               <w:rFonts w:hint="default"/>
               <w:lang w:val="en-US" w:eastAsia="zh-CN"/>
             </w:rPr>
-            <w:instrText xml:space="preserve"> HYPERLINK \l _Toc3577 </w:instrText>
+            <w:instrText xml:space="preserve"> HYPERLINK \l _Toc29092 </w:instrText>
           </w:r>
           <w:r>
             <w:rPr>
@@ -1650,7 +1648,7 @@
             <w:fldChar w:fldCharType="begin"/>
           </w:r>
           <w:r>
-            <w:instrText xml:space="preserve"> PAGEREF _Toc3577 \h </w:instrText>
+            <w:instrText xml:space="preserve"> PAGEREF _Toc29092 \h </w:instrText>
           </w:r>
           <w:r>
             <w:fldChar w:fldCharType="separate"/>
@@ -1688,7 +1686,7 @@
               <w:rFonts w:hint="default"/>
               <w:lang w:val="en-US" w:eastAsia="zh-CN"/>
             </w:rPr>
-            <w:instrText xml:space="preserve"> HYPERLINK \l _Toc10993 </w:instrText>
+            <w:instrText xml:space="preserve"> HYPERLINK \l _Toc14034 </w:instrText>
           </w:r>
           <w:r>
             <w:rPr>
@@ -1711,7 +1709,7 @@
             <w:fldChar w:fldCharType="begin"/>
           </w:r>
           <w:r>
-            <w:instrText xml:space="preserve"> PAGEREF _Toc10993 \h </w:instrText>
+            <w:instrText xml:space="preserve"> PAGEREF _Toc14034 \h </w:instrText>
           </w:r>
           <w:r>
             <w:fldChar w:fldCharType="separate"/>
@@ -1749,7 +1747,7 @@
               <w:rFonts w:hint="default"/>
               <w:lang w:val="en-US" w:eastAsia="zh-CN"/>
             </w:rPr>
-            <w:instrText xml:space="preserve"> HYPERLINK \l _Toc25311 </w:instrText>
+            <w:instrText xml:space="preserve"> HYPERLINK \l _Toc20201 </w:instrText>
           </w:r>
           <w:r>
             <w:rPr>
@@ -1772,7 +1770,7 @@
             <w:fldChar w:fldCharType="begin"/>
           </w:r>
           <w:r>
-            <w:instrText xml:space="preserve"> PAGEREF _Toc25311 \h </w:instrText>
+            <w:instrText xml:space="preserve"> PAGEREF _Toc20201 \h </w:instrText>
           </w:r>
           <w:r>
             <w:fldChar w:fldCharType="separate"/>
@@ -1810,7 +1808,7 @@
               <w:rFonts w:hint="default"/>
               <w:lang w:val="en-US" w:eastAsia="zh-CN"/>
             </w:rPr>
-            <w:instrText xml:space="preserve"> HYPERLINK \l _Toc27588 </w:instrText>
+            <w:instrText xml:space="preserve"> HYPERLINK \l _Toc7087 </w:instrText>
           </w:r>
           <w:r>
             <w:rPr>
@@ -1833,7 +1831,7 @@
             <w:fldChar w:fldCharType="begin"/>
           </w:r>
           <w:r>
-            <w:instrText xml:space="preserve"> PAGEREF _Toc27588 \h </w:instrText>
+            <w:instrText xml:space="preserve"> PAGEREF _Toc7087 \h </w:instrText>
           </w:r>
           <w:r>
             <w:fldChar w:fldCharType="separate"/>
@@ -1871,7 +1869,7 @@
               <w:rFonts w:hint="default"/>
               <w:lang w:val="en-US" w:eastAsia="zh-CN"/>
             </w:rPr>
-            <w:instrText xml:space="preserve"> HYPERLINK \l _Toc26488 </w:instrText>
+            <w:instrText xml:space="preserve"> HYPERLINK \l _Toc21103 </w:instrText>
           </w:r>
           <w:r>
             <w:rPr>
@@ -1894,7 +1892,7 @@
             <w:fldChar w:fldCharType="begin"/>
           </w:r>
           <w:r>
-            <w:instrText xml:space="preserve"> PAGEREF _Toc26488 \h </w:instrText>
+            <w:instrText xml:space="preserve"> PAGEREF _Toc21103 \h </w:instrText>
           </w:r>
           <w:r>
             <w:fldChar w:fldCharType="separate"/>
@@ -1932,7 +1930,7 @@
               <w:rFonts w:hint="default"/>
               <w:lang w:val="en-US" w:eastAsia="zh-CN"/>
             </w:rPr>
-            <w:instrText xml:space="preserve"> HYPERLINK \l _Toc30693 </w:instrText>
+            <w:instrText xml:space="preserve"> HYPERLINK \l _Toc610 </w:instrText>
           </w:r>
           <w:r>
             <w:rPr>
@@ -1955,7 +1953,7 @@
             <w:fldChar w:fldCharType="begin"/>
           </w:r>
           <w:r>
-            <w:instrText xml:space="preserve"> PAGEREF _Toc30693 \h </w:instrText>
+            <w:instrText xml:space="preserve"> PAGEREF _Toc610 \h </w:instrText>
           </w:r>
           <w:r>
             <w:fldChar w:fldCharType="separate"/>
@@ -2024,7 +2022,7 @@
           <w:lang w:val="en-US" w:eastAsia="zh-CN"/>
         </w:rPr>
       </w:pPr>
-      <w:bookmarkStart w:id="3" w:name="_Toc15867"/>
+      <w:bookmarkStart w:id="3" w:name="_Toc17390"/>
       <w:r>
         <w:rPr>
           <w:rFonts w:hint="default"/>
@@ -2060,7 +2058,7 @@
           <w:lang w:val="en-US" w:eastAsia="zh-CN"/>
         </w:rPr>
       </w:pPr>
-      <w:bookmarkStart w:id="4" w:name="_Toc11945"/>
+      <w:bookmarkStart w:id="4" w:name="_Toc6713"/>
       <w:r>
         <w:rPr>
           <w:rFonts w:hint="default"/>
@@ -2096,7 +2094,7 @@
           <w:lang w:val="en-US" w:eastAsia="zh-CN"/>
         </w:rPr>
       </w:pPr>
-      <w:bookmarkStart w:id="5" w:name="_Toc5929"/>
+      <w:bookmarkStart w:id="5" w:name="_Toc17750"/>
       <w:r>
         <w:rPr>
           <w:rFonts w:hint="default"/>
@@ -2115,7 +2113,7 @@
           <w:lang w:val="en-US" w:eastAsia="zh-CN"/>
         </w:rPr>
       </w:pPr>
-      <w:bookmarkStart w:id="6" w:name="_Toc24700"/>
+      <w:bookmarkStart w:id="6" w:name="_Toc2101"/>
       <w:r>
         <w:rPr>
           <w:rFonts w:hint="eastAsia"/>
@@ -2185,7 +2183,7 @@
           <w:lang w:val="en-US" w:eastAsia="zh-CN"/>
         </w:rPr>
       </w:pPr>
-      <w:bookmarkStart w:id="7" w:name="_Toc9404"/>
+      <w:bookmarkStart w:id="7" w:name="_Toc18531"/>
       <w:r>
         <w:rPr>
           <w:rFonts w:hint="eastAsia"/>
@@ -2201,6 +2199,8 @@
         <w:t>项目经理</w:t>
       </w:r>
       <w:bookmarkEnd w:id="7"/>
+      <w:bookmarkStart w:id="16" w:name="_GoBack"/>
+      <w:bookmarkEnd w:id="16"/>
     </w:p>
     <w:p>
       <w:pPr>
@@ -2283,7 +2283,7 @@
           <w:lang w:val="en-US" w:eastAsia="zh-CN"/>
         </w:rPr>
       </w:pPr>
-      <w:bookmarkStart w:id="8" w:name="_Toc15682"/>
+      <w:bookmarkStart w:id="8" w:name="_Toc11558"/>
       <w:r>
         <w:rPr>
           <w:rFonts w:hint="default"/>
@@ -2302,7 +2302,7 @@
           <w:lang w:val="en-US" w:eastAsia="zh-CN"/>
         </w:rPr>
       </w:pPr>
-      <w:bookmarkStart w:id="9" w:name="_Toc12816"/>
+      <w:bookmarkStart w:id="9" w:name="_Toc4075"/>
       <w:r>
         <w:rPr>
           <w:rFonts w:hint="default"/>
@@ -2369,7 +2369,7 @@
           <w:lang w:val="en-US" w:eastAsia="zh-CN"/>
         </w:rPr>
       </w:pPr>
-      <w:bookmarkStart w:id="10" w:name="_Toc3577"/>
+      <w:bookmarkStart w:id="10" w:name="_Toc29092"/>
       <w:r>
         <w:rPr>
           <w:rFonts w:hint="default"/>
@@ -2412,7 +2412,7 @@
           <w:lang w:val="en-US" w:eastAsia="zh-CN"/>
         </w:rPr>
       </w:pPr>
-      <w:bookmarkStart w:id="11" w:name="_Toc10993"/>
+      <w:bookmarkStart w:id="11" w:name="_Toc14034"/>
       <w:r>
         <w:rPr>
           <w:rFonts w:hint="default"/>
@@ -2455,7 +2455,7 @@
           <w:lang w:val="en-US" w:eastAsia="zh-CN"/>
         </w:rPr>
       </w:pPr>
-      <w:bookmarkStart w:id="12" w:name="_Toc25311"/>
+      <w:bookmarkStart w:id="12" w:name="_Toc20201"/>
       <w:r>
         <w:rPr>
           <w:rFonts w:hint="default"/>
@@ -2498,7 +2498,7 @@
           <w:lang w:val="en-US" w:eastAsia="zh-CN"/>
         </w:rPr>
       </w:pPr>
-      <w:bookmarkStart w:id="13" w:name="_Toc27588"/>
+      <w:bookmarkStart w:id="13" w:name="_Toc7087"/>
       <w:r>
         <w:rPr>
           <w:rFonts w:hint="default"/>
@@ -2589,7 +2589,7 @@
           <w:lang w:val="en-US" w:eastAsia="zh-CN"/>
         </w:rPr>
       </w:pPr>
-      <w:bookmarkStart w:id="14" w:name="_Toc26488"/>
+      <w:bookmarkStart w:id="14" w:name="_Toc21103"/>
       <w:r>
         <w:rPr>
           <w:rFonts w:hint="default"/>
@@ -3056,7 +3056,7 @@
           <w:lang w:val="en-US" w:eastAsia="zh-CN"/>
         </w:rPr>
       </w:pPr>
-      <w:bookmarkStart w:id="15" w:name="_Toc30693"/>
+      <w:bookmarkStart w:id="15" w:name="_Toc610"/>
       <w:r>
         <w:rPr>
           <w:rFonts w:hint="default"/>
